--- a/Projects/golden-fur/docs/Architectural-Change-Suggestions.docx
+++ b/Projects/golden-fur/docs/Architectural-Change-Suggestions.docx
@@ -41,7 +41,7 @@
           <w:pgNumType w:start="1"/>
         </w:sectPr>
       </w:pPr>
-      <w:bookmarkStart w:colFirst="0" w:colLast="0" w:name="_agt7vq3kl7nw" w:id="0"/>
+      <w:bookmarkStart w:colFirst="0" w:colLast="0" w:name="_crb1dr4a5qaa" w:id="0"/>
       <w:bookmarkEnd w:id="0"/>
       <w:r>
         <w:rPr>
@@ -233,7 +233,7 @@
             <w:sdt>
               <w:sdtPr>
                 <w:alias w:val="Project status"/>
-                <w:id w:val="1178523336"/>
+                <w:id w:val="-277296131"/>
                 <w:dropDownList w:lastValue="Not Started">
                   <w:listItem w:displayText="Not Started" w:value="Not Started"/>
                   <w:listItem w:displayText="Blocked" w:value="Blocked"/>
@@ -267,7 +267,7 @@
             <w:pPr>
               <w:numPr>
                 <w:ilvl w:val="0"/>
-                <w:numId w:val="41"/>
+                <w:numId w:val="39"/>
               </w:numPr>
               <w:spacing w:after="60" w:line="240" w:lineRule="auto"/>
               <w:ind w:left="720" w:hanging="360"/>
@@ -303,7 +303,7 @@
             <w:sdt>
               <w:sdtPr>
                 <w:alias w:val="Assignee"/>
-                <w:id w:val="910680518"/>
+                <w:id w:val="514797261"/>
                 <w:dropDownList w:lastValue="Alarie">
                   <w:listItem w:displayText="None" w:value="None"/>
                   <w:listItem w:displayText="Alarie" w:value="Alarie"/>
@@ -352,7 +352,7 @@
             <w:sdt>
               <w:sdtPr>
                 <w:alias w:val="Project status"/>
-                <w:id w:val="1071036443"/>
+                <w:id w:val="-665957717"/>
                 <w:dropDownList w:lastValue="Not Started">
                   <w:listItem w:displayText="Not Started" w:value="Not Started"/>
                   <w:listItem w:displayText="Blocked" w:value="Blocked"/>
@@ -386,7 +386,7 @@
             <w:pPr>
               <w:numPr>
                 <w:ilvl w:val="0"/>
-                <w:numId w:val="29"/>
+                <w:numId w:val="26"/>
               </w:numPr>
               <w:spacing w:after="60" w:line="240" w:lineRule="auto"/>
               <w:ind w:left="720" w:hanging="360"/>
@@ -422,7 +422,7 @@
             <w:sdt>
               <w:sdtPr>
                 <w:alias w:val="Assignee"/>
-                <w:id w:val="401661910"/>
+                <w:id w:val="630092036"/>
                 <w:dropDownList w:lastValue="Alarie">
                   <w:listItem w:displayText="None" w:value="None"/>
                   <w:listItem w:displayText="Alarie" w:value="Alarie"/>
@@ -471,7 +471,7 @@
             <w:sdt>
               <w:sdtPr>
                 <w:alias w:val="Project status"/>
-                <w:id w:val="-1569001260"/>
+                <w:id w:val="-630449743"/>
                 <w:dropDownList w:lastValue="Not Started">
                   <w:listItem w:displayText="Not Started" w:value="Not Started"/>
                   <w:listItem w:displayText="Blocked" w:value="Blocked"/>
@@ -505,7 +505,7 @@
             <w:pPr>
               <w:numPr>
                 <w:ilvl w:val="0"/>
-                <w:numId w:val="17"/>
+                <w:numId w:val="43"/>
               </w:numPr>
               <w:spacing w:after="0" w:afterAutospacing="0" w:line="240" w:lineRule="auto"/>
               <w:ind w:left="720" w:hanging="360"/>
@@ -522,17 +522,17 @@
                 <w:szCs w:val="24"/>
                 <w:rtl w:val="0"/>
               </w:rPr>
-              <w:t xml:space="preserve">Apply downpayment config for all bookings made online</w:t>
+              <w:t xml:space="preserve">Add a dedicated transactions page (I think it’s already there) to search, filter and sort all customer transactions (e.g. downpayment, full, etc.), where each transaction is linked to a booking</w:t>
             </w:r>
           </w:p>
           <w:p>
             <w:pPr>
               <w:numPr>
-                <w:ilvl w:val="1"/>
-                <w:numId w:val="17"/>
+                <w:ilvl w:val="0"/>
+                <w:numId w:val="43"/>
               </w:numPr>
               <w:spacing w:after="0" w:afterAutospacing="0" w:line="240" w:lineRule="auto"/>
-              <w:ind w:left="1440" w:hanging="360"/>
+              <w:ind w:left="720" w:hanging="360"/>
               <w:rPr>
                 <w:rFonts w:ascii="Times" w:cs="Times" w:eastAsia="Times" w:hAnsi="Times"/>
                 <w:sz w:val="24"/>
@@ -546,17 +546,17 @@
                 <w:szCs w:val="24"/>
                 <w:rtl w:val="0"/>
               </w:rPr>
-              <w:t xml:space="preserve">Since when customers make bookings, they’re trying to reserve time</w:t>
+              <w:t xml:space="preserve">Online bookings of status pending payment will appear here for cashiers to mark as paid</w:t>
             </w:r>
           </w:p>
           <w:p>
             <w:pPr>
               <w:numPr>
-                <w:ilvl w:val="1"/>
-                <w:numId w:val="17"/>
+                <w:ilvl w:val="0"/>
+                <w:numId w:val="43"/>
               </w:numPr>
               <w:spacing w:after="0" w:afterAutospacing="0" w:line="240" w:lineRule="auto"/>
-              <w:ind w:left="1440" w:hanging="360"/>
+              <w:ind w:left="720" w:hanging="360"/>
               <w:rPr>
                 <w:rFonts w:ascii="Times" w:cs="Times" w:eastAsia="Times" w:hAnsi="Times"/>
                 <w:sz w:val="24"/>
@@ -570,17 +570,17 @@
                 <w:szCs w:val="24"/>
                 <w:rtl w:val="0"/>
               </w:rPr>
-              <w:t xml:space="preserve">If they don’t show up, the institution loses on money</w:t>
+              <w:t xml:space="preserve">Make other queues pull bookings from payments queue (fully paid or partially paid), instead of relying on bookings queue (status IS NOT pending)</w:t>
             </w:r>
           </w:p>
           <w:p>
             <w:pPr>
               <w:numPr>
-                <w:ilvl w:val="1"/>
-                <w:numId w:val="17"/>
+                <w:ilvl w:val="0"/>
+                <w:numId w:val="43"/>
               </w:numPr>
               <w:spacing w:after="0" w:afterAutospacing="0" w:line="240" w:lineRule="auto"/>
-              <w:ind w:left="1440" w:hanging="360"/>
+              <w:ind w:left="720" w:hanging="360"/>
               <w:rPr>
                 <w:rFonts w:ascii="Times" w:cs="Times" w:eastAsia="Times" w:hAnsi="Times"/>
                 <w:sz w:val="24"/>
@@ -594,17 +594,17 @@
                 <w:szCs w:val="24"/>
                 <w:rtl w:val="0"/>
               </w:rPr>
-              <w:t xml:space="preserve">NO NEED for walk-ins</w:t>
+              <w:t xml:space="preserve">Or perhaps just add an extra status in bookings queue before pending (e.g. unconfirmed), that specifies that an online booking is still not paid</w:t>
             </w:r>
           </w:p>
           <w:p>
             <w:pPr>
               <w:numPr>
-                <w:ilvl w:val="1"/>
-                <w:numId w:val="17"/>
+                <w:ilvl w:val="0"/>
+                <w:numId w:val="43"/>
               </w:numPr>
               <w:spacing w:after="0" w:afterAutospacing="0" w:line="240" w:lineRule="auto"/>
-              <w:ind w:left="1440" w:hanging="360"/>
+              <w:ind w:left="720" w:hanging="360"/>
               <w:rPr>
                 <w:rFonts w:ascii="Times" w:cs="Times" w:eastAsia="Times" w:hAnsi="Times"/>
                 <w:sz w:val="24"/>
@@ -618,17 +618,17 @@
                 <w:szCs w:val="24"/>
                 <w:rtl w:val="0"/>
               </w:rPr>
-              <w:t xml:space="preserve">Online bookings are determined by the booking date (it’s not on the same date and not the current time)</w:t>
+              <w:t xml:space="preserve">Perhaps revamp entire bookings queue status to something like: unconfirmed &gt; confirmed &gt; no show &gt; cancelled</w:t>
             </w:r>
           </w:p>
           <w:p>
             <w:pPr>
               <w:numPr>
-                <w:ilvl w:val="1"/>
-                <w:numId w:val="17"/>
+                <w:ilvl w:val="0"/>
+                <w:numId w:val="43"/>
               </w:numPr>
               <w:spacing w:after="60" w:line="240" w:lineRule="auto"/>
-              <w:ind w:left="1440" w:hanging="360"/>
+              <w:ind w:left="720" w:hanging="360"/>
               <w:rPr>
                 <w:rFonts w:ascii="Times" w:cs="Times" w:eastAsia="Times" w:hAnsi="Times"/>
                 <w:sz w:val="24"/>
@@ -642,7 +642,7 @@
                 <w:szCs w:val="24"/>
                 <w:rtl w:val="0"/>
               </w:rPr>
-              <w:t xml:space="preserve">Does not show up at other queues, only shows up at booking queue as pending, and at payments queue (cashier)</w:t>
+              <w:t xml:space="preserve">While all the other queues will use the standard status: pending &gt; in progress &gt; completed</w:t>
             </w:r>
           </w:p>
         </w:tc>
@@ -661,7 +661,7 @@
             <w:sdt>
               <w:sdtPr>
                 <w:alias w:val="Assignee"/>
-                <w:id w:val="-664847191"/>
+                <w:id w:val="-189372658"/>
                 <w:dropDownList w:lastValue="Matthew">
                   <w:listItem w:displayText="None" w:value="None"/>
                   <w:listItem w:displayText="Alarie" w:value="Alarie"/>
@@ -710,8 +710,8 @@
             <w:sdt>
               <w:sdtPr>
                 <w:alias w:val="Project status"/>
-                <w:id w:val="-1354465599"/>
-                <w:dropDownList w:lastValue="Not Started">
+                <w:id w:val="664893464"/>
+                <w:dropDownList w:lastValue="Completed">
                   <w:listItem w:displayText="Not Started" w:value="Not Started"/>
                   <w:listItem w:displayText="Blocked" w:value="Blocked"/>
                   <w:listItem w:displayText="In Progress" w:value="In Progress"/>
@@ -722,12 +722,12 @@
                 <w:r>
                   <w:rPr>
                     <w:rFonts w:ascii="Times" w:cs="Times" w:eastAsia="Times" w:hAnsi="Times"/>
-                    <w:color w:val="3d3d3d"/>
+                    <w:color w:val="11734b"/>
                     <w:sz w:val="24"/>
                     <w:szCs w:val="24"/>
-                    <w:shd w:fill="e6e6e6" w:val="clear"/>
+                    <w:shd w:fill="d4edbc" w:val="clear"/>
                   </w:rPr>
-                  <w:t xml:space="preserve">Not Started</w:t>
+                  <w:t xml:space="preserve">Completed</w:t>
                 </w:r>
               </w:sdtContent>
             </w:sdt>
@@ -744,7 +744,7 @@
             <w:pPr>
               <w:numPr>
                 <w:ilvl w:val="0"/>
-                <w:numId w:val="12"/>
+                <w:numId w:val="43"/>
               </w:numPr>
               <w:spacing w:after="0" w:afterAutospacing="0" w:line="240" w:lineRule="auto"/>
               <w:ind w:left="720" w:hanging="360"/>
@@ -761,14 +761,134 @@
                 <w:szCs w:val="24"/>
                 <w:rtl w:val="0"/>
               </w:rPr>
-              <w:t xml:space="preserve">Build a dedicated walk-in booking flow: same-day, on-site registration for walk-in customers, distinct from the future-appointment booking flow.</w:t>
+              <w:t xml:space="preserve">Require some form of online payment (full or down payment) on every online booking — do not allow a slot to be reserved with zero payment.</w:t>
+            </w:r>
+          </w:p>
+          <w:p>
+            <w:pPr>
+              <w:numPr>
+                <w:ilvl w:val="0"/>
+                <w:numId w:val="43"/>
+              </w:numPr>
+              <w:spacing w:after="0" w:afterAutospacing="0" w:line="240" w:lineRule="auto"/>
+              <w:ind w:left="720" w:hanging="360"/>
+              <w:rPr>
+                <w:rFonts w:ascii="Times" w:cs="Times" w:eastAsia="Times" w:hAnsi="Times"/>
+                <w:sz w:val="24"/>
+                <w:szCs w:val="24"/>
+              </w:rPr>
+            </w:pPr>
+            <w:r>
+              <w:rPr>
+                <w:rFonts w:ascii="Times" w:cs="Times" w:eastAsia="Times" w:hAnsi="Times"/>
+                <w:sz w:val="24"/>
+                <w:szCs w:val="24"/>
+                <w:rtl w:val="0"/>
+              </w:rPr>
+              <w:t xml:space="preserve">Make the down payment configurable as either a percentage of the total price or a flat fixed amount, set by an admin/owner.</w:t>
+            </w:r>
+          </w:p>
+          <w:p>
+            <w:pPr>
+              <w:numPr>
+                <w:ilvl w:val="0"/>
+                <w:numId w:val="43"/>
+              </w:numPr>
+              <w:spacing w:after="0" w:afterAutospacing="0" w:line="240" w:lineRule="auto"/>
+              <w:ind w:left="720" w:hanging="360"/>
+              <w:rPr>
+                <w:rFonts w:ascii="Times" w:cs="Times" w:eastAsia="Times" w:hAnsi="Times"/>
+                <w:sz w:val="24"/>
+                <w:szCs w:val="24"/>
+              </w:rPr>
+            </w:pPr>
+            <w:r>
+              <w:rPr>
+                <w:rFonts w:ascii="Times" w:cs="Times" w:eastAsia="Times" w:hAnsi="Times"/>
+                <w:sz w:val="24"/>
+                <w:szCs w:val="24"/>
+                <w:rtl w:val="0"/>
+              </w:rPr>
+              <w:t xml:space="preserve">While a down payment is unpaid, keep the booking at 'Pending' and leave that time slot visible and bookable by other customers — it should not lock the queue/schedule.</w:t>
+            </w:r>
+          </w:p>
+          <w:p>
+            <w:pPr>
+              <w:numPr>
+                <w:ilvl w:val="0"/>
+                <w:numId w:val="43"/>
+              </w:numPr>
+              <w:spacing w:after="0" w:afterAutospacing="0" w:line="240" w:lineRule="auto"/>
+              <w:ind w:left="720" w:hanging="360"/>
+              <w:rPr>
+                <w:rFonts w:ascii="Times" w:cs="Times" w:eastAsia="Times" w:hAnsi="Times"/>
+                <w:sz w:val="24"/>
+                <w:szCs w:val="24"/>
+              </w:rPr>
+            </w:pPr>
+            <w:r>
+              <w:rPr>
+                <w:rFonts w:ascii="Times" w:cs="Times" w:eastAsia="Times" w:hAnsi="Times"/>
+                <w:sz w:val="24"/>
+                <w:szCs w:val="24"/>
+                <w:rtl w:val="0"/>
+              </w:rPr>
+              <w:t xml:space="preserve">Add an expiration timer to unpaid down-payment reservations (e.g., due by end of day); auto-release the held slot if the deadline passes unpaid.</w:t>
+            </w:r>
+          </w:p>
+          <w:p>
+            <w:pPr>
+              <w:numPr>
+                <w:ilvl w:val="0"/>
+                <w:numId w:val="43"/>
+              </w:numPr>
+              <w:spacing w:after="0" w:afterAutospacing="0" w:line="240" w:lineRule="auto"/>
+              <w:ind w:left="720" w:hanging="360"/>
+              <w:rPr>
+                <w:rFonts w:ascii="Times" w:cs="Times" w:eastAsia="Times" w:hAnsi="Times"/>
+                <w:sz w:val="24"/>
+                <w:szCs w:val="24"/>
+              </w:rPr>
+            </w:pPr>
+            <w:r>
+              <w:rPr>
+                <w:rFonts w:ascii="Times" w:cs="Times" w:eastAsia="Times" w:hAnsi="Times"/>
+                <w:sz w:val="24"/>
+                <w:szCs w:val="24"/>
+                <w:rtl w:val="0"/>
+              </w:rPr>
+              <w:t xml:space="preserve">At the payment phase of the booking process, add an option for the customer/receptionist to choose either full payment or downpayment for online transaction (NOT IN WALK INS, walkins auto full)</w:t>
+            </w:r>
+          </w:p>
+          <w:p>
+            <w:pPr>
+              <w:numPr>
+                <w:ilvl w:val="0"/>
+                <w:numId w:val="43"/>
+              </w:numPr>
+              <w:spacing w:after="0" w:afterAutospacing="0" w:line="240" w:lineRule="auto"/>
+              <w:ind w:left="720" w:hanging="360"/>
+              <w:rPr>
+                <w:rFonts w:ascii="Times" w:cs="Times" w:eastAsia="Times" w:hAnsi="Times"/>
+                <w:sz w:val="24"/>
+                <w:szCs w:val="24"/>
+              </w:rPr>
+            </w:pPr>
+            <w:r>
+              <w:rPr>
+                <w:rFonts w:ascii="Times" w:cs="Times" w:eastAsia="Times" w:hAnsi="Times"/>
+                <w:sz w:val="24"/>
+                <w:szCs w:val="24"/>
+                <w:rtl w:val="0"/>
+              </w:rPr>
+              <w:t xml:space="preserve">At payments queue, a design the UI in a way that allows cashiers to mark transactions as paid</w:t>
             </w:r>
           </w:p>
           <w:p>
             <w:pPr>
               <w:numPr>
                 <w:ilvl w:val="1"/>
-                <w:numId w:val="12"/>
+                <w:numId w:val="43"/>
               </w:numPr>
               <w:spacing w:after="0" w:afterAutospacing="0" w:line="240" w:lineRule="auto"/>
               <w:ind w:left="1440" w:hanging="360"/>
@@ -785,14 +905,14 @@
                 <w:szCs w:val="24"/>
                 <w:rtl w:val="0"/>
               </w:rPr>
-              <w:t xml:space="preserve">Build this in the booking process (for both receptionist and customer) &gt; date time picker</w:t>
+              <w:t xml:space="preserve">If the transaction is downpayment not full, marking it as paid shows partially paid instead of fully paid</w:t>
             </w:r>
           </w:p>
           <w:p>
             <w:pPr>
               <w:numPr>
                 <w:ilvl w:val="1"/>
-                <w:numId w:val="12"/>
+                <w:numId w:val="43"/>
               </w:numPr>
               <w:spacing w:after="0" w:afterAutospacing="0" w:line="240" w:lineRule="auto"/>
               <w:ind w:left="1440" w:hanging="360"/>
@@ -809,17 +929,17 @@
                 <w:szCs w:val="24"/>
                 <w:rtl w:val="0"/>
               </w:rPr>
-              <w:t xml:space="preserve">They should be able to choose if it’s an online booking or walk-ins</w:t>
+              <w:t xml:space="preserve">Each list item should have a way to view the payment details (e.g. date, amount) for each transaction within the booking)</w:t>
             </w:r>
           </w:p>
           <w:p>
             <w:pPr>
               <w:numPr>
-                <w:ilvl w:val="1"/>
-                <w:numId w:val="12"/>
+                <w:ilvl w:val="0"/>
+                <w:numId w:val="43"/>
               </w:numPr>
-              <w:spacing w:after="0" w:afterAutospacing="0" w:line="240" w:lineRule="auto"/>
-              <w:ind w:left="1440" w:hanging="360"/>
+              <w:spacing w:after="60" w:line="240" w:lineRule="auto"/>
+              <w:ind w:left="720" w:hanging="360"/>
               <w:rPr>
                 <w:rFonts w:ascii="Times" w:cs="Times" w:eastAsia="Times" w:hAnsi="Times"/>
                 <w:sz w:val="24"/>
@@ -833,55 +953,7 @@
                 <w:szCs w:val="24"/>
                 <w:rtl w:val="0"/>
               </w:rPr>
-              <w:t xml:space="preserve">If they’re a walk-in, put them in automatically in the booking queue</w:t>
-            </w:r>
-          </w:p>
-          <w:p>
-            <w:pPr>
-              <w:numPr>
-                <w:ilvl w:val="1"/>
-                <w:numId w:val="12"/>
-              </w:numPr>
-              <w:spacing w:after="0" w:afterAutospacing="0" w:line="240" w:lineRule="auto"/>
-              <w:ind w:left="1440" w:hanging="360"/>
-              <w:rPr>
-                <w:rFonts w:ascii="Times" w:cs="Times" w:eastAsia="Times" w:hAnsi="Times"/>
-                <w:sz w:val="24"/>
-                <w:szCs w:val="24"/>
-              </w:rPr>
-            </w:pPr>
-            <w:r>
-              <w:rPr>
-                <w:rFonts w:ascii="Times" w:cs="Times" w:eastAsia="Times" w:hAnsi="Times"/>
-                <w:sz w:val="24"/>
-                <w:szCs w:val="24"/>
-                <w:rtl w:val="0"/>
-              </w:rPr>
-              <w:t xml:space="preserve">You might need to improve the booking queue status (to differentiate between unfinal online bookings and walk in bookings, or perhaps just make online bookings to pending, and walkin bookings to in progress)</w:t>
-            </w:r>
-          </w:p>
-          <w:p>
-            <w:pPr>
-              <w:numPr>
-                <w:ilvl w:val="1"/>
-                <w:numId w:val="12"/>
-              </w:numPr>
-              <w:spacing w:after="60" w:line="240" w:lineRule="auto"/>
-              <w:ind w:left="1440" w:hanging="360"/>
-              <w:rPr>
-                <w:rFonts w:ascii="Times" w:cs="Times" w:eastAsia="Times" w:hAnsi="Times"/>
-                <w:sz w:val="24"/>
-                <w:szCs w:val="24"/>
-              </w:rPr>
-            </w:pPr>
-            <w:r>
-              <w:rPr>
-                <w:rFonts w:ascii="Times" w:cs="Times" w:eastAsia="Times" w:hAnsi="Times"/>
-                <w:sz w:val="24"/>
-                <w:szCs w:val="24"/>
-                <w:rtl w:val="0"/>
-              </w:rPr>
-              <w:t xml:space="preserve">Only walk-in bookings should show up at the other queues (e.g. grooming, vet, hotel, daycare)</w:t>
+              <w:t xml:space="preserve">Discounts and promos apply before downpayment is calculated</w:t>
             </w:r>
           </w:p>
         </w:tc>
@@ -900,7 +972,7 @@
             <w:sdt>
               <w:sdtPr>
                 <w:alias w:val="Assignee"/>
-                <w:id w:val="1451203923"/>
+                <w:id w:val="-633916422"/>
                 <w:dropDownList w:lastValue="Matthew">
                   <w:listItem w:displayText="None" w:value="None"/>
                   <w:listItem w:displayText="Alarie" w:value="Alarie"/>
@@ -949,7 +1021,7 @@
             <w:sdt>
               <w:sdtPr>
                 <w:alias w:val="Project status"/>
-                <w:id w:val="-1883573038"/>
+                <w:id w:val="-1326477683"/>
                 <w:dropDownList w:lastValue="Completed">
                   <w:listItem w:displayText="Not Started" w:value="Not Started"/>
                   <w:listItem w:displayText="Blocked" w:value="Blocked"/>
@@ -983,9 +1055,9 @@
             <w:pPr>
               <w:numPr>
                 <w:ilvl w:val="0"/>
-                <w:numId w:val="32"/>
+                <w:numId w:val="16"/>
               </w:numPr>
-              <w:spacing w:after="60" w:line="240" w:lineRule="auto"/>
+              <w:spacing w:after="0" w:afterAutospacing="0" w:line="240" w:lineRule="auto"/>
               <w:ind w:left="720" w:hanging="360"/>
               <w:rPr>
                 <w:rFonts w:ascii="Times" w:cs="Times" w:eastAsia="Times" w:hAnsi="Times"/>
@@ -1000,12 +1072,31 @@
                 <w:szCs w:val="24"/>
                 <w:rtl w:val="0"/>
               </w:rPr>
-              <w:t xml:space="preserve">Move the down payment toggle/config so it applies per transaction (all online bookings/services), not per individual service.</w:t>
+              <w:t xml:space="preserve">Confirm that the downpayment config at admin settings only applies to online bookings and not walk ins</w:t>
             </w:r>
+          </w:p>
+          <w:p>
+            <w:pPr>
+              <w:numPr>
+                <w:ilvl w:val="1"/>
+                <w:numId w:val="16"/>
+              </w:numPr>
+              <w:spacing w:after="60" w:line="240" w:lineRule="auto"/>
+              <w:ind w:left="1440" w:hanging="360"/>
+              <w:rPr>
+                <w:rFonts w:ascii="Times" w:cs="Times" w:eastAsia="Times" w:hAnsi="Times"/>
+                <w:sz w:val="24"/>
+                <w:szCs w:val="24"/>
+              </w:rPr>
+            </w:pPr>
             <w:r>
               <w:rPr>
+                <w:rFonts w:ascii="Times" w:cs="Times" w:eastAsia="Times" w:hAnsi="Times"/>
+                <w:sz w:val="24"/>
+                <w:szCs w:val="24"/>
                 <w:rtl w:val="0"/>
               </w:rPr>
+              <w:t xml:space="preserve">Online bookings are identified as bookings made not on the same date and time (any other booking that’s not a walk in)</w:t>
             </w:r>
           </w:p>
         </w:tc>
@@ -1024,7 +1115,7 @@
             <w:sdt>
               <w:sdtPr>
                 <w:alias w:val="Assignee"/>
-                <w:id w:val="-1720581436"/>
+                <w:id w:val="721237909"/>
                 <w:dropDownList w:lastValue="Matthew">
                   <w:listItem w:displayText="None" w:value="None"/>
                   <w:listItem w:displayText="Alarie" w:value="Alarie"/>
@@ -1073,7 +1164,370 @@
             <w:sdt>
               <w:sdtPr>
                 <w:alias w:val="Project status"/>
-                <w:id w:val="1953104382"/>
+                <w:id w:val="2083548175"/>
+                <w:dropDownList w:lastValue="Completed">
+                  <w:listItem w:displayText="Not Started" w:value="Not Started"/>
+                  <w:listItem w:displayText="Blocked" w:value="Blocked"/>
+                  <w:listItem w:displayText="In Progress" w:value="In Progress"/>
+                  <w:listItem w:displayText="Completed" w:value="Completed"/>
+                </w:dropDownList>
+              </w:sdtPr>
+              <w:sdtContent>
+                <w:r>
+                  <w:rPr>
+                    <w:rFonts w:ascii="Times" w:cs="Times" w:eastAsia="Times" w:hAnsi="Times"/>
+                    <w:color w:val="11734b"/>
+                    <w:sz w:val="24"/>
+                    <w:szCs w:val="24"/>
+                    <w:shd w:fill="d4edbc" w:val="clear"/>
+                  </w:rPr>
+                  <w:t xml:space="preserve">Completed</w:t>
+                </w:r>
+              </w:sdtContent>
+            </w:sdt>
+            <w:r>
+              <w:rPr>
+                <w:rtl w:val="0"/>
+              </w:rPr>
+            </w:r>
+          </w:p>
+        </w:tc>
+        <w:tc>
+          <w:tcPr/>
+          <w:p>
+            <w:pPr>
+              <w:numPr>
+                <w:ilvl w:val="0"/>
+                <w:numId w:val="11"/>
+              </w:numPr>
+              <w:spacing w:after="0" w:afterAutospacing="0" w:line="240" w:lineRule="auto"/>
+              <w:ind w:left="720" w:hanging="360"/>
+              <w:rPr>
+                <w:rFonts w:ascii="Times" w:cs="Times" w:eastAsia="Times" w:hAnsi="Times"/>
+                <w:sz w:val="24"/>
+                <w:szCs w:val="24"/>
+              </w:rPr>
+            </w:pPr>
+            <w:r>
+              <w:rPr>
+                <w:rFonts w:ascii="Times" w:cs="Times" w:eastAsia="Times" w:hAnsi="Times"/>
+                <w:sz w:val="24"/>
+                <w:szCs w:val="24"/>
+                <w:rtl w:val="0"/>
+              </w:rPr>
+              <w:t xml:space="preserve">Build a dedicated walk-in booking flow: same-day, on-site registration for walk-in customers, distinct from the future-appointment booking flow.</w:t>
+            </w:r>
+          </w:p>
+          <w:p>
+            <w:pPr>
+              <w:numPr>
+                <w:ilvl w:val="1"/>
+                <w:numId w:val="11"/>
+              </w:numPr>
+              <w:spacing w:after="0" w:afterAutospacing="0" w:line="240" w:lineRule="auto"/>
+              <w:ind w:left="1440" w:hanging="360"/>
+              <w:rPr>
+                <w:rFonts w:ascii="Times" w:cs="Times" w:eastAsia="Times" w:hAnsi="Times"/>
+                <w:sz w:val="24"/>
+                <w:szCs w:val="24"/>
+              </w:rPr>
+            </w:pPr>
+            <w:r>
+              <w:rPr>
+                <w:rFonts w:ascii="Times" w:cs="Times" w:eastAsia="Times" w:hAnsi="Times"/>
+                <w:sz w:val="24"/>
+                <w:szCs w:val="24"/>
+                <w:rtl w:val="0"/>
+              </w:rPr>
+              <w:t xml:space="preserve">Build this in the booking process (for both receptionist and customer) &gt; date time picker</w:t>
+            </w:r>
+          </w:p>
+          <w:p>
+            <w:pPr>
+              <w:numPr>
+                <w:ilvl w:val="1"/>
+                <w:numId w:val="11"/>
+              </w:numPr>
+              <w:spacing w:after="0" w:afterAutospacing="0" w:line="240" w:lineRule="auto"/>
+              <w:ind w:left="1440" w:hanging="360"/>
+              <w:rPr>
+                <w:rFonts w:ascii="Times" w:cs="Times" w:eastAsia="Times" w:hAnsi="Times"/>
+                <w:sz w:val="24"/>
+                <w:szCs w:val="24"/>
+              </w:rPr>
+            </w:pPr>
+            <w:r>
+              <w:rPr>
+                <w:rFonts w:ascii="Times" w:cs="Times" w:eastAsia="Times" w:hAnsi="Times"/>
+                <w:sz w:val="24"/>
+                <w:szCs w:val="24"/>
+                <w:rtl w:val="0"/>
+              </w:rPr>
+              <w:t xml:space="preserve">They should be able to choose if it’s an online booking or walk-ins</w:t>
+            </w:r>
+          </w:p>
+          <w:p>
+            <w:pPr>
+              <w:numPr>
+                <w:ilvl w:val="1"/>
+                <w:numId w:val="11"/>
+              </w:numPr>
+              <w:spacing w:after="0" w:afterAutospacing="0" w:line="240" w:lineRule="auto"/>
+              <w:ind w:left="1440" w:hanging="360"/>
+              <w:rPr>
+                <w:rFonts w:ascii="Times" w:cs="Times" w:eastAsia="Times" w:hAnsi="Times"/>
+                <w:sz w:val="24"/>
+                <w:szCs w:val="24"/>
+              </w:rPr>
+            </w:pPr>
+            <w:r>
+              <w:rPr>
+                <w:rFonts w:ascii="Times" w:cs="Times" w:eastAsia="Times" w:hAnsi="Times"/>
+                <w:sz w:val="24"/>
+                <w:szCs w:val="24"/>
+                <w:rtl w:val="0"/>
+              </w:rPr>
+              <w:t xml:space="preserve">If they’re a walk-in, put them in automatically in the booking queue</w:t>
+            </w:r>
+          </w:p>
+          <w:p>
+            <w:pPr>
+              <w:numPr>
+                <w:ilvl w:val="1"/>
+                <w:numId w:val="11"/>
+              </w:numPr>
+              <w:spacing w:after="0" w:afterAutospacing="0" w:line="240" w:lineRule="auto"/>
+              <w:ind w:left="1440" w:hanging="360"/>
+              <w:rPr>
+                <w:rFonts w:ascii="Times" w:cs="Times" w:eastAsia="Times" w:hAnsi="Times"/>
+                <w:sz w:val="24"/>
+                <w:szCs w:val="24"/>
+              </w:rPr>
+            </w:pPr>
+            <w:r>
+              <w:rPr>
+                <w:rFonts w:ascii="Times" w:cs="Times" w:eastAsia="Times" w:hAnsi="Times"/>
+                <w:sz w:val="24"/>
+                <w:szCs w:val="24"/>
+                <w:rtl w:val="0"/>
+              </w:rPr>
+              <w:t xml:space="preserve">You might need to improve the booking queue status (to differentiate between unfinal online bookings and walk in bookings, or perhaps just make online bookings to pending, and walkin bookings to in progress)</w:t>
+            </w:r>
+          </w:p>
+          <w:p>
+            <w:pPr>
+              <w:numPr>
+                <w:ilvl w:val="1"/>
+                <w:numId w:val="11"/>
+              </w:numPr>
+              <w:spacing w:after="60" w:line="240" w:lineRule="auto"/>
+              <w:ind w:left="1440" w:hanging="360"/>
+              <w:rPr>
+                <w:rFonts w:ascii="Times" w:cs="Times" w:eastAsia="Times" w:hAnsi="Times"/>
+                <w:sz w:val="24"/>
+                <w:szCs w:val="24"/>
+              </w:rPr>
+            </w:pPr>
+            <w:r>
+              <w:rPr>
+                <w:rFonts w:ascii="Times" w:cs="Times" w:eastAsia="Times" w:hAnsi="Times"/>
+                <w:sz w:val="24"/>
+                <w:szCs w:val="24"/>
+                <w:rtl w:val="0"/>
+              </w:rPr>
+              <w:t xml:space="preserve">Only walk-in bookings should show up at the other queues (e.g. grooming, vet, hotel, daycare)</w:t>
+            </w:r>
+          </w:p>
+        </w:tc>
+        <w:tc>
+          <w:tcPr/>
+          <w:p>
+            <w:pPr>
+              <w:widowControl w:val="0"/>
+              <w:spacing w:line="240" w:lineRule="auto"/>
+              <w:rPr>
+                <w:rFonts w:ascii="Times" w:cs="Times" w:eastAsia="Times" w:hAnsi="Times"/>
+                <w:sz w:val="24"/>
+                <w:szCs w:val="24"/>
+              </w:rPr>
+            </w:pPr>
+            <w:sdt>
+              <w:sdtPr>
+                <w:alias w:val="Assignee"/>
+                <w:id w:val="-733079948"/>
+                <w:dropDownList w:lastValue="Matthew">
+                  <w:listItem w:displayText="None" w:value="None"/>
+                  <w:listItem w:displayText="Alarie" w:value="Alarie"/>
+                  <w:listItem w:displayText="James" w:value="James"/>
+                  <w:listItem w:displayText="Matthew" w:value="Matthew"/>
+                </w:dropDownList>
+              </w:sdtPr>
+              <w:sdtContent>
+                <w:r>
+                  <w:rPr>
+                    <w:rFonts w:ascii="Times" w:cs="Times" w:eastAsia="Times" w:hAnsi="Times"/>
+                    <w:color w:val="11734b"/>
+                    <w:sz w:val="24"/>
+                    <w:szCs w:val="24"/>
+                    <w:shd w:fill="d4edbc" w:val="clear"/>
+                  </w:rPr>
+                  <w:t xml:space="preserve">Matthew</w:t>
+                </w:r>
+              </w:sdtContent>
+            </w:sdt>
+            <w:r>
+              <w:rPr>
+                <w:rtl w:val="0"/>
+              </w:rPr>
+            </w:r>
+          </w:p>
+        </w:tc>
+      </w:tr>
+      <w:tr>
+        <w:trPr>
+          <w:cantSplit w:val="0"/>
+          <w:tblHeader w:val="0"/>
+        </w:trPr>
+        <w:tc>
+          <w:tcPr/>
+          <w:p>
+            <w:pPr>
+              <w:widowControl w:val="0"/>
+              <w:spacing w:line="240" w:lineRule="auto"/>
+              <w:rPr>
+                <w:rFonts w:ascii="Times" w:cs="Times" w:eastAsia="Times" w:hAnsi="Times"/>
+                <w:sz w:val="24"/>
+                <w:szCs w:val="24"/>
+              </w:rPr>
+            </w:pPr>
+            <w:sdt>
+              <w:sdtPr>
+                <w:alias w:val="Project status"/>
+                <w:id w:val="857567515"/>
+                <w:dropDownList w:lastValue="Completed">
+                  <w:listItem w:displayText="Not Started" w:value="Not Started"/>
+                  <w:listItem w:displayText="Blocked" w:value="Blocked"/>
+                  <w:listItem w:displayText="In Progress" w:value="In Progress"/>
+                  <w:listItem w:displayText="Completed" w:value="Completed"/>
+                </w:dropDownList>
+              </w:sdtPr>
+              <w:sdtContent>
+                <w:r>
+                  <w:rPr>
+                    <w:rFonts w:ascii="Times" w:cs="Times" w:eastAsia="Times" w:hAnsi="Times"/>
+                    <w:color w:val="11734b"/>
+                    <w:sz w:val="24"/>
+                    <w:szCs w:val="24"/>
+                    <w:shd w:fill="d4edbc" w:val="clear"/>
+                  </w:rPr>
+                  <w:t xml:space="preserve">Completed</w:t>
+                </w:r>
+              </w:sdtContent>
+            </w:sdt>
+            <w:r>
+              <w:rPr>
+                <w:rtl w:val="0"/>
+              </w:rPr>
+            </w:r>
+          </w:p>
+        </w:tc>
+        <w:tc>
+          <w:tcPr/>
+          <w:p>
+            <w:pPr>
+              <w:numPr>
+                <w:ilvl w:val="0"/>
+                <w:numId w:val="29"/>
+              </w:numPr>
+              <w:spacing w:after="60" w:line="240" w:lineRule="auto"/>
+              <w:ind w:left="720" w:hanging="360"/>
+              <w:rPr>
+                <w:rFonts w:ascii="Times" w:cs="Times" w:eastAsia="Times" w:hAnsi="Times"/>
+                <w:sz w:val="24"/>
+                <w:szCs w:val="24"/>
+              </w:rPr>
+            </w:pPr>
+            <w:r>
+              <w:rPr>
+                <w:rFonts w:ascii="Times" w:cs="Times" w:eastAsia="Times" w:hAnsi="Times"/>
+                <w:sz w:val="24"/>
+                <w:szCs w:val="24"/>
+                <w:rtl w:val="0"/>
+              </w:rPr>
+              <w:t xml:space="preserve">Move the down payment toggle/config so it applies per transaction (all online bookings/services), not per individual service.</w:t>
+            </w:r>
+            <w:r>
+              <w:rPr>
+                <w:rtl w:val="0"/>
+              </w:rPr>
+            </w:r>
+          </w:p>
+        </w:tc>
+        <w:tc>
+          <w:tcPr/>
+          <w:p>
+            <w:pPr>
+              <w:widowControl w:val="0"/>
+              <w:spacing w:line="240" w:lineRule="auto"/>
+              <w:rPr>
+                <w:rFonts w:ascii="Times" w:cs="Times" w:eastAsia="Times" w:hAnsi="Times"/>
+                <w:sz w:val="24"/>
+                <w:szCs w:val="24"/>
+              </w:rPr>
+            </w:pPr>
+            <w:sdt>
+              <w:sdtPr>
+                <w:alias w:val="Assignee"/>
+                <w:id w:val="1756989072"/>
+                <w:dropDownList w:lastValue="Matthew">
+                  <w:listItem w:displayText="None" w:value="None"/>
+                  <w:listItem w:displayText="Alarie" w:value="Alarie"/>
+                  <w:listItem w:displayText="James" w:value="James"/>
+                  <w:listItem w:displayText="Matthew" w:value="Matthew"/>
+                </w:dropDownList>
+              </w:sdtPr>
+              <w:sdtContent>
+                <w:r>
+                  <w:rPr>
+                    <w:rFonts w:ascii="Times" w:cs="Times" w:eastAsia="Times" w:hAnsi="Times"/>
+                    <w:color w:val="11734b"/>
+                    <w:sz w:val="24"/>
+                    <w:szCs w:val="24"/>
+                    <w:shd w:fill="d4edbc" w:val="clear"/>
+                  </w:rPr>
+                  <w:t xml:space="preserve">Matthew</w:t>
+                </w:r>
+              </w:sdtContent>
+            </w:sdt>
+            <w:r>
+              <w:rPr>
+                <w:rtl w:val="0"/>
+              </w:rPr>
+            </w:r>
+          </w:p>
+        </w:tc>
+      </w:tr>
+      <w:tr>
+        <w:trPr>
+          <w:cantSplit w:val="0"/>
+          <w:tblHeader w:val="0"/>
+        </w:trPr>
+        <w:tc>
+          <w:tcPr/>
+          <w:p>
+            <w:pPr>
+              <w:widowControl w:val="0"/>
+              <w:spacing w:line="240" w:lineRule="auto"/>
+              <w:rPr>
+                <w:rFonts w:ascii="Times" w:cs="Times" w:eastAsia="Times" w:hAnsi="Times"/>
+                <w:sz w:val="24"/>
+                <w:szCs w:val="24"/>
+              </w:rPr>
+            </w:pPr>
+            <w:sdt>
+              <w:sdtPr>
+                <w:alias w:val="Project status"/>
+                <w:id w:val="564463359"/>
                 <w:dropDownList w:lastValue="Completed">
                   <w:listItem w:displayText="Not Started" w:value="Not Started"/>
                   <w:listItem w:displayText="Blocked" w:value="Blocked"/>
@@ -1109,7 +1563,7 @@
               <w:keepLines w:val="1"/>
               <w:numPr>
                 <w:ilvl w:val="0"/>
-                <w:numId w:val="23"/>
+                <w:numId w:val="21"/>
               </w:numPr>
               <w:spacing w:after="0" w:afterAutospacing="0" w:before="240" w:lineRule="auto"/>
               <w:ind w:left="720" w:hanging="360"/>
@@ -1135,7 +1589,7 @@
               <w:keepLines w:val="1"/>
               <w:numPr>
                 <w:ilvl w:val="1"/>
-                <w:numId w:val="23"/>
+                <w:numId w:val="21"/>
               </w:numPr>
               <w:spacing w:after="0" w:afterAutospacing="0" w:before="0" w:beforeAutospacing="0" w:lineRule="auto"/>
               <w:ind w:left="1440" w:hanging="360"/>
@@ -1161,7 +1615,7 @@
               <w:keepLines w:val="1"/>
               <w:numPr>
                 <w:ilvl w:val="1"/>
-                <w:numId w:val="23"/>
+                <w:numId w:val="21"/>
               </w:numPr>
               <w:spacing w:after="240" w:before="0" w:beforeAutospacing="0" w:lineRule="auto"/>
               <w:ind w:left="1440" w:hanging="360"/>
@@ -1197,7 +1651,7 @@
             <w:sdt>
               <w:sdtPr>
                 <w:alias w:val="Assignee"/>
-                <w:id w:val="987840276"/>
+                <w:id w:val="320019237"/>
                 <w:dropDownList w:lastValue="Matthew">
                   <w:listItem w:displayText="None" w:value="None"/>
                   <w:listItem w:displayText="Alarie" w:value="Alarie"/>
@@ -1277,7 +1731,7 @@
           <w:pgNumType w:start="1"/>
         </w:sectPr>
       </w:pPr>
-      <w:bookmarkStart w:colFirst="0" w:colLast="0" w:name="_hficqx6e0rr4" w:id="1"/>
+      <w:bookmarkStart w:colFirst="0" w:colLast="0" w:name="_yr4u3t7jj9go" w:id="1"/>
       <w:bookmarkEnd w:id="1"/>
       <w:r>
         <w:rPr>
@@ -1296,7 +1750,7 @@
           <w:vertAlign w:val="baseline"/>
           <w:rtl w:val="0"/>
         </w:rPr>
-        <w:t xml:space="preserve">Old (to move)</w:t>
+        <w:t xml:space="preserve">Ideas</w:t>
       </w:r>
       <w:r>
         <w:rPr>
@@ -1355,7 +1809,7 @@
           <w:pgNumType w:start="1"/>
         </w:sectPr>
       </w:pPr>
-      <w:bookmarkStart w:colFirst="0" w:colLast="0" w:name="_1xccw61rwvn3" w:id="2"/>
+      <w:bookmarkStart w:colFirst="0" w:colLast="0" w:name="_6zy4h7z7c1pk" w:id="2"/>
       <w:bookmarkEnd w:id="2"/>
       <w:r>
         <w:rPr>
@@ -1388,7 +1842,7 @@
         <w:keepLines w:val="1"/>
         <w:numPr>
           <w:ilvl w:val="0"/>
-          <w:numId w:val="38"/>
+          <w:numId w:val="36"/>
         </w:numPr>
         <w:spacing w:after="0" w:afterAutospacing="0" w:before="240" w:lineRule="auto"/>
         <w:ind w:left="720" w:hanging="360"/>
@@ -1414,7 +1868,7 @@
         <w:keepLines w:val="1"/>
         <w:numPr>
           <w:ilvl w:val="1"/>
-          <w:numId w:val="38"/>
+          <w:numId w:val="36"/>
         </w:numPr>
         <w:spacing w:after="0" w:afterAutospacing="0" w:before="0" w:beforeAutospacing="0" w:lineRule="auto"/>
         <w:ind w:left="1440" w:hanging="360"/>
@@ -1440,7 +1894,7 @@
         <w:keepLines w:val="1"/>
         <w:numPr>
           <w:ilvl w:val="1"/>
-          <w:numId w:val="38"/>
+          <w:numId w:val="36"/>
         </w:numPr>
         <w:spacing w:after="0" w:afterAutospacing="0" w:before="0" w:beforeAutospacing="0" w:lineRule="auto"/>
         <w:ind w:left="1440" w:hanging="360"/>
@@ -1466,7 +1920,7 @@
         <w:keepLines w:val="1"/>
         <w:numPr>
           <w:ilvl w:val="1"/>
-          <w:numId w:val="38"/>
+          <w:numId w:val="36"/>
         </w:numPr>
         <w:spacing w:after="0" w:afterAutospacing="0" w:before="0" w:beforeAutospacing="0" w:lineRule="auto"/>
         <w:ind w:left="1440" w:hanging="360"/>
@@ -1492,7 +1946,7 @@
         <w:keepLines w:val="1"/>
         <w:numPr>
           <w:ilvl w:val="0"/>
-          <w:numId w:val="27"/>
+          <w:numId w:val="36"/>
         </w:numPr>
         <w:spacing w:after="0" w:afterAutospacing="0" w:before="0" w:beforeAutospacing="0" w:lineRule="auto"/>
         <w:ind w:left="720" w:hanging="360"/>
@@ -1518,7 +1972,7 @@
         <w:keepLines w:val="1"/>
         <w:numPr>
           <w:ilvl w:val="1"/>
-          <w:numId w:val="27"/>
+          <w:numId w:val="36"/>
         </w:numPr>
         <w:spacing w:after="0" w:afterAutospacing="0" w:before="0" w:beforeAutospacing="0" w:lineRule="auto"/>
         <w:ind w:left="1440" w:hanging="360"/>
@@ -1544,7 +1998,7 @@
         <w:keepLines w:val="1"/>
         <w:numPr>
           <w:ilvl w:val="1"/>
-          <w:numId w:val="27"/>
+          <w:numId w:val="36"/>
         </w:numPr>
         <w:spacing w:after="0" w:afterAutospacing="0" w:before="0" w:beforeAutospacing="0" w:lineRule="auto"/>
         <w:ind w:left="1440" w:hanging="360"/>
@@ -1570,7 +2024,7 @@
         <w:keepLines w:val="1"/>
         <w:numPr>
           <w:ilvl w:val="0"/>
-          <w:numId w:val="27"/>
+          <w:numId w:val="36"/>
         </w:numPr>
         <w:spacing w:after="0" w:afterAutospacing="0" w:before="0" w:beforeAutospacing="0" w:lineRule="auto"/>
         <w:ind w:left="720" w:hanging="360"/>
@@ -1618,7 +2072,7 @@
         <w:keepLines w:val="1"/>
         <w:numPr>
           <w:ilvl w:val="1"/>
-          <w:numId w:val="27"/>
+          <w:numId w:val="36"/>
         </w:numPr>
         <w:spacing w:after="0" w:afterAutospacing="0" w:before="0" w:beforeAutospacing="0" w:lineRule="auto"/>
         <w:ind w:left="1440" w:hanging="360"/>
@@ -1662,7 +2116,7 @@
         <w:keepLines w:val="1"/>
         <w:numPr>
           <w:ilvl w:val="1"/>
-          <w:numId w:val="27"/>
+          <w:numId w:val="36"/>
         </w:numPr>
         <w:spacing w:after="0" w:afterAutospacing="0" w:before="0" w:beforeAutospacing="0" w:lineRule="auto"/>
         <w:ind w:left="1440" w:hanging="360"/>
@@ -1710,7 +2164,7 @@
         <w:keepLines w:val="1"/>
         <w:numPr>
           <w:ilvl w:val="1"/>
-          <w:numId w:val="27"/>
+          <w:numId w:val="36"/>
         </w:numPr>
         <w:spacing w:after="0" w:afterAutospacing="0" w:before="0" w:beforeAutospacing="0" w:lineRule="auto"/>
         <w:ind w:left="1440" w:hanging="360"/>
@@ -1736,7 +2190,7 @@
         <w:keepLines w:val="1"/>
         <w:numPr>
           <w:ilvl w:val="2"/>
-          <w:numId w:val="27"/>
+          <w:numId w:val="36"/>
         </w:numPr>
         <w:spacing w:after="0" w:afterAutospacing="0" w:before="0" w:beforeAutospacing="0" w:lineRule="auto"/>
         <w:ind w:left="2160" w:hanging="360"/>
@@ -1756,12 +2210,12 @@
           <wp:inline distB="114300" distT="114300" distL="114300" distR="114300">
             <wp:extent cx="4897167" cy="2629088"/>
             <wp:effectExtent b="0" l="0" r="0" t="0"/>
-            <wp:docPr id="2" name="image1.png"/>
+            <wp:docPr id="1" name="image2.png"/>
             <a:graphic>
               <a:graphicData uri="http://schemas.openxmlformats.org/drawingml/2006/picture">
                 <pic:pic>
                   <pic:nvPicPr>
-                    <pic:cNvPr id="0" name="image1.png"/>
+                    <pic:cNvPr id="0" name="image2.png"/>
                     <pic:cNvPicPr preferRelativeResize="0"/>
                   </pic:nvPicPr>
                   <pic:blipFill>
@@ -1797,7 +2251,7 @@
         <w:keepLines w:val="1"/>
         <w:numPr>
           <w:ilvl w:val="0"/>
-          <w:numId w:val="27"/>
+          <w:numId w:val="36"/>
         </w:numPr>
         <w:spacing w:after="0" w:afterAutospacing="0" w:before="0" w:beforeAutospacing="0" w:lineRule="auto"/>
         <w:ind w:left="720" w:hanging="360"/>
@@ -1845,7 +2299,7 @@
         <w:keepLines w:val="1"/>
         <w:numPr>
           <w:ilvl w:val="1"/>
-          <w:numId w:val="27"/>
+          <w:numId w:val="36"/>
         </w:numPr>
         <w:spacing w:after="0" w:afterAutospacing="0" w:before="0" w:beforeAutospacing="0" w:lineRule="auto"/>
         <w:ind w:left="1440" w:hanging="360"/>
@@ -1867,7 +2321,7 @@
         <w:keepLines w:val="1"/>
         <w:numPr>
           <w:ilvl w:val="1"/>
-          <w:numId w:val="27"/>
+          <w:numId w:val="36"/>
         </w:numPr>
         <w:spacing w:after="0" w:afterAutospacing="0" w:before="0" w:beforeAutospacing="0" w:lineRule="auto"/>
         <w:ind w:left="1440" w:hanging="360"/>
@@ -1893,7 +2347,7 @@
         <w:keepLines w:val="1"/>
         <w:numPr>
           <w:ilvl w:val="1"/>
-          <w:numId w:val="27"/>
+          <w:numId w:val="36"/>
         </w:numPr>
         <w:spacing w:after="0" w:afterAutospacing="0" w:before="0" w:beforeAutospacing="0" w:lineRule="auto"/>
         <w:ind w:left="1440" w:hanging="360"/>
@@ -1919,7 +2373,7 @@
         <w:keepLines w:val="1"/>
         <w:numPr>
           <w:ilvl w:val="1"/>
-          <w:numId w:val="27"/>
+          <w:numId w:val="36"/>
         </w:numPr>
         <w:spacing w:after="0" w:afterAutospacing="0" w:before="0" w:beforeAutospacing="0" w:lineRule="auto"/>
         <w:ind w:left="1440" w:hanging="360"/>
@@ -1945,7 +2399,7 @@
         <w:keepLines w:val="1"/>
         <w:numPr>
           <w:ilvl w:val="1"/>
-          <w:numId w:val="27"/>
+          <w:numId w:val="36"/>
         </w:numPr>
         <w:spacing w:after="0" w:afterAutospacing="0" w:before="0" w:beforeAutospacing="0" w:lineRule="auto"/>
         <w:ind w:left="1440" w:hanging="360"/>
@@ -1971,7 +2425,7 @@
         <w:keepLines w:val="1"/>
         <w:numPr>
           <w:ilvl w:val="1"/>
-          <w:numId w:val="27"/>
+          <w:numId w:val="36"/>
         </w:numPr>
         <w:spacing w:after="0" w:afterAutospacing="0" w:before="0" w:beforeAutospacing="0" w:lineRule="auto"/>
         <w:ind w:left="1440" w:hanging="360"/>
@@ -2019,7 +2473,7 @@
         <w:keepLines w:val="1"/>
         <w:numPr>
           <w:ilvl w:val="1"/>
-          <w:numId w:val="27"/>
+          <w:numId w:val="36"/>
         </w:numPr>
         <w:spacing w:after="0" w:afterAutospacing="0" w:before="0" w:beforeAutospacing="0" w:lineRule="auto"/>
         <w:ind w:left="1440" w:hanging="360"/>
@@ -2045,7 +2499,7 @@
         <w:keepLines w:val="1"/>
         <w:numPr>
           <w:ilvl w:val="1"/>
-          <w:numId w:val="27"/>
+          <w:numId w:val="36"/>
         </w:numPr>
         <w:spacing w:after="0" w:afterAutospacing="0" w:before="0" w:beforeAutospacing="0" w:lineRule="auto"/>
         <w:ind w:left="1440" w:hanging="360"/>
@@ -2065,12 +2519,12 @@
           <wp:inline distB="114300" distT="114300" distL="114300" distR="114300">
             <wp:extent cx="5370985" cy="2892069"/>
             <wp:effectExtent b="0" l="0" r="0" t="0"/>
-            <wp:docPr id="1" name="image2.png"/>
+            <wp:docPr id="2" name="image1.png"/>
             <a:graphic>
               <a:graphicData uri="http://schemas.openxmlformats.org/drawingml/2006/picture">
                 <pic:pic>
                   <pic:nvPicPr>
-                    <pic:cNvPr id="0" name="image2.png"/>
+                    <pic:cNvPr id="0" name="image1.png"/>
                     <pic:cNvPicPr preferRelativeResize="0"/>
                   </pic:nvPicPr>
                   <pic:blipFill>
@@ -2106,10 +2560,62 @@
         <w:keepLines w:val="1"/>
         <w:numPr>
           <w:ilvl w:val="0"/>
-          <w:numId w:val="27"/>
+          <w:numId w:val="36"/>
+        </w:numPr>
+        <w:spacing w:after="0" w:afterAutospacing="0" w:before="0" w:beforeAutospacing="0" w:lineRule="auto"/>
+        <w:ind w:left="720" w:hanging="360"/>
+        <w:rPr>
+          <w:rFonts w:ascii="Times" w:cs="Times" w:eastAsia="Times" w:hAnsi="Times"/>
+          <w:sz w:val="24"/>
+          <w:szCs w:val="24"/>
+        </w:rPr>
+      </w:pPr>
+      <w:r>
+        <w:rPr>
+          <w:rFonts w:ascii="Times" w:cs="Times" w:eastAsia="Times" w:hAnsi="Times"/>
+          <w:sz w:val="24"/>
+          <w:szCs w:val="24"/>
+          <w:rtl w:val="0"/>
+        </w:rPr>
+        <w:t xml:space="preserve">Add an auto configure monthly schedule feature</w:t>
+      </w:r>
+    </w:p>
+    <w:p>
+      <w:pPr>
+        <w:keepNext w:val="1"/>
+        <w:keepLines w:val="1"/>
+        <w:numPr>
+          <w:ilvl w:val="1"/>
+          <w:numId w:val="36"/>
+        </w:numPr>
+        <w:spacing w:after="0" w:afterAutospacing="0" w:before="0" w:beforeAutospacing="0" w:lineRule="auto"/>
+        <w:ind w:left="1440" w:hanging="360"/>
+        <w:rPr>
+          <w:rFonts w:ascii="Times" w:cs="Times" w:eastAsia="Times" w:hAnsi="Times"/>
+          <w:sz w:val="24"/>
+          <w:szCs w:val="24"/>
+        </w:rPr>
+      </w:pPr>
+      <w:r>
+        <w:rPr>
+          <w:rFonts w:ascii="Times" w:cs="Times" w:eastAsia="Times" w:hAnsi="Times"/>
+          <w:sz w:val="24"/>
+          <w:szCs w:val="24"/>
+          <w:rtl w:val="0"/>
+        </w:rPr>
+        <w:t xml:space="preserve">Automatically chooses rest days, etc. for all staff</w:t>
+      </w:r>
+    </w:p>
+    <w:p>
+      <w:pPr>
+        <w:keepNext w:val="1"/>
+        <w:keepLines w:val="1"/>
+        <w:numPr>
+          <w:ilvl w:val="1"/>
+          <w:numId w:val="36"/>
         </w:numPr>
         <w:spacing w:after="240" w:before="0" w:beforeAutospacing="0" w:lineRule="auto"/>
-        <w:ind w:left="720" w:hanging="360"/>
+        <w:ind w:left="1440" w:hanging="360"/>
         <w:rPr>
           <w:rFonts w:ascii="Times" w:cs="Times" w:eastAsia="Times" w:hAnsi="Times"/>
           <w:sz w:val="24"/>
@@ -2124,8 +2630,12 @@
       </w:pPr>
       <w:r>
         <w:rPr>
-          <w:rtl w:val="0"/>
-        </w:rPr>
+          <w:rFonts w:ascii="Times" w:cs="Times" w:eastAsia="Times" w:hAnsi="Times"/>
+          <w:sz w:val="24"/>
+          <w:szCs w:val="24"/>
+          <w:rtl w:val="0"/>
+        </w:rPr>
+        <w:t xml:space="preserve">Available in the monthly schedule UI</w:t>
       </w:r>
     </w:p>
     <w:p>
@@ -2158,7 +2668,7 @@
           <w:pgNumType w:start="1"/>
         </w:sectPr>
       </w:pPr>
-      <w:bookmarkStart w:colFirst="0" w:colLast="0" w:name="_d4zhgsgch57d" w:id="3"/>
+      <w:bookmarkStart w:colFirst="0" w:colLast="0" w:name="_59syje7ckxgi" w:id="3"/>
       <w:bookmarkEnd w:id="3"/>
       <w:r>
         <w:rPr>
@@ -2191,7 +2701,7 @@
         <w:keepLines w:val="1"/>
         <w:numPr>
           <w:ilvl w:val="0"/>
-          <w:numId w:val="22"/>
+          <w:numId w:val="34"/>
         </w:numPr>
         <w:spacing w:after="0" w:afterAutospacing="0" w:before="240" w:lineRule="auto"/>
         <w:ind w:left="720" w:hanging="360"/>
@@ -2217,7 +2727,7 @@
         <w:keepLines w:val="1"/>
         <w:numPr>
           <w:ilvl w:val="1"/>
-          <w:numId w:val="22"/>
+          <w:numId w:val="34"/>
         </w:numPr>
         <w:spacing w:after="0" w:afterAutospacing="0" w:before="0" w:beforeAutospacing="0" w:lineRule="auto"/>
         <w:ind w:left="1440" w:hanging="360"/>
@@ -2243,7 +2753,7 @@
         <w:keepLines w:val="1"/>
         <w:numPr>
           <w:ilvl w:val="1"/>
-          <w:numId w:val="22"/>
+          <w:numId w:val="34"/>
         </w:numPr>
         <w:spacing w:after="0" w:afterAutospacing="0" w:before="0" w:beforeAutospacing="0" w:lineRule="auto"/>
         <w:ind w:left="1440" w:hanging="360"/>
@@ -2269,7 +2779,7 @@
         <w:keepLines w:val="1"/>
         <w:numPr>
           <w:ilvl w:val="1"/>
-          <w:numId w:val="22"/>
+          <w:numId w:val="34"/>
         </w:numPr>
         <w:spacing w:after="0" w:afterAutospacing="0" w:before="0" w:beforeAutospacing="0" w:lineRule="auto"/>
         <w:ind w:left="1440" w:hanging="360"/>
@@ -2295,7 +2805,7 @@
         <w:keepLines w:val="1"/>
         <w:numPr>
           <w:ilvl w:val="1"/>
-          <w:numId w:val="22"/>
+          <w:numId w:val="34"/>
         </w:numPr>
         <w:spacing w:after="0" w:afterAutospacing="0" w:before="0" w:beforeAutospacing="0" w:lineRule="auto"/>
         <w:ind w:left="1440" w:hanging="360"/>
@@ -2321,9 +2831,9 @@
         <w:keepLines w:val="1"/>
         <w:numPr>
           <w:ilvl w:val="1"/>
-          <w:numId w:val="22"/>
-        </w:numPr>
-        <w:spacing w:after="240" w:before="0" w:beforeAutospacing="0" w:lineRule="auto"/>
+          <w:numId w:val="34"/>
+        </w:numPr>
+        <w:spacing w:after="0" w:afterAutospacing="0" w:before="0" w:beforeAutospacing="0" w:lineRule="auto"/>
         <w:ind w:left="1440" w:hanging="360"/>
         <w:rPr>
           <w:rFonts w:ascii="Times" w:cs="Times" w:eastAsia="Times" w:hAnsi="Times"/>
@@ -2345,7 +2855,12 @@
       <w:pPr>
         <w:keepNext w:val="1"/>
         <w:keepLines w:val="1"/>
-        <w:spacing w:after="240" w:before="240" w:lineRule="auto"/>
+        <w:numPr>
+          <w:ilvl w:val="0"/>
+          <w:numId w:val="34"/>
+        </w:numPr>
+        <w:spacing w:after="0" w:afterAutospacing="0" w:before="0" w:beforeAutospacing="0" w:lineRule="auto"/>
+        <w:ind w:left="720" w:hanging="360"/>
         <w:rPr>
           <w:rFonts w:ascii="Times" w:cs="Times" w:eastAsia="Times" w:hAnsi="Times"/>
           <w:sz w:val="24"/>
@@ -2369,9 +2884,9 @@
         <w:keepLines w:val="1"/>
         <w:numPr>
           <w:ilvl w:val="0"/>
-          <w:numId w:val="42"/>
-        </w:numPr>
-        <w:spacing w:after="0" w:afterAutospacing="0" w:before="240" w:lineRule="auto"/>
+          <w:numId w:val="34"/>
+        </w:numPr>
+        <w:spacing w:after="0" w:afterAutospacing="0" w:before="0" w:beforeAutospacing="0" w:lineRule="auto"/>
         <w:ind w:left="720" w:hanging="360"/>
         <w:rPr>
           <w:rFonts w:ascii="Times" w:cs="Times" w:eastAsia="Times" w:hAnsi="Times"/>
@@ -2395,9 +2910,9 @@
         <w:keepLines w:val="1"/>
         <w:numPr>
           <w:ilvl w:val="1"/>
-          <w:numId w:val="42"/>
-        </w:numPr>
-        <w:spacing w:after="240" w:before="0" w:beforeAutospacing="0" w:lineRule="auto"/>
+          <w:numId w:val="34"/>
+        </w:numPr>
+        <w:spacing w:after="0" w:afterAutospacing="0" w:before="0" w:beforeAutospacing="0" w:lineRule="auto"/>
         <w:ind w:left="1440" w:hanging="360"/>
         <w:rPr>
           <w:rFonts w:ascii="Times" w:cs="Times" w:eastAsia="Times" w:hAnsi="Times"/>
@@ -2419,7 +2934,12 @@
       <w:pPr>
         <w:keepNext w:val="1"/>
         <w:keepLines w:val="1"/>
-        <w:spacing w:after="240" w:before="240" w:lineRule="auto"/>
+        <w:numPr>
+          <w:ilvl w:val="0"/>
+          <w:numId w:val="34"/>
+        </w:numPr>
+        <w:spacing w:after="0" w:afterAutospacing="0" w:before="0" w:beforeAutospacing="0" w:lineRule="auto"/>
+        <w:ind w:left="720" w:hanging="360"/>
         <w:rPr>
           <w:rFonts w:ascii="Times" w:cs="Times" w:eastAsia="Times" w:hAnsi="Times"/>
           <w:sz w:val="24"/>
@@ -2443,9 +2963,9 @@
         <w:keepLines w:val="1"/>
         <w:numPr>
           <w:ilvl w:val="0"/>
-          <w:numId w:val="42"/>
-        </w:numPr>
-        <w:spacing w:after="0" w:afterAutospacing="0" w:before="240" w:lineRule="auto"/>
+          <w:numId w:val="34"/>
+        </w:numPr>
+        <w:spacing w:after="0" w:afterAutospacing="0" w:before="0" w:beforeAutospacing="0" w:lineRule="auto"/>
         <w:ind w:left="720" w:hanging="360"/>
         <w:rPr>
           <w:rFonts w:ascii="Times" w:cs="Times" w:eastAsia="Times" w:hAnsi="Times"/>
@@ -2469,7 +2989,7 @@
         <w:keepLines w:val="1"/>
         <w:numPr>
           <w:ilvl w:val="1"/>
-          <w:numId w:val="42"/>
+          <w:numId w:val="34"/>
         </w:numPr>
         <w:spacing w:after="0" w:afterAutospacing="0" w:before="0" w:beforeAutospacing="0" w:lineRule="auto"/>
         <w:ind w:left="1440" w:hanging="360"/>
@@ -2495,7 +3015,7 @@
         <w:keepLines w:val="1"/>
         <w:numPr>
           <w:ilvl w:val="1"/>
-          <w:numId w:val="42"/>
+          <w:numId w:val="34"/>
         </w:numPr>
         <w:spacing w:after="0" w:afterAutospacing="0" w:before="0" w:beforeAutospacing="0" w:lineRule="auto"/>
         <w:ind w:left="1440" w:hanging="360"/>
@@ -2521,9 +3041,9 @@
         <w:keepLines w:val="1"/>
         <w:numPr>
           <w:ilvl w:val="1"/>
-          <w:numId w:val="42"/>
-        </w:numPr>
-        <w:spacing w:after="240" w:before="0" w:beforeAutospacing="0" w:lineRule="auto"/>
+          <w:numId w:val="34"/>
+        </w:numPr>
+        <w:spacing w:after="0" w:afterAutospacing="0" w:before="0" w:beforeAutospacing="0" w:lineRule="auto"/>
         <w:ind w:left="1440" w:hanging="360"/>
         <w:rPr>
           <w:rFonts w:ascii="Times" w:cs="Times" w:eastAsia="Times" w:hAnsi="Times"/>
@@ -2545,7 +3065,12 @@
       <w:pPr>
         <w:keepNext w:val="1"/>
         <w:keepLines w:val="1"/>
-        <w:spacing w:after="240" w:before="240" w:lineRule="auto"/>
+        <w:numPr>
+          <w:ilvl w:val="0"/>
+          <w:numId w:val="34"/>
+        </w:numPr>
+        <w:spacing w:after="0" w:afterAutospacing="0" w:before="0" w:beforeAutospacing="0" w:lineRule="auto"/>
+        <w:ind w:left="720" w:hanging="360"/>
         <w:rPr>
           <w:rFonts w:ascii="Times" w:cs="Times" w:eastAsia="Times" w:hAnsi="Times"/>
           <w:sz w:val="24"/>
@@ -2569,9 +3094,9 @@
         <w:keepLines w:val="1"/>
         <w:numPr>
           <w:ilvl w:val="0"/>
-          <w:numId w:val="5"/>
-        </w:numPr>
-        <w:spacing w:after="0" w:afterAutospacing="0" w:before="240" w:lineRule="auto"/>
+          <w:numId w:val="34"/>
+        </w:numPr>
+        <w:spacing w:after="0" w:afterAutospacing="0" w:before="0" w:beforeAutospacing="0" w:lineRule="auto"/>
         <w:ind w:left="720" w:hanging="360"/>
         <w:rPr>
           <w:rFonts w:ascii="Times" w:cs="Times" w:eastAsia="Times" w:hAnsi="Times"/>
@@ -2595,7 +3120,7 @@
         <w:keepLines w:val="1"/>
         <w:numPr>
           <w:ilvl w:val="0"/>
-          <w:numId w:val="5"/>
+          <w:numId w:val="34"/>
         </w:numPr>
         <w:spacing w:after="0" w:afterAutospacing="0" w:before="0" w:beforeAutospacing="0" w:lineRule="auto"/>
         <w:ind w:left="720" w:hanging="360"/>
@@ -2621,7 +3146,7 @@
         <w:keepLines w:val="1"/>
         <w:numPr>
           <w:ilvl w:val="1"/>
-          <w:numId w:val="5"/>
+          <w:numId w:val="34"/>
         </w:numPr>
         <w:spacing w:after="0" w:afterAutospacing="0" w:before="0" w:beforeAutospacing="0" w:lineRule="auto"/>
         <w:ind w:left="1440" w:hanging="360"/>
@@ -2647,7 +3172,7 @@
         <w:keepLines w:val="1"/>
         <w:numPr>
           <w:ilvl w:val="1"/>
-          <w:numId w:val="5"/>
+          <w:numId w:val="34"/>
         </w:numPr>
         <w:spacing w:after="0" w:afterAutospacing="0" w:before="0" w:beforeAutospacing="0" w:lineRule="auto"/>
         <w:ind w:left="1440" w:hanging="360"/>
@@ -2673,9 +3198,9 @@
         <w:keepLines w:val="1"/>
         <w:numPr>
           <w:ilvl w:val="1"/>
-          <w:numId w:val="5"/>
-        </w:numPr>
-        <w:spacing w:after="240" w:before="0" w:beforeAutospacing="0" w:lineRule="auto"/>
+          <w:numId w:val="34"/>
+        </w:numPr>
+        <w:spacing w:after="0" w:afterAutospacing="0" w:before="0" w:beforeAutospacing="0" w:lineRule="auto"/>
         <w:ind w:left="1440" w:hanging="360"/>
         <w:rPr>
           <w:rFonts w:ascii="Times" w:cs="Times" w:eastAsia="Times" w:hAnsi="Times"/>
@@ -2697,8 +3222,12 @@
       <w:pPr>
         <w:keepNext w:val="1"/>
         <w:keepLines w:val="1"/>
-        <w:spacing w:after="240" w:before="240" w:lineRule="auto"/>
-        <w:ind w:left="720" w:firstLine="0"/>
+        <w:numPr>
+          <w:ilvl w:val="1"/>
+          <w:numId w:val="34"/>
+        </w:numPr>
+        <w:spacing w:after="240" w:before="0" w:beforeAutospacing="0" w:lineRule="auto"/>
+        <w:ind w:left="1440" w:hanging="360"/>
         <w:rPr>
           <w:rFonts w:ascii="Times" w:cs="Times" w:eastAsia="Times" w:hAnsi="Times"/>
           <w:sz w:val="24"/>
@@ -2747,7 +3276,7 @@
           <w:pgNumType w:start="1"/>
         </w:sectPr>
       </w:pPr>
-      <w:bookmarkStart w:colFirst="0" w:colLast="0" w:name="_lw70rytfzytg" w:id="4"/>
+      <w:bookmarkStart w:colFirst="0" w:colLast="0" w:name="_xf672d4kn9kv" w:id="4"/>
       <w:bookmarkEnd w:id="4"/>
       <w:r>
         <w:rPr>
@@ -3541,7 +4070,7 @@
       <w:pPr>
         <w:numPr>
           <w:ilvl w:val="0"/>
-          <w:numId w:val="8"/>
+          <w:numId w:val="7"/>
         </w:numPr>
         <w:spacing w:after="0" w:afterAutospacing="0" w:line="240" w:lineRule="auto"/>
         <w:ind w:left="720" w:hanging="360"/>
@@ -3555,6 +4084,68 @@
           <w:rtl w:val="0"/>
         </w:rPr>
         <w:t xml:space="preserve">Coordinate with the business owner (Sir Mike) to complete PayMongo's Business Verification / KYC requirements before continuing integration work.</w:t>
+      </w:r>
+    </w:p>
+    <w:p>
+      <w:pPr>
+        <w:numPr>
+          <w:ilvl w:val="0"/>
+          <w:numId w:val="7"/>
+        </w:numPr>
+        <w:spacing w:after="0" w:afterAutospacing="0" w:line="240" w:lineRule="auto"/>
+        <w:ind w:left="720" w:hanging="360"/>
+        <w:rPr>
+          <w:rFonts w:ascii="Calibri" w:cs="Calibri" w:eastAsia="Calibri" w:hAnsi="Calibri"/>
+        </w:rPr>
+      </w:pPr>
+      <w:r>
+        <w:rPr>
+          <w:rFonts w:ascii="Calibri" w:cs="Calibri" w:eastAsia="Calibri" w:hAnsi="Calibri"/>
+          <w:rtl w:val="0"/>
+        </w:rPr>
+        <w:t xml:space="preserve">Prepare and store the required verification documents (business permit, IDs, etc.) in the shared Google Drive per PayMongo's checklist.</w:t>
+      </w:r>
+    </w:p>
+    <w:p>
+      <w:pPr>
+        <w:numPr>
+          <w:ilvl w:val="0"/>
+          <w:numId w:val="7"/>
+        </w:numPr>
+        <w:spacing w:after="60" w:line="240" w:lineRule="auto"/>
+        <w:ind w:left="720" w:hanging="360"/>
+        <w:rPr>
+          <w:rFonts w:ascii="Calibri" w:cs="Calibri" w:eastAsia="Calibri" w:hAnsi="Calibri"/>
+        </w:rPr>
+      </w:pPr>
+      <w:r>
+        <w:rPr>
+          <w:rFonts w:ascii="Calibri" w:cs="Calibri" w:eastAsia="Calibri" w:hAnsi="Calibri"/>
+          <w:rtl w:val="0"/>
+        </w:rPr>
+        <w:t xml:space="preserve">Define a fallback plan/scope in case business verification is denied or delayed (e.g., cash-only or manual payment recording as an interim option).</w:t>
+      </w:r>
+    </w:p>
+    <w:p>
+      <w:pPr>
+        <w:spacing w:after="80" w:before="240" w:line="240" w:lineRule="auto"/>
+        <w:rPr>
+          <w:rFonts w:ascii="Calibri" w:cs="Calibri" w:eastAsia="Calibri" w:hAnsi="Calibri"/>
+        </w:rPr>
+      </w:pPr>
+      <w:r>
+        <w:rPr>
+          <w:rFonts w:ascii="Calibri" w:cs="Calibri" w:eastAsia="Calibri" w:hAnsi="Calibri"/>
+          <w:b w:val="1"/>
+          <w:bCs w:val="1"/>
+          <w:rtl w:val="0"/>
+        </w:rPr>
+        <w:t xml:space="preserve">On Facebook Login (Meta OAuth):</w:t>
+      </w:r>
+      <w:r>
+        <w:rPr>
+          <w:rtl w:val="0"/>
+        </w:rPr>
       </w:r>
     </w:p>
     <w:p>
@@ -3574,7 +4165,7 @@
           <w:rFonts w:ascii="Calibri" w:cs="Calibri" w:eastAsia="Calibri" w:hAnsi="Calibri"/>
           <w:rtl w:val="0"/>
         </w:rPr>
-        <w:t xml:space="preserve">Prepare and store the required verification documents (business permit, IDs, etc.) in the shared Google Drive per PayMongo's checklist.</w:t>
+        <w:t xml:space="preserve">Confirm with the business owner whether pursuing Meta Business Verification for Facebook Login is worth the added compliance overhead.</w:t>
       </w:r>
     </w:p>
     <w:p>
@@ -3594,7 +4185,7 @@
           <w:rFonts w:ascii="Calibri" w:cs="Calibri" w:eastAsia="Calibri" w:hAnsi="Calibri"/>
           <w:rtl w:val="0"/>
         </w:rPr>
-        <w:t xml:space="preserve">Define a fallback plan/scope in case business verification is denied or delayed (e.g., cash-only or manual payment recording as an interim option).</w:t>
+        <w:t xml:space="preserve">If deprioritized, update the proposal/scope documentation to reflect Google/Gmail OAuth as the primary third-party login method, with Facebook as optional/future work.</w:t>
       </w:r>
     </w:p>
     <w:p>
@@ -3611,7 +4202,340 @@
           <w:bCs w:val="1"/>
           <w:rtl w:val="0"/>
         </w:rPr>
-        <w:t xml:space="preserve">On Facebook Login (Meta OAuth):</w:t>
+        <w:t xml:space="preserve">On admin settings → down payment configuration:</w:t>
+      </w:r>
+      <w:r>
+        <w:rPr>
+          <w:rtl w:val="0"/>
+        </w:rPr>
+      </w:r>
+    </w:p>
+    <w:p>
+      <w:pPr>
+        <w:numPr>
+          <w:ilvl w:val="0"/>
+          <w:numId w:val="20"/>
+        </w:numPr>
+        <w:spacing w:after="0" w:afterAutospacing="0" w:line="240" w:lineRule="auto"/>
+        <w:ind w:left="720" w:hanging="360"/>
+        <w:rPr>
+          <w:rFonts w:ascii="Calibri" w:cs="Calibri" w:eastAsia="Calibri" w:hAnsi="Calibri"/>
+        </w:rPr>
+      </w:pPr>
+      <w:r>
+        <w:rPr>
+          <w:rFonts w:ascii="Calibri" w:cs="Calibri" w:eastAsia="Calibri" w:hAnsi="Calibri"/>
+          <w:strike w:val="1"/>
+          <w:rtl w:val="0"/>
+        </w:rPr>
+        <w:t xml:space="preserve">Move the down payment toggle/config so it applies per transaction (all online bookings/services), not per individual service.</w:t>
+      </w:r>
+    </w:p>
+    <w:p>
+      <w:pPr>
+        <w:numPr>
+          <w:ilvl w:val="0"/>
+          <w:numId w:val="20"/>
+        </w:numPr>
+        <w:spacing w:after="60" w:line="240" w:lineRule="auto"/>
+        <w:ind w:left="720" w:hanging="360"/>
+        <w:rPr>
+          <w:rFonts w:ascii="Calibri" w:cs="Calibri" w:eastAsia="Calibri" w:hAnsi="Calibri"/>
+        </w:rPr>
+      </w:pPr>
+      <w:r>
+        <w:rPr>
+          <w:rFonts w:ascii="Calibri" w:cs="Calibri" w:eastAsia="Calibri" w:hAnsi="Calibri"/>
+          <w:rtl w:val="0"/>
+        </w:rPr>
+        <w:t xml:space="preserve">Re-test down payment enforcement across grooming, hotel, daycare, and vet booking types after the fix.</w:t>
+      </w:r>
+    </w:p>
+    <w:p>
+      <w:pPr>
+        <w:spacing w:after="80" w:before="240" w:line="240" w:lineRule="auto"/>
+        <w:rPr>
+          <w:rFonts w:ascii="Calibri" w:cs="Calibri" w:eastAsia="Calibri" w:hAnsi="Calibri"/>
+        </w:rPr>
+      </w:pPr>
+      <w:r>
+        <w:rPr>
+          <w:rFonts w:ascii="Calibri" w:cs="Calibri" w:eastAsia="Calibri" w:hAnsi="Calibri"/>
+          <w:b w:val="1"/>
+          <w:bCs w:val="1"/>
+          <w:rtl w:val="0"/>
+        </w:rPr>
+        <w:t xml:space="preserve">On staff/customer reschedule flow:</w:t>
+      </w:r>
+      <w:r>
+        <w:rPr>
+          <w:rtl w:val="0"/>
+        </w:rPr>
+      </w:r>
+    </w:p>
+    <w:p>
+      <w:pPr>
+        <w:numPr>
+          <w:ilvl w:val="0"/>
+          <w:numId w:val="23"/>
+        </w:numPr>
+        <w:spacing w:after="0" w:afterAutospacing="0" w:line="240" w:lineRule="auto"/>
+        <w:ind w:left="720" w:hanging="360"/>
+        <w:rPr>
+          <w:rFonts w:ascii="Calibri" w:cs="Calibri" w:eastAsia="Calibri" w:hAnsi="Calibri"/>
+        </w:rPr>
+      </w:pPr>
+      <w:r>
+        <w:rPr>
+          <w:rFonts w:ascii="Calibri" w:cs="Calibri" w:eastAsia="Calibri" w:hAnsi="Calibri"/>
+          <w:rtl w:val="0"/>
+        </w:rPr>
+        <w:t xml:space="preserve">Disable date options earlier than the booking's current effective date in the reschedule date picker.</w:t>
+      </w:r>
+    </w:p>
+    <w:p>
+      <w:pPr>
+        <w:numPr>
+          <w:ilvl w:val="0"/>
+          <w:numId w:val="23"/>
+        </w:numPr>
+        <w:spacing w:after="60" w:line="240" w:lineRule="auto"/>
+        <w:ind w:left="720" w:hanging="360"/>
+        <w:rPr>
+          <w:rFonts w:ascii="Calibri" w:cs="Calibri" w:eastAsia="Calibri" w:hAnsi="Calibri"/>
+        </w:rPr>
+      </w:pPr>
+      <w:r>
+        <w:rPr>
+          <w:rFonts w:ascii="Calibri" w:cs="Calibri" w:eastAsia="Calibri" w:hAnsi="Calibri"/>
+          <w:rtl w:val="0"/>
+        </w:rPr>
+        <w:t xml:space="preserve">Add a regression test: after moving a booking to a later date, confirm the previously available earlier dates are no longer selectable.</w:t>
+      </w:r>
+    </w:p>
+    <w:p>
+      <w:pPr>
+        <w:spacing w:after="80" w:before="240" w:line="240" w:lineRule="auto"/>
+        <w:rPr>
+          <w:rFonts w:ascii="Calibri" w:cs="Calibri" w:eastAsia="Calibri" w:hAnsi="Calibri"/>
+        </w:rPr>
+      </w:pPr>
+      <w:r>
+        <w:rPr>
+          <w:rFonts w:ascii="Calibri" w:cs="Calibri" w:eastAsia="Calibri" w:hAnsi="Calibri"/>
+          <w:b w:val="1"/>
+          <w:bCs w:val="1"/>
+          <w:rtl w:val="0"/>
+        </w:rPr>
+        <w:t xml:space="preserve">On multi-day (hotel) booking configuration:</w:t>
+      </w:r>
+      <w:r>
+        <w:rPr>
+          <w:rtl w:val="0"/>
+        </w:rPr>
+      </w:r>
+    </w:p>
+    <w:p>
+      <w:pPr>
+        <w:numPr>
+          <w:ilvl w:val="0"/>
+          <w:numId w:val="38"/>
+        </w:numPr>
+        <w:spacing w:after="0" w:afterAutospacing="0" w:line="240" w:lineRule="auto"/>
+        <w:ind w:left="720" w:hanging="360"/>
+        <w:rPr>
+          <w:rFonts w:ascii="Calibri" w:cs="Calibri" w:eastAsia="Calibri" w:hAnsi="Calibri"/>
+        </w:rPr>
+      </w:pPr>
+      <w:r>
+        <w:rPr>
+          <w:rFonts w:ascii="Calibri" w:cs="Calibri" w:eastAsia="Calibri" w:hAnsi="Calibri"/>
+          <w:strike w:val="1"/>
+          <w:rtl w:val="0"/>
+        </w:rPr>
+        <w:t xml:space="preserve">Investigate and fix the 3-day-minimum (or N-day) booking filter/configuration — verify it correctly applies date ranges instead of appearing to lock/pin schedules.</w:t>
+      </w:r>
+    </w:p>
+    <w:p>
+      <w:pPr>
+        <w:numPr>
+          <w:ilvl w:val="0"/>
+          <w:numId w:val="38"/>
+        </w:numPr>
+        <w:spacing w:after="60" w:line="240" w:lineRule="auto"/>
+        <w:ind w:left="720" w:hanging="360"/>
+        <w:rPr>
+          <w:rFonts w:ascii="Calibri" w:cs="Calibri" w:eastAsia="Calibri" w:hAnsi="Calibri"/>
+        </w:rPr>
+      </w:pPr>
+      <w:r>
+        <w:rPr>
+          <w:rFonts w:ascii="Calibri" w:cs="Calibri" w:eastAsia="Calibri" w:hAnsi="Calibri"/>
+          <w:rtl w:val="0"/>
+        </w:rPr>
+        <w:t xml:space="preserve">Add test cases covering multi-day ranges (e.g., 3 nights, 5 nights) to confirm no unintended schedule locking.</w:t>
+      </w:r>
+    </w:p>
+    <w:p>
+      <w:pPr>
+        <w:spacing w:after="80" w:before="240" w:line="240" w:lineRule="auto"/>
+        <w:rPr>
+          <w:rFonts w:ascii="Calibri" w:cs="Calibri" w:eastAsia="Calibri" w:hAnsi="Calibri"/>
+        </w:rPr>
+      </w:pPr>
+      <w:r>
+        <w:rPr>
+          <w:rFonts w:ascii="Calibri" w:cs="Calibri" w:eastAsia="Calibri" w:hAnsi="Calibri"/>
+          <w:b w:val="1"/>
+          <w:bCs w:val="1"/>
+          <w:rtl w:val="0"/>
+        </w:rPr>
+        <w:t xml:space="preserve">On Book a Service step (customer/staff booking flow):</w:t>
+      </w:r>
+      <w:r>
+        <w:rPr>
+          <w:rtl w:val="0"/>
+        </w:rPr>
+      </w:r>
+    </w:p>
+    <w:p>
+      <w:pPr>
+        <w:numPr>
+          <w:ilvl w:val="0"/>
+          <w:numId w:val="4"/>
+        </w:numPr>
+        <w:spacing w:after="0" w:afterAutospacing="0" w:line="240" w:lineRule="auto"/>
+        <w:ind w:left="720" w:hanging="360"/>
+        <w:rPr>
+          <w:rFonts w:ascii="Calibri" w:cs="Calibri" w:eastAsia="Calibri" w:hAnsi="Calibri"/>
+        </w:rPr>
+      </w:pPr>
+      <w:r>
+        <w:rPr>
+          <w:rFonts w:ascii="Calibri" w:cs="Calibri" w:eastAsia="Calibri" w:hAnsi="Calibri"/>
+          <w:strike w:val="1"/>
+          <w:rtl w:val="0"/>
+        </w:rPr>
+        <w:t xml:space="preserve">Fix the bug preventing a newly created and activated service type from appearing in the service selection list.</w:t>
+      </w:r>
+    </w:p>
+    <w:p>
+      <w:pPr>
+        <w:numPr>
+          <w:ilvl w:val="0"/>
+          <w:numId w:val="4"/>
+        </w:numPr>
+        <w:spacing w:after="60" w:line="240" w:lineRule="auto"/>
+        <w:ind w:left="720" w:hanging="360"/>
+        <w:rPr>
+          <w:rFonts w:ascii="Calibri" w:cs="Calibri" w:eastAsia="Calibri" w:hAnsi="Calibri"/>
+        </w:rPr>
+      </w:pPr>
+      <w:r>
+        <w:rPr>
+          <w:rFonts w:ascii="Calibri" w:cs="Calibri" w:eastAsia="Calibri" w:hAnsi="Calibri"/>
+          <w:rtl w:val="0"/>
+        </w:rPr>
+        <w:t xml:space="preserve">Add a QA checklist step: verify any new service is immediately visible/selectable in the booking flow once marked active.</w:t>
+      </w:r>
+    </w:p>
+    <w:p>
+      <w:pPr>
+        <w:spacing w:after="80" w:before="240" w:line="240" w:lineRule="auto"/>
+        <w:rPr>
+          <w:rFonts w:ascii="Calibri" w:cs="Calibri" w:eastAsia="Calibri" w:hAnsi="Calibri"/>
+        </w:rPr>
+      </w:pPr>
+      <w:r>
+        <w:rPr>
+          <w:rFonts w:ascii="Calibri" w:cs="Calibri" w:eastAsia="Calibri" w:hAnsi="Calibri"/>
+          <w:b w:val="1"/>
+          <w:bCs w:val="1"/>
+          <w:rtl w:val="0"/>
+        </w:rPr>
+        <w:t xml:space="preserve">On booking process — multi-pet / multi-branch support:</w:t>
+      </w:r>
+      <w:r>
+        <w:rPr>
+          <w:rtl w:val="0"/>
+        </w:rPr>
+      </w:r>
+    </w:p>
+    <w:p>
+      <w:pPr>
+        <w:numPr>
+          <w:ilvl w:val="0"/>
+          <w:numId w:val="6"/>
+        </w:numPr>
+        <w:spacing w:after="0" w:afterAutospacing="0" w:line="240" w:lineRule="auto"/>
+        <w:ind w:left="720" w:hanging="360"/>
+        <w:rPr>
+          <w:rFonts w:ascii="Calibri" w:cs="Calibri" w:eastAsia="Calibri" w:hAnsi="Calibri"/>
+        </w:rPr>
+      </w:pPr>
+      <w:r>
+        <w:rPr>
+          <w:rFonts w:ascii="Calibri" w:cs="Calibri" w:eastAsia="Calibri" w:hAnsi="Calibri"/>
+          <w:rtl w:val="0"/>
+        </w:rPr>
+        <w:t xml:space="preserve">Document the current one-pet-per-booking-session limitation as a known constraint if it will not be resolved within capstone scope.</w:t>
+      </w:r>
+    </w:p>
+    <w:p>
+      <w:pPr>
+        <w:numPr>
+          <w:ilvl w:val="0"/>
+          <w:numId w:val="6"/>
+        </w:numPr>
+        <w:spacing w:after="0" w:afterAutospacing="0" w:line="240" w:lineRule="auto"/>
+        <w:ind w:left="720" w:hanging="360"/>
+        <w:rPr>
+          <w:rFonts w:ascii="Calibri" w:cs="Calibri" w:eastAsia="Calibri" w:hAnsi="Calibri"/>
+        </w:rPr>
+      </w:pPr>
+      <w:r>
+        <w:rPr>
+          <w:rFonts w:ascii="Calibri" w:cs="Calibri" w:eastAsia="Calibri" w:hAnsi="Calibri"/>
+          <w:rtl w:val="0"/>
+        </w:rPr>
+        <w:t xml:space="preserve">If pursued, scope a design for handling multiple pets within one session as sequential per-pet bookings (not true simultaneous multi-select), reusing shared booking context (date range, branch) where applicable.</w:t>
+      </w:r>
+    </w:p>
+    <w:p>
+      <w:pPr>
+        <w:numPr>
+          <w:ilvl w:val="0"/>
+          <w:numId w:val="6"/>
+        </w:numPr>
+        <w:spacing w:after="60" w:line="240" w:lineRule="auto"/>
+        <w:ind w:left="720" w:hanging="360"/>
+        <w:rPr>
+          <w:rFonts w:ascii="Calibri" w:cs="Calibri" w:eastAsia="Calibri" w:hAnsi="Calibri"/>
+        </w:rPr>
+      </w:pPr>
+      <w:r>
+        <w:rPr>
+          <w:rFonts w:ascii="Calibri" w:cs="Calibri" w:eastAsia="Calibri" w:hAnsi="Calibri"/>
+          <w:rtl w:val="0"/>
+        </w:rPr>
+        <w:t xml:space="preserve">For hotel-type bookings specifically, resolve the cage-assignment limitation so multiple pets in one transaction can each be assigned a separate cage.</w:t>
+      </w:r>
+    </w:p>
+    <w:p>
+      <w:pPr>
+        <w:spacing w:after="80" w:before="240" w:line="240" w:lineRule="auto"/>
+        <w:rPr>
+          <w:rFonts w:ascii="Calibri" w:cs="Calibri" w:eastAsia="Calibri" w:hAnsi="Calibri"/>
+        </w:rPr>
+      </w:pPr>
+      <w:r>
+        <w:rPr>
+          <w:rFonts w:ascii="Calibri" w:cs="Calibri" w:eastAsia="Calibri" w:hAnsi="Calibri"/>
+          <w:b w:val="1"/>
+          <w:bCs w:val="1"/>
+          <w:rtl w:val="0"/>
+        </w:rPr>
+        <w:t xml:space="preserve">On service/package selection UI (booking → services step):</w:t>
       </w:r>
       <w:r>
         <w:rPr>
@@ -3636,7 +4560,7 @@
           <w:rFonts w:ascii="Calibri" w:cs="Calibri" w:eastAsia="Calibri" w:hAnsi="Calibri"/>
           <w:rtl w:val="0"/>
         </w:rPr>
-        <w:t xml:space="preserve">Confirm with the business owner whether pursuing Meta Business Verification for Facebook Login is worth the added compliance overhead.</w:t>
+        <w:t xml:space="preserve">When a service is disabled because it's already included in a selected package, show a label or tooltip naming that package (not just a greyed-out state).</w:t>
       </w:r>
     </w:p>
     <w:p>
@@ -3645,6 +4569,26 @@
           <w:ilvl w:val="0"/>
           <w:numId w:val="9"/>
         </w:numPr>
+        <w:spacing w:after="0" w:afterAutospacing="0" w:line="240" w:lineRule="auto"/>
+        <w:ind w:left="720" w:hanging="360"/>
+        <w:rPr>
+          <w:rFonts w:ascii="Calibri" w:cs="Calibri" w:eastAsia="Calibri" w:hAnsi="Calibri"/>
+        </w:rPr>
+      </w:pPr>
+      <w:r>
+        <w:rPr>
+          <w:rFonts w:ascii="Calibri" w:cs="Calibri" w:eastAsia="Calibri" w:hAnsi="Calibri"/>
+          <w:rtl w:val="0"/>
+        </w:rPr>
+        <w:t xml:space="preserve">Fix the running-total computation bug that occurs when a service overlaps between an individual selection and a package selection.</w:t>
+      </w:r>
+    </w:p>
+    <w:p>
+      <w:pPr>
+        <w:numPr>
+          <w:ilvl w:val="0"/>
+          <w:numId w:val="9"/>
+        </w:numPr>
         <w:spacing w:after="60" w:line="240" w:lineRule="auto"/>
         <w:ind w:left="720" w:hanging="360"/>
         <w:rPr>
@@ -3656,7 +4600,7 @@
           <w:rFonts w:ascii="Calibri" w:cs="Calibri" w:eastAsia="Calibri" w:hAnsi="Calibri"/>
           <w:rtl w:val="0"/>
         </w:rPr>
-        <w:t xml:space="preserve">If deprioritized, update the proposal/scope documentation to reflect Google/Gmail OAuth as the primary third-party login method, with Facebook as optional/future work.</w:t>
+        <w:t xml:space="preserve">Decide and document the intended UX order (individual service selection vs. package selection first) and apply it consistently across the booking flow.</w:t>
       </w:r>
     </w:p>
     <w:p>
@@ -3673,7 +4617,7 @@
           <w:bCs w:val="1"/>
           <w:rtl w:val="0"/>
         </w:rPr>
-        <w:t xml:space="preserve">On admin settings → down payment configuration:</w:t>
+        <w:t xml:space="preserve">On cancellation policy (admin settings → maintenance → policies):</w:t>
       </w:r>
       <w:r>
         <w:rPr>
@@ -3685,7 +4629,7 @@
       <w:pPr>
         <w:numPr>
           <w:ilvl w:val="0"/>
-          <w:numId w:val="21"/>
+          <w:numId w:val="22"/>
         </w:numPr>
         <w:spacing w:after="0" w:afterAutospacing="0" w:line="240" w:lineRule="auto"/>
         <w:ind w:left="720" w:hanging="360"/>
@@ -3696,17 +4640,36 @@
       <w:r>
         <w:rPr>
           <w:rFonts w:ascii="Calibri" w:cs="Calibri" w:eastAsia="Calibri" w:hAnsi="Calibri"/>
-          <w:strike w:val="1"/>
-          <w:rtl w:val="0"/>
-        </w:rPr>
-        <w:t xml:space="preserve">Move the down payment toggle/config so it applies per transaction (all online bookings/services), not per individual service.</w:t>
+          <w:rtl w:val="0"/>
+        </w:rPr>
+        <w:t xml:space="preserve">Add a configurable cancellation-to-credit conversion rate (default 100%, admin-adjustable, e.g. down to 50%) instead of a hardcoded full conversion.</w:t>
       </w:r>
     </w:p>
     <w:p>
       <w:pPr>
         <w:numPr>
           <w:ilvl w:val="0"/>
-          <w:numId w:val="21"/>
+          <w:numId w:val="22"/>
+        </w:numPr>
+        <w:spacing w:after="0" w:afterAutospacing="0" w:line="240" w:lineRule="auto"/>
+        <w:ind w:left="720" w:hanging="360"/>
+        <w:rPr>
+          <w:rFonts w:ascii="Calibri" w:cs="Calibri" w:eastAsia="Calibri" w:hAnsi="Calibri"/>
+        </w:rPr>
+      </w:pPr>
+      <w:r>
+        <w:rPr>
+          <w:rFonts w:ascii="Calibri" w:cs="Calibri" w:eastAsia="Calibri" w:hAnsi="Calibri"/>
+          <w:rtl w:val="0"/>
+        </w:rPr>
+        <w:t xml:space="preserve">Fix the bug where credits were not generated after a cancellation during testing — verify the down-payment-to-credit pipeline end-to-end.</w:t>
+      </w:r>
+    </w:p>
+    <w:p>
+      <w:pPr>
+        <w:numPr>
+          <w:ilvl w:val="0"/>
+          <w:numId w:val="22"/>
         </w:numPr>
         <w:spacing w:after="60" w:line="240" w:lineRule="auto"/>
         <w:ind w:left="720" w:hanging="360"/>
@@ -3719,7 +4682,7 @@
           <w:rFonts w:ascii="Calibri" w:cs="Calibri" w:eastAsia="Calibri" w:hAnsi="Calibri"/>
           <w:rtl w:val="0"/>
         </w:rPr>
-        <w:t xml:space="preserve">Re-test down payment enforcement across grooming, hotel, daycare, and vet booking types after the fix.</w:t>
+        <w:t xml:space="preserve">Re-verify that the reschedule flow correctly reflects updated booking status and resulting credit balance after a cancellation.</w:t>
       </w:r>
     </w:p>
     <w:p>
@@ -3736,7 +4699,7 @@
           <w:bCs w:val="1"/>
           <w:rtl w:val="0"/>
         </w:rPr>
-        <w:t xml:space="preserve">On staff/customer reschedule flow:</w:t>
+        <w:t xml:space="preserve">Deployment / test environment:</w:t>
       </w:r>
       <w:r>
         <w:rPr>
@@ -3748,7 +4711,7 @@
       <w:pPr>
         <w:numPr>
           <w:ilvl w:val="0"/>
-          <w:numId w:val="25"/>
+          <w:numId w:val="13"/>
         </w:numPr>
         <w:spacing w:after="0" w:afterAutospacing="0" w:line="240" w:lineRule="auto"/>
         <w:ind w:left="720" w:hanging="360"/>
@@ -3761,448 +4724,14 @@
           <w:rFonts w:ascii="Calibri" w:cs="Calibri" w:eastAsia="Calibri" w:hAnsi="Calibri"/>
           <w:rtl w:val="0"/>
         </w:rPr>
-        <w:t xml:space="preserve">Disable date options earlier than the booking's current effective date in the reschedule date picker.</w:t>
+        <w:t xml:space="preserve">Deploy the system to a live/staging environment (beyond localhost) to properly test payment provider integrations (PayMongo) and OAuth logins end-to-end.</w:t>
       </w:r>
     </w:p>
     <w:p>
       <w:pPr>
         <w:numPr>
           <w:ilvl w:val="0"/>
-          <w:numId w:val="25"/>
-        </w:numPr>
-        <w:spacing w:after="60" w:line="240" w:lineRule="auto"/>
-        <w:ind w:left="720" w:hanging="360"/>
-        <w:rPr>
-          <w:rFonts w:ascii="Calibri" w:cs="Calibri" w:eastAsia="Calibri" w:hAnsi="Calibri"/>
-        </w:rPr>
-      </w:pPr>
-      <w:r>
-        <w:rPr>
-          <w:rFonts w:ascii="Calibri" w:cs="Calibri" w:eastAsia="Calibri" w:hAnsi="Calibri"/>
-          <w:rtl w:val="0"/>
-        </w:rPr>
-        <w:t xml:space="preserve">Add a regression test: after moving a booking to a later date, confirm the previously available earlier dates are no longer selectable.</w:t>
-      </w:r>
-    </w:p>
-    <w:p>
-      <w:pPr>
-        <w:spacing w:after="80" w:before="240" w:line="240" w:lineRule="auto"/>
-        <w:rPr>
-          <w:rFonts w:ascii="Calibri" w:cs="Calibri" w:eastAsia="Calibri" w:hAnsi="Calibri"/>
-        </w:rPr>
-      </w:pPr>
-      <w:r>
-        <w:rPr>
-          <w:rFonts w:ascii="Calibri" w:cs="Calibri" w:eastAsia="Calibri" w:hAnsi="Calibri"/>
-          <w:b w:val="1"/>
-          <w:bCs w:val="1"/>
-          <w:rtl w:val="0"/>
-        </w:rPr>
-        <w:t xml:space="preserve">On multi-day (hotel) booking configuration:</w:t>
-      </w:r>
-      <w:r>
-        <w:rPr>
-          <w:rtl w:val="0"/>
-        </w:rPr>
-      </w:r>
-    </w:p>
-    <w:p>
-      <w:pPr>
-        <w:numPr>
-          <w:ilvl w:val="0"/>
-          <w:numId w:val="40"/>
-        </w:numPr>
-        <w:spacing w:after="0" w:afterAutospacing="0" w:line="240" w:lineRule="auto"/>
-        <w:ind w:left="720" w:hanging="360"/>
-        <w:rPr>
-          <w:rFonts w:ascii="Calibri" w:cs="Calibri" w:eastAsia="Calibri" w:hAnsi="Calibri"/>
-        </w:rPr>
-      </w:pPr>
-      <w:r>
-        <w:rPr>
-          <w:rFonts w:ascii="Calibri" w:cs="Calibri" w:eastAsia="Calibri" w:hAnsi="Calibri"/>
-          <w:strike w:val="1"/>
-          <w:rtl w:val="0"/>
-        </w:rPr>
-        <w:t xml:space="preserve">Investigate and fix the 3-day-minimum (or N-day) booking filter/configuration — verify it correctly applies date ranges instead of appearing to lock/pin schedules.</w:t>
-      </w:r>
-    </w:p>
-    <w:p>
-      <w:pPr>
-        <w:numPr>
-          <w:ilvl w:val="0"/>
-          <w:numId w:val="40"/>
-        </w:numPr>
-        <w:spacing w:after="60" w:line="240" w:lineRule="auto"/>
-        <w:ind w:left="720" w:hanging="360"/>
-        <w:rPr>
-          <w:rFonts w:ascii="Calibri" w:cs="Calibri" w:eastAsia="Calibri" w:hAnsi="Calibri"/>
-        </w:rPr>
-      </w:pPr>
-      <w:r>
-        <w:rPr>
-          <w:rFonts w:ascii="Calibri" w:cs="Calibri" w:eastAsia="Calibri" w:hAnsi="Calibri"/>
-          <w:rtl w:val="0"/>
-        </w:rPr>
-        <w:t xml:space="preserve">Add test cases covering multi-day ranges (e.g., 3 nights, 5 nights) to confirm no unintended schedule locking.</w:t>
-      </w:r>
-    </w:p>
-    <w:p>
-      <w:pPr>
-        <w:spacing w:after="80" w:before="240" w:line="240" w:lineRule="auto"/>
-        <w:rPr>
-          <w:rFonts w:ascii="Calibri" w:cs="Calibri" w:eastAsia="Calibri" w:hAnsi="Calibri"/>
-        </w:rPr>
-      </w:pPr>
-      <w:r>
-        <w:rPr>
-          <w:rFonts w:ascii="Calibri" w:cs="Calibri" w:eastAsia="Calibri" w:hAnsi="Calibri"/>
-          <w:b w:val="1"/>
-          <w:bCs w:val="1"/>
-          <w:rtl w:val="0"/>
-        </w:rPr>
-        <w:t xml:space="preserve">On Book a Service step (customer/staff booking flow):</w:t>
-      </w:r>
-      <w:r>
-        <w:rPr>
-          <w:rtl w:val="0"/>
-        </w:rPr>
-      </w:r>
-    </w:p>
-    <w:p>
-      <w:pPr>
-        <w:numPr>
-          <w:ilvl w:val="0"/>
-          <w:numId w:val="4"/>
-        </w:numPr>
-        <w:spacing w:after="0" w:afterAutospacing="0" w:line="240" w:lineRule="auto"/>
-        <w:ind w:left="720" w:hanging="360"/>
-        <w:rPr>
-          <w:rFonts w:ascii="Calibri" w:cs="Calibri" w:eastAsia="Calibri" w:hAnsi="Calibri"/>
-        </w:rPr>
-      </w:pPr>
-      <w:r>
-        <w:rPr>
-          <w:rFonts w:ascii="Calibri" w:cs="Calibri" w:eastAsia="Calibri" w:hAnsi="Calibri"/>
-          <w:strike w:val="1"/>
-          <w:rtl w:val="0"/>
-        </w:rPr>
-        <w:t xml:space="preserve">Fix the bug preventing a newly created and activated service type from appearing in the service selection list.</w:t>
-      </w:r>
-    </w:p>
-    <w:p>
-      <w:pPr>
-        <w:numPr>
-          <w:ilvl w:val="0"/>
-          <w:numId w:val="4"/>
-        </w:numPr>
-        <w:spacing w:after="60" w:line="240" w:lineRule="auto"/>
-        <w:ind w:left="720" w:hanging="360"/>
-        <w:rPr>
-          <w:rFonts w:ascii="Calibri" w:cs="Calibri" w:eastAsia="Calibri" w:hAnsi="Calibri"/>
-        </w:rPr>
-      </w:pPr>
-      <w:r>
-        <w:rPr>
-          <w:rFonts w:ascii="Calibri" w:cs="Calibri" w:eastAsia="Calibri" w:hAnsi="Calibri"/>
-          <w:rtl w:val="0"/>
-        </w:rPr>
-        <w:t xml:space="preserve">Add a QA checklist step: verify any new service is immediately visible/selectable in the booking flow once marked active.</w:t>
-      </w:r>
-    </w:p>
-    <w:p>
-      <w:pPr>
-        <w:spacing w:after="80" w:before="240" w:line="240" w:lineRule="auto"/>
-        <w:rPr>
-          <w:rFonts w:ascii="Calibri" w:cs="Calibri" w:eastAsia="Calibri" w:hAnsi="Calibri"/>
-        </w:rPr>
-      </w:pPr>
-      <w:r>
-        <w:rPr>
-          <w:rFonts w:ascii="Calibri" w:cs="Calibri" w:eastAsia="Calibri" w:hAnsi="Calibri"/>
-          <w:b w:val="1"/>
-          <w:bCs w:val="1"/>
-          <w:rtl w:val="0"/>
-        </w:rPr>
-        <w:t xml:space="preserve">On booking process — multi-pet / multi-branch support:</w:t>
-      </w:r>
-      <w:r>
-        <w:rPr>
-          <w:rtl w:val="0"/>
-        </w:rPr>
-      </w:r>
-    </w:p>
-    <w:p>
-      <w:pPr>
-        <w:numPr>
-          <w:ilvl w:val="0"/>
-          <w:numId w:val="7"/>
-        </w:numPr>
-        <w:spacing w:after="0" w:afterAutospacing="0" w:line="240" w:lineRule="auto"/>
-        <w:ind w:left="720" w:hanging="360"/>
-        <w:rPr>
-          <w:rFonts w:ascii="Calibri" w:cs="Calibri" w:eastAsia="Calibri" w:hAnsi="Calibri"/>
-        </w:rPr>
-      </w:pPr>
-      <w:r>
-        <w:rPr>
-          <w:rFonts w:ascii="Calibri" w:cs="Calibri" w:eastAsia="Calibri" w:hAnsi="Calibri"/>
-          <w:rtl w:val="0"/>
-        </w:rPr>
-        <w:t xml:space="preserve">Document the current one-pet-per-booking-session limitation as a known constraint if it will not be resolved within capstone scope.</w:t>
-      </w:r>
-    </w:p>
-    <w:p>
-      <w:pPr>
-        <w:numPr>
-          <w:ilvl w:val="0"/>
-          <w:numId w:val="7"/>
-        </w:numPr>
-        <w:spacing w:after="0" w:afterAutospacing="0" w:line="240" w:lineRule="auto"/>
-        <w:ind w:left="720" w:hanging="360"/>
-        <w:rPr>
-          <w:rFonts w:ascii="Calibri" w:cs="Calibri" w:eastAsia="Calibri" w:hAnsi="Calibri"/>
-        </w:rPr>
-      </w:pPr>
-      <w:r>
-        <w:rPr>
-          <w:rFonts w:ascii="Calibri" w:cs="Calibri" w:eastAsia="Calibri" w:hAnsi="Calibri"/>
-          <w:rtl w:val="0"/>
-        </w:rPr>
-        <w:t xml:space="preserve">If pursued, scope a design for handling multiple pets within one session as sequential per-pet bookings (not true simultaneous multi-select), reusing shared booking context (date range, branch) where applicable.</w:t>
-      </w:r>
-    </w:p>
-    <w:p>
-      <w:pPr>
-        <w:numPr>
-          <w:ilvl w:val="0"/>
-          <w:numId w:val="7"/>
-        </w:numPr>
-        <w:spacing w:after="60" w:line="240" w:lineRule="auto"/>
-        <w:ind w:left="720" w:hanging="360"/>
-        <w:rPr>
-          <w:rFonts w:ascii="Calibri" w:cs="Calibri" w:eastAsia="Calibri" w:hAnsi="Calibri"/>
-        </w:rPr>
-      </w:pPr>
-      <w:r>
-        <w:rPr>
-          <w:rFonts w:ascii="Calibri" w:cs="Calibri" w:eastAsia="Calibri" w:hAnsi="Calibri"/>
-          <w:rtl w:val="0"/>
-        </w:rPr>
-        <w:t xml:space="preserve">For hotel-type bookings specifically, resolve the cage-assignment limitation so multiple pets in one transaction can each be assigned a separate cage.</w:t>
-      </w:r>
-    </w:p>
-    <w:p>
-      <w:pPr>
-        <w:spacing w:after="80" w:before="240" w:line="240" w:lineRule="auto"/>
-        <w:rPr>
-          <w:rFonts w:ascii="Calibri" w:cs="Calibri" w:eastAsia="Calibri" w:hAnsi="Calibri"/>
-        </w:rPr>
-      </w:pPr>
-      <w:r>
-        <w:rPr>
-          <w:rFonts w:ascii="Calibri" w:cs="Calibri" w:eastAsia="Calibri" w:hAnsi="Calibri"/>
-          <w:b w:val="1"/>
-          <w:bCs w:val="1"/>
-          <w:rtl w:val="0"/>
-        </w:rPr>
-        <w:t xml:space="preserve">On service/package selection UI (booking → services step):</w:t>
-      </w:r>
-      <w:r>
-        <w:rPr>
-          <w:rtl w:val="0"/>
-        </w:rPr>
-      </w:r>
-    </w:p>
-    <w:p>
-      <w:pPr>
-        <w:numPr>
-          <w:ilvl w:val="0"/>
-          <w:numId w:val="10"/>
-        </w:numPr>
-        <w:spacing w:after="0" w:afterAutospacing="0" w:line="240" w:lineRule="auto"/>
-        <w:ind w:left="720" w:hanging="360"/>
-        <w:rPr>
-          <w:rFonts w:ascii="Calibri" w:cs="Calibri" w:eastAsia="Calibri" w:hAnsi="Calibri"/>
-        </w:rPr>
-      </w:pPr>
-      <w:r>
-        <w:rPr>
-          <w:rFonts w:ascii="Calibri" w:cs="Calibri" w:eastAsia="Calibri" w:hAnsi="Calibri"/>
-          <w:rtl w:val="0"/>
-        </w:rPr>
-        <w:t xml:space="preserve">When a service is disabled because it's already included in a selected package, show a label or tooltip naming that package (not just a greyed-out state).</w:t>
-      </w:r>
-    </w:p>
-    <w:p>
-      <w:pPr>
-        <w:numPr>
-          <w:ilvl w:val="0"/>
-          <w:numId w:val="10"/>
-        </w:numPr>
-        <w:spacing w:after="0" w:afterAutospacing="0" w:line="240" w:lineRule="auto"/>
-        <w:ind w:left="720" w:hanging="360"/>
-        <w:rPr>
-          <w:rFonts w:ascii="Calibri" w:cs="Calibri" w:eastAsia="Calibri" w:hAnsi="Calibri"/>
-        </w:rPr>
-      </w:pPr>
-      <w:r>
-        <w:rPr>
-          <w:rFonts w:ascii="Calibri" w:cs="Calibri" w:eastAsia="Calibri" w:hAnsi="Calibri"/>
-          <w:rtl w:val="0"/>
-        </w:rPr>
-        <w:t xml:space="preserve">Fix the running-total computation bug that occurs when a service overlaps between an individual selection and a package selection.</w:t>
-      </w:r>
-    </w:p>
-    <w:p>
-      <w:pPr>
-        <w:numPr>
-          <w:ilvl w:val="0"/>
-          <w:numId w:val="10"/>
-        </w:numPr>
-        <w:spacing w:after="60" w:line="240" w:lineRule="auto"/>
-        <w:ind w:left="720" w:hanging="360"/>
-        <w:rPr>
-          <w:rFonts w:ascii="Calibri" w:cs="Calibri" w:eastAsia="Calibri" w:hAnsi="Calibri"/>
-        </w:rPr>
-      </w:pPr>
-      <w:r>
-        <w:rPr>
-          <w:rFonts w:ascii="Calibri" w:cs="Calibri" w:eastAsia="Calibri" w:hAnsi="Calibri"/>
-          <w:rtl w:val="0"/>
-        </w:rPr>
-        <w:t xml:space="preserve">Decide and document the intended UX order (individual service selection vs. package selection first) and apply it consistently across the booking flow.</w:t>
-      </w:r>
-    </w:p>
-    <w:p>
-      <w:pPr>
-        <w:spacing w:after="80" w:before="240" w:line="240" w:lineRule="auto"/>
-        <w:rPr>
-          <w:rFonts w:ascii="Calibri" w:cs="Calibri" w:eastAsia="Calibri" w:hAnsi="Calibri"/>
-        </w:rPr>
-      </w:pPr>
-      <w:r>
-        <w:rPr>
-          <w:rFonts w:ascii="Calibri" w:cs="Calibri" w:eastAsia="Calibri" w:hAnsi="Calibri"/>
-          <w:b w:val="1"/>
-          <w:bCs w:val="1"/>
-          <w:rtl w:val="0"/>
-        </w:rPr>
-        <w:t xml:space="preserve">On cancellation policy (admin settings → maintenance → policies):</w:t>
-      </w:r>
-      <w:r>
-        <w:rPr>
-          <w:rtl w:val="0"/>
-        </w:rPr>
-      </w:r>
-    </w:p>
-    <w:p>
-      <w:pPr>
-        <w:numPr>
-          <w:ilvl w:val="0"/>
-          <w:numId w:val="24"/>
-        </w:numPr>
-        <w:spacing w:after="0" w:afterAutospacing="0" w:line="240" w:lineRule="auto"/>
-        <w:ind w:left="720" w:hanging="360"/>
-        <w:rPr>
-          <w:rFonts w:ascii="Calibri" w:cs="Calibri" w:eastAsia="Calibri" w:hAnsi="Calibri"/>
-        </w:rPr>
-      </w:pPr>
-      <w:r>
-        <w:rPr>
-          <w:rFonts w:ascii="Calibri" w:cs="Calibri" w:eastAsia="Calibri" w:hAnsi="Calibri"/>
-          <w:rtl w:val="0"/>
-        </w:rPr>
-        <w:t xml:space="preserve">Add a configurable cancellation-to-credit conversion rate (default 100%, admin-adjustable, e.g. down to 50%) instead of a hardcoded full conversion.</w:t>
-      </w:r>
-    </w:p>
-    <w:p>
-      <w:pPr>
-        <w:numPr>
-          <w:ilvl w:val="0"/>
-          <w:numId w:val="24"/>
-        </w:numPr>
-        <w:spacing w:after="0" w:afterAutospacing="0" w:line="240" w:lineRule="auto"/>
-        <w:ind w:left="720" w:hanging="360"/>
-        <w:rPr>
-          <w:rFonts w:ascii="Calibri" w:cs="Calibri" w:eastAsia="Calibri" w:hAnsi="Calibri"/>
-        </w:rPr>
-      </w:pPr>
-      <w:r>
-        <w:rPr>
-          <w:rFonts w:ascii="Calibri" w:cs="Calibri" w:eastAsia="Calibri" w:hAnsi="Calibri"/>
-          <w:rtl w:val="0"/>
-        </w:rPr>
-        <w:t xml:space="preserve">Fix the bug where credits were not generated after a cancellation during testing — verify the down-payment-to-credit pipeline end-to-end.</w:t>
-      </w:r>
-    </w:p>
-    <w:p>
-      <w:pPr>
-        <w:numPr>
-          <w:ilvl w:val="0"/>
-          <w:numId w:val="24"/>
-        </w:numPr>
-        <w:spacing w:after="60" w:line="240" w:lineRule="auto"/>
-        <w:ind w:left="720" w:hanging="360"/>
-        <w:rPr>
-          <w:rFonts w:ascii="Calibri" w:cs="Calibri" w:eastAsia="Calibri" w:hAnsi="Calibri"/>
-        </w:rPr>
-      </w:pPr>
-      <w:r>
-        <w:rPr>
-          <w:rFonts w:ascii="Calibri" w:cs="Calibri" w:eastAsia="Calibri" w:hAnsi="Calibri"/>
-          <w:rtl w:val="0"/>
-        </w:rPr>
-        <w:t xml:space="preserve">Re-verify that the reschedule flow correctly reflects updated booking status and resulting credit balance after a cancellation.</w:t>
-      </w:r>
-    </w:p>
-    <w:p>
-      <w:pPr>
-        <w:spacing w:after="80" w:before="240" w:line="240" w:lineRule="auto"/>
-        <w:rPr>
-          <w:rFonts w:ascii="Calibri" w:cs="Calibri" w:eastAsia="Calibri" w:hAnsi="Calibri"/>
-        </w:rPr>
-      </w:pPr>
-      <w:r>
-        <w:rPr>
-          <w:rFonts w:ascii="Calibri" w:cs="Calibri" w:eastAsia="Calibri" w:hAnsi="Calibri"/>
-          <w:b w:val="1"/>
-          <w:bCs w:val="1"/>
-          <w:rtl w:val="0"/>
-        </w:rPr>
-        <w:t xml:space="preserve">Deployment / test environment:</w:t>
-      </w:r>
-      <w:r>
-        <w:rPr>
-          <w:rtl w:val="0"/>
-        </w:rPr>
-      </w:r>
-    </w:p>
-    <w:p>
-      <w:pPr>
-        <w:numPr>
-          <w:ilvl w:val="0"/>
-          <w:numId w:val="14"/>
-        </w:numPr>
-        <w:spacing w:after="0" w:afterAutospacing="0" w:line="240" w:lineRule="auto"/>
-        <w:ind w:left="720" w:hanging="360"/>
-        <w:rPr>
-          <w:rFonts w:ascii="Calibri" w:cs="Calibri" w:eastAsia="Calibri" w:hAnsi="Calibri"/>
-        </w:rPr>
-      </w:pPr>
-      <w:r>
-        <w:rPr>
-          <w:rFonts w:ascii="Calibri" w:cs="Calibri" w:eastAsia="Calibri" w:hAnsi="Calibri"/>
-          <w:rtl w:val="0"/>
-        </w:rPr>
-        <w:t xml:space="preserve">Deploy the system to a live/staging environment (beyond localhost) to properly test payment provider integrations (PayMongo) and OAuth logins end-to-end.</w:t>
-      </w:r>
-    </w:p>
-    <w:p>
-      <w:pPr>
-        <w:numPr>
-          <w:ilvl w:val="0"/>
-          <w:numId w:val="14"/>
+          <w:numId w:val="13"/>
         </w:numPr>
         <w:spacing w:after="60" w:line="240" w:lineRule="auto"/>
         <w:ind w:left="720" w:hanging="360"/>
@@ -4260,7 +4789,7 @@
           <w:pgNumType w:start="1"/>
         </w:sectPr>
       </w:pPr>
-      <w:bookmarkStart w:colFirst="0" w:colLast="0" w:name="_upkt7xhpxhk" w:id="5"/>
+      <w:bookmarkStart w:colFirst="0" w:colLast="0" w:name="_h47rs5ppl103" w:id="5"/>
       <w:bookmarkEnd w:id="5"/>
       <w:r>
         <w:rPr>
@@ -4345,7 +4874,7 @@
       <w:pPr>
         <w:numPr>
           <w:ilvl w:val="0"/>
-          <w:numId w:val="19"/>
+          <w:numId w:val="18"/>
         </w:numPr>
         <w:spacing w:after="0" w:afterAutospacing="0" w:before="240" w:lineRule="auto"/>
         <w:ind w:left="720" w:hanging="360"/>
@@ -4375,7 +4904,7 @@
       <w:pPr>
         <w:numPr>
           <w:ilvl w:val="0"/>
-          <w:numId w:val="19"/>
+          <w:numId w:val="18"/>
         </w:numPr>
         <w:spacing w:after="0" w:afterAutospacing="0" w:before="0" w:beforeAutospacing="0" w:lineRule="auto"/>
         <w:ind w:left="720" w:hanging="360"/>
@@ -4405,7 +4934,7 @@
       <w:pPr>
         <w:numPr>
           <w:ilvl w:val="0"/>
-          <w:numId w:val="19"/>
+          <w:numId w:val="18"/>
         </w:numPr>
         <w:spacing w:after="0" w:afterAutospacing="0" w:before="0" w:beforeAutospacing="0" w:lineRule="auto"/>
         <w:ind w:left="720" w:hanging="360"/>
@@ -4435,7 +4964,7 @@
       <w:pPr>
         <w:numPr>
           <w:ilvl w:val="0"/>
-          <w:numId w:val="19"/>
+          <w:numId w:val="18"/>
         </w:numPr>
         <w:spacing w:after="0" w:afterAutospacing="0" w:before="0" w:beforeAutospacing="0" w:lineRule="auto"/>
         <w:ind w:left="720" w:hanging="360"/>
@@ -4451,7 +4980,7 @@
       <w:pPr>
         <w:numPr>
           <w:ilvl w:val="1"/>
-          <w:numId w:val="19"/>
+          <w:numId w:val="18"/>
         </w:numPr>
         <w:spacing w:after="0" w:afterAutospacing="0" w:before="0" w:beforeAutospacing="0" w:lineRule="auto"/>
         <w:ind w:left="1440" w:hanging="360"/>
@@ -4467,7 +4996,7 @@
       <w:pPr>
         <w:numPr>
           <w:ilvl w:val="1"/>
-          <w:numId w:val="19"/>
+          <w:numId w:val="18"/>
         </w:numPr>
         <w:spacing w:after="240" w:before="0" w:beforeAutospacing="0" w:lineRule="auto"/>
         <w:ind w:left="1440" w:hanging="360"/>
@@ -4511,7 +5040,7 @@
       <w:pPr>
         <w:numPr>
           <w:ilvl w:val="0"/>
-          <w:numId w:val="13"/>
+          <w:numId w:val="12"/>
         </w:numPr>
         <w:spacing w:after="0" w:afterAutospacing="0" w:before="240" w:lineRule="auto"/>
         <w:ind w:left="720" w:hanging="360"/>
@@ -4555,7 +5084,7 @@
       <w:pPr>
         <w:numPr>
           <w:ilvl w:val="0"/>
-          <w:numId w:val="13"/>
+          <w:numId w:val="12"/>
         </w:numPr>
         <w:spacing w:after="0" w:afterAutospacing="0" w:before="0" w:beforeAutospacing="0" w:lineRule="auto"/>
         <w:ind w:left="720" w:hanging="360"/>
@@ -4571,7 +5100,7 @@
       <w:pPr>
         <w:numPr>
           <w:ilvl w:val="0"/>
-          <w:numId w:val="13"/>
+          <w:numId w:val="12"/>
         </w:numPr>
         <w:spacing w:after="240" w:before="0" w:beforeAutospacing="0" w:lineRule="auto"/>
         <w:ind w:left="720" w:hanging="360"/>
@@ -4615,7 +5144,7 @@
       <w:pPr>
         <w:numPr>
           <w:ilvl w:val="0"/>
-          <w:numId w:val="43"/>
+          <w:numId w:val="40"/>
         </w:numPr>
         <w:spacing w:after="0" w:afterAutospacing="0" w:before="240" w:lineRule="auto"/>
         <w:ind w:left="720" w:hanging="360"/>
@@ -4631,7 +5160,7 @@
       <w:pPr>
         <w:numPr>
           <w:ilvl w:val="0"/>
-          <w:numId w:val="43"/>
+          <w:numId w:val="40"/>
         </w:numPr>
         <w:spacing w:after="0" w:afterAutospacing="0" w:before="0" w:beforeAutospacing="0" w:lineRule="auto"/>
         <w:ind w:left="720" w:hanging="360"/>
@@ -4661,7 +5190,7 @@
       <w:pPr>
         <w:numPr>
           <w:ilvl w:val="0"/>
-          <w:numId w:val="43"/>
+          <w:numId w:val="40"/>
         </w:numPr>
         <w:spacing w:after="0" w:afterAutospacing="0" w:before="0" w:beforeAutospacing="0" w:lineRule="auto"/>
         <w:ind w:left="720" w:hanging="360"/>
@@ -4677,7 +5206,7 @@
       <w:pPr>
         <w:numPr>
           <w:ilvl w:val="1"/>
-          <w:numId w:val="43"/>
+          <w:numId w:val="40"/>
         </w:numPr>
         <w:spacing w:after="0" w:afterAutospacing="0" w:before="0" w:beforeAutospacing="0" w:lineRule="auto"/>
         <w:ind w:left="1440" w:hanging="360"/>
@@ -4701,7 +5230,7 @@
       <w:pPr>
         <w:numPr>
           <w:ilvl w:val="1"/>
-          <w:numId w:val="43"/>
+          <w:numId w:val="40"/>
         </w:numPr>
         <w:spacing w:after="0" w:afterAutospacing="0" w:before="0" w:beforeAutospacing="0" w:lineRule="auto"/>
         <w:ind w:left="1440" w:hanging="360"/>
@@ -4725,7 +5254,7 @@
       <w:pPr>
         <w:numPr>
           <w:ilvl w:val="1"/>
-          <w:numId w:val="43"/>
+          <w:numId w:val="40"/>
         </w:numPr>
         <w:spacing w:after="0" w:afterAutospacing="0" w:before="0" w:beforeAutospacing="0" w:lineRule="auto"/>
         <w:ind w:left="1440" w:hanging="360"/>
@@ -4749,7 +5278,7 @@
       <w:pPr>
         <w:numPr>
           <w:ilvl w:val="0"/>
-          <w:numId w:val="43"/>
+          <w:numId w:val="40"/>
         </w:numPr>
         <w:spacing w:after="240" w:before="0" w:beforeAutospacing="0" w:lineRule="auto"/>
         <w:ind w:left="720" w:hanging="360"/>
@@ -4965,7 +5494,7 @@
       <w:pPr>
         <w:numPr>
           <w:ilvl w:val="0"/>
-          <w:numId w:val="16"/>
+          <w:numId w:val="15"/>
         </w:numPr>
         <w:spacing w:after="0" w:afterAutospacing="0" w:before="240" w:lineRule="auto"/>
         <w:ind w:left="720" w:hanging="360"/>
@@ -4995,7 +5524,7 @@
       <w:pPr>
         <w:numPr>
           <w:ilvl w:val="1"/>
-          <w:numId w:val="16"/>
+          <w:numId w:val="15"/>
         </w:numPr>
         <w:spacing w:after="0" w:afterAutospacing="0" w:before="0" w:beforeAutospacing="0" w:lineRule="auto"/>
         <w:ind w:left="1440" w:hanging="360"/>
@@ -5011,7 +5540,7 @@
       <w:pPr>
         <w:numPr>
           <w:ilvl w:val="1"/>
-          <w:numId w:val="16"/>
+          <w:numId w:val="15"/>
         </w:numPr>
         <w:spacing w:after="0" w:afterAutospacing="0" w:before="0" w:beforeAutospacing="0" w:lineRule="auto"/>
         <w:ind w:left="1440" w:hanging="360"/>
@@ -5027,7 +5556,7 @@
       <w:pPr>
         <w:numPr>
           <w:ilvl w:val="1"/>
-          <w:numId w:val="16"/>
+          <w:numId w:val="15"/>
         </w:numPr>
         <w:spacing w:after="0" w:afterAutospacing="0" w:before="0" w:beforeAutospacing="0" w:lineRule="auto"/>
         <w:ind w:left="1440" w:hanging="360"/>
@@ -5043,7 +5572,7 @@
       <w:pPr>
         <w:numPr>
           <w:ilvl w:val="0"/>
-          <w:numId w:val="16"/>
+          <w:numId w:val="15"/>
         </w:numPr>
         <w:spacing w:after="0" w:afterAutospacing="0" w:before="0" w:beforeAutospacing="0" w:lineRule="auto"/>
         <w:ind w:left="720" w:hanging="360"/>
@@ -5073,7 +5602,7 @@
       <w:pPr>
         <w:numPr>
           <w:ilvl w:val="0"/>
-          <w:numId w:val="16"/>
+          <w:numId w:val="15"/>
         </w:numPr>
         <w:spacing w:after="0" w:afterAutospacing="0" w:before="0" w:beforeAutospacing="0" w:lineRule="auto"/>
         <w:ind w:left="720" w:hanging="360"/>
@@ -5103,7 +5632,7 @@
       <w:pPr>
         <w:numPr>
           <w:ilvl w:val="0"/>
-          <w:numId w:val="16"/>
+          <w:numId w:val="15"/>
         </w:numPr>
         <w:spacing w:after="240" w:before="0" w:beforeAutospacing="0" w:lineRule="auto"/>
         <w:ind w:left="720" w:hanging="360"/>
@@ -5147,7 +5676,7 @@
       <w:pPr>
         <w:numPr>
           <w:ilvl w:val="0"/>
-          <w:numId w:val="34"/>
+          <w:numId w:val="31"/>
         </w:numPr>
         <w:spacing w:after="0" w:afterAutospacing="0" w:before="240" w:lineRule="auto"/>
         <w:ind w:left="720" w:hanging="360"/>
@@ -5177,7 +5706,7 @@
       <w:pPr>
         <w:numPr>
           <w:ilvl w:val="0"/>
-          <w:numId w:val="34"/>
+          <w:numId w:val="31"/>
         </w:numPr>
         <w:spacing w:after="0" w:afterAutospacing="0" w:before="0" w:beforeAutospacing="0" w:lineRule="auto"/>
         <w:ind w:left="720" w:hanging="360"/>
@@ -5207,7 +5736,7 @@
       <w:pPr>
         <w:numPr>
           <w:ilvl w:val="0"/>
-          <w:numId w:val="34"/>
+          <w:numId w:val="31"/>
         </w:numPr>
         <w:spacing w:after="0" w:afterAutospacing="0" w:before="0" w:beforeAutospacing="0" w:lineRule="auto"/>
         <w:ind w:left="720" w:hanging="360"/>
@@ -5223,7 +5752,7 @@
       <w:pPr>
         <w:numPr>
           <w:ilvl w:val="1"/>
-          <w:numId w:val="34"/>
+          <w:numId w:val="31"/>
         </w:numPr>
         <w:spacing w:after="0" w:afterAutospacing="0" w:before="0" w:beforeAutospacing="0" w:lineRule="auto"/>
         <w:ind w:left="1440" w:hanging="360"/>
@@ -5239,7 +5768,7 @@
       <w:pPr>
         <w:numPr>
           <w:ilvl w:val="1"/>
-          <w:numId w:val="34"/>
+          <w:numId w:val="31"/>
         </w:numPr>
         <w:spacing w:after="0" w:afterAutospacing="0" w:before="0" w:beforeAutospacing="0" w:lineRule="auto"/>
         <w:ind w:left="1440" w:hanging="360"/>
@@ -5255,7 +5784,7 @@
       <w:pPr>
         <w:numPr>
           <w:ilvl w:val="1"/>
-          <w:numId w:val="34"/>
+          <w:numId w:val="31"/>
         </w:numPr>
         <w:spacing w:after="0" w:afterAutospacing="0" w:before="0" w:beforeAutospacing="0" w:lineRule="auto"/>
         <w:ind w:left="1440" w:hanging="360"/>
@@ -5273,7 +5802,7 @@
       <w:pPr>
         <w:numPr>
           <w:ilvl w:val="0"/>
-          <w:numId w:val="34"/>
+          <w:numId w:val="31"/>
         </w:numPr>
         <w:spacing w:after="240" w:before="0" w:beforeAutospacing="0" w:lineRule="auto"/>
         <w:ind w:left="720" w:hanging="360"/>
@@ -5332,7 +5861,7 @@
       <w:pPr>
         <w:numPr>
           <w:ilvl w:val="0"/>
-          <w:numId w:val="31"/>
+          <w:numId w:val="28"/>
         </w:numPr>
         <w:spacing w:after="0" w:afterAutospacing="0" w:before="240" w:lineRule="auto"/>
         <w:ind w:left="720" w:hanging="360"/>
@@ -5362,7 +5891,7 @@
       <w:pPr>
         <w:numPr>
           <w:ilvl w:val="0"/>
-          <w:numId w:val="31"/>
+          <w:numId w:val="28"/>
         </w:numPr>
         <w:spacing w:after="0" w:afterAutospacing="0" w:before="0" w:beforeAutospacing="0" w:lineRule="auto"/>
         <w:ind w:left="720" w:hanging="360"/>
@@ -5392,7 +5921,7 @@
       <w:pPr>
         <w:numPr>
           <w:ilvl w:val="0"/>
-          <w:numId w:val="31"/>
+          <w:numId w:val="28"/>
         </w:numPr>
         <w:spacing w:after="240" w:before="0" w:beforeAutospacing="0" w:lineRule="auto"/>
         <w:ind w:left="720" w:hanging="360"/>
@@ -5448,7 +5977,7 @@
       <w:pPr>
         <w:numPr>
           <w:ilvl w:val="0"/>
-          <w:numId w:val="36"/>
+          <w:numId w:val="33"/>
         </w:numPr>
         <w:spacing w:after="0" w:afterAutospacing="0" w:before="240" w:lineRule="auto"/>
         <w:ind w:left="720" w:hanging="360"/>
@@ -5464,7 +5993,7 @@
       <w:pPr>
         <w:numPr>
           <w:ilvl w:val="0"/>
-          <w:numId w:val="36"/>
+          <w:numId w:val="33"/>
         </w:numPr>
         <w:spacing w:after="0" w:afterAutospacing="0" w:before="0" w:beforeAutospacing="0" w:lineRule="auto"/>
         <w:ind w:left="720" w:hanging="360"/>
@@ -5480,7 +6009,7 @@
       <w:pPr>
         <w:numPr>
           <w:ilvl w:val="0"/>
-          <w:numId w:val="36"/>
+          <w:numId w:val="33"/>
         </w:numPr>
         <w:spacing w:after="0" w:afterAutospacing="0" w:before="0" w:beforeAutospacing="0" w:lineRule="auto"/>
         <w:ind w:left="720" w:hanging="360"/>
@@ -5496,7 +6025,7 @@
       <w:pPr>
         <w:numPr>
           <w:ilvl w:val="0"/>
-          <w:numId w:val="36"/>
+          <w:numId w:val="33"/>
         </w:numPr>
         <w:spacing w:after="0" w:afterAutospacing="0" w:before="0" w:beforeAutospacing="0" w:lineRule="auto"/>
         <w:ind w:left="720" w:hanging="360"/>
@@ -5512,7 +6041,7 @@
       <w:pPr>
         <w:numPr>
           <w:ilvl w:val="0"/>
-          <w:numId w:val="36"/>
+          <w:numId w:val="33"/>
         </w:numPr>
         <w:spacing w:after="0" w:afterAutospacing="0" w:before="0" w:beforeAutospacing="0" w:lineRule="auto"/>
         <w:ind w:left="720" w:hanging="360"/>
@@ -5528,7 +6057,7 @@
       <w:pPr>
         <w:numPr>
           <w:ilvl w:val="0"/>
-          <w:numId w:val="36"/>
+          <w:numId w:val="33"/>
         </w:numPr>
         <w:spacing w:after="240" w:before="0" w:beforeAutospacing="0" w:lineRule="auto"/>
         <w:ind w:left="720" w:hanging="360"/>
@@ -5598,7 +6127,7 @@
       <w:pPr>
         <w:numPr>
           <w:ilvl w:val="0"/>
-          <w:numId w:val="11"/>
+          <w:numId w:val="10"/>
         </w:numPr>
         <w:spacing w:after="0" w:afterAutospacing="0" w:before="240" w:lineRule="auto"/>
         <w:ind w:left="720" w:hanging="360"/>
@@ -5628,7 +6157,7 @@
       <w:pPr>
         <w:numPr>
           <w:ilvl w:val="0"/>
-          <w:numId w:val="11"/>
+          <w:numId w:val="10"/>
         </w:numPr>
         <w:spacing w:after="0" w:afterAutospacing="0" w:before="0" w:beforeAutospacing="0" w:lineRule="auto"/>
         <w:ind w:left="720" w:hanging="360"/>
@@ -5644,7 +6173,7 @@
       <w:pPr>
         <w:numPr>
           <w:ilvl w:val="1"/>
-          <w:numId w:val="11"/>
+          <w:numId w:val="10"/>
         </w:numPr>
         <w:spacing w:after="0" w:afterAutospacing="0" w:before="0" w:beforeAutospacing="0" w:lineRule="auto"/>
         <w:ind w:left="1440" w:hanging="360"/>
@@ -5660,7 +6189,7 @@
       <w:pPr>
         <w:numPr>
           <w:ilvl w:val="1"/>
-          <w:numId w:val="11"/>
+          <w:numId w:val="10"/>
         </w:numPr>
         <w:spacing w:after="0" w:afterAutospacing="0" w:before="0" w:beforeAutospacing="0" w:lineRule="auto"/>
         <w:ind w:left="1440" w:hanging="360"/>
@@ -5676,7 +6205,7 @@
       <w:pPr>
         <w:numPr>
           <w:ilvl w:val="1"/>
-          <w:numId w:val="11"/>
+          <w:numId w:val="10"/>
         </w:numPr>
         <w:spacing w:after="0" w:afterAutospacing="0" w:before="0" w:beforeAutospacing="0" w:lineRule="auto"/>
         <w:ind w:left="1440" w:hanging="360"/>
@@ -5692,7 +6221,7 @@
       <w:pPr>
         <w:numPr>
           <w:ilvl w:val="0"/>
-          <w:numId w:val="11"/>
+          <w:numId w:val="10"/>
         </w:numPr>
         <w:spacing w:after="0" w:afterAutospacing="0" w:before="0" w:beforeAutospacing="0" w:lineRule="auto"/>
         <w:ind w:left="720" w:hanging="360"/>
@@ -5722,7 +6251,7 @@
       <w:pPr>
         <w:numPr>
           <w:ilvl w:val="0"/>
-          <w:numId w:val="11"/>
+          <w:numId w:val="10"/>
         </w:numPr>
         <w:spacing w:after="0" w:afterAutospacing="0" w:before="0" w:beforeAutospacing="0" w:lineRule="auto"/>
         <w:ind w:left="720" w:hanging="360"/>
@@ -5752,7 +6281,7 @@
       <w:pPr>
         <w:numPr>
           <w:ilvl w:val="0"/>
-          <w:numId w:val="11"/>
+          <w:numId w:val="10"/>
         </w:numPr>
         <w:spacing w:after="0" w:afterAutospacing="0" w:before="0" w:beforeAutospacing="0" w:lineRule="auto"/>
         <w:ind w:left="720" w:hanging="360"/>
@@ -5768,7 +6297,7 @@
       <w:pPr>
         <w:numPr>
           <w:ilvl w:val="0"/>
-          <w:numId w:val="11"/>
+          <w:numId w:val="10"/>
         </w:numPr>
         <w:spacing w:after="240" w:before="0" w:beforeAutospacing="0" w:lineRule="auto"/>
         <w:ind w:left="720" w:hanging="360"/>
@@ -5812,7 +6341,7 @@
       <w:pPr>
         <w:numPr>
           <w:ilvl w:val="0"/>
-          <w:numId w:val="46"/>
+          <w:numId w:val="44"/>
         </w:numPr>
         <w:spacing w:after="0" w:afterAutospacing="0" w:before="240" w:lineRule="auto"/>
         <w:ind w:left="720" w:hanging="360"/>
@@ -5842,7 +6371,7 @@
       <w:pPr>
         <w:numPr>
           <w:ilvl w:val="0"/>
-          <w:numId w:val="46"/>
+          <w:numId w:val="44"/>
         </w:numPr>
         <w:spacing w:after="0" w:afterAutospacing="0" w:before="0" w:beforeAutospacing="0" w:lineRule="auto"/>
         <w:ind w:left="720" w:hanging="360"/>
@@ -5858,7 +6387,7 @@
       <w:pPr>
         <w:numPr>
           <w:ilvl w:val="1"/>
-          <w:numId w:val="46"/>
+          <w:numId w:val="44"/>
         </w:numPr>
         <w:spacing w:after="0" w:afterAutospacing="0" w:before="0" w:beforeAutospacing="0" w:lineRule="auto"/>
         <w:ind w:left="1440" w:hanging="360"/>
@@ -5874,7 +6403,7 @@
       <w:pPr>
         <w:numPr>
           <w:ilvl w:val="1"/>
-          <w:numId w:val="46"/>
+          <w:numId w:val="44"/>
         </w:numPr>
         <w:spacing w:after="0" w:afterAutospacing="0" w:before="0" w:beforeAutospacing="0" w:lineRule="auto"/>
         <w:ind w:left="1440" w:hanging="360"/>
@@ -5890,7 +6419,7 @@
       <w:pPr>
         <w:numPr>
           <w:ilvl w:val="0"/>
-          <w:numId w:val="46"/>
+          <w:numId w:val="44"/>
         </w:numPr>
         <w:spacing w:after="240" w:before="0" w:beforeAutospacing="0" w:lineRule="auto"/>
         <w:ind w:left="720" w:hanging="360"/>
@@ -5934,7 +6463,7 @@
       <w:pPr>
         <w:numPr>
           <w:ilvl w:val="0"/>
-          <w:numId w:val="20"/>
+          <w:numId w:val="19"/>
         </w:numPr>
         <w:spacing w:after="0" w:afterAutospacing="0" w:before="240" w:lineRule="auto"/>
         <w:ind w:left="720" w:hanging="360"/>
@@ -5964,7 +6493,7 @@
       <w:pPr>
         <w:numPr>
           <w:ilvl w:val="0"/>
-          <w:numId w:val="20"/>
+          <w:numId w:val="19"/>
         </w:numPr>
         <w:spacing w:after="0" w:afterAutospacing="0" w:before="0" w:beforeAutospacing="0" w:lineRule="auto"/>
         <w:ind w:left="720" w:hanging="360"/>
@@ -5980,7 +6509,7 @@
       <w:pPr>
         <w:numPr>
           <w:ilvl w:val="0"/>
-          <w:numId w:val="20"/>
+          <w:numId w:val="19"/>
         </w:numPr>
         <w:spacing w:after="0" w:afterAutospacing="0" w:before="0" w:beforeAutospacing="0" w:lineRule="auto"/>
         <w:ind w:left="720" w:hanging="360"/>
@@ -5996,7 +6525,7 @@
       <w:pPr>
         <w:numPr>
           <w:ilvl w:val="0"/>
-          <w:numId w:val="20"/>
+          <w:numId w:val="19"/>
         </w:numPr>
         <w:spacing w:after="240" w:before="0" w:beforeAutospacing="0" w:lineRule="auto"/>
         <w:ind w:left="720" w:hanging="360"/>
@@ -6054,7 +6583,7 @@
       <w:pPr>
         <w:numPr>
           <w:ilvl w:val="0"/>
-          <w:numId w:val="6"/>
+          <w:numId w:val="5"/>
         </w:numPr>
         <w:spacing w:after="0" w:afterAutospacing="0" w:before="240" w:lineRule="auto"/>
         <w:ind w:left="720" w:hanging="360"/>
@@ -6084,7 +6613,7 @@
       <w:pPr>
         <w:numPr>
           <w:ilvl w:val="0"/>
-          <w:numId w:val="6"/>
+          <w:numId w:val="5"/>
         </w:numPr>
         <w:spacing w:after="0" w:afterAutospacing="0" w:before="0" w:beforeAutospacing="0" w:lineRule="auto"/>
         <w:ind w:left="720" w:hanging="360"/>
@@ -6114,7 +6643,7 @@
       <w:pPr>
         <w:numPr>
           <w:ilvl w:val="0"/>
-          <w:numId w:val="6"/>
+          <w:numId w:val="5"/>
         </w:numPr>
         <w:spacing w:after="0" w:afterAutospacing="0" w:before="0" w:beforeAutospacing="0" w:lineRule="auto"/>
         <w:ind w:left="720" w:hanging="360"/>
@@ -6130,7 +6659,7 @@
       <w:pPr>
         <w:numPr>
           <w:ilvl w:val="0"/>
-          <w:numId w:val="6"/>
+          <w:numId w:val="5"/>
         </w:numPr>
         <w:spacing w:after="240" w:before="0" w:beforeAutospacing="0" w:lineRule="auto"/>
         <w:ind w:left="720" w:hanging="360"/>
@@ -6198,7 +6727,7 @@
           <w:pgNumType w:start="1"/>
         </w:sectPr>
       </w:pPr>
-      <w:bookmarkStart w:colFirst="0" w:colLast="0" w:name="_i7l0urm7839z" w:id="18"/>
+      <w:bookmarkStart w:colFirst="0" w:colLast="0" w:name="_heh3vzd7y3w5" w:id="18"/>
       <w:bookmarkEnd w:id="18"/>
       <w:r>
         <w:rPr>
@@ -7488,7 +8017,7 @@
           <w:szCs w:val="32"/>
         </w:rPr>
       </w:pPr>
-      <w:bookmarkStart w:colFirst="0" w:colLast="0" w:name="_42gx7fhdcx90" w:id="19"/>
+      <w:bookmarkStart w:colFirst="0" w:colLast="0" w:name="_4pvvtbu6www8" w:id="19"/>
       <w:bookmarkEnd w:id="19"/>
       <w:r>
         <w:rPr>
@@ -7542,7 +8071,7 @@
       <w:pPr>
         <w:numPr>
           <w:ilvl w:val="0"/>
-          <w:numId w:val="28"/>
+          <w:numId w:val="25"/>
         </w:numPr>
         <w:spacing w:after="0" w:afterAutospacing="0" w:line="240" w:lineRule="auto"/>
         <w:ind w:left="720" w:hanging="360"/>
@@ -7562,7 +8091,7 @@
       <w:pPr>
         <w:numPr>
           <w:ilvl w:val="0"/>
-          <w:numId w:val="28"/>
+          <w:numId w:val="25"/>
         </w:numPr>
         <w:spacing w:after="0" w:afterAutospacing="0" w:line="240" w:lineRule="auto"/>
         <w:ind w:left="720" w:hanging="360"/>
@@ -7582,7 +8111,7 @@
       <w:pPr>
         <w:numPr>
           <w:ilvl w:val="0"/>
-          <w:numId w:val="28"/>
+          <w:numId w:val="25"/>
         </w:numPr>
         <w:spacing w:after="0" w:afterAutospacing="0" w:line="240" w:lineRule="auto"/>
         <w:ind w:left="720" w:hanging="360"/>
@@ -7602,7 +8131,7 @@
       <w:pPr>
         <w:numPr>
           <w:ilvl w:val="0"/>
-          <w:numId w:val="28"/>
+          <w:numId w:val="25"/>
         </w:numPr>
         <w:spacing w:after="0" w:afterAutospacing="0" w:line="240" w:lineRule="auto"/>
         <w:ind w:left="720" w:hanging="360"/>
@@ -7622,7 +8151,7 @@
       <w:pPr>
         <w:numPr>
           <w:ilvl w:val="0"/>
-          <w:numId w:val="28"/>
+          <w:numId w:val="25"/>
         </w:numPr>
         <w:spacing w:after="0" w:afterAutospacing="0" w:line="240" w:lineRule="auto"/>
         <w:ind w:left="720" w:hanging="360"/>
@@ -7642,7 +8171,7 @@
       <w:pPr>
         <w:numPr>
           <w:ilvl w:val="0"/>
-          <w:numId w:val="28"/>
+          <w:numId w:val="25"/>
         </w:numPr>
         <w:spacing w:after="60" w:line="240" w:lineRule="auto"/>
         <w:ind w:left="720" w:hanging="360"/>
@@ -7700,7 +8229,7 @@
       <w:pPr>
         <w:numPr>
           <w:ilvl w:val="0"/>
-          <w:numId w:val="30"/>
+          <w:numId w:val="27"/>
         </w:numPr>
         <w:spacing w:after="60" w:line="240" w:lineRule="auto"/>
         <w:ind w:left="720" w:hanging="360"/>
@@ -7742,7 +8271,7 @@
       <w:pPr>
         <w:numPr>
           <w:ilvl w:val="0"/>
-          <w:numId w:val="39"/>
+          <w:numId w:val="37"/>
         </w:numPr>
         <w:spacing w:after="60" w:line="240" w:lineRule="auto"/>
         <w:ind w:left="720" w:hanging="360"/>
@@ -7784,7 +8313,7 @@
       <w:pPr>
         <w:numPr>
           <w:ilvl w:val="0"/>
-          <w:numId w:val="35"/>
+          <w:numId w:val="32"/>
         </w:numPr>
         <w:spacing w:after="60" w:line="240" w:lineRule="auto"/>
         <w:ind w:left="720" w:hanging="360"/>
@@ -7826,7 +8355,7 @@
       <w:pPr>
         <w:numPr>
           <w:ilvl w:val="0"/>
-          <w:numId w:val="26"/>
+          <w:numId w:val="24"/>
         </w:numPr>
         <w:spacing w:after="60" w:line="240" w:lineRule="auto"/>
         <w:ind w:left="720" w:hanging="360"/>
@@ -7868,7 +8397,7 @@
       <w:pPr>
         <w:numPr>
           <w:ilvl w:val="0"/>
-          <w:numId w:val="15"/>
+          <w:numId w:val="14"/>
         </w:numPr>
         <w:spacing w:after="0" w:afterAutospacing="0" w:line="240" w:lineRule="auto"/>
         <w:ind w:left="720" w:hanging="360"/>
@@ -7888,7 +8417,7 @@
       <w:pPr>
         <w:numPr>
           <w:ilvl w:val="0"/>
-          <w:numId w:val="15"/>
+          <w:numId w:val="14"/>
         </w:numPr>
         <w:spacing w:after="60" w:line="240" w:lineRule="auto"/>
         <w:ind w:left="720" w:hanging="360"/>
@@ -7930,7 +8459,7 @@
       <w:pPr>
         <w:numPr>
           <w:ilvl w:val="0"/>
-          <w:numId w:val="33"/>
+          <w:numId w:val="30"/>
         </w:numPr>
         <w:spacing w:after="60" w:line="240" w:lineRule="auto"/>
         <w:ind w:left="720" w:hanging="360"/>
@@ -7972,7 +8501,7 @@
       <w:pPr>
         <w:numPr>
           <w:ilvl w:val="0"/>
-          <w:numId w:val="47"/>
+          <w:numId w:val="45"/>
         </w:numPr>
         <w:spacing w:after="0" w:afterAutospacing="0" w:line="240" w:lineRule="auto"/>
         <w:ind w:left="720" w:hanging="360"/>
@@ -7992,7 +8521,7 @@
       <w:pPr>
         <w:numPr>
           <w:ilvl w:val="0"/>
-          <w:numId w:val="47"/>
+          <w:numId w:val="45"/>
         </w:numPr>
         <w:spacing w:after="60" w:line="240" w:lineRule="auto"/>
         <w:ind w:left="720" w:hanging="360"/>
@@ -8076,7 +8605,7 @@
       <w:pPr>
         <w:numPr>
           <w:ilvl w:val="0"/>
-          <w:numId w:val="37"/>
+          <w:numId w:val="35"/>
         </w:numPr>
         <w:spacing w:after="60" w:line="240" w:lineRule="auto"/>
         <w:ind w:left="720" w:hanging="360"/>
@@ -8180,7 +8709,7 @@
       <w:pPr>
         <w:numPr>
           <w:ilvl w:val="0"/>
-          <w:numId w:val="44"/>
+          <w:numId w:val="41"/>
         </w:numPr>
         <w:spacing w:after="0" w:afterAutospacing="0" w:line="240" w:lineRule="auto"/>
         <w:ind w:left="720" w:hanging="360"/>
@@ -8200,7 +8729,7 @@
       <w:pPr>
         <w:numPr>
           <w:ilvl w:val="0"/>
-          <w:numId w:val="44"/>
+          <w:numId w:val="41"/>
         </w:numPr>
         <w:spacing w:after="60" w:line="240" w:lineRule="auto"/>
         <w:ind w:left="720" w:hanging="360"/>
@@ -8242,7 +8771,7 @@
       <w:pPr>
         <w:numPr>
           <w:ilvl w:val="0"/>
-          <w:numId w:val="45"/>
+          <w:numId w:val="42"/>
         </w:numPr>
         <w:spacing w:after="0" w:afterAutospacing="0" w:line="240" w:lineRule="auto"/>
         <w:ind w:left="720" w:hanging="360"/>
@@ -8262,7 +8791,7 @@
       <w:pPr>
         <w:numPr>
           <w:ilvl w:val="0"/>
-          <w:numId w:val="45"/>
+          <w:numId w:val="42"/>
         </w:numPr>
         <w:spacing w:after="60" w:line="240" w:lineRule="auto"/>
         <w:ind w:left="720" w:hanging="360"/>
@@ -8304,7 +8833,7 @@
       <w:pPr>
         <w:numPr>
           <w:ilvl w:val="0"/>
-          <w:numId w:val="18"/>
+          <w:numId w:val="17"/>
         </w:numPr>
         <w:spacing w:after="60" w:line="240" w:lineRule="auto"/>
         <w:ind w:left="720" w:hanging="360"/>
@@ -8810,7 +9339,7 @@
     <w:lvl w:ilvl="2">
       <w:start w:val="1"/>
       <w:numFmt w:val="bullet"/>
-      <w:lvlText w:val="●"/>
+      <w:lvlText w:val="■"/>
       <w:lvlJc w:val="left"/>
       <w:pPr>
         <w:ind w:left="2160" w:hanging="360"/>
@@ -8834,7 +9363,7 @@
     <w:lvl w:ilvl="4">
       <w:start w:val="1"/>
       <w:numFmt w:val="bullet"/>
-      <w:lvlText w:val="●"/>
+      <w:lvlText w:val="○"/>
       <w:lvlJc w:val="left"/>
       <w:pPr>
         <w:ind w:left="3600" w:hanging="360"/>
@@ -8846,7 +9375,7 @@
     <w:lvl w:ilvl="5">
       <w:start w:val="1"/>
       <w:numFmt w:val="bullet"/>
-      <w:lvlText w:val="●"/>
+      <w:lvlText w:val="■"/>
       <w:lvlJc w:val="left"/>
       <w:pPr>
         <w:ind w:left="4320" w:hanging="360"/>
@@ -8870,7 +9399,7 @@
     <w:lvl w:ilvl="7">
       <w:start w:val="1"/>
       <w:numFmt w:val="bullet"/>
-      <w:lvlText w:val="●"/>
+      <w:lvlText w:val="○"/>
       <w:lvlJc w:val="left"/>
       <w:pPr>
         <w:ind w:left="5760" w:hanging="360"/>
@@ -8882,7 +9411,7 @@
     <w:lvl w:ilvl="8">
       <w:start w:val="1"/>
       <w:numFmt w:val="bullet"/>
-      <w:lvlText w:val="●"/>
+      <w:lvlText w:val="■"/>
       <w:lvlJc w:val="left"/>
       <w:pPr>
         <w:ind w:left="6480" w:hanging="360"/>
@@ -8908,7 +9437,7 @@
     <w:lvl w:ilvl="1">
       <w:start w:val="1"/>
       <w:numFmt w:val="bullet"/>
-      <w:lvlText w:val="○"/>
+      <w:lvlText w:val="●"/>
       <w:lvlJc w:val="left"/>
       <w:pPr>
         <w:ind w:left="1440" w:hanging="360"/>
@@ -8920,7 +9449,7 @@
     <w:lvl w:ilvl="2">
       <w:start w:val="1"/>
       <w:numFmt w:val="bullet"/>
-      <w:lvlText w:val="■"/>
+      <w:lvlText w:val="●"/>
       <w:lvlJc w:val="left"/>
       <w:pPr>
         <w:ind w:left="2160" w:hanging="360"/>
@@ -8944,7 +9473,7 @@
     <w:lvl w:ilvl="4">
       <w:start w:val="1"/>
       <w:numFmt w:val="bullet"/>
-      <w:lvlText w:val="○"/>
+      <w:lvlText w:val="●"/>
       <w:lvlJc w:val="left"/>
       <w:pPr>
         <w:ind w:left="3600" w:hanging="360"/>
@@ -8956,7 +9485,7 @@
     <w:lvl w:ilvl="5">
       <w:start w:val="1"/>
       <w:numFmt w:val="bullet"/>
-      <w:lvlText w:val="■"/>
+      <w:lvlText w:val="●"/>
       <w:lvlJc w:val="left"/>
       <w:pPr>
         <w:ind w:left="4320" w:hanging="360"/>
@@ -8980,7 +9509,7 @@
     <w:lvl w:ilvl="7">
       <w:start w:val="1"/>
       <w:numFmt w:val="bullet"/>
-      <w:lvlText w:val="○"/>
+      <w:lvlText w:val="●"/>
       <w:lvlJc w:val="left"/>
       <w:pPr>
         <w:ind w:left="5760" w:hanging="360"/>
@@ -8992,7 +9521,7 @@
     <w:lvl w:ilvl="8">
       <w:start w:val="1"/>
       <w:numFmt w:val="bullet"/>
-      <w:lvlText w:val="■"/>
+      <w:lvlText w:val="●"/>
       <w:lvlJc w:val="left"/>
       <w:pPr>
         <w:ind w:left="6480" w:hanging="360"/>
@@ -9348,7 +9877,7 @@
     <w:lvl w:ilvl="1">
       <w:start w:val="1"/>
       <w:numFmt w:val="bullet"/>
-      <w:lvlText w:val="●"/>
+      <w:lvlText w:val="○"/>
       <w:lvlJc w:val="left"/>
       <w:pPr>
         <w:ind w:left="1440" w:hanging="360"/>
@@ -9360,7 +9889,7 @@
     <w:lvl w:ilvl="2">
       <w:start w:val="1"/>
       <w:numFmt w:val="bullet"/>
-      <w:lvlText w:val="●"/>
+      <w:lvlText w:val="■"/>
       <w:lvlJc w:val="left"/>
       <w:pPr>
         <w:ind w:left="2160" w:hanging="360"/>
@@ -9384,7 +9913,7 @@
     <w:lvl w:ilvl="4">
       <w:start w:val="1"/>
       <w:numFmt w:val="bullet"/>
-      <w:lvlText w:val="●"/>
+      <w:lvlText w:val="○"/>
       <w:lvlJc w:val="left"/>
       <w:pPr>
         <w:ind w:left="3600" w:hanging="360"/>
@@ -9396,7 +9925,7 @@
     <w:lvl w:ilvl="5">
       <w:start w:val="1"/>
       <w:numFmt w:val="bullet"/>
-      <w:lvlText w:val="●"/>
+      <w:lvlText w:val="■"/>
       <w:lvlJc w:val="left"/>
       <w:pPr>
         <w:ind w:left="4320" w:hanging="360"/>
@@ -9420,7 +9949,7 @@
     <w:lvl w:ilvl="7">
       <w:start w:val="1"/>
       <w:numFmt w:val="bullet"/>
-      <w:lvlText w:val="●"/>
+      <w:lvlText w:val="○"/>
       <w:lvlJc w:val="left"/>
       <w:pPr>
         <w:ind w:left="5760" w:hanging="360"/>
@@ -9432,7 +9961,7 @@
     <w:lvl w:ilvl="8">
       <w:start w:val="1"/>
       <w:numFmt w:val="bullet"/>
-      <w:lvlText w:val="●"/>
+      <w:lvlText w:val="■"/>
       <w:lvlJc w:val="left"/>
       <w:pPr>
         <w:ind w:left="6480" w:hanging="360"/>
@@ -9678,7 +10207,7 @@
     <w:lvl w:ilvl="1">
       <w:start w:val="1"/>
       <w:numFmt w:val="bullet"/>
-      <w:lvlText w:val="○"/>
+      <w:lvlText w:val="●"/>
       <w:lvlJc w:val="left"/>
       <w:pPr>
         <w:ind w:left="1440" w:hanging="360"/>
@@ -9690,7 +10219,7 @@
     <w:lvl w:ilvl="2">
       <w:start w:val="1"/>
       <w:numFmt w:val="bullet"/>
-      <w:lvlText w:val="■"/>
+      <w:lvlText w:val="●"/>
       <w:lvlJc w:val="left"/>
       <w:pPr>
         <w:ind w:left="2160" w:hanging="360"/>
@@ -9714,7 +10243,7 @@
     <w:lvl w:ilvl="4">
       <w:start w:val="1"/>
       <w:numFmt w:val="bullet"/>
-      <w:lvlText w:val="○"/>
+      <w:lvlText w:val="●"/>
       <w:lvlJc w:val="left"/>
       <w:pPr>
         <w:ind w:left="3600" w:hanging="360"/>
@@ -9726,7 +10255,7 @@
     <w:lvl w:ilvl="5">
       <w:start w:val="1"/>
       <w:numFmt w:val="bullet"/>
-      <w:lvlText w:val="■"/>
+      <w:lvlText w:val="●"/>
       <w:lvlJc w:val="left"/>
       <w:pPr>
         <w:ind w:left="4320" w:hanging="360"/>
@@ -9750,7 +10279,7 @@
     <w:lvl w:ilvl="7">
       <w:start w:val="1"/>
       <w:numFmt w:val="bullet"/>
-      <w:lvlText w:val="○"/>
+      <w:lvlText w:val="●"/>
       <w:lvlJc w:val="left"/>
       <w:pPr>
         <w:ind w:left="5760" w:hanging="360"/>
@@ -9762,7 +10291,7 @@
     <w:lvl w:ilvl="8">
       <w:start w:val="1"/>
       <w:numFmt w:val="bullet"/>
-      <w:lvlText w:val="■"/>
+      <w:lvlText w:val="●"/>
       <w:lvlJc w:val="left"/>
       <w:pPr>
         <w:ind w:left="6480" w:hanging="360"/>
@@ -9898,7 +10427,7 @@
     <w:lvl w:ilvl="1">
       <w:start w:val="1"/>
       <w:numFmt w:val="bullet"/>
-      <w:lvlText w:val="●"/>
+      <w:lvlText w:val="○"/>
       <w:lvlJc w:val="left"/>
       <w:pPr>
         <w:ind w:left="1440" w:hanging="360"/>
@@ -9910,7 +10439,7 @@
     <w:lvl w:ilvl="2">
       <w:start w:val="1"/>
       <w:numFmt w:val="bullet"/>
-      <w:lvlText w:val="●"/>
+      <w:lvlText w:val="■"/>
       <w:lvlJc w:val="left"/>
       <w:pPr>
         <w:ind w:left="2160" w:hanging="360"/>
@@ -9934,7 +10463,7 @@
     <w:lvl w:ilvl="4">
       <w:start w:val="1"/>
       <w:numFmt w:val="bullet"/>
-      <w:lvlText w:val="●"/>
+      <w:lvlText w:val="○"/>
       <w:lvlJc w:val="left"/>
       <w:pPr>
         <w:ind w:left="3600" w:hanging="360"/>
@@ -9946,7 +10475,7 @@
     <w:lvl w:ilvl="5">
       <w:start w:val="1"/>
       <w:numFmt w:val="bullet"/>
-      <w:lvlText w:val="●"/>
+      <w:lvlText w:val="■"/>
       <w:lvlJc w:val="left"/>
       <w:pPr>
         <w:ind w:left="4320" w:hanging="360"/>
@@ -9970,7 +10499,7 @@
     <w:lvl w:ilvl="7">
       <w:start w:val="1"/>
       <w:numFmt w:val="bullet"/>
-      <w:lvlText w:val="●"/>
+      <w:lvlText w:val="○"/>
       <w:lvlJc w:val="left"/>
       <w:pPr>
         <w:ind w:left="5760" w:hanging="360"/>
@@ -9982,7 +10511,7 @@
     <w:lvl w:ilvl="8">
       <w:start w:val="1"/>
       <w:numFmt w:val="bullet"/>
-      <w:lvlText w:val="●"/>
+      <w:lvlText w:val="■"/>
       <w:lvlJc w:val="left"/>
       <w:pPr>
         <w:ind w:left="6480" w:hanging="360"/>
@@ -10118,7 +10647,7 @@
     <w:lvl w:ilvl="1">
       <w:start w:val="1"/>
       <w:numFmt w:val="bullet"/>
-      <w:lvlText w:val="○"/>
+      <w:lvlText w:val="●"/>
       <w:lvlJc w:val="left"/>
       <w:pPr>
         <w:ind w:left="1440" w:hanging="360"/>
@@ -10130,7 +10659,7 @@
     <w:lvl w:ilvl="2">
       <w:start w:val="1"/>
       <w:numFmt w:val="bullet"/>
-      <w:lvlText w:val="■"/>
+      <w:lvlText w:val="●"/>
       <w:lvlJc w:val="left"/>
       <w:pPr>
         <w:ind w:left="2160" w:hanging="360"/>
@@ -10154,7 +10683,7 @@
     <w:lvl w:ilvl="4">
       <w:start w:val="1"/>
       <w:numFmt w:val="bullet"/>
-      <w:lvlText w:val="○"/>
+      <w:lvlText w:val="●"/>
       <w:lvlJc w:val="left"/>
       <w:pPr>
         <w:ind w:left="3600" w:hanging="360"/>
@@ -10166,7 +10695,7 @@
     <w:lvl w:ilvl="5">
       <w:start w:val="1"/>
       <w:numFmt w:val="bullet"/>
-      <w:lvlText w:val="■"/>
+      <w:lvlText w:val="●"/>
       <w:lvlJc w:val="left"/>
       <w:pPr>
         <w:ind w:left="4320" w:hanging="360"/>
@@ -10190,7 +10719,7 @@
     <w:lvl w:ilvl="7">
       <w:start w:val="1"/>
       <w:numFmt w:val="bullet"/>
-      <w:lvlText w:val="○"/>
+      <w:lvlText w:val="●"/>
       <w:lvlJc w:val="left"/>
       <w:pPr>
         <w:ind w:left="5760" w:hanging="360"/>
@@ -10202,7 +10731,7 @@
     <w:lvl w:ilvl="8">
       <w:start w:val="1"/>
       <w:numFmt w:val="bullet"/>
-      <w:lvlText w:val="■"/>
+      <w:lvlText w:val="●"/>
       <w:lvlJc w:val="left"/>
       <w:pPr>
         <w:ind w:left="6480" w:hanging="360"/>
@@ -10228,7 +10757,7 @@
     <w:lvl w:ilvl="1">
       <w:start w:val="1"/>
       <w:numFmt w:val="bullet"/>
-      <w:lvlText w:val="●"/>
+      <w:lvlText w:val="○"/>
       <w:lvlJc w:val="left"/>
       <w:pPr>
         <w:ind w:left="1440" w:hanging="360"/>
@@ -10240,7 +10769,7 @@
     <w:lvl w:ilvl="2">
       <w:start w:val="1"/>
       <w:numFmt w:val="bullet"/>
-      <w:lvlText w:val="●"/>
+      <w:lvlText w:val="■"/>
       <w:lvlJc w:val="left"/>
       <w:pPr>
         <w:ind w:left="2160" w:hanging="360"/>
@@ -10264,7 +10793,7 @@
     <w:lvl w:ilvl="4">
       <w:start w:val="1"/>
       <w:numFmt w:val="bullet"/>
-      <w:lvlText w:val="●"/>
+      <w:lvlText w:val="○"/>
       <w:lvlJc w:val="left"/>
       <w:pPr>
         <w:ind w:left="3600" w:hanging="360"/>
@@ -10276,7 +10805,7 @@
     <w:lvl w:ilvl="5">
       <w:start w:val="1"/>
       <w:numFmt w:val="bullet"/>
-      <w:lvlText w:val="●"/>
+      <w:lvlText w:val="■"/>
       <w:lvlJc w:val="left"/>
       <w:pPr>
         <w:ind w:left="4320" w:hanging="360"/>
@@ -10300,7 +10829,7 @@
     <w:lvl w:ilvl="7">
       <w:start w:val="1"/>
       <w:numFmt w:val="bullet"/>
-      <w:lvlText w:val="●"/>
+      <w:lvlText w:val="○"/>
       <w:lvlJc w:val="left"/>
       <w:pPr>
         <w:ind w:left="5760" w:hanging="360"/>
@@ -10312,7 +10841,7 @@
     <w:lvl w:ilvl="8">
       <w:start w:val="1"/>
       <w:numFmt w:val="bullet"/>
-      <w:lvlText w:val="●"/>
+      <w:lvlText w:val="■"/>
       <w:lvlJc w:val="left"/>
       <w:pPr>
         <w:ind w:left="6480" w:hanging="360"/>
@@ -10448,7 +10977,7 @@
     <w:lvl w:ilvl="1">
       <w:start w:val="1"/>
       <w:numFmt w:val="bullet"/>
-      <w:lvlText w:val="○"/>
+      <w:lvlText w:val="●"/>
       <w:lvlJc w:val="left"/>
       <w:pPr>
         <w:ind w:left="1440" w:hanging="360"/>
@@ -10460,7 +10989,7 @@
     <w:lvl w:ilvl="2">
       <w:start w:val="1"/>
       <w:numFmt w:val="bullet"/>
-      <w:lvlText w:val="■"/>
+      <w:lvlText w:val="●"/>
       <w:lvlJc w:val="left"/>
       <w:pPr>
         <w:ind w:left="2160" w:hanging="360"/>
@@ -10484,7 +11013,7 @@
     <w:lvl w:ilvl="4">
       <w:start w:val="1"/>
       <w:numFmt w:val="bullet"/>
-      <w:lvlText w:val="○"/>
+      <w:lvlText w:val="●"/>
       <w:lvlJc w:val="left"/>
       <w:pPr>
         <w:ind w:left="3600" w:hanging="360"/>
@@ -10496,7 +11025,7 @@
     <w:lvl w:ilvl="5">
       <w:start w:val="1"/>
       <w:numFmt w:val="bullet"/>
-      <w:lvlText w:val="■"/>
+      <w:lvlText w:val="●"/>
       <w:lvlJc w:val="left"/>
       <w:pPr>
         <w:ind w:left="4320" w:hanging="360"/>
@@ -10520,7 +11049,7 @@
     <w:lvl w:ilvl="7">
       <w:start w:val="1"/>
       <w:numFmt w:val="bullet"/>
-      <w:lvlText w:val="○"/>
+      <w:lvlText w:val="●"/>
       <w:lvlJc w:val="left"/>
       <w:pPr>
         <w:ind w:left="5760" w:hanging="360"/>
@@ -10532,7 +11061,7 @@
     <w:lvl w:ilvl="8">
       <w:start w:val="1"/>
       <w:numFmt w:val="bullet"/>
-      <w:lvlText w:val="■"/>
+      <w:lvlText w:val="●"/>
       <w:lvlJc w:val="left"/>
       <w:pPr>
         <w:ind w:left="6480" w:hanging="360"/>
@@ -10558,7 +11087,7 @@
     <w:lvl w:ilvl="1">
       <w:start w:val="1"/>
       <w:numFmt w:val="bullet"/>
-      <w:lvlText w:val="●"/>
+      <w:lvlText w:val="○"/>
       <w:lvlJc w:val="left"/>
       <w:pPr>
         <w:ind w:left="1440" w:hanging="360"/>
@@ -10570,7 +11099,7 @@
     <w:lvl w:ilvl="2">
       <w:start w:val="1"/>
       <w:numFmt w:val="bullet"/>
-      <w:lvlText w:val="●"/>
+      <w:lvlText w:val="■"/>
       <w:lvlJc w:val="left"/>
       <w:pPr>
         <w:ind w:left="2160" w:hanging="360"/>
@@ -10594,7 +11123,7 @@
     <w:lvl w:ilvl="4">
       <w:start w:val="1"/>
       <w:numFmt w:val="bullet"/>
-      <w:lvlText w:val="●"/>
+      <w:lvlText w:val="○"/>
       <w:lvlJc w:val="left"/>
       <w:pPr>
         <w:ind w:left="3600" w:hanging="360"/>
@@ -10606,7 +11135,7 @@
     <w:lvl w:ilvl="5">
       <w:start w:val="1"/>
       <w:numFmt w:val="bullet"/>
-      <w:lvlText w:val="●"/>
+      <w:lvlText w:val="■"/>
       <w:lvlJc w:val="left"/>
       <w:pPr>
         <w:ind w:left="4320" w:hanging="360"/>
@@ -10630,7 +11159,7 @@
     <w:lvl w:ilvl="7">
       <w:start w:val="1"/>
       <w:numFmt w:val="bullet"/>
-      <w:lvlText w:val="●"/>
+      <w:lvlText w:val="○"/>
       <w:lvlJc w:val="left"/>
       <w:pPr>
         <w:ind w:left="5760" w:hanging="360"/>
@@ -10642,7 +11171,7 @@
     <w:lvl w:ilvl="8">
       <w:start w:val="1"/>
       <w:numFmt w:val="bullet"/>
-      <w:lvlText w:val="●"/>
+      <w:lvlText w:val="■"/>
       <w:lvlJc w:val="left"/>
       <w:pPr>
         <w:ind w:left="6480" w:hanging="360"/>
@@ -10668,7 +11197,7 @@
     <w:lvl w:ilvl="1">
       <w:start w:val="1"/>
       <w:numFmt w:val="bullet"/>
-      <w:lvlText w:val="○"/>
+      <w:lvlText w:val="●"/>
       <w:lvlJc w:val="left"/>
       <w:pPr>
         <w:ind w:left="1440" w:hanging="360"/>
@@ -10778,7 +11307,7 @@
     <w:lvl w:ilvl="1">
       <w:start w:val="1"/>
       <w:numFmt w:val="bullet"/>
-      <w:lvlText w:val="○"/>
+      <w:lvlText w:val="●"/>
       <w:lvlJc w:val="left"/>
       <w:pPr>
         <w:ind w:left="1440" w:hanging="360"/>
@@ -10790,7 +11319,7 @@
     <w:lvl w:ilvl="2">
       <w:start w:val="1"/>
       <w:numFmt w:val="bullet"/>
-      <w:lvlText w:val="■"/>
+      <w:lvlText w:val="●"/>
       <w:lvlJc w:val="left"/>
       <w:pPr>
         <w:ind w:left="2160" w:hanging="360"/>
@@ -10814,7 +11343,7 @@
     <w:lvl w:ilvl="4">
       <w:start w:val="1"/>
       <w:numFmt w:val="bullet"/>
-      <w:lvlText w:val="○"/>
+      <w:lvlText w:val="●"/>
       <w:lvlJc w:val="left"/>
       <w:pPr>
         <w:ind w:left="3600" w:hanging="360"/>
@@ -10826,7 +11355,7 @@
     <w:lvl w:ilvl="5">
       <w:start w:val="1"/>
       <w:numFmt w:val="bullet"/>
-      <w:lvlText w:val="■"/>
+      <w:lvlText w:val="●"/>
       <w:lvlJc w:val="left"/>
       <w:pPr>
         <w:ind w:left="4320" w:hanging="360"/>
@@ -10850,7 +11379,7 @@
     <w:lvl w:ilvl="7">
       <w:start w:val="1"/>
       <w:numFmt w:val="bullet"/>
-      <w:lvlText w:val="○"/>
+      <w:lvlText w:val="●"/>
       <w:lvlJc w:val="left"/>
       <w:pPr>
         <w:ind w:left="5760" w:hanging="360"/>
@@ -10862,7 +11391,7 @@
     <w:lvl w:ilvl="8">
       <w:start w:val="1"/>
       <w:numFmt w:val="bullet"/>
-      <w:lvlText w:val="■"/>
+      <w:lvlText w:val="●"/>
       <w:lvlJc w:val="left"/>
       <w:pPr>
         <w:ind w:left="6480" w:hanging="360"/>
@@ -11108,7 +11637,7 @@
     <w:lvl w:ilvl="1">
       <w:start w:val="1"/>
       <w:numFmt w:val="bullet"/>
-      <w:lvlText w:val="●"/>
+      <w:lvlText w:val="○"/>
       <w:lvlJc w:val="left"/>
       <w:pPr>
         <w:ind w:left="1440" w:hanging="360"/>
@@ -11120,7 +11649,7 @@
     <w:lvl w:ilvl="2">
       <w:start w:val="1"/>
       <w:numFmt w:val="bullet"/>
-      <w:lvlText w:val="●"/>
+      <w:lvlText w:val="■"/>
       <w:lvlJc w:val="left"/>
       <w:pPr>
         <w:ind w:left="2160" w:hanging="360"/>
@@ -11144,7 +11673,7 @@
     <w:lvl w:ilvl="4">
       <w:start w:val="1"/>
       <w:numFmt w:val="bullet"/>
-      <w:lvlText w:val="●"/>
+      <w:lvlText w:val="○"/>
       <w:lvlJc w:val="left"/>
       <w:pPr>
         <w:ind w:left="3600" w:hanging="360"/>
@@ -11156,7 +11685,7 @@
     <w:lvl w:ilvl="5">
       <w:start w:val="1"/>
       <w:numFmt w:val="bullet"/>
-      <w:lvlText w:val="●"/>
+      <w:lvlText w:val="■"/>
       <w:lvlJc w:val="left"/>
       <w:pPr>
         <w:ind w:left="4320" w:hanging="360"/>
@@ -11180,7 +11709,7 @@
     <w:lvl w:ilvl="7">
       <w:start w:val="1"/>
       <w:numFmt w:val="bullet"/>
-      <w:lvlText w:val="●"/>
+      <w:lvlText w:val="○"/>
       <w:lvlJc w:val="left"/>
       <w:pPr>
         <w:ind w:left="5760" w:hanging="360"/>
@@ -11192,7 +11721,7 @@
     <w:lvl w:ilvl="8">
       <w:start w:val="1"/>
       <w:numFmt w:val="bullet"/>
-      <w:lvlText w:val="●"/>
+      <w:lvlText w:val="■"/>
       <w:lvlJc w:val="left"/>
       <w:pPr>
         <w:ind w:left="6480" w:hanging="360"/>
@@ -11218,7 +11747,7 @@
     <w:lvl w:ilvl="1">
       <w:start w:val="1"/>
       <w:numFmt w:val="bullet"/>
-      <w:lvlText w:val="○"/>
+      <w:lvlText w:val="●"/>
       <w:lvlJc w:val="left"/>
       <w:pPr>
         <w:ind w:left="1440" w:hanging="360"/>
@@ -11230,7 +11759,7 @@
     <w:lvl w:ilvl="2">
       <w:start w:val="1"/>
       <w:numFmt w:val="bullet"/>
-      <w:lvlText w:val="■"/>
+      <w:lvlText w:val="●"/>
       <w:lvlJc w:val="left"/>
       <w:pPr>
         <w:ind w:left="2160" w:hanging="360"/>
@@ -11328,7 +11857,7 @@
     <w:lvl w:ilvl="1">
       <w:start w:val="1"/>
       <w:numFmt w:val="bullet"/>
-      <w:lvlText w:val="●"/>
+      <w:lvlText w:val="○"/>
       <w:lvlJc w:val="left"/>
       <w:pPr>
         <w:ind w:left="1440" w:hanging="360"/>
@@ -11340,7 +11869,7 @@
     <w:lvl w:ilvl="2">
       <w:start w:val="1"/>
       <w:numFmt w:val="bullet"/>
-      <w:lvlText w:val="●"/>
+      <w:lvlText w:val="■"/>
       <w:lvlJc w:val="left"/>
       <w:pPr>
         <w:ind w:left="2160" w:hanging="360"/>
@@ -11364,7 +11893,7 @@
     <w:lvl w:ilvl="4">
       <w:start w:val="1"/>
       <w:numFmt w:val="bullet"/>
-      <w:lvlText w:val="●"/>
+      <w:lvlText w:val="○"/>
       <w:lvlJc w:val="left"/>
       <w:pPr>
         <w:ind w:left="3600" w:hanging="360"/>
@@ -11376,7 +11905,7 @@
     <w:lvl w:ilvl="5">
       <w:start w:val="1"/>
       <w:numFmt w:val="bullet"/>
-      <w:lvlText w:val="●"/>
+      <w:lvlText w:val="■"/>
       <w:lvlJc w:val="left"/>
       <w:pPr>
         <w:ind w:left="4320" w:hanging="360"/>
@@ -11400,7 +11929,7 @@
     <w:lvl w:ilvl="7">
       <w:start w:val="1"/>
       <w:numFmt w:val="bullet"/>
-      <w:lvlText w:val="●"/>
+      <w:lvlText w:val="○"/>
       <w:lvlJc w:val="left"/>
       <w:pPr>
         <w:ind w:left="5760" w:hanging="360"/>
@@ -11412,7 +11941,7 @@
     <w:lvl w:ilvl="8">
       <w:start w:val="1"/>
       <w:numFmt w:val="bullet"/>
-      <w:lvlText w:val="●"/>
+      <w:lvlText w:val="■"/>
       <w:lvlJc w:val="left"/>
       <w:pPr>
         <w:ind w:left="6480" w:hanging="360"/>
@@ -11768,7 +12297,7 @@
     <w:lvl w:ilvl="1">
       <w:start w:val="1"/>
       <w:numFmt w:val="bullet"/>
-      <w:lvlText w:val="○"/>
+      <w:lvlText w:val="●"/>
       <w:lvlJc w:val="left"/>
       <w:pPr>
         <w:ind w:left="1440" w:hanging="360"/>
@@ -11780,7 +12309,7 @@
     <w:lvl w:ilvl="2">
       <w:start w:val="1"/>
       <w:numFmt w:val="bullet"/>
-      <w:lvlText w:val="■"/>
+      <w:lvlText w:val="●"/>
       <w:lvlJc w:val="left"/>
       <w:pPr>
         <w:ind w:left="2160" w:hanging="360"/>
@@ -11804,7 +12333,7 @@
     <w:lvl w:ilvl="4">
       <w:start w:val="1"/>
       <w:numFmt w:val="bullet"/>
-      <w:lvlText w:val="○"/>
+      <w:lvlText w:val="●"/>
       <w:lvlJc w:val="left"/>
       <w:pPr>
         <w:ind w:left="3600" w:hanging="360"/>
@@ -11816,7 +12345,7 @@
     <w:lvl w:ilvl="5">
       <w:start w:val="1"/>
       <w:numFmt w:val="bullet"/>
-      <w:lvlText w:val="■"/>
+      <w:lvlText w:val="●"/>
       <w:lvlJc w:val="left"/>
       <w:pPr>
         <w:ind w:left="4320" w:hanging="360"/>
@@ -11840,7 +12369,7 @@
     <w:lvl w:ilvl="7">
       <w:start w:val="1"/>
       <w:numFmt w:val="bullet"/>
-      <w:lvlText w:val="○"/>
+      <w:lvlText w:val="●"/>
       <w:lvlJc w:val="left"/>
       <w:pPr>
         <w:ind w:left="5760" w:hanging="360"/>
@@ -11852,7 +12381,7 @@
     <w:lvl w:ilvl="8">
       <w:start w:val="1"/>
       <w:numFmt w:val="bullet"/>
-      <w:lvlText w:val="■"/>
+      <w:lvlText w:val="●"/>
       <w:lvlJc w:val="left"/>
       <w:pPr>
         <w:ind w:left="6480" w:hanging="360"/>
@@ -11878,7 +12407,7 @@
     <w:lvl w:ilvl="1">
       <w:start w:val="1"/>
       <w:numFmt w:val="bullet"/>
-      <w:lvlText w:val="●"/>
+      <w:lvlText w:val="○"/>
       <w:lvlJc w:val="left"/>
       <w:pPr>
         <w:ind w:left="1440" w:hanging="360"/>
@@ -11890,7 +12419,7 @@
     <w:lvl w:ilvl="2">
       <w:start w:val="1"/>
       <w:numFmt w:val="bullet"/>
-      <w:lvlText w:val="●"/>
+      <w:lvlText w:val="■"/>
       <w:lvlJc w:val="left"/>
       <w:pPr>
         <w:ind w:left="2160" w:hanging="360"/>
@@ -11914,7 +12443,7 @@
     <w:lvl w:ilvl="4">
       <w:start w:val="1"/>
       <w:numFmt w:val="bullet"/>
-      <w:lvlText w:val="●"/>
+      <w:lvlText w:val="○"/>
       <w:lvlJc w:val="left"/>
       <w:pPr>
         <w:ind w:left="3600" w:hanging="360"/>
@@ -11926,7 +12455,7 @@
     <w:lvl w:ilvl="5">
       <w:start w:val="1"/>
       <w:numFmt w:val="bullet"/>
-      <w:lvlText w:val="●"/>
+      <w:lvlText w:val="■"/>
       <w:lvlJc w:val="left"/>
       <w:pPr>
         <w:ind w:left="4320" w:hanging="360"/>
@@ -11950,7 +12479,7 @@
     <w:lvl w:ilvl="7">
       <w:start w:val="1"/>
       <w:numFmt w:val="bullet"/>
-      <w:lvlText w:val="●"/>
+      <w:lvlText w:val="○"/>
       <w:lvlJc w:val="left"/>
       <w:pPr>
         <w:ind w:left="5760" w:hanging="360"/>
@@ -11962,7 +12491,7 @@
     <w:lvl w:ilvl="8">
       <w:start w:val="1"/>
       <w:numFmt w:val="bullet"/>
-      <w:lvlText w:val="●"/>
+      <w:lvlText w:val="■"/>
       <w:lvlJc w:val="left"/>
       <w:pPr>
         <w:ind w:left="6480" w:hanging="360"/>
@@ -12428,7 +12957,7 @@
     <w:lvl w:ilvl="1">
       <w:start w:val="1"/>
       <w:numFmt w:val="bullet"/>
-      <w:lvlText w:val="○"/>
+      <w:lvlText w:val="●"/>
       <w:lvlJc w:val="left"/>
       <w:pPr>
         <w:ind w:left="1440" w:hanging="360"/>
@@ -12538,7 +13067,7 @@
     <w:lvl w:ilvl="1">
       <w:start w:val="1"/>
       <w:numFmt w:val="bullet"/>
-      <w:lvlText w:val="●"/>
+      <w:lvlText w:val="○"/>
       <w:lvlJc w:val="left"/>
       <w:pPr>
         <w:ind w:left="1440" w:hanging="360"/>
@@ -12550,7 +13079,7 @@
     <w:lvl w:ilvl="2">
       <w:start w:val="1"/>
       <w:numFmt w:val="bullet"/>
-      <w:lvlText w:val="●"/>
+      <w:lvlText w:val="■"/>
       <w:lvlJc w:val="left"/>
       <w:pPr>
         <w:ind w:left="2160" w:hanging="360"/>
@@ -12574,7 +13103,7 @@
     <w:lvl w:ilvl="4">
       <w:start w:val="1"/>
       <w:numFmt w:val="bullet"/>
-      <w:lvlText w:val="●"/>
+      <w:lvlText w:val="○"/>
       <w:lvlJc w:val="left"/>
       <w:pPr>
         <w:ind w:left="3600" w:hanging="360"/>
@@ -12586,7 +13115,7 @@
     <w:lvl w:ilvl="5">
       <w:start w:val="1"/>
       <w:numFmt w:val="bullet"/>
-      <w:lvlText w:val="●"/>
+      <w:lvlText w:val="■"/>
       <w:lvlJc w:val="left"/>
       <w:pPr>
         <w:ind w:left="4320" w:hanging="360"/>
@@ -12610,7 +13139,7 @@
     <w:lvl w:ilvl="7">
       <w:start w:val="1"/>
       <w:numFmt w:val="bullet"/>
-      <w:lvlText w:val="●"/>
+      <w:lvlText w:val="○"/>
       <w:lvlJc w:val="left"/>
       <w:pPr>
         <w:ind w:left="5760" w:hanging="360"/>
@@ -12622,7 +13151,7 @@
     <w:lvl w:ilvl="8">
       <w:start w:val="1"/>
       <w:numFmt w:val="bullet"/>
-      <w:lvlText w:val="●"/>
+      <w:lvlText w:val="■"/>
       <w:lvlJc w:val="left"/>
       <w:pPr>
         <w:ind w:left="6480" w:hanging="360"/>
@@ -12648,7 +13177,7 @@
     <w:lvl w:ilvl="1">
       <w:start w:val="1"/>
       <w:numFmt w:val="bullet"/>
-      <w:lvlText w:val="●"/>
+      <w:lvlText w:val="○"/>
       <w:lvlJc w:val="left"/>
       <w:pPr>
         <w:ind w:left="1440" w:hanging="360"/>
@@ -12660,7 +13189,7 @@
     <w:lvl w:ilvl="2">
       <w:start w:val="1"/>
       <w:numFmt w:val="bullet"/>
-      <w:lvlText w:val="●"/>
+      <w:lvlText w:val="■"/>
       <w:lvlJc w:val="left"/>
       <w:pPr>
         <w:ind w:left="2160" w:hanging="360"/>
@@ -12684,7 +13213,7 @@
     <w:lvl w:ilvl="4">
       <w:start w:val="1"/>
       <w:numFmt w:val="bullet"/>
-      <w:lvlText w:val="●"/>
+      <w:lvlText w:val="○"/>
       <w:lvlJc w:val="left"/>
       <w:pPr>
         <w:ind w:left="3600" w:hanging="360"/>
@@ -12696,7 +13225,7 @@
     <w:lvl w:ilvl="5">
       <w:start w:val="1"/>
       <w:numFmt w:val="bullet"/>
-      <w:lvlText w:val="●"/>
+      <w:lvlText w:val="■"/>
       <w:lvlJc w:val="left"/>
       <w:pPr>
         <w:ind w:left="4320" w:hanging="360"/>
@@ -12720,7 +13249,7 @@
     <w:lvl w:ilvl="7">
       <w:start w:val="1"/>
       <w:numFmt w:val="bullet"/>
-      <w:lvlText w:val="●"/>
+      <w:lvlText w:val="○"/>
       <w:lvlJc w:val="left"/>
       <w:pPr>
         <w:ind w:left="5760" w:hanging="360"/>
@@ -12732,7 +13261,7 @@
     <w:lvl w:ilvl="8">
       <w:start w:val="1"/>
       <w:numFmt w:val="bullet"/>
-      <w:lvlText w:val="●"/>
+      <w:lvlText w:val="■"/>
       <w:lvlJc w:val="left"/>
       <w:pPr>
         <w:ind w:left="6480" w:hanging="360"/>
@@ -12758,7 +13287,7 @@
     <w:lvl w:ilvl="1">
       <w:start w:val="1"/>
       <w:numFmt w:val="bullet"/>
-      <w:lvlText w:val="○"/>
+      <w:lvlText w:val="●"/>
       <w:lvlJc w:val="left"/>
       <w:pPr>
         <w:ind w:left="1440" w:hanging="360"/>
@@ -12770,7 +13299,7 @@
     <w:lvl w:ilvl="2">
       <w:start w:val="1"/>
       <w:numFmt w:val="bullet"/>
-      <w:lvlText w:val="■"/>
+      <w:lvlText w:val="●"/>
       <w:lvlJc w:val="left"/>
       <w:pPr>
         <w:ind w:left="2160" w:hanging="360"/>
@@ -12794,7 +13323,7 @@
     <w:lvl w:ilvl="4">
       <w:start w:val="1"/>
       <w:numFmt w:val="bullet"/>
-      <w:lvlText w:val="○"/>
+      <w:lvlText w:val="●"/>
       <w:lvlJc w:val="left"/>
       <w:pPr>
         <w:ind w:left="3600" w:hanging="360"/>
@@ -12806,7 +13335,7 @@
     <w:lvl w:ilvl="5">
       <w:start w:val="1"/>
       <w:numFmt w:val="bullet"/>
-      <w:lvlText w:val="■"/>
+      <w:lvlText w:val="●"/>
       <w:lvlJc w:val="left"/>
       <w:pPr>
         <w:ind w:left="4320" w:hanging="360"/>
@@ -12830,7 +13359,7 @@
     <w:lvl w:ilvl="7">
       <w:start w:val="1"/>
       <w:numFmt w:val="bullet"/>
-      <w:lvlText w:val="○"/>
+      <w:lvlText w:val="●"/>
       <w:lvlJc w:val="left"/>
       <w:pPr>
         <w:ind w:left="5760" w:hanging="360"/>
@@ -12842,7 +13371,7 @@
     <w:lvl w:ilvl="8">
       <w:start w:val="1"/>
       <w:numFmt w:val="bullet"/>
-      <w:lvlText w:val="■"/>
+      <w:lvlText w:val="●"/>
       <w:lvlJc w:val="left"/>
       <w:pPr>
         <w:ind w:left="6480" w:hanging="360"/>
@@ -12868,7 +13397,7 @@
     <w:lvl w:ilvl="1">
       <w:start w:val="1"/>
       <w:numFmt w:val="bullet"/>
-      <w:lvlText w:val="○"/>
+      <w:lvlText w:val="●"/>
       <w:lvlJc w:val="left"/>
       <w:pPr>
         <w:ind w:left="1440" w:hanging="360"/>
@@ -13088,7 +13617,7 @@
     <w:lvl w:ilvl="1">
       <w:start w:val="1"/>
       <w:numFmt w:val="bullet"/>
-      <w:lvlText w:val="●"/>
+      <w:lvlText w:val="○"/>
       <w:lvlJc w:val="left"/>
       <w:pPr>
         <w:ind w:left="1440" w:hanging="360"/>
@@ -13100,7 +13629,7 @@
     <w:lvl w:ilvl="2">
       <w:start w:val="1"/>
       <w:numFmt w:val="bullet"/>
-      <w:lvlText w:val="●"/>
+      <w:lvlText w:val="■"/>
       <w:lvlJc w:val="left"/>
       <w:pPr>
         <w:ind w:left="2160" w:hanging="360"/>
@@ -13124,7 +13653,7 @@
     <w:lvl w:ilvl="4">
       <w:start w:val="1"/>
       <w:numFmt w:val="bullet"/>
-      <w:lvlText w:val="●"/>
+      <w:lvlText w:val="○"/>
       <w:lvlJc w:val="left"/>
       <w:pPr>
         <w:ind w:left="3600" w:hanging="360"/>
@@ -13136,7 +13665,7 @@
     <w:lvl w:ilvl="5">
       <w:start w:val="1"/>
       <w:numFmt w:val="bullet"/>
-      <w:lvlText w:val="●"/>
+      <w:lvlText w:val="■"/>
       <w:lvlJc w:val="left"/>
       <w:pPr>
         <w:ind w:left="4320" w:hanging="360"/>
@@ -13160,7 +13689,7 @@
     <w:lvl w:ilvl="7">
       <w:start w:val="1"/>
       <w:numFmt w:val="bullet"/>
-      <w:lvlText w:val="●"/>
+      <w:lvlText w:val="○"/>
       <w:lvlJc w:val="left"/>
       <w:pPr>
         <w:ind w:left="5760" w:hanging="360"/>
@@ -13172,7 +13701,7 @@
     <w:lvl w:ilvl="8">
       <w:start w:val="1"/>
       <w:numFmt w:val="bullet"/>
-      <w:lvlText w:val="●"/>
+      <w:lvlText w:val="■"/>
       <w:lvlJc w:val="left"/>
       <w:pPr>
         <w:ind w:left="6480" w:hanging="360"/>
@@ -13183,226 +13712,6 @@
     </w:lvl>
   </w:abstractNum>
   <w:abstractNum w:abstractNumId="45">
-    <w:lvl w:ilvl="0">
-      <w:start w:val="1"/>
-      <w:numFmt w:val="bullet"/>
-      <w:lvlText w:val="●"/>
-      <w:lvlJc w:val="left"/>
-      <w:pPr>
-        <w:ind w:left="720" w:hanging="360"/>
-      </w:pPr>
-      <w:rPr>
-        <w:u w:val="none"/>
-      </w:rPr>
-    </w:lvl>
-    <w:lvl w:ilvl="1">
-      <w:start w:val="1"/>
-      <w:numFmt w:val="bullet"/>
-      <w:lvlText w:val="●"/>
-      <w:lvlJc w:val="left"/>
-      <w:pPr>
-        <w:ind w:left="1440" w:hanging="360"/>
-      </w:pPr>
-      <w:rPr>
-        <w:u w:val="none"/>
-      </w:rPr>
-    </w:lvl>
-    <w:lvl w:ilvl="2">
-      <w:start w:val="1"/>
-      <w:numFmt w:val="bullet"/>
-      <w:lvlText w:val="●"/>
-      <w:lvlJc w:val="left"/>
-      <w:pPr>
-        <w:ind w:left="2160" w:hanging="360"/>
-      </w:pPr>
-      <w:rPr>
-        <w:u w:val="none"/>
-      </w:rPr>
-    </w:lvl>
-    <w:lvl w:ilvl="3">
-      <w:start w:val="1"/>
-      <w:numFmt w:val="bullet"/>
-      <w:lvlText w:val="●"/>
-      <w:lvlJc w:val="left"/>
-      <w:pPr>
-        <w:ind w:left="2880" w:hanging="360"/>
-      </w:pPr>
-      <w:rPr>
-        <w:u w:val="none"/>
-      </w:rPr>
-    </w:lvl>
-    <w:lvl w:ilvl="4">
-      <w:start w:val="1"/>
-      <w:numFmt w:val="bullet"/>
-      <w:lvlText w:val="●"/>
-      <w:lvlJc w:val="left"/>
-      <w:pPr>
-        <w:ind w:left="3600" w:hanging="360"/>
-      </w:pPr>
-      <w:rPr>
-        <w:u w:val="none"/>
-      </w:rPr>
-    </w:lvl>
-    <w:lvl w:ilvl="5">
-      <w:start w:val="1"/>
-      <w:numFmt w:val="bullet"/>
-      <w:lvlText w:val="●"/>
-      <w:lvlJc w:val="left"/>
-      <w:pPr>
-        <w:ind w:left="4320" w:hanging="360"/>
-      </w:pPr>
-      <w:rPr>
-        <w:u w:val="none"/>
-      </w:rPr>
-    </w:lvl>
-    <w:lvl w:ilvl="6">
-      <w:start w:val="1"/>
-      <w:numFmt w:val="bullet"/>
-      <w:lvlText w:val="●"/>
-      <w:lvlJc w:val="left"/>
-      <w:pPr>
-        <w:ind w:left="5040" w:hanging="360"/>
-      </w:pPr>
-      <w:rPr>
-        <w:u w:val="none"/>
-      </w:rPr>
-    </w:lvl>
-    <w:lvl w:ilvl="7">
-      <w:start w:val="1"/>
-      <w:numFmt w:val="bullet"/>
-      <w:lvlText w:val="●"/>
-      <w:lvlJc w:val="left"/>
-      <w:pPr>
-        <w:ind w:left="5760" w:hanging="360"/>
-      </w:pPr>
-      <w:rPr>
-        <w:u w:val="none"/>
-      </w:rPr>
-    </w:lvl>
-    <w:lvl w:ilvl="8">
-      <w:start w:val="1"/>
-      <w:numFmt w:val="bullet"/>
-      <w:lvlText w:val="●"/>
-      <w:lvlJc w:val="left"/>
-      <w:pPr>
-        <w:ind w:left="6480" w:hanging="360"/>
-      </w:pPr>
-      <w:rPr>
-        <w:u w:val="none"/>
-      </w:rPr>
-    </w:lvl>
-  </w:abstractNum>
-  <w:abstractNum w:abstractNumId="46">
-    <w:lvl w:ilvl="0">
-      <w:start w:val="1"/>
-      <w:numFmt w:val="bullet"/>
-      <w:lvlText w:val="●"/>
-      <w:lvlJc w:val="left"/>
-      <w:pPr>
-        <w:ind w:left="720" w:hanging="360"/>
-      </w:pPr>
-      <w:rPr>
-        <w:u w:val="none"/>
-      </w:rPr>
-    </w:lvl>
-    <w:lvl w:ilvl="1">
-      <w:start w:val="1"/>
-      <w:numFmt w:val="bullet"/>
-      <w:lvlText w:val="○"/>
-      <w:lvlJc w:val="left"/>
-      <w:pPr>
-        <w:ind w:left="1440" w:hanging="360"/>
-      </w:pPr>
-      <w:rPr>
-        <w:u w:val="none"/>
-      </w:rPr>
-    </w:lvl>
-    <w:lvl w:ilvl="2">
-      <w:start w:val="1"/>
-      <w:numFmt w:val="bullet"/>
-      <w:lvlText w:val="■"/>
-      <w:lvlJc w:val="left"/>
-      <w:pPr>
-        <w:ind w:left="2160" w:hanging="360"/>
-      </w:pPr>
-      <w:rPr>
-        <w:u w:val="none"/>
-      </w:rPr>
-    </w:lvl>
-    <w:lvl w:ilvl="3">
-      <w:start w:val="1"/>
-      <w:numFmt w:val="bullet"/>
-      <w:lvlText w:val="●"/>
-      <w:lvlJc w:val="left"/>
-      <w:pPr>
-        <w:ind w:left="2880" w:hanging="360"/>
-      </w:pPr>
-      <w:rPr>
-        <w:u w:val="none"/>
-      </w:rPr>
-    </w:lvl>
-    <w:lvl w:ilvl="4">
-      <w:start w:val="1"/>
-      <w:numFmt w:val="bullet"/>
-      <w:lvlText w:val="○"/>
-      <w:lvlJc w:val="left"/>
-      <w:pPr>
-        <w:ind w:left="3600" w:hanging="360"/>
-      </w:pPr>
-      <w:rPr>
-        <w:u w:val="none"/>
-      </w:rPr>
-    </w:lvl>
-    <w:lvl w:ilvl="5">
-      <w:start w:val="1"/>
-      <w:numFmt w:val="bullet"/>
-      <w:lvlText w:val="■"/>
-      <w:lvlJc w:val="left"/>
-      <w:pPr>
-        <w:ind w:left="4320" w:hanging="360"/>
-      </w:pPr>
-      <w:rPr>
-        <w:u w:val="none"/>
-      </w:rPr>
-    </w:lvl>
-    <w:lvl w:ilvl="6">
-      <w:start w:val="1"/>
-      <w:numFmt w:val="bullet"/>
-      <w:lvlText w:val="●"/>
-      <w:lvlJc w:val="left"/>
-      <w:pPr>
-        <w:ind w:left="5040" w:hanging="360"/>
-      </w:pPr>
-      <w:rPr>
-        <w:u w:val="none"/>
-      </w:rPr>
-    </w:lvl>
-    <w:lvl w:ilvl="7">
-      <w:start w:val="1"/>
-      <w:numFmt w:val="bullet"/>
-      <w:lvlText w:val="○"/>
-      <w:lvlJc w:val="left"/>
-      <w:pPr>
-        <w:ind w:left="5760" w:hanging="360"/>
-      </w:pPr>
-      <w:rPr>
-        <w:u w:val="none"/>
-      </w:rPr>
-    </w:lvl>
-    <w:lvl w:ilvl="8">
-      <w:start w:val="1"/>
-      <w:numFmt w:val="bullet"/>
-      <w:lvlText w:val="■"/>
-      <w:lvlJc w:val="left"/>
-      <w:pPr>
-        <w:ind w:left="6480" w:hanging="360"/>
-      </w:pPr>
-      <w:rPr>
-        <w:u w:val="none"/>
-      </w:rPr>
-    </w:lvl>
-  </w:abstractNum>
-  <w:abstractNum w:abstractNumId="47">
     <w:lvl w:ilvl="0">
       <w:start w:val="1"/>
       <w:numFmt w:val="bullet"/>
@@ -13646,12 +13955,6 @@
   </w:num>
   <w:num w:numId="45">
     <w:abstractNumId w:val="45"/>
-  </w:num>
-  <w:num w:numId="46">
-    <w:abstractNumId w:val="46"/>
-  </w:num>
-  <w:num w:numId="47">
-    <w:abstractNumId w:val="47"/>
   </w:num>
 </w:numbering>
 </file>

--- a/Projects/golden-fur/docs/Architectural-Change-Suggestions.docx
+++ b/Projects/golden-fur/docs/Architectural-Change-Suggestions.docx
@@ -41,7 +41,7 @@
           <w:pgNumType w:start="1"/>
         </w:sectPr>
       </w:pPr>
-      <w:bookmarkStart w:colFirst="0" w:colLast="0" w:name="_crb1dr4a5qaa" w:id="0"/>
+      <w:bookmarkStart w:colFirst="0" w:colLast="0" w:name="_enx451dy54xe" w:id="0"/>
       <w:bookmarkEnd w:id="0"/>
       <w:r>
         <w:rPr>
@@ -233,7 +233,7 @@
             <w:sdt>
               <w:sdtPr>
                 <w:alias w:val="Project status"/>
-                <w:id w:val="-277296131"/>
+                <w:id w:val="-376108673"/>
                 <w:dropDownList w:lastValue="Not Started">
                   <w:listItem w:displayText="Not Started" w:value="Not Started"/>
                   <w:listItem w:displayText="Blocked" w:value="Blocked"/>
@@ -267,7 +267,7 @@
             <w:pPr>
               <w:numPr>
                 <w:ilvl w:val="0"/>
-                <w:numId w:val="39"/>
+                <w:numId w:val="43"/>
               </w:numPr>
               <w:spacing w:after="60" w:line="240" w:lineRule="auto"/>
               <w:ind w:left="720" w:hanging="360"/>
@@ -303,7 +303,7 @@
             <w:sdt>
               <w:sdtPr>
                 <w:alias w:val="Assignee"/>
-                <w:id w:val="514797261"/>
+                <w:id w:val="-1002310846"/>
                 <w:dropDownList w:lastValue="Alarie">
                   <w:listItem w:displayText="None" w:value="None"/>
                   <w:listItem w:displayText="Alarie" w:value="Alarie"/>
@@ -352,7 +352,7 @@
             <w:sdt>
               <w:sdtPr>
                 <w:alias w:val="Project status"/>
-                <w:id w:val="-665957717"/>
+                <w:id w:val="-1624411"/>
                 <w:dropDownList w:lastValue="Not Started">
                   <w:listItem w:displayText="Not Started" w:value="Not Started"/>
                   <w:listItem w:displayText="Blocked" w:value="Blocked"/>
@@ -386,7 +386,7 @@
             <w:pPr>
               <w:numPr>
                 <w:ilvl w:val="0"/>
-                <w:numId w:val="26"/>
+                <w:numId w:val="29"/>
               </w:numPr>
               <w:spacing w:after="60" w:line="240" w:lineRule="auto"/>
               <w:ind w:left="720" w:hanging="360"/>
@@ -422,7 +422,7 @@
             <w:sdt>
               <w:sdtPr>
                 <w:alias w:val="Assignee"/>
-                <w:id w:val="630092036"/>
+                <w:id w:val="-1408665371"/>
                 <w:dropDownList w:lastValue="Alarie">
                   <w:listItem w:displayText="None" w:value="None"/>
                   <w:listItem w:displayText="Alarie" w:value="Alarie"/>
@@ -471,7 +471,7 @@
             <w:sdt>
               <w:sdtPr>
                 <w:alias w:val="Project status"/>
-                <w:id w:val="-630449743"/>
+                <w:id w:val="-1645732426"/>
                 <w:dropDownList w:lastValue="Not Started">
                   <w:listItem w:displayText="Not Started" w:value="Not Started"/>
                   <w:listItem w:displayText="Blocked" w:value="Blocked"/>
@@ -503,11 +503,13 @@
           <w:tcPr/>
           <w:p>
             <w:pPr>
+              <w:keepNext w:val="1"/>
+              <w:keepLines w:val="1"/>
               <w:numPr>
                 <w:ilvl w:val="0"/>
-                <w:numId w:val="43"/>
+                <w:numId w:val="20"/>
               </w:numPr>
-              <w:spacing w:after="0" w:afterAutospacing="0" w:line="240" w:lineRule="auto"/>
+              <w:spacing w:after="0" w:afterAutospacing="0" w:before="240" w:lineRule="auto"/>
               <w:ind w:left="720" w:hanging="360"/>
               <w:rPr>
                 <w:rFonts w:ascii="Times" w:cs="Times" w:eastAsia="Times" w:hAnsi="Times"/>
@@ -522,16 +524,158 @@
                 <w:szCs w:val="24"/>
                 <w:rtl w:val="0"/>
               </w:rPr>
-              <w:t xml:space="preserve">Add a dedicated transactions page (I think it’s already there) to search, filter and sort all customer transactions (e.g. downpayment, full, etc.), where each transaction is linked to a booking</w:t>
+              <w:t xml:space="preserve">On </w:t>
+            </w:r>
+            <w:hyperlink r:id="rId6">
+              <w:r>
+                <w:rPr>
+                  <w:rFonts w:ascii="Times" w:cs="Times" w:eastAsia="Times" w:hAnsi="Times"/>
+                  <w:color w:val="1155cc"/>
+                  <w:sz w:val="24"/>
+                  <w:szCs w:val="24"/>
+                  <w:u w:val="single"/>
+                  <w:rtl w:val="0"/>
+                </w:rPr>
+                <w:t xml:space="preserve">http://localhost:5173/staff/hotel/queue</w:t>
+              </w:r>
+            </w:hyperlink>
+            <w:r>
+              <w:rPr>
+                <w:rFonts w:ascii="Times" w:cs="Times" w:eastAsia="Times" w:hAnsi="Times"/>
+                <w:sz w:val="24"/>
+                <w:szCs w:val="24"/>
+                <w:rtl w:val="0"/>
+              </w:rPr>
+              <w:t xml:space="preserve">:</w:t>
             </w:r>
           </w:p>
           <w:p>
             <w:pPr>
+              <w:keepNext w:val="1"/>
+              <w:keepLines w:val="1"/>
+              <w:numPr>
+                <w:ilvl w:val="1"/>
+                <w:numId w:val="20"/>
+              </w:numPr>
+              <w:spacing w:after="0" w:afterAutospacing="0" w:before="0" w:beforeAutospacing="0" w:lineRule="auto"/>
+              <w:ind w:left="1440" w:hanging="360"/>
+              <w:rPr>
+                <w:rFonts w:ascii="Times" w:cs="Times" w:eastAsia="Times" w:hAnsi="Times"/>
+                <w:sz w:val="24"/>
+                <w:szCs w:val="24"/>
+              </w:rPr>
+            </w:pPr>
+            <w:r>
+              <w:rPr>
+                <w:rFonts w:ascii="Times" w:cs="Times" w:eastAsia="Times" w:hAnsi="Times"/>
+                <w:sz w:val="24"/>
+                <w:szCs w:val="24"/>
+                <w:rtl w:val="0"/>
+              </w:rPr>
+              <w:t xml:space="preserve">Clicking on check in on hotel queue should immediately check in the pet, does not open </w:t>
+            </w:r>
+            <w:hyperlink r:id="rId7">
+              <w:r>
+                <w:rPr>
+                  <w:rFonts w:ascii="Times" w:cs="Times" w:eastAsia="Times" w:hAnsi="Times"/>
+                  <w:color w:val="1155cc"/>
+                  <w:sz w:val="24"/>
+                  <w:szCs w:val="24"/>
+                  <w:u w:val="single"/>
+                  <w:rtl w:val="0"/>
+                </w:rPr>
+                <w:t xml:space="preserve">http://localhost:5173/staff/hotel/queue/check-in/e0aff74e-44e8-48a6-9007-008a7603a1a4</w:t>
+              </w:r>
+            </w:hyperlink>
+            <w:r>
+              <w:rPr>
+                <w:rtl w:val="0"/>
+              </w:rPr>
+            </w:r>
+          </w:p>
+          <w:p>
+            <w:pPr>
+              <w:keepNext w:val="1"/>
+              <w:keepLines w:val="1"/>
+              <w:numPr>
+                <w:ilvl w:val="1"/>
+                <w:numId w:val="20"/>
+              </w:numPr>
+              <w:spacing w:after="0" w:afterAutospacing="0" w:before="0" w:beforeAutospacing="0" w:lineRule="auto"/>
+              <w:ind w:left="1440" w:hanging="360"/>
+              <w:rPr>
+                <w:rFonts w:ascii="Times" w:cs="Times" w:eastAsia="Times" w:hAnsi="Times"/>
+                <w:sz w:val="24"/>
+                <w:szCs w:val="24"/>
+              </w:rPr>
+            </w:pPr>
+            <w:r>
+              <w:rPr>
+                <w:rFonts w:ascii="Times" w:cs="Times" w:eastAsia="Times" w:hAnsi="Times"/>
+                <w:sz w:val="24"/>
+                <w:szCs w:val="24"/>
+                <w:rtl w:val="0"/>
+              </w:rPr>
+              <w:t xml:space="preserve">Move </w:t>
+            </w:r>
+            <w:hyperlink r:id="rId8">
+              <w:r>
+                <w:rPr>
+                  <w:rFonts w:ascii="Times" w:cs="Times" w:eastAsia="Times" w:hAnsi="Times"/>
+                  <w:color w:val="1155cc"/>
+                  <w:sz w:val="24"/>
+                  <w:szCs w:val="24"/>
+                  <w:u w:val="single"/>
+                  <w:rtl w:val="0"/>
+                </w:rPr>
+                <w:t xml:space="preserve">http://localhost:5173/staff/hotel/queue/check-in/e0aff74e-44e8-48a6-9007-008a7603a1a4</w:t>
+              </w:r>
+            </w:hyperlink>
+            <w:r>
+              <w:rPr>
+                <w:rFonts w:ascii="Times" w:cs="Times" w:eastAsia="Times" w:hAnsi="Times"/>
+                <w:sz w:val="24"/>
+                <w:szCs w:val="24"/>
+                <w:rtl w:val="0"/>
+              </w:rPr>
+              <w:t xml:space="preserve"> to the … button &gt; View booking details with an edit option at the bottom</w:t>
+            </w:r>
+          </w:p>
+          <w:p>
+            <w:pPr>
+              <w:keepNext w:val="1"/>
+              <w:keepLines w:val="1"/>
+              <w:numPr>
+                <w:ilvl w:val="1"/>
+                <w:numId w:val="20"/>
+              </w:numPr>
+              <w:spacing w:after="0" w:afterAutospacing="0" w:before="0" w:beforeAutospacing="0" w:lineRule="auto"/>
+              <w:ind w:left="1440" w:hanging="360"/>
+              <w:rPr>
+                <w:rFonts w:ascii="Times" w:cs="Times" w:eastAsia="Times" w:hAnsi="Times"/>
+                <w:sz w:val="24"/>
+                <w:szCs w:val="24"/>
+              </w:rPr>
+            </w:pPr>
+            <w:r>
+              <w:rPr>
+                <w:rFonts w:ascii="Times" w:cs="Times" w:eastAsia="Times" w:hAnsi="Times"/>
+                <w:sz w:val="24"/>
+                <w:szCs w:val="24"/>
+                <w:rtl w:val="0"/>
+              </w:rPr>
+              <w:t xml:space="preserve">Do not open this page with go to checkout and check in another pet options after checking it, just return to the queue and show a modal if success or fail</w:t>
+            </w:r>
+          </w:p>
+          <w:p>
+            <w:pPr>
+              <w:keepNext w:val="1"/>
+              <w:keepLines w:val="1"/>
               <w:numPr>
                 <w:ilvl w:val="0"/>
-                <w:numId w:val="43"/>
+                <w:numId w:val="20"/>
               </w:numPr>
-              <w:spacing w:after="0" w:afterAutospacing="0" w:line="240" w:lineRule="auto"/>
+              <w:spacing w:after="0" w:afterAutospacing="0" w:before="0" w:beforeAutospacing="0" w:lineRule="auto"/>
               <w:ind w:left="720" w:hanging="360"/>
               <w:rPr>
                 <w:rFonts w:ascii="Times" w:cs="Times" w:eastAsia="Times" w:hAnsi="Times"/>
@@ -546,17 +690,41 @@
                 <w:szCs w:val="24"/>
                 <w:rtl w:val="0"/>
               </w:rPr>
-              <w:t xml:space="preserve">Online bookings of status pending payment will appear here for cashiers to mark as paid</w:t>
+              <w:t xml:space="preserve">On </w:t>
+            </w:r>
+            <w:hyperlink r:id="rId9">
+              <w:r>
+                <w:rPr>
+                  <w:rFonts w:ascii="Times" w:cs="Times" w:eastAsia="Times" w:hAnsi="Times"/>
+                  <w:color w:val="1155cc"/>
+                  <w:sz w:val="24"/>
+                  <w:szCs w:val="24"/>
+                  <w:u w:val="single"/>
+                  <w:rtl w:val="0"/>
+                </w:rPr>
+                <w:t xml:space="preserve">http://localhost:5173/staff/daycare/queue</w:t>
+              </w:r>
+            </w:hyperlink>
+            <w:r>
+              <w:rPr>
+                <w:rFonts w:ascii="Times" w:cs="Times" w:eastAsia="Times" w:hAnsi="Times"/>
+                <w:sz w:val="24"/>
+                <w:szCs w:val="24"/>
+                <w:rtl w:val="0"/>
+              </w:rPr>
+              <w:t xml:space="preserve">:</w:t>
             </w:r>
           </w:p>
           <w:p>
             <w:pPr>
+              <w:keepNext w:val="1"/>
+              <w:keepLines w:val="1"/>
               <w:numPr>
-                <w:ilvl w:val="0"/>
-                <w:numId w:val="43"/>
+                <w:ilvl w:val="1"/>
+                <w:numId w:val="20"/>
               </w:numPr>
-              <w:spacing w:after="0" w:afterAutospacing="0" w:line="240" w:lineRule="auto"/>
-              <w:ind w:left="720" w:hanging="360"/>
+              <w:spacing w:after="0" w:afterAutospacing="0" w:before="0" w:beforeAutospacing="0" w:lineRule="auto"/>
+              <w:ind w:left="1440" w:hanging="360"/>
               <w:rPr>
                 <w:rFonts w:ascii="Times" w:cs="Times" w:eastAsia="Times" w:hAnsi="Times"/>
                 <w:sz w:val="24"/>
@@ -570,17 +738,19 @@
                 <w:szCs w:val="24"/>
                 <w:rtl w:val="0"/>
               </w:rPr>
-              <w:t xml:space="preserve">Make other queues pull bookings from payments queue (fully paid or partially paid), instead of relying on bookings queue (status IS NOT pending)</w:t>
+              <w:t xml:space="preserve">Remove checkin checkout subpages</w:t>
             </w:r>
           </w:p>
           <w:p>
             <w:pPr>
+              <w:keepNext w:val="1"/>
+              <w:keepLines w:val="1"/>
               <w:numPr>
-                <w:ilvl w:val="0"/>
-                <w:numId w:val="43"/>
+                <w:ilvl w:val="1"/>
+                <w:numId w:val="20"/>
               </w:numPr>
-              <w:spacing w:after="0" w:afterAutospacing="0" w:line="240" w:lineRule="auto"/>
-              <w:ind w:left="720" w:hanging="360"/>
+              <w:spacing w:after="0" w:afterAutospacing="0" w:before="0" w:beforeAutospacing="0" w:lineRule="auto"/>
+              <w:ind w:left="1440" w:hanging="360"/>
               <w:rPr>
                 <w:rFonts w:ascii="Times" w:cs="Times" w:eastAsia="Times" w:hAnsi="Times"/>
                 <w:sz w:val="24"/>
@@ -594,17 +764,19 @@
                 <w:szCs w:val="24"/>
                 <w:rtl w:val="0"/>
               </w:rPr>
-              <w:t xml:space="preserve">Or perhaps just add an extra status in bookings queue before pending (e.g. unconfirmed), that specifies that an online booking is still not paid</w:t>
+              <w:t xml:space="preserve">Just add a status field to hotel queue items (e.g. pending, checked in, checked out, etc.)</w:t>
             </w:r>
           </w:p>
           <w:p>
             <w:pPr>
+              <w:keepNext w:val="1"/>
+              <w:keepLines w:val="1"/>
               <w:numPr>
-                <w:ilvl w:val="0"/>
-                <w:numId w:val="43"/>
+                <w:ilvl w:val="1"/>
+                <w:numId w:val="20"/>
               </w:numPr>
-              <w:spacing w:after="0" w:afterAutospacing="0" w:line="240" w:lineRule="auto"/>
-              <w:ind w:left="720" w:hanging="360"/>
+              <w:spacing w:after="0" w:afterAutospacing="0" w:before="0" w:beforeAutospacing="0" w:lineRule="auto"/>
+              <w:ind w:left="1440" w:hanging="360"/>
               <w:rPr>
                 <w:rFonts w:ascii="Times" w:cs="Times" w:eastAsia="Times" w:hAnsi="Times"/>
                 <w:sz w:val="24"/>
@@ -618,17 +790,19 @@
                 <w:szCs w:val="24"/>
                 <w:rtl w:val="0"/>
               </w:rPr>
-              <w:t xml:space="preserve">Perhaps revamp entire bookings queue status to something like: unconfirmed &gt; confirmed &gt; no show &gt; cancelled</w:t>
+              <w:t xml:space="preserve">Remove checkin/checkout buttons on each list item</w:t>
             </w:r>
           </w:p>
           <w:p>
             <w:pPr>
+              <w:keepNext w:val="1"/>
+              <w:keepLines w:val="1"/>
               <w:numPr>
-                <w:ilvl w:val="0"/>
-                <w:numId w:val="43"/>
+                <w:ilvl w:val="1"/>
+                <w:numId w:val="20"/>
               </w:numPr>
-              <w:spacing w:after="60" w:line="240" w:lineRule="auto"/>
-              <w:ind w:left="720" w:hanging="360"/>
+              <w:spacing w:after="0" w:afterAutospacing="0" w:before="0" w:beforeAutospacing="0" w:lineRule="auto"/>
+              <w:ind w:left="1440" w:hanging="360"/>
               <w:rPr>
                 <w:rFonts w:ascii="Times" w:cs="Times" w:eastAsia="Times" w:hAnsi="Times"/>
                 <w:sz w:val="24"/>
@@ -642,7 +816,81 @@
                 <w:szCs w:val="24"/>
                 <w:rtl w:val="0"/>
               </w:rPr>
-              <w:t xml:space="preserve">While all the other queues will use the standard status: pending &gt; in progress &gt; completed</w:t>
+              <w:t xml:space="preserve">Make it so that clicking on a pending list item opens the … view details to finalize hotel booking details</w:t>
+            </w:r>
+          </w:p>
+          <w:p>
+            <w:pPr>
+              <w:keepNext w:val="1"/>
+              <w:keepLines w:val="1"/>
+              <w:numPr>
+                <w:ilvl w:val="1"/>
+                <w:numId w:val="20"/>
+              </w:numPr>
+              <w:spacing w:after="0" w:afterAutospacing="0" w:before="0" w:beforeAutospacing="0" w:lineRule="auto"/>
+              <w:ind w:left="1440" w:hanging="360"/>
+              <w:rPr>
+                <w:rFonts w:ascii="Times" w:cs="Times" w:eastAsia="Times" w:hAnsi="Times"/>
+                <w:sz w:val="24"/>
+                <w:szCs w:val="24"/>
+              </w:rPr>
+            </w:pPr>
+            <w:r>
+              <w:rPr>
+                <w:rFonts w:ascii="Times" w:cs="Times" w:eastAsia="Times" w:hAnsi="Times"/>
+                <w:sz w:val="24"/>
+                <w:szCs w:val="24"/>
+                <w:rtl w:val="0"/>
+              </w:rPr>
+              <w:t xml:space="preserve">Clicking on a checked in pet opens a custom </w:t>
+            </w:r>
+            <w:hyperlink r:id="rId10">
+              <w:r>
+                <w:rPr>
+                  <w:rFonts w:ascii="Times" w:cs="Times" w:eastAsia="Times" w:hAnsi="Times"/>
+                  <w:color w:val="1155cc"/>
+                  <w:sz w:val="24"/>
+                  <w:szCs w:val="24"/>
+                  <w:u w:val="single"/>
+                  <w:rtl w:val="0"/>
+                </w:rPr>
+                <w:t xml:space="preserve">http://localhost:5173/staff/hotel/care-log</w:t>
+              </w:r>
+            </w:hyperlink>
+            <w:r>
+              <w:rPr>
+                <w:rFonts w:ascii="Times" w:cs="Times" w:eastAsia="Times" w:hAnsi="Times"/>
+                <w:sz w:val="24"/>
+                <w:szCs w:val="24"/>
+                <w:rtl w:val="0"/>
+              </w:rPr>
+              <w:t xml:space="preserve"> page that only has the tasks filtered only for that pet</w:t>
+            </w:r>
+          </w:p>
+          <w:p>
+            <w:pPr>
+              <w:keepNext w:val="1"/>
+              <w:keepLines w:val="1"/>
+              <w:numPr>
+                <w:ilvl w:val="1"/>
+                <w:numId w:val="20"/>
+              </w:numPr>
+              <w:spacing w:after="240" w:before="0" w:beforeAutospacing="0" w:lineRule="auto"/>
+              <w:ind w:left="1440" w:hanging="360"/>
+              <w:rPr>
+                <w:rFonts w:ascii="Times" w:cs="Times" w:eastAsia="Times" w:hAnsi="Times"/>
+                <w:sz w:val="24"/>
+                <w:szCs w:val="24"/>
+              </w:rPr>
+            </w:pPr>
+            <w:r>
+              <w:rPr>
+                <w:rFonts w:ascii="Times" w:cs="Times" w:eastAsia="Times" w:hAnsi="Times"/>
+                <w:sz w:val="24"/>
+                <w:szCs w:val="24"/>
+                <w:rtl w:val="0"/>
+              </w:rPr>
+              <w:t xml:space="preserve">Clicking on checked out pet does nothing</w:t>
             </w:r>
           </w:p>
         </w:tc>
@@ -661,7 +909,7 @@
             <w:sdt>
               <w:sdtPr>
                 <w:alias w:val="Assignee"/>
-                <w:id w:val="-189372658"/>
+                <w:id w:val="-874656429"/>
                 <w:dropDownList w:lastValue="Matthew">
                   <w:listItem w:displayText="None" w:value="None"/>
                   <w:listItem w:displayText="Alarie" w:value="Alarie"/>
@@ -710,8 +958,8 @@
             <w:sdt>
               <w:sdtPr>
                 <w:alias w:val="Project status"/>
-                <w:id w:val="664893464"/>
-                <w:dropDownList w:lastValue="Completed">
+                <w:id w:val="-1479627805"/>
+                <w:dropDownList w:lastValue="Not Started">
                   <w:listItem w:displayText="Not Started" w:value="Not Started"/>
                   <w:listItem w:displayText="Blocked" w:value="Blocked"/>
                   <w:listItem w:displayText="In Progress" w:value="In Progress"/>
@@ -722,12 +970,12 @@
                 <w:r>
                   <w:rPr>
                     <w:rFonts w:ascii="Times" w:cs="Times" w:eastAsia="Times" w:hAnsi="Times"/>
-                    <w:color w:val="11734b"/>
+                    <w:color w:val="3d3d3d"/>
                     <w:sz w:val="24"/>
                     <w:szCs w:val="24"/>
-                    <w:shd w:fill="d4edbc" w:val="clear"/>
+                    <w:shd w:fill="e6e6e6" w:val="clear"/>
                   </w:rPr>
-                  <w:t xml:space="preserve">Completed</w:t>
+                  <w:t xml:space="preserve">Not Started</w:t>
                 </w:r>
               </w:sdtContent>
             </w:sdt>
@@ -744,199 +992,7 @@
             <w:pPr>
               <w:numPr>
                 <w:ilvl w:val="0"/>
-                <w:numId w:val="43"/>
-              </w:numPr>
-              <w:spacing w:after="0" w:afterAutospacing="0" w:line="240" w:lineRule="auto"/>
-              <w:ind w:left="720" w:hanging="360"/>
-              <w:rPr>
-                <w:rFonts w:ascii="Times" w:cs="Times" w:eastAsia="Times" w:hAnsi="Times"/>
-                <w:sz w:val="24"/>
-                <w:szCs w:val="24"/>
-              </w:rPr>
-            </w:pPr>
-            <w:r>
-              <w:rPr>
-                <w:rFonts w:ascii="Times" w:cs="Times" w:eastAsia="Times" w:hAnsi="Times"/>
-                <w:sz w:val="24"/>
-                <w:szCs w:val="24"/>
-                <w:rtl w:val="0"/>
-              </w:rPr>
-              <w:t xml:space="preserve">Require some form of online payment (full or down payment) on every online booking — do not allow a slot to be reserved with zero payment.</w:t>
-            </w:r>
-          </w:p>
-          <w:p>
-            <w:pPr>
-              <w:numPr>
-                <w:ilvl w:val="0"/>
-                <w:numId w:val="43"/>
-              </w:numPr>
-              <w:spacing w:after="0" w:afterAutospacing="0" w:line="240" w:lineRule="auto"/>
-              <w:ind w:left="720" w:hanging="360"/>
-              <w:rPr>
-                <w:rFonts w:ascii="Times" w:cs="Times" w:eastAsia="Times" w:hAnsi="Times"/>
-                <w:sz w:val="24"/>
-                <w:szCs w:val="24"/>
-              </w:rPr>
-            </w:pPr>
-            <w:r>
-              <w:rPr>
-                <w:rFonts w:ascii="Times" w:cs="Times" w:eastAsia="Times" w:hAnsi="Times"/>
-                <w:sz w:val="24"/>
-                <w:szCs w:val="24"/>
-                <w:rtl w:val="0"/>
-              </w:rPr>
-              <w:t xml:space="preserve">Make the down payment configurable as either a percentage of the total price or a flat fixed amount, set by an admin/owner.</w:t>
-            </w:r>
-          </w:p>
-          <w:p>
-            <w:pPr>
-              <w:numPr>
-                <w:ilvl w:val="0"/>
-                <w:numId w:val="43"/>
-              </w:numPr>
-              <w:spacing w:after="0" w:afterAutospacing="0" w:line="240" w:lineRule="auto"/>
-              <w:ind w:left="720" w:hanging="360"/>
-              <w:rPr>
-                <w:rFonts w:ascii="Times" w:cs="Times" w:eastAsia="Times" w:hAnsi="Times"/>
-                <w:sz w:val="24"/>
-                <w:szCs w:val="24"/>
-              </w:rPr>
-            </w:pPr>
-            <w:r>
-              <w:rPr>
-                <w:rFonts w:ascii="Times" w:cs="Times" w:eastAsia="Times" w:hAnsi="Times"/>
-                <w:sz w:val="24"/>
-                <w:szCs w:val="24"/>
-                <w:rtl w:val="0"/>
-              </w:rPr>
-              <w:t xml:space="preserve">While a down payment is unpaid, keep the booking at 'Pending' and leave that time slot visible and bookable by other customers — it should not lock the queue/schedule.</w:t>
-            </w:r>
-          </w:p>
-          <w:p>
-            <w:pPr>
-              <w:numPr>
-                <w:ilvl w:val="0"/>
-                <w:numId w:val="43"/>
-              </w:numPr>
-              <w:spacing w:after="0" w:afterAutospacing="0" w:line="240" w:lineRule="auto"/>
-              <w:ind w:left="720" w:hanging="360"/>
-              <w:rPr>
-                <w:rFonts w:ascii="Times" w:cs="Times" w:eastAsia="Times" w:hAnsi="Times"/>
-                <w:sz w:val="24"/>
-                <w:szCs w:val="24"/>
-              </w:rPr>
-            </w:pPr>
-            <w:r>
-              <w:rPr>
-                <w:rFonts w:ascii="Times" w:cs="Times" w:eastAsia="Times" w:hAnsi="Times"/>
-                <w:sz w:val="24"/>
-                <w:szCs w:val="24"/>
-                <w:rtl w:val="0"/>
-              </w:rPr>
-              <w:t xml:space="preserve">Add an expiration timer to unpaid down-payment reservations (e.g., due by end of day); auto-release the held slot if the deadline passes unpaid.</w:t>
-            </w:r>
-          </w:p>
-          <w:p>
-            <w:pPr>
-              <w:numPr>
-                <w:ilvl w:val="0"/>
-                <w:numId w:val="43"/>
-              </w:numPr>
-              <w:spacing w:after="0" w:afterAutospacing="0" w:line="240" w:lineRule="auto"/>
-              <w:ind w:left="720" w:hanging="360"/>
-              <w:rPr>
-                <w:rFonts w:ascii="Times" w:cs="Times" w:eastAsia="Times" w:hAnsi="Times"/>
-                <w:sz w:val="24"/>
-                <w:szCs w:val="24"/>
-              </w:rPr>
-            </w:pPr>
-            <w:r>
-              <w:rPr>
-                <w:rFonts w:ascii="Times" w:cs="Times" w:eastAsia="Times" w:hAnsi="Times"/>
-                <w:sz w:val="24"/>
-                <w:szCs w:val="24"/>
-                <w:rtl w:val="0"/>
-              </w:rPr>
-              <w:t xml:space="preserve">At the payment phase of the booking process, add an option for the customer/receptionist to choose either full payment or downpayment for online transaction (NOT IN WALK INS, walkins auto full)</w:t>
-            </w:r>
-          </w:p>
-          <w:p>
-            <w:pPr>
-              <w:numPr>
-                <w:ilvl w:val="0"/>
-                <w:numId w:val="43"/>
-              </w:numPr>
-              <w:spacing w:after="0" w:afterAutospacing="0" w:line="240" w:lineRule="auto"/>
-              <w:ind w:left="720" w:hanging="360"/>
-              <w:rPr>
-                <w:rFonts w:ascii="Times" w:cs="Times" w:eastAsia="Times" w:hAnsi="Times"/>
-                <w:sz w:val="24"/>
-                <w:szCs w:val="24"/>
-              </w:rPr>
-            </w:pPr>
-            <w:r>
-              <w:rPr>
-                <w:rFonts w:ascii="Times" w:cs="Times" w:eastAsia="Times" w:hAnsi="Times"/>
-                <w:sz w:val="24"/>
-                <w:szCs w:val="24"/>
-                <w:rtl w:val="0"/>
-              </w:rPr>
-              <w:t xml:space="preserve">At payments queue, a design the UI in a way that allows cashiers to mark transactions as paid</w:t>
-            </w:r>
-          </w:p>
-          <w:p>
-            <w:pPr>
-              <w:numPr>
-                <w:ilvl w:val="1"/>
-                <w:numId w:val="43"/>
-              </w:numPr>
-              <w:spacing w:after="0" w:afterAutospacing="0" w:line="240" w:lineRule="auto"/>
-              <w:ind w:left="1440" w:hanging="360"/>
-              <w:rPr>
-                <w:rFonts w:ascii="Times" w:cs="Times" w:eastAsia="Times" w:hAnsi="Times"/>
-                <w:sz w:val="24"/>
-                <w:szCs w:val="24"/>
-              </w:rPr>
-            </w:pPr>
-            <w:r>
-              <w:rPr>
-                <w:rFonts w:ascii="Times" w:cs="Times" w:eastAsia="Times" w:hAnsi="Times"/>
-                <w:sz w:val="24"/>
-                <w:szCs w:val="24"/>
-                <w:rtl w:val="0"/>
-              </w:rPr>
-              <w:t xml:space="preserve">If the transaction is downpayment not full, marking it as paid shows partially paid instead of fully paid</w:t>
-            </w:r>
-          </w:p>
-          <w:p>
-            <w:pPr>
-              <w:numPr>
-                <w:ilvl w:val="1"/>
-                <w:numId w:val="43"/>
-              </w:numPr>
-              <w:spacing w:after="0" w:afterAutospacing="0" w:line="240" w:lineRule="auto"/>
-              <w:ind w:left="1440" w:hanging="360"/>
-              <w:rPr>
-                <w:rFonts w:ascii="Times" w:cs="Times" w:eastAsia="Times" w:hAnsi="Times"/>
-                <w:sz w:val="24"/>
-                <w:szCs w:val="24"/>
-              </w:rPr>
-            </w:pPr>
-            <w:r>
-              <w:rPr>
-                <w:rFonts w:ascii="Times" w:cs="Times" w:eastAsia="Times" w:hAnsi="Times"/>
-                <w:sz w:val="24"/>
-                <w:szCs w:val="24"/>
-                <w:rtl w:val="0"/>
-              </w:rPr>
-              <w:t xml:space="preserve">Each list item should have a way to view the payment details (e.g. date, amount) for each transaction within the booking)</w:t>
-            </w:r>
-          </w:p>
-          <w:p>
-            <w:pPr>
-              <w:numPr>
-                <w:ilvl w:val="0"/>
-                <w:numId w:val="43"/>
+                <w:numId w:val="5"/>
               </w:numPr>
               <w:spacing w:after="60" w:line="240" w:lineRule="auto"/>
               <w:ind w:left="720" w:hanging="360"/>
@@ -953,7 +1009,7 @@
                 <w:szCs w:val="24"/>
                 <w:rtl w:val="0"/>
               </w:rPr>
-              <w:t xml:space="preserve">Discounts and promos apply before downpayment is calculated</w:t>
+              <w:t xml:space="preserve">Add a table view for all queues (bookings, payments, etc.)</w:t>
             </w:r>
           </w:p>
         </w:tc>
@@ -972,7 +1028,7 @@
             <w:sdt>
               <w:sdtPr>
                 <w:alias w:val="Assignee"/>
-                <w:id w:val="-633916422"/>
+                <w:id w:val="1694498296"/>
                 <w:dropDownList w:lastValue="Matthew">
                   <w:listItem w:displayText="None" w:value="None"/>
                   <w:listItem w:displayText="Alarie" w:value="Alarie"/>
@@ -1021,8 +1077,8 @@
             <w:sdt>
               <w:sdtPr>
                 <w:alias w:val="Project status"/>
-                <w:id w:val="-1326477683"/>
-                <w:dropDownList w:lastValue="Completed">
+                <w:id w:val="77856225"/>
+                <w:dropDownList w:lastValue="Not Started">
                   <w:listItem w:displayText="Not Started" w:value="Not Started"/>
                   <w:listItem w:displayText="Blocked" w:value="Blocked"/>
                   <w:listItem w:displayText="In Progress" w:value="In Progress"/>
@@ -1033,12 +1089,12 @@
                 <w:r>
                   <w:rPr>
                     <w:rFonts w:ascii="Times" w:cs="Times" w:eastAsia="Times" w:hAnsi="Times"/>
-                    <w:color w:val="11734b"/>
+                    <w:color w:val="3d3d3d"/>
                     <w:sz w:val="24"/>
                     <w:szCs w:val="24"/>
-                    <w:shd w:fill="d4edbc" w:val="clear"/>
+                    <w:shd w:fill="e6e6e6" w:val="clear"/>
                   </w:rPr>
-                  <w:t xml:space="preserve">Completed</w:t>
+                  <w:t xml:space="preserve">Not Started</w:t>
                 </w:r>
               </w:sdtContent>
             </w:sdt>
@@ -1053,11 +1109,13 @@
           <w:tcPr/>
           <w:p>
             <w:pPr>
+              <w:keepNext w:val="1"/>
+              <w:keepLines w:val="1"/>
               <w:numPr>
                 <w:ilvl w:val="0"/>
-                <w:numId w:val="16"/>
+                <w:numId w:val="40"/>
               </w:numPr>
-              <w:spacing w:after="0" w:afterAutospacing="0" w:line="240" w:lineRule="auto"/>
+              <w:spacing w:after="0" w:afterAutospacing="0" w:before="240" w:lineRule="auto"/>
               <w:ind w:left="720" w:hanging="360"/>
               <w:rPr>
                 <w:rFonts w:ascii="Times" w:cs="Times" w:eastAsia="Times" w:hAnsi="Times"/>
@@ -1072,16 +1130,18 @@
                 <w:szCs w:val="24"/>
                 <w:rtl w:val="0"/>
               </w:rPr>
-              <w:t xml:space="preserve">Confirm that the downpayment config at admin settings only applies to online bookings and not walk ins</w:t>
+              <w:t xml:space="preserve">Update golden fur seed scripts</w:t>
             </w:r>
           </w:p>
           <w:p>
             <w:pPr>
+              <w:keepNext w:val="1"/>
+              <w:keepLines w:val="1"/>
               <w:numPr>
                 <w:ilvl w:val="1"/>
-                <w:numId w:val="16"/>
+                <w:numId w:val="40"/>
               </w:numPr>
-              <w:spacing w:after="60" w:line="240" w:lineRule="auto"/>
+              <w:spacing w:after="0" w:afterAutospacing="0" w:before="0" w:beforeAutospacing="0" w:lineRule="auto"/>
               <w:ind w:left="1440" w:hanging="360"/>
               <w:rPr>
                 <w:rFonts w:ascii="Times" w:cs="Times" w:eastAsia="Times" w:hAnsi="Times"/>
@@ -1096,7 +1156,59 @@
                 <w:szCs w:val="24"/>
                 <w:rtl w:val="0"/>
               </w:rPr>
-              <w:t xml:space="preserve">Online bookings are identified as bookings made not on the same date and time (any other booking that’s not a walk in)</w:t>
+              <w:t xml:space="preserve">Make sure all necessary tables have rows</w:t>
+            </w:r>
+          </w:p>
+          <w:p>
+            <w:pPr>
+              <w:keepNext w:val="1"/>
+              <w:keepLines w:val="1"/>
+              <w:numPr>
+                <w:ilvl w:val="0"/>
+                <w:numId w:val="40"/>
+              </w:numPr>
+              <w:spacing w:after="0" w:afterAutospacing="0" w:before="0" w:beforeAutospacing="0" w:lineRule="auto"/>
+              <w:ind w:left="720" w:hanging="360"/>
+              <w:rPr>
+                <w:rFonts w:ascii="Times" w:cs="Times" w:eastAsia="Times" w:hAnsi="Times"/>
+                <w:sz w:val="24"/>
+                <w:szCs w:val="24"/>
+              </w:rPr>
+            </w:pPr>
+            <w:r>
+              <w:rPr>
+                <w:rFonts w:ascii="Times" w:cs="Times" w:eastAsia="Times" w:hAnsi="Times"/>
+                <w:sz w:val="24"/>
+                <w:szCs w:val="24"/>
+                <w:rtl w:val="0"/>
+              </w:rPr>
+              <w:t xml:space="preserve">Also add a supabase seed script updater agent/skill that auto runs whenever changed code touches a table with a seed script</w:t>
+            </w:r>
+          </w:p>
+          <w:p>
+            <w:pPr>
+              <w:keepNext w:val="1"/>
+              <w:keepLines w:val="1"/>
+              <w:numPr>
+                <w:ilvl w:val="0"/>
+                <w:numId w:val="40"/>
+              </w:numPr>
+              <w:spacing w:after="240" w:before="0" w:beforeAutospacing="0" w:lineRule="auto"/>
+              <w:ind w:left="720" w:hanging="360"/>
+              <w:rPr>
+                <w:rFonts w:ascii="Times" w:cs="Times" w:eastAsia="Times" w:hAnsi="Times"/>
+                <w:sz w:val="24"/>
+                <w:szCs w:val="24"/>
+              </w:rPr>
+            </w:pPr>
+            <w:r>
+              <w:rPr>
+                <w:rFonts w:ascii="Times" w:cs="Times" w:eastAsia="Times" w:hAnsi="Times"/>
+                <w:sz w:val="24"/>
+                <w:szCs w:val="24"/>
+                <w:rtl w:val="0"/>
+              </w:rPr>
+              <w:t xml:space="preserve">Add a skill/agent that auto runs push migrations to supabase when changes to supabase/migrations are made (only run after entire task is done)</w:t>
             </w:r>
           </w:p>
         </w:tc>
@@ -1115,7 +1227,7 @@
             <w:sdt>
               <w:sdtPr>
                 <w:alias w:val="Assignee"/>
-                <w:id w:val="721237909"/>
+                <w:id w:val="1234672685"/>
                 <w:dropDownList w:lastValue="Matthew">
                   <w:listItem w:displayText="None" w:value="None"/>
                   <w:listItem w:displayText="Alarie" w:value="Alarie"/>
@@ -1164,8 +1276,8 @@
             <w:sdt>
               <w:sdtPr>
                 <w:alias w:val="Project status"/>
-                <w:id w:val="2083548175"/>
-                <w:dropDownList w:lastValue="Completed">
+                <w:id w:val="115184362"/>
+                <w:dropDownList w:lastValue="Not Started">
                   <w:listItem w:displayText="Not Started" w:value="Not Started"/>
                   <w:listItem w:displayText="Blocked" w:value="Blocked"/>
                   <w:listItem w:displayText="In Progress" w:value="In Progress"/>
@@ -1176,12 +1288,12 @@
                 <w:r>
                   <w:rPr>
                     <w:rFonts w:ascii="Times" w:cs="Times" w:eastAsia="Times" w:hAnsi="Times"/>
-                    <w:color w:val="11734b"/>
+                    <w:color w:val="3d3d3d"/>
                     <w:sz w:val="24"/>
                     <w:szCs w:val="24"/>
-                    <w:shd w:fill="d4edbc" w:val="clear"/>
+                    <w:shd w:fill="e6e6e6" w:val="clear"/>
                   </w:rPr>
-                  <w:t xml:space="preserve">Completed</w:t>
+                  <w:t xml:space="preserve">Not Started</w:t>
                 </w:r>
               </w:sdtContent>
             </w:sdt>
@@ -1196,11 +1308,13 @@
           <w:tcPr/>
           <w:p>
             <w:pPr>
+              <w:keepNext w:val="1"/>
+              <w:keepLines w:val="1"/>
               <w:numPr>
                 <w:ilvl w:val="0"/>
-                <w:numId w:val="11"/>
+                <w:numId w:val="8"/>
               </w:numPr>
-              <w:spacing w:after="0" w:afterAutospacing="0" w:line="240" w:lineRule="auto"/>
+              <w:spacing w:after="0" w:afterAutospacing="0" w:before="240" w:lineRule="auto"/>
               <w:ind w:left="720" w:hanging="360"/>
               <w:rPr>
                 <w:rFonts w:ascii="Times" w:cs="Times" w:eastAsia="Times" w:hAnsi="Times"/>
@@ -1215,16 +1329,18 @@
                 <w:szCs w:val="24"/>
                 <w:rtl w:val="0"/>
               </w:rPr>
-              <w:t xml:space="preserve">Build a dedicated walk-in booking flow: same-day, on-site registration for walk-in customers, distinct from the future-appointment booking flow.</w:t>
+              <w:t xml:space="preserve">Add a subagent code reviewer in golden-fur repo for unbiased code reviews</w:t>
             </w:r>
           </w:p>
           <w:p>
             <w:pPr>
+              <w:keepNext w:val="1"/>
+              <w:keepLines w:val="1"/>
               <w:numPr>
                 <w:ilvl w:val="1"/>
-                <w:numId w:val="11"/>
+                <w:numId w:val="8"/>
               </w:numPr>
-              <w:spacing w:after="0" w:afterAutospacing="0" w:line="240" w:lineRule="auto"/>
+              <w:spacing w:after="0" w:afterAutospacing="0" w:before="0" w:beforeAutospacing="0" w:lineRule="auto"/>
               <w:ind w:left="1440" w:hanging="360"/>
               <w:rPr>
                 <w:rFonts w:ascii="Times" w:cs="Times" w:eastAsia="Times" w:hAnsi="Times"/>
@@ -1239,16 +1355,18 @@
                 <w:szCs w:val="24"/>
                 <w:rtl w:val="0"/>
               </w:rPr>
-              <w:t xml:space="preserve">Build this in the booking process (for both receptionist and customer) &gt; date time picker</w:t>
+              <w:t xml:space="preserve">Only give it readonly perms</w:t>
             </w:r>
           </w:p>
           <w:p>
             <w:pPr>
+              <w:keepNext w:val="1"/>
+              <w:keepLines w:val="1"/>
               <w:numPr>
                 <w:ilvl w:val="1"/>
-                <w:numId w:val="11"/>
+                <w:numId w:val="8"/>
               </w:numPr>
-              <w:spacing w:after="0" w:afterAutospacing="0" w:line="240" w:lineRule="auto"/>
+              <w:spacing w:after="0" w:afterAutospacing="0" w:before="0" w:beforeAutospacing="0" w:lineRule="auto"/>
               <w:ind w:left="1440" w:hanging="360"/>
               <w:rPr>
                 <w:rFonts w:ascii="Times" w:cs="Times" w:eastAsia="Times" w:hAnsi="Times"/>
@@ -1263,16 +1381,18 @@
                 <w:szCs w:val="24"/>
                 <w:rtl w:val="0"/>
               </w:rPr>
-              <w:t xml:space="preserve">They should be able to choose if it’s an online booking or walk-ins</w:t>
+              <w:t xml:space="preserve">Should auto run before creating commits, publishing branch or opening PR</w:t>
             </w:r>
           </w:p>
           <w:p>
             <w:pPr>
+              <w:keepNext w:val="1"/>
+              <w:keepLines w:val="1"/>
               <w:numPr>
                 <w:ilvl w:val="1"/>
-                <w:numId w:val="11"/>
+                <w:numId w:val="8"/>
               </w:numPr>
-              <w:spacing w:after="0" w:afterAutospacing="0" w:line="240" w:lineRule="auto"/>
+              <w:spacing w:after="240" w:before="0" w:beforeAutospacing="0" w:lineRule="auto"/>
               <w:ind w:left="1440" w:hanging="360"/>
               <w:rPr>
                 <w:rFonts w:ascii="Times" w:cs="Times" w:eastAsia="Times" w:hAnsi="Times"/>
@@ -1287,55 +1407,7 @@
                 <w:szCs w:val="24"/>
                 <w:rtl w:val="0"/>
               </w:rPr>
-              <w:t xml:space="preserve">If they’re a walk-in, put them in automatically in the booking queue</w:t>
-            </w:r>
-          </w:p>
-          <w:p>
-            <w:pPr>
-              <w:numPr>
-                <w:ilvl w:val="1"/>
-                <w:numId w:val="11"/>
-              </w:numPr>
-              <w:spacing w:after="0" w:afterAutospacing="0" w:line="240" w:lineRule="auto"/>
-              <w:ind w:left="1440" w:hanging="360"/>
-              <w:rPr>
-                <w:rFonts w:ascii="Times" w:cs="Times" w:eastAsia="Times" w:hAnsi="Times"/>
-                <w:sz w:val="24"/>
-                <w:szCs w:val="24"/>
-              </w:rPr>
-            </w:pPr>
-            <w:r>
-              <w:rPr>
-                <w:rFonts w:ascii="Times" w:cs="Times" w:eastAsia="Times" w:hAnsi="Times"/>
-                <w:sz w:val="24"/>
-                <w:szCs w:val="24"/>
-                <w:rtl w:val="0"/>
-              </w:rPr>
-              <w:t xml:space="preserve">You might need to improve the booking queue status (to differentiate between unfinal online bookings and walk in bookings, or perhaps just make online bookings to pending, and walkin bookings to in progress)</w:t>
-            </w:r>
-          </w:p>
-          <w:p>
-            <w:pPr>
-              <w:numPr>
-                <w:ilvl w:val="1"/>
-                <w:numId w:val="11"/>
-              </w:numPr>
-              <w:spacing w:after="60" w:line="240" w:lineRule="auto"/>
-              <w:ind w:left="1440" w:hanging="360"/>
-              <w:rPr>
-                <w:rFonts w:ascii="Times" w:cs="Times" w:eastAsia="Times" w:hAnsi="Times"/>
-                <w:sz w:val="24"/>
-                <w:szCs w:val="24"/>
-              </w:rPr>
-            </w:pPr>
-            <w:r>
-              <w:rPr>
-                <w:rFonts w:ascii="Times" w:cs="Times" w:eastAsia="Times" w:hAnsi="Times"/>
-                <w:sz w:val="24"/>
-                <w:szCs w:val="24"/>
-                <w:rtl w:val="0"/>
-              </w:rPr>
-              <w:t xml:space="preserve">Only walk-in bookings should show up at the other queues (e.g. grooming, vet, hotel, daycare)</w:t>
+              <w:t xml:space="preserve">Decide where it should place its outputs, I’m thinking somewhere in Projects\golden-fur\testing</w:t>
             </w:r>
           </w:p>
         </w:tc>
@@ -1354,7 +1426,7 @@
             <w:sdt>
               <w:sdtPr>
                 <w:alias w:val="Assignee"/>
-                <w:id w:val="-733079948"/>
+                <w:id w:val="2139135762"/>
                 <w:dropDownList w:lastValue="Matthew">
                   <w:listItem w:displayText="None" w:value="None"/>
                   <w:listItem w:displayText="Alarie" w:value="Alarie"/>
@@ -1403,7 +1475,7 @@
             <w:sdt>
               <w:sdtPr>
                 <w:alias w:val="Project status"/>
-                <w:id w:val="857567515"/>
+                <w:id w:val="-877192081"/>
                 <w:dropDownList w:lastValue="Completed">
                   <w:listItem w:displayText="Not Started" w:value="Not Started"/>
                   <w:listItem w:displayText="Blocked" w:value="Blocked"/>
@@ -1437,7 +1509,127 @@
             <w:pPr>
               <w:numPr>
                 <w:ilvl w:val="0"/>
-                <w:numId w:val="29"/>
+                <w:numId w:val="47"/>
+              </w:numPr>
+              <w:spacing w:after="0" w:afterAutospacing="0" w:line="240" w:lineRule="auto"/>
+              <w:ind w:left="720" w:hanging="360"/>
+              <w:rPr>
+                <w:rFonts w:ascii="Times" w:cs="Times" w:eastAsia="Times" w:hAnsi="Times"/>
+                <w:sz w:val="24"/>
+                <w:szCs w:val="24"/>
+              </w:rPr>
+            </w:pPr>
+            <w:r>
+              <w:rPr>
+                <w:rFonts w:ascii="Times" w:cs="Times" w:eastAsia="Times" w:hAnsi="Times"/>
+                <w:sz w:val="24"/>
+                <w:szCs w:val="24"/>
+                <w:rtl w:val="0"/>
+              </w:rPr>
+              <w:t xml:space="preserve">Add a dedicated transactions page (I think it’s already there) to search, filter and sort all customer transactions (e.g. downpayment, full, etc.), where each transaction is linked to a booking</w:t>
+            </w:r>
+          </w:p>
+          <w:p>
+            <w:pPr>
+              <w:numPr>
+                <w:ilvl w:val="0"/>
+                <w:numId w:val="47"/>
+              </w:numPr>
+              <w:spacing w:after="0" w:afterAutospacing="0" w:line="240" w:lineRule="auto"/>
+              <w:ind w:left="720" w:hanging="360"/>
+              <w:rPr>
+                <w:rFonts w:ascii="Times" w:cs="Times" w:eastAsia="Times" w:hAnsi="Times"/>
+                <w:sz w:val="24"/>
+                <w:szCs w:val="24"/>
+              </w:rPr>
+            </w:pPr>
+            <w:r>
+              <w:rPr>
+                <w:rFonts w:ascii="Times" w:cs="Times" w:eastAsia="Times" w:hAnsi="Times"/>
+                <w:sz w:val="24"/>
+                <w:szCs w:val="24"/>
+                <w:rtl w:val="0"/>
+              </w:rPr>
+              <w:t xml:space="preserve">Online bookings of status pending payment will appear here for cashiers to mark as paid</w:t>
+            </w:r>
+          </w:p>
+          <w:p>
+            <w:pPr>
+              <w:numPr>
+                <w:ilvl w:val="0"/>
+                <w:numId w:val="47"/>
+              </w:numPr>
+              <w:spacing w:after="0" w:afterAutospacing="0" w:line="240" w:lineRule="auto"/>
+              <w:ind w:left="720" w:hanging="360"/>
+              <w:rPr>
+                <w:rFonts w:ascii="Times" w:cs="Times" w:eastAsia="Times" w:hAnsi="Times"/>
+                <w:sz w:val="24"/>
+                <w:szCs w:val="24"/>
+              </w:rPr>
+            </w:pPr>
+            <w:r>
+              <w:rPr>
+                <w:rFonts w:ascii="Times" w:cs="Times" w:eastAsia="Times" w:hAnsi="Times"/>
+                <w:sz w:val="24"/>
+                <w:szCs w:val="24"/>
+                <w:rtl w:val="0"/>
+              </w:rPr>
+              <w:t xml:space="preserve">Make other queues pull bookings from payments queue (fully paid or partially paid), instead of relying on bookings queue (status IS NOT pending)</w:t>
+            </w:r>
+          </w:p>
+          <w:p>
+            <w:pPr>
+              <w:numPr>
+                <w:ilvl w:val="0"/>
+                <w:numId w:val="47"/>
+              </w:numPr>
+              <w:spacing w:after="0" w:afterAutospacing="0" w:line="240" w:lineRule="auto"/>
+              <w:ind w:left="720" w:hanging="360"/>
+              <w:rPr>
+                <w:rFonts w:ascii="Times" w:cs="Times" w:eastAsia="Times" w:hAnsi="Times"/>
+                <w:sz w:val="24"/>
+                <w:szCs w:val="24"/>
+              </w:rPr>
+            </w:pPr>
+            <w:r>
+              <w:rPr>
+                <w:rFonts w:ascii="Times" w:cs="Times" w:eastAsia="Times" w:hAnsi="Times"/>
+                <w:sz w:val="24"/>
+                <w:szCs w:val="24"/>
+                <w:rtl w:val="0"/>
+              </w:rPr>
+              <w:t xml:space="preserve">Or perhaps just add an extra status in bookings queue before pending (e.g. unconfirmed), that specifies that an online booking is still not paid</w:t>
+            </w:r>
+          </w:p>
+          <w:p>
+            <w:pPr>
+              <w:numPr>
+                <w:ilvl w:val="0"/>
+                <w:numId w:val="47"/>
+              </w:numPr>
+              <w:spacing w:after="0" w:afterAutospacing="0" w:line="240" w:lineRule="auto"/>
+              <w:ind w:left="720" w:hanging="360"/>
+              <w:rPr>
+                <w:rFonts w:ascii="Times" w:cs="Times" w:eastAsia="Times" w:hAnsi="Times"/>
+                <w:sz w:val="24"/>
+                <w:szCs w:val="24"/>
+              </w:rPr>
+            </w:pPr>
+            <w:r>
+              <w:rPr>
+                <w:rFonts w:ascii="Times" w:cs="Times" w:eastAsia="Times" w:hAnsi="Times"/>
+                <w:sz w:val="24"/>
+                <w:szCs w:val="24"/>
+                <w:rtl w:val="0"/>
+              </w:rPr>
+              <w:t xml:space="preserve">Perhaps revamp entire bookings queue status to something like: unconfirmed &gt; confirmed &gt; no show &gt; cancelled</w:t>
+            </w:r>
+          </w:p>
+          <w:p>
+            <w:pPr>
+              <w:numPr>
+                <w:ilvl w:val="0"/>
+                <w:numId w:val="47"/>
               </w:numPr>
               <w:spacing w:after="60" w:line="240" w:lineRule="auto"/>
               <w:ind w:left="720" w:hanging="360"/>
@@ -1454,12 +1646,7 @@
                 <w:szCs w:val="24"/>
                 <w:rtl w:val="0"/>
               </w:rPr>
-              <w:t xml:space="preserve">Move the down payment toggle/config so it applies per transaction (all online bookings/services), not per individual service.</w:t>
-            </w:r>
-            <w:r>
-              <w:rPr>
-                <w:rtl w:val="0"/>
-              </w:rPr>
+              <w:t xml:space="preserve">While all the other queues will use the standard status: pending &gt; in progress &gt; completed</w:t>
             </w:r>
           </w:p>
         </w:tc>
@@ -1478,7 +1665,7 @@
             <w:sdt>
               <w:sdtPr>
                 <w:alias w:val="Assignee"/>
-                <w:id w:val="1756989072"/>
+                <w:id w:val="-1174878428"/>
                 <w:dropDownList w:lastValue="Matthew">
                   <w:listItem w:displayText="None" w:value="None"/>
                   <w:listItem w:displayText="Alarie" w:value="Alarie"/>
@@ -1527,7 +1714,824 @@
             <w:sdt>
               <w:sdtPr>
                 <w:alias w:val="Project status"/>
-                <w:id w:val="564463359"/>
+                <w:id w:val="-70818708"/>
+                <w:dropDownList w:lastValue="Completed">
+                  <w:listItem w:displayText="Not Started" w:value="Not Started"/>
+                  <w:listItem w:displayText="Blocked" w:value="Blocked"/>
+                  <w:listItem w:displayText="In Progress" w:value="In Progress"/>
+                  <w:listItem w:displayText="Completed" w:value="Completed"/>
+                </w:dropDownList>
+              </w:sdtPr>
+              <w:sdtContent>
+                <w:r>
+                  <w:rPr>
+                    <w:rFonts w:ascii="Times" w:cs="Times" w:eastAsia="Times" w:hAnsi="Times"/>
+                    <w:color w:val="11734b"/>
+                    <w:sz w:val="24"/>
+                    <w:szCs w:val="24"/>
+                    <w:shd w:fill="d4edbc" w:val="clear"/>
+                  </w:rPr>
+                  <w:t xml:space="preserve">Completed</w:t>
+                </w:r>
+              </w:sdtContent>
+            </w:sdt>
+            <w:r>
+              <w:rPr>
+                <w:rtl w:val="0"/>
+              </w:rPr>
+            </w:r>
+          </w:p>
+        </w:tc>
+        <w:tc>
+          <w:tcPr/>
+          <w:p>
+            <w:pPr>
+              <w:numPr>
+                <w:ilvl w:val="0"/>
+                <w:numId w:val="47"/>
+              </w:numPr>
+              <w:spacing w:after="0" w:afterAutospacing="0" w:line="240" w:lineRule="auto"/>
+              <w:ind w:left="720" w:hanging="360"/>
+              <w:rPr>
+                <w:rFonts w:ascii="Times" w:cs="Times" w:eastAsia="Times" w:hAnsi="Times"/>
+                <w:sz w:val="24"/>
+                <w:szCs w:val="24"/>
+              </w:rPr>
+            </w:pPr>
+            <w:r>
+              <w:rPr>
+                <w:rFonts w:ascii="Times" w:cs="Times" w:eastAsia="Times" w:hAnsi="Times"/>
+                <w:sz w:val="24"/>
+                <w:szCs w:val="24"/>
+                <w:rtl w:val="0"/>
+              </w:rPr>
+              <w:t xml:space="preserve">Require some form of online payment (full or down payment) on every online booking — do not allow a slot to be reserved with zero payment.</w:t>
+            </w:r>
+          </w:p>
+          <w:p>
+            <w:pPr>
+              <w:numPr>
+                <w:ilvl w:val="0"/>
+                <w:numId w:val="47"/>
+              </w:numPr>
+              <w:spacing w:after="0" w:afterAutospacing="0" w:line="240" w:lineRule="auto"/>
+              <w:ind w:left="720" w:hanging="360"/>
+              <w:rPr>
+                <w:rFonts w:ascii="Times" w:cs="Times" w:eastAsia="Times" w:hAnsi="Times"/>
+                <w:sz w:val="24"/>
+                <w:szCs w:val="24"/>
+              </w:rPr>
+            </w:pPr>
+            <w:r>
+              <w:rPr>
+                <w:rFonts w:ascii="Times" w:cs="Times" w:eastAsia="Times" w:hAnsi="Times"/>
+                <w:sz w:val="24"/>
+                <w:szCs w:val="24"/>
+                <w:rtl w:val="0"/>
+              </w:rPr>
+              <w:t xml:space="preserve">Make the down payment configurable as either a percentage of the total price or a flat fixed amount, set by an admin/owner.</w:t>
+            </w:r>
+          </w:p>
+          <w:p>
+            <w:pPr>
+              <w:numPr>
+                <w:ilvl w:val="0"/>
+                <w:numId w:val="47"/>
+              </w:numPr>
+              <w:spacing w:after="0" w:afterAutospacing="0" w:line="240" w:lineRule="auto"/>
+              <w:ind w:left="720" w:hanging="360"/>
+              <w:rPr>
+                <w:rFonts w:ascii="Times" w:cs="Times" w:eastAsia="Times" w:hAnsi="Times"/>
+                <w:sz w:val="24"/>
+                <w:szCs w:val="24"/>
+              </w:rPr>
+            </w:pPr>
+            <w:r>
+              <w:rPr>
+                <w:rFonts w:ascii="Times" w:cs="Times" w:eastAsia="Times" w:hAnsi="Times"/>
+                <w:sz w:val="24"/>
+                <w:szCs w:val="24"/>
+                <w:rtl w:val="0"/>
+              </w:rPr>
+              <w:t xml:space="preserve">While a down payment is unpaid, keep the booking at 'Pending' and leave that time slot visible and bookable by other customers — it should not lock the queue/schedule.</w:t>
+            </w:r>
+          </w:p>
+          <w:p>
+            <w:pPr>
+              <w:numPr>
+                <w:ilvl w:val="0"/>
+                <w:numId w:val="47"/>
+              </w:numPr>
+              <w:spacing w:after="0" w:afterAutospacing="0" w:line="240" w:lineRule="auto"/>
+              <w:ind w:left="720" w:hanging="360"/>
+              <w:rPr>
+                <w:rFonts w:ascii="Times" w:cs="Times" w:eastAsia="Times" w:hAnsi="Times"/>
+                <w:sz w:val="24"/>
+                <w:szCs w:val="24"/>
+              </w:rPr>
+            </w:pPr>
+            <w:r>
+              <w:rPr>
+                <w:rFonts w:ascii="Times" w:cs="Times" w:eastAsia="Times" w:hAnsi="Times"/>
+                <w:sz w:val="24"/>
+                <w:szCs w:val="24"/>
+                <w:rtl w:val="0"/>
+              </w:rPr>
+              <w:t xml:space="preserve">Add an expiration timer to unpaid down-payment reservations (e.g., due by end of day); auto-release the held slot if the deadline passes unpaid.</w:t>
+            </w:r>
+          </w:p>
+          <w:p>
+            <w:pPr>
+              <w:numPr>
+                <w:ilvl w:val="0"/>
+                <w:numId w:val="47"/>
+              </w:numPr>
+              <w:spacing w:after="0" w:afterAutospacing="0" w:line="240" w:lineRule="auto"/>
+              <w:ind w:left="720" w:hanging="360"/>
+              <w:rPr>
+                <w:rFonts w:ascii="Times" w:cs="Times" w:eastAsia="Times" w:hAnsi="Times"/>
+                <w:sz w:val="24"/>
+                <w:szCs w:val="24"/>
+              </w:rPr>
+            </w:pPr>
+            <w:r>
+              <w:rPr>
+                <w:rFonts w:ascii="Times" w:cs="Times" w:eastAsia="Times" w:hAnsi="Times"/>
+                <w:sz w:val="24"/>
+                <w:szCs w:val="24"/>
+                <w:rtl w:val="0"/>
+              </w:rPr>
+              <w:t xml:space="preserve">At the payment phase of the booking process, add an option for the customer/receptionist to choose either full payment or downpayment for online transaction (NOT IN WALK INS, walkins auto full)</w:t>
+            </w:r>
+          </w:p>
+          <w:p>
+            <w:pPr>
+              <w:numPr>
+                <w:ilvl w:val="0"/>
+                <w:numId w:val="47"/>
+              </w:numPr>
+              <w:spacing w:after="0" w:afterAutospacing="0" w:line="240" w:lineRule="auto"/>
+              <w:ind w:left="720" w:hanging="360"/>
+              <w:rPr>
+                <w:rFonts w:ascii="Times" w:cs="Times" w:eastAsia="Times" w:hAnsi="Times"/>
+                <w:sz w:val="24"/>
+                <w:szCs w:val="24"/>
+              </w:rPr>
+            </w:pPr>
+            <w:r>
+              <w:rPr>
+                <w:rFonts w:ascii="Times" w:cs="Times" w:eastAsia="Times" w:hAnsi="Times"/>
+                <w:sz w:val="24"/>
+                <w:szCs w:val="24"/>
+                <w:rtl w:val="0"/>
+              </w:rPr>
+              <w:t xml:space="preserve">At payments queue, a design the UI in a way that allows cashiers to mark transactions as paid</w:t>
+            </w:r>
+          </w:p>
+          <w:p>
+            <w:pPr>
+              <w:numPr>
+                <w:ilvl w:val="1"/>
+                <w:numId w:val="47"/>
+              </w:numPr>
+              <w:spacing w:after="0" w:afterAutospacing="0" w:line="240" w:lineRule="auto"/>
+              <w:ind w:left="1440" w:hanging="360"/>
+              <w:rPr>
+                <w:rFonts w:ascii="Times" w:cs="Times" w:eastAsia="Times" w:hAnsi="Times"/>
+                <w:sz w:val="24"/>
+                <w:szCs w:val="24"/>
+              </w:rPr>
+            </w:pPr>
+            <w:r>
+              <w:rPr>
+                <w:rFonts w:ascii="Times" w:cs="Times" w:eastAsia="Times" w:hAnsi="Times"/>
+                <w:sz w:val="24"/>
+                <w:szCs w:val="24"/>
+                <w:rtl w:val="0"/>
+              </w:rPr>
+              <w:t xml:space="preserve">If the transaction is downpayment not full, marking it as paid shows partially paid instead of fully paid</w:t>
+            </w:r>
+          </w:p>
+          <w:p>
+            <w:pPr>
+              <w:numPr>
+                <w:ilvl w:val="1"/>
+                <w:numId w:val="47"/>
+              </w:numPr>
+              <w:spacing w:after="0" w:afterAutospacing="0" w:line="240" w:lineRule="auto"/>
+              <w:ind w:left="1440" w:hanging="360"/>
+              <w:rPr>
+                <w:rFonts w:ascii="Times" w:cs="Times" w:eastAsia="Times" w:hAnsi="Times"/>
+                <w:sz w:val="24"/>
+                <w:szCs w:val="24"/>
+              </w:rPr>
+            </w:pPr>
+            <w:r>
+              <w:rPr>
+                <w:rFonts w:ascii="Times" w:cs="Times" w:eastAsia="Times" w:hAnsi="Times"/>
+                <w:sz w:val="24"/>
+                <w:szCs w:val="24"/>
+                <w:rtl w:val="0"/>
+              </w:rPr>
+              <w:t xml:space="preserve">Each list item should have a way to view the payment details (e.g. date, amount) for each transaction within the booking)</w:t>
+            </w:r>
+          </w:p>
+          <w:p>
+            <w:pPr>
+              <w:numPr>
+                <w:ilvl w:val="0"/>
+                <w:numId w:val="47"/>
+              </w:numPr>
+              <w:spacing w:after="60" w:line="240" w:lineRule="auto"/>
+              <w:ind w:left="720" w:hanging="360"/>
+              <w:rPr>
+                <w:rFonts w:ascii="Times" w:cs="Times" w:eastAsia="Times" w:hAnsi="Times"/>
+                <w:sz w:val="24"/>
+                <w:szCs w:val="24"/>
+              </w:rPr>
+            </w:pPr>
+            <w:r>
+              <w:rPr>
+                <w:rFonts w:ascii="Times" w:cs="Times" w:eastAsia="Times" w:hAnsi="Times"/>
+                <w:sz w:val="24"/>
+                <w:szCs w:val="24"/>
+                <w:rtl w:val="0"/>
+              </w:rPr>
+              <w:t xml:space="preserve">Discounts and promos apply before downpayment is calculated</w:t>
+            </w:r>
+          </w:p>
+        </w:tc>
+        <w:tc>
+          <w:tcPr/>
+          <w:p>
+            <w:pPr>
+              <w:widowControl w:val="0"/>
+              <w:spacing w:line="240" w:lineRule="auto"/>
+              <w:rPr>
+                <w:rFonts w:ascii="Times" w:cs="Times" w:eastAsia="Times" w:hAnsi="Times"/>
+                <w:sz w:val="24"/>
+                <w:szCs w:val="24"/>
+              </w:rPr>
+            </w:pPr>
+            <w:sdt>
+              <w:sdtPr>
+                <w:alias w:val="Assignee"/>
+                <w:id w:val="-1263323614"/>
+                <w:dropDownList w:lastValue="Matthew">
+                  <w:listItem w:displayText="None" w:value="None"/>
+                  <w:listItem w:displayText="Alarie" w:value="Alarie"/>
+                  <w:listItem w:displayText="James" w:value="James"/>
+                  <w:listItem w:displayText="Matthew" w:value="Matthew"/>
+                </w:dropDownList>
+              </w:sdtPr>
+              <w:sdtContent>
+                <w:r>
+                  <w:rPr>
+                    <w:rFonts w:ascii="Times" w:cs="Times" w:eastAsia="Times" w:hAnsi="Times"/>
+                    <w:color w:val="11734b"/>
+                    <w:sz w:val="24"/>
+                    <w:szCs w:val="24"/>
+                    <w:shd w:fill="d4edbc" w:val="clear"/>
+                  </w:rPr>
+                  <w:t xml:space="preserve">Matthew</w:t>
+                </w:r>
+              </w:sdtContent>
+            </w:sdt>
+            <w:r>
+              <w:rPr>
+                <w:rtl w:val="0"/>
+              </w:rPr>
+            </w:r>
+          </w:p>
+        </w:tc>
+      </w:tr>
+      <w:tr>
+        <w:trPr>
+          <w:cantSplit w:val="0"/>
+          <w:tblHeader w:val="0"/>
+        </w:trPr>
+        <w:tc>
+          <w:tcPr/>
+          <w:p>
+            <w:pPr>
+              <w:widowControl w:val="0"/>
+              <w:spacing w:line="240" w:lineRule="auto"/>
+              <w:rPr>
+                <w:rFonts w:ascii="Times" w:cs="Times" w:eastAsia="Times" w:hAnsi="Times"/>
+                <w:sz w:val="24"/>
+                <w:szCs w:val="24"/>
+              </w:rPr>
+            </w:pPr>
+            <w:sdt>
+              <w:sdtPr>
+                <w:alias w:val="Project status"/>
+                <w:id w:val="686649346"/>
+                <w:dropDownList w:lastValue="Completed">
+                  <w:listItem w:displayText="Not Started" w:value="Not Started"/>
+                  <w:listItem w:displayText="Blocked" w:value="Blocked"/>
+                  <w:listItem w:displayText="In Progress" w:value="In Progress"/>
+                  <w:listItem w:displayText="Completed" w:value="Completed"/>
+                </w:dropDownList>
+              </w:sdtPr>
+              <w:sdtContent>
+                <w:r>
+                  <w:rPr>
+                    <w:rFonts w:ascii="Times" w:cs="Times" w:eastAsia="Times" w:hAnsi="Times"/>
+                    <w:color w:val="11734b"/>
+                    <w:sz w:val="24"/>
+                    <w:szCs w:val="24"/>
+                    <w:shd w:fill="d4edbc" w:val="clear"/>
+                  </w:rPr>
+                  <w:t xml:space="preserve">Completed</w:t>
+                </w:r>
+              </w:sdtContent>
+            </w:sdt>
+            <w:r>
+              <w:rPr>
+                <w:rtl w:val="0"/>
+              </w:rPr>
+            </w:r>
+          </w:p>
+        </w:tc>
+        <w:tc>
+          <w:tcPr/>
+          <w:p>
+            <w:pPr>
+              <w:numPr>
+                <w:ilvl w:val="0"/>
+                <w:numId w:val="18"/>
+              </w:numPr>
+              <w:spacing w:after="0" w:afterAutospacing="0" w:line="240" w:lineRule="auto"/>
+              <w:ind w:left="720" w:hanging="360"/>
+              <w:rPr>
+                <w:rFonts w:ascii="Times" w:cs="Times" w:eastAsia="Times" w:hAnsi="Times"/>
+                <w:sz w:val="24"/>
+                <w:szCs w:val="24"/>
+              </w:rPr>
+            </w:pPr>
+            <w:r>
+              <w:rPr>
+                <w:rFonts w:ascii="Times" w:cs="Times" w:eastAsia="Times" w:hAnsi="Times"/>
+                <w:sz w:val="24"/>
+                <w:szCs w:val="24"/>
+                <w:rtl w:val="0"/>
+              </w:rPr>
+              <w:t xml:space="preserve">Confirm that the downpayment config at admin settings only applies to online bookings and not walk ins</w:t>
+            </w:r>
+          </w:p>
+          <w:p>
+            <w:pPr>
+              <w:numPr>
+                <w:ilvl w:val="1"/>
+                <w:numId w:val="18"/>
+              </w:numPr>
+              <w:spacing w:after="60" w:line="240" w:lineRule="auto"/>
+              <w:ind w:left="1440" w:hanging="360"/>
+              <w:rPr>
+                <w:rFonts w:ascii="Times" w:cs="Times" w:eastAsia="Times" w:hAnsi="Times"/>
+                <w:sz w:val="24"/>
+                <w:szCs w:val="24"/>
+              </w:rPr>
+            </w:pPr>
+            <w:r>
+              <w:rPr>
+                <w:rFonts w:ascii="Times" w:cs="Times" w:eastAsia="Times" w:hAnsi="Times"/>
+                <w:sz w:val="24"/>
+                <w:szCs w:val="24"/>
+                <w:rtl w:val="0"/>
+              </w:rPr>
+              <w:t xml:space="preserve">Online bookings are identified as bookings made not on the same date and time (any other booking that’s not a walk in)</w:t>
+            </w:r>
+          </w:p>
+        </w:tc>
+        <w:tc>
+          <w:tcPr/>
+          <w:p>
+            <w:pPr>
+              <w:widowControl w:val="0"/>
+              <w:spacing w:line="240" w:lineRule="auto"/>
+              <w:rPr>
+                <w:rFonts w:ascii="Times" w:cs="Times" w:eastAsia="Times" w:hAnsi="Times"/>
+                <w:sz w:val="24"/>
+                <w:szCs w:val="24"/>
+              </w:rPr>
+            </w:pPr>
+            <w:sdt>
+              <w:sdtPr>
+                <w:alias w:val="Assignee"/>
+                <w:id w:val="2043045341"/>
+                <w:dropDownList w:lastValue="Matthew">
+                  <w:listItem w:displayText="None" w:value="None"/>
+                  <w:listItem w:displayText="Alarie" w:value="Alarie"/>
+                  <w:listItem w:displayText="James" w:value="James"/>
+                  <w:listItem w:displayText="Matthew" w:value="Matthew"/>
+                </w:dropDownList>
+              </w:sdtPr>
+              <w:sdtContent>
+                <w:r>
+                  <w:rPr>
+                    <w:rFonts w:ascii="Times" w:cs="Times" w:eastAsia="Times" w:hAnsi="Times"/>
+                    <w:color w:val="11734b"/>
+                    <w:sz w:val="24"/>
+                    <w:szCs w:val="24"/>
+                    <w:shd w:fill="d4edbc" w:val="clear"/>
+                  </w:rPr>
+                  <w:t xml:space="preserve">Matthew</w:t>
+                </w:r>
+              </w:sdtContent>
+            </w:sdt>
+            <w:r>
+              <w:rPr>
+                <w:rtl w:val="0"/>
+              </w:rPr>
+            </w:r>
+          </w:p>
+        </w:tc>
+      </w:tr>
+      <w:tr>
+        <w:trPr>
+          <w:cantSplit w:val="0"/>
+          <w:tblHeader w:val="0"/>
+        </w:trPr>
+        <w:tc>
+          <w:tcPr/>
+          <w:p>
+            <w:pPr>
+              <w:widowControl w:val="0"/>
+              <w:spacing w:line="240" w:lineRule="auto"/>
+              <w:rPr>
+                <w:rFonts w:ascii="Times" w:cs="Times" w:eastAsia="Times" w:hAnsi="Times"/>
+                <w:sz w:val="24"/>
+                <w:szCs w:val="24"/>
+              </w:rPr>
+            </w:pPr>
+            <w:sdt>
+              <w:sdtPr>
+                <w:alias w:val="Project status"/>
+                <w:id w:val="310952973"/>
+                <w:dropDownList w:lastValue="Completed">
+                  <w:listItem w:displayText="Not Started" w:value="Not Started"/>
+                  <w:listItem w:displayText="Blocked" w:value="Blocked"/>
+                  <w:listItem w:displayText="In Progress" w:value="In Progress"/>
+                  <w:listItem w:displayText="Completed" w:value="Completed"/>
+                </w:dropDownList>
+              </w:sdtPr>
+              <w:sdtContent>
+                <w:r>
+                  <w:rPr>
+                    <w:rFonts w:ascii="Times" w:cs="Times" w:eastAsia="Times" w:hAnsi="Times"/>
+                    <w:color w:val="11734b"/>
+                    <w:sz w:val="24"/>
+                    <w:szCs w:val="24"/>
+                    <w:shd w:fill="d4edbc" w:val="clear"/>
+                  </w:rPr>
+                  <w:t xml:space="preserve">Completed</w:t>
+                </w:r>
+              </w:sdtContent>
+            </w:sdt>
+            <w:r>
+              <w:rPr>
+                <w:rtl w:val="0"/>
+              </w:rPr>
+            </w:r>
+          </w:p>
+        </w:tc>
+        <w:tc>
+          <w:tcPr/>
+          <w:p>
+            <w:pPr>
+              <w:numPr>
+                <w:ilvl w:val="0"/>
+                <w:numId w:val="13"/>
+              </w:numPr>
+              <w:spacing w:after="0" w:afterAutospacing="0" w:line="240" w:lineRule="auto"/>
+              <w:ind w:left="720" w:hanging="360"/>
+              <w:rPr>
+                <w:rFonts w:ascii="Times" w:cs="Times" w:eastAsia="Times" w:hAnsi="Times"/>
+                <w:sz w:val="24"/>
+                <w:szCs w:val="24"/>
+              </w:rPr>
+            </w:pPr>
+            <w:r>
+              <w:rPr>
+                <w:rFonts w:ascii="Times" w:cs="Times" w:eastAsia="Times" w:hAnsi="Times"/>
+                <w:sz w:val="24"/>
+                <w:szCs w:val="24"/>
+                <w:rtl w:val="0"/>
+              </w:rPr>
+              <w:t xml:space="preserve">Build a dedicated walk-in booking flow: same-day, on-site registration for walk-in customers, distinct from the future-appointment booking flow.</w:t>
+            </w:r>
+          </w:p>
+          <w:p>
+            <w:pPr>
+              <w:numPr>
+                <w:ilvl w:val="1"/>
+                <w:numId w:val="13"/>
+              </w:numPr>
+              <w:spacing w:after="0" w:afterAutospacing="0" w:line="240" w:lineRule="auto"/>
+              <w:ind w:left="1440" w:hanging="360"/>
+              <w:rPr>
+                <w:rFonts w:ascii="Times" w:cs="Times" w:eastAsia="Times" w:hAnsi="Times"/>
+                <w:sz w:val="24"/>
+                <w:szCs w:val="24"/>
+              </w:rPr>
+            </w:pPr>
+            <w:r>
+              <w:rPr>
+                <w:rFonts w:ascii="Times" w:cs="Times" w:eastAsia="Times" w:hAnsi="Times"/>
+                <w:sz w:val="24"/>
+                <w:szCs w:val="24"/>
+                <w:rtl w:val="0"/>
+              </w:rPr>
+              <w:t xml:space="preserve">Build this in the booking process (for both receptionist and customer) &gt; date time picker</w:t>
+            </w:r>
+          </w:p>
+          <w:p>
+            <w:pPr>
+              <w:numPr>
+                <w:ilvl w:val="1"/>
+                <w:numId w:val="13"/>
+              </w:numPr>
+              <w:spacing w:after="0" w:afterAutospacing="0" w:line="240" w:lineRule="auto"/>
+              <w:ind w:left="1440" w:hanging="360"/>
+              <w:rPr>
+                <w:rFonts w:ascii="Times" w:cs="Times" w:eastAsia="Times" w:hAnsi="Times"/>
+                <w:sz w:val="24"/>
+                <w:szCs w:val="24"/>
+              </w:rPr>
+            </w:pPr>
+            <w:r>
+              <w:rPr>
+                <w:rFonts w:ascii="Times" w:cs="Times" w:eastAsia="Times" w:hAnsi="Times"/>
+                <w:sz w:val="24"/>
+                <w:szCs w:val="24"/>
+                <w:rtl w:val="0"/>
+              </w:rPr>
+              <w:t xml:space="preserve">They should be able to choose if it’s an online booking or walk-ins</w:t>
+            </w:r>
+          </w:p>
+          <w:p>
+            <w:pPr>
+              <w:numPr>
+                <w:ilvl w:val="1"/>
+                <w:numId w:val="13"/>
+              </w:numPr>
+              <w:spacing w:after="0" w:afterAutospacing="0" w:line="240" w:lineRule="auto"/>
+              <w:ind w:left="1440" w:hanging="360"/>
+              <w:rPr>
+                <w:rFonts w:ascii="Times" w:cs="Times" w:eastAsia="Times" w:hAnsi="Times"/>
+                <w:sz w:val="24"/>
+                <w:szCs w:val="24"/>
+              </w:rPr>
+            </w:pPr>
+            <w:r>
+              <w:rPr>
+                <w:rFonts w:ascii="Times" w:cs="Times" w:eastAsia="Times" w:hAnsi="Times"/>
+                <w:sz w:val="24"/>
+                <w:szCs w:val="24"/>
+                <w:rtl w:val="0"/>
+              </w:rPr>
+              <w:t xml:space="preserve">If they’re a walk-in, put them in automatically in the booking queue</w:t>
+            </w:r>
+          </w:p>
+          <w:p>
+            <w:pPr>
+              <w:numPr>
+                <w:ilvl w:val="1"/>
+                <w:numId w:val="13"/>
+              </w:numPr>
+              <w:spacing w:after="0" w:afterAutospacing="0" w:line="240" w:lineRule="auto"/>
+              <w:ind w:left="1440" w:hanging="360"/>
+              <w:rPr>
+                <w:rFonts w:ascii="Times" w:cs="Times" w:eastAsia="Times" w:hAnsi="Times"/>
+                <w:sz w:val="24"/>
+                <w:szCs w:val="24"/>
+              </w:rPr>
+            </w:pPr>
+            <w:r>
+              <w:rPr>
+                <w:rFonts w:ascii="Times" w:cs="Times" w:eastAsia="Times" w:hAnsi="Times"/>
+                <w:sz w:val="24"/>
+                <w:szCs w:val="24"/>
+                <w:rtl w:val="0"/>
+              </w:rPr>
+              <w:t xml:space="preserve">You might need to improve the booking queue status (to differentiate between unfinal online bookings and walk in bookings, or perhaps just make online bookings to pending, and walkin bookings to in progress)</w:t>
+            </w:r>
+          </w:p>
+          <w:p>
+            <w:pPr>
+              <w:numPr>
+                <w:ilvl w:val="1"/>
+                <w:numId w:val="13"/>
+              </w:numPr>
+              <w:spacing w:after="60" w:line="240" w:lineRule="auto"/>
+              <w:ind w:left="1440" w:hanging="360"/>
+              <w:rPr>
+                <w:rFonts w:ascii="Times" w:cs="Times" w:eastAsia="Times" w:hAnsi="Times"/>
+                <w:sz w:val="24"/>
+                <w:szCs w:val="24"/>
+              </w:rPr>
+            </w:pPr>
+            <w:r>
+              <w:rPr>
+                <w:rFonts w:ascii="Times" w:cs="Times" w:eastAsia="Times" w:hAnsi="Times"/>
+                <w:sz w:val="24"/>
+                <w:szCs w:val="24"/>
+                <w:rtl w:val="0"/>
+              </w:rPr>
+              <w:t xml:space="preserve">Only walk-in bookings should show up at the other queues (e.g. grooming, vet, hotel, daycare)</w:t>
+            </w:r>
+          </w:p>
+        </w:tc>
+        <w:tc>
+          <w:tcPr/>
+          <w:p>
+            <w:pPr>
+              <w:widowControl w:val="0"/>
+              <w:spacing w:line="240" w:lineRule="auto"/>
+              <w:rPr>
+                <w:rFonts w:ascii="Times" w:cs="Times" w:eastAsia="Times" w:hAnsi="Times"/>
+                <w:sz w:val="24"/>
+                <w:szCs w:val="24"/>
+              </w:rPr>
+            </w:pPr>
+            <w:sdt>
+              <w:sdtPr>
+                <w:alias w:val="Assignee"/>
+                <w:id w:val="398551452"/>
+                <w:dropDownList w:lastValue="Matthew">
+                  <w:listItem w:displayText="None" w:value="None"/>
+                  <w:listItem w:displayText="Alarie" w:value="Alarie"/>
+                  <w:listItem w:displayText="James" w:value="James"/>
+                  <w:listItem w:displayText="Matthew" w:value="Matthew"/>
+                </w:dropDownList>
+              </w:sdtPr>
+              <w:sdtContent>
+                <w:r>
+                  <w:rPr>
+                    <w:rFonts w:ascii="Times" w:cs="Times" w:eastAsia="Times" w:hAnsi="Times"/>
+                    <w:color w:val="11734b"/>
+                    <w:sz w:val="24"/>
+                    <w:szCs w:val="24"/>
+                    <w:shd w:fill="d4edbc" w:val="clear"/>
+                  </w:rPr>
+                  <w:t xml:space="preserve">Matthew</w:t>
+                </w:r>
+              </w:sdtContent>
+            </w:sdt>
+            <w:r>
+              <w:rPr>
+                <w:rtl w:val="0"/>
+              </w:rPr>
+            </w:r>
+          </w:p>
+        </w:tc>
+      </w:tr>
+      <w:tr>
+        <w:trPr>
+          <w:cantSplit w:val="0"/>
+          <w:tblHeader w:val="0"/>
+        </w:trPr>
+        <w:tc>
+          <w:tcPr/>
+          <w:p>
+            <w:pPr>
+              <w:widowControl w:val="0"/>
+              <w:spacing w:line="240" w:lineRule="auto"/>
+              <w:rPr>
+                <w:rFonts w:ascii="Times" w:cs="Times" w:eastAsia="Times" w:hAnsi="Times"/>
+                <w:sz w:val="24"/>
+                <w:szCs w:val="24"/>
+              </w:rPr>
+            </w:pPr>
+            <w:sdt>
+              <w:sdtPr>
+                <w:alias w:val="Project status"/>
+                <w:id w:val="-455281458"/>
+                <w:dropDownList w:lastValue="Completed">
+                  <w:listItem w:displayText="Not Started" w:value="Not Started"/>
+                  <w:listItem w:displayText="Blocked" w:value="Blocked"/>
+                  <w:listItem w:displayText="In Progress" w:value="In Progress"/>
+                  <w:listItem w:displayText="Completed" w:value="Completed"/>
+                </w:dropDownList>
+              </w:sdtPr>
+              <w:sdtContent>
+                <w:r>
+                  <w:rPr>
+                    <w:rFonts w:ascii="Times" w:cs="Times" w:eastAsia="Times" w:hAnsi="Times"/>
+                    <w:color w:val="11734b"/>
+                    <w:sz w:val="24"/>
+                    <w:szCs w:val="24"/>
+                    <w:shd w:fill="d4edbc" w:val="clear"/>
+                  </w:rPr>
+                  <w:t xml:space="preserve">Completed</w:t>
+                </w:r>
+              </w:sdtContent>
+            </w:sdt>
+            <w:r>
+              <w:rPr>
+                <w:rtl w:val="0"/>
+              </w:rPr>
+            </w:r>
+          </w:p>
+        </w:tc>
+        <w:tc>
+          <w:tcPr/>
+          <w:p>
+            <w:pPr>
+              <w:numPr>
+                <w:ilvl w:val="0"/>
+                <w:numId w:val="32"/>
+              </w:numPr>
+              <w:spacing w:after="60" w:line="240" w:lineRule="auto"/>
+              <w:ind w:left="720" w:hanging="360"/>
+              <w:rPr>
+                <w:rFonts w:ascii="Times" w:cs="Times" w:eastAsia="Times" w:hAnsi="Times"/>
+                <w:sz w:val="24"/>
+                <w:szCs w:val="24"/>
+              </w:rPr>
+            </w:pPr>
+            <w:r>
+              <w:rPr>
+                <w:rFonts w:ascii="Times" w:cs="Times" w:eastAsia="Times" w:hAnsi="Times"/>
+                <w:sz w:val="24"/>
+                <w:szCs w:val="24"/>
+                <w:rtl w:val="0"/>
+              </w:rPr>
+              <w:t xml:space="preserve">Move the down payment toggle/config so it applies per transaction (all online bookings/services), not per individual service.</w:t>
+            </w:r>
+            <w:r>
+              <w:rPr>
+                <w:rtl w:val="0"/>
+              </w:rPr>
+            </w:r>
+          </w:p>
+        </w:tc>
+        <w:tc>
+          <w:tcPr/>
+          <w:p>
+            <w:pPr>
+              <w:widowControl w:val="0"/>
+              <w:spacing w:line="240" w:lineRule="auto"/>
+              <w:rPr>
+                <w:rFonts w:ascii="Times" w:cs="Times" w:eastAsia="Times" w:hAnsi="Times"/>
+                <w:sz w:val="24"/>
+                <w:szCs w:val="24"/>
+              </w:rPr>
+            </w:pPr>
+            <w:sdt>
+              <w:sdtPr>
+                <w:alias w:val="Assignee"/>
+                <w:id w:val="416485742"/>
+                <w:dropDownList w:lastValue="Matthew">
+                  <w:listItem w:displayText="None" w:value="None"/>
+                  <w:listItem w:displayText="Alarie" w:value="Alarie"/>
+                  <w:listItem w:displayText="James" w:value="James"/>
+                  <w:listItem w:displayText="Matthew" w:value="Matthew"/>
+                </w:dropDownList>
+              </w:sdtPr>
+              <w:sdtContent>
+                <w:r>
+                  <w:rPr>
+                    <w:rFonts w:ascii="Times" w:cs="Times" w:eastAsia="Times" w:hAnsi="Times"/>
+                    <w:color w:val="11734b"/>
+                    <w:sz w:val="24"/>
+                    <w:szCs w:val="24"/>
+                    <w:shd w:fill="d4edbc" w:val="clear"/>
+                  </w:rPr>
+                  <w:t xml:space="preserve">Matthew</w:t>
+                </w:r>
+              </w:sdtContent>
+            </w:sdt>
+            <w:r>
+              <w:rPr>
+                <w:rtl w:val="0"/>
+              </w:rPr>
+            </w:r>
+          </w:p>
+        </w:tc>
+      </w:tr>
+      <w:tr>
+        <w:trPr>
+          <w:cantSplit w:val="0"/>
+          <w:tblHeader w:val="0"/>
+        </w:trPr>
+        <w:tc>
+          <w:tcPr/>
+          <w:p>
+            <w:pPr>
+              <w:widowControl w:val="0"/>
+              <w:spacing w:line="240" w:lineRule="auto"/>
+              <w:rPr>
+                <w:rFonts w:ascii="Times" w:cs="Times" w:eastAsia="Times" w:hAnsi="Times"/>
+                <w:sz w:val="24"/>
+                <w:szCs w:val="24"/>
+              </w:rPr>
+            </w:pPr>
+            <w:sdt>
+              <w:sdtPr>
+                <w:alias w:val="Project status"/>
+                <w:id w:val="932773610"/>
                 <w:dropDownList w:lastValue="Completed">
                   <w:listItem w:displayText="Not Started" w:value="Not Started"/>
                   <w:listItem w:displayText="Blocked" w:value="Blocked"/>
@@ -1563,7 +2567,7 @@
               <w:keepLines w:val="1"/>
               <w:numPr>
                 <w:ilvl w:val="0"/>
-                <w:numId w:val="21"/>
+                <w:numId w:val="24"/>
               </w:numPr>
               <w:spacing w:after="0" w:afterAutospacing="0" w:before="240" w:lineRule="auto"/>
               <w:ind w:left="720" w:hanging="360"/>
@@ -1589,7 +2593,7 @@
               <w:keepLines w:val="1"/>
               <w:numPr>
                 <w:ilvl w:val="1"/>
-                <w:numId w:val="21"/>
+                <w:numId w:val="24"/>
               </w:numPr>
               <w:spacing w:after="0" w:afterAutospacing="0" w:before="0" w:beforeAutospacing="0" w:lineRule="auto"/>
               <w:ind w:left="1440" w:hanging="360"/>
@@ -1615,7 +2619,7 @@
               <w:keepLines w:val="1"/>
               <w:numPr>
                 <w:ilvl w:val="1"/>
-                <w:numId w:val="21"/>
+                <w:numId w:val="24"/>
               </w:numPr>
               <w:spacing w:after="240" w:before="0" w:beforeAutospacing="0" w:lineRule="auto"/>
               <w:ind w:left="1440" w:hanging="360"/>
@@ -1651,7 +2655,7 @@
             <w:sdt>
               <w:sdtPr>
                 <w:alias w:val="Assignee"/>
-                <w:id w:val="320019237"/>
+                <w:id w:val="-924205024"/>
                 <w:dropDownList w:lastValue="Matthew">
                   <w:listItem w:displayText="None" w:value="None"/>
                   <w:listItem w:displayText="Alarie" w:value="Alarie"/>
@@ -1731,7 +2735,7 @@
           <w:pgNumType w:start="1"/>
         </w:sectPr>
       </w:pPr>
-      <w:bookmarkStart w:colFirst="0" w:colLast="0" w:name="_yr4u3t7jj9go" w:id="1"/>
+      <w:bookmarkStart w:colFirst="0" w:colLast="0" w:name="_37u2qvvkfwkl" w:id="1"/>
       <w:bookmarkEnd w:id="1"/>
       <w:r>
         <w:rPr>
@@ -1809,7 +2813,7 @@
           <w:pgNumType w:start="1"/>
         </w:sectPr>
       </w:pPr>
-      <w:bookmarkStart w:colFirst="0" w:colLast="0" w:name="_6zy4h7z7c1pk" w:id="2"/>
+      <w:bookmarkStart w:colFirst="0" w:colLast="0" w:name="_qanwubr97dng" w:id="2"/>
       <w:bookmarkEnd w:id="2"/>
       <w:r>
         <w:rPr>
@@ -1842,7 +2846,7 @@
         <w:keepLines w:val="1"/>
         <w:numPr>
           <w:ilvl w:val="0"/>
-          <w:numId w:val="36"/>
+          <w:numId w:val="39"/>
         </w:numPr>
         <w:spacing w:after="0" w:afterAutospacing="0" w:before="240" w:lineRule="auto"/>
         <w:ind w:left="720" w:hanging="360"/>
@@ -1868,7 +2872,7 @@
         <w:keepLines w:val="1"/>
         <w:numPr>
           <w:ilvl w:val="1"/>
-          <w:numId w:val="36"/>
+          <w:numId w:val="39"/>
         </w:numPr>
         <w:spacing w:after="0" w:afterAutospacing="0" w:before="0" w:beforeAutospacing="0" w:lineRule="auto"/>
         <w:ind w:left="1440" w:hanging="360"/>
@@ -1894,7 +2898,7 @@
         <w:keepLines w:val="1"/>
         <w:numPr>
           <w:ilvl w:val="1"/>
-          <w:numId w:val="36"/>
+          <w:numId w:val="39"/>
         </w:numPr>
         <w:spacing w:after="0" w:afterAutospacing="0" w:before="0" w:beforeAutospacing="0" w:lineRule="auto"/>
         <w:ind w:left="1440" w:hanging="360"/>
@@ -1920,7 +2924,7 @@
         <w:keepLines w:val="1"/>
         <w:numPr>
           <w:ilvl w:val="1"/>
-          <w:numId w:val="36"/>
+          <w:numId w:val="39"/>
         </w:numPr>
         <w:spacing w:after="0" w:afterAutospacing="0" w:before="0" w:beforeAutospacing="0" w:lineRule="auto"/>
         <w:ind w:left="1440" w:hanging="360"/>
@@ -1946,7 +2950,7 @@
         <w:keepLines w:val="1"/>
         <w:numPr>
           <w:ilvl w:val="0"/>
-          <w:numId w:val="36"/>
+          <w:numId w:val="39"/>
         </w:numPr>
         <w:spacing w:after="0" w:afterAutospacing="0" w:before="0" w:beforeAutospacing="0" w:lineRule="auto"/>
         <w:ind w:left="720" w:hanging="360"/>
@@ -1972,7 +2976,7 @@
         <w:keepLines w:val="1"/>
         <w:numPr>
           <w:ilvl w:val="1"/>
-          <w:numId w:val="36"/>
+          <w:numId w:val="39"/>
         </w:numPr>
         <w:spacing w:after="0" w:afterAutospacing="0" w:before="0" w:beforeAutospacing="0" w:lineRule="auto"/>
         <w:ind w:left="1440" w:hanging="360"/>
@@ -1998,7 +3002,7 @@
         <w:keepLines w:val="1"/>
         <w:numPr>
           <w:ilvl w:val="1"/>
-          <w:numId w:val="36"/>
+          <w:numId w:val="39"/>
         </w:numPr>
         <w:spacing w:after="0" w:afterAutospacing="0" w:before="0" w:beforeAutospacing="0" w:lineRule="auto"/>
         <w:ind w:left="1440" w:hanging="360"/>
@@ -2024,7 +3028,7 @@
         <w:keepLines w:val="1"/>
         <w:numPr>
           <w:ilvl w:val="0"/>
-          <w:numId w:val="36"/>
+          <w:numId w:val="39"/>
         </w:numPr>
         <w:spacing w:after="0" w:afterAutospacing="0" w:before="0" w:beforeAutospacing="0" w:lineRule="auto"/>
         <w:ind w:left="720" w:hanging="360"/>
@@ -2043,7 +3047,7 @@
         </w:rPr>
         <w:t xml:space="preserve">On </w:t>
       </w:r>
-      <w:hyperlink r:id="rId6">
+      <w:hyperlink r:id="rId11">
         <w:r>
           <w:rPr>
             <w:rFonts w:ascii="Times" w:cs="Times" w:eastAsia="Times" w:hAnsi="Times"/>
@@ -2072,7 +3076,7 @@
         <w:keepLines w:val="1"/>
         <w:numPr>
           <w:ilvl w:val="1"/>
-          <w:numId w:val="36"/>
+          <w:numId w:val="39"/>
         </w:numPr>
         <w:spacing w:after="0" w:afterAutospacing="0" w:before="0" w:beforeAutospacing="0" w:lineRule="auto"/>
         <w:ind w:left="1440" w:hanging="360"/>
@@ -2091,7 +3095,7 @@
         </w:rPr>
         <w:t xml:space="preserve">Clicking on check in on hotel queue should immediately check in the pet, does not open </w:t>
       </w:r>
-      <w:hyperlink r:id="rId7">
+      <w:hyperlink r:id="rId12">
         <w:r>
           <w:rPr>
             <w:rFonts w:ascii="Times" w:cs="Times" w:eastAsia="Times" w:hAnsi="Times"/>
@@ -2116,7 +3120,7 @@
         <w:keepLines w:val="1"/>
         <w:numPr>
           <w:ilvl w:val="1"/>
-          <w:numId w:val="36"/>
+          <w:numId w:val="39"/>
         </w:numPr>
         <w:spacing w:after="0" w:afterAutospacing="0" w:before="0" w:beforeAutospacing="0" w:lineRule="auto"/>
         <w:ind w:left="1440" w:hanging="360"/>
@@ -2135,7 +3139,7 @@
         </w:rPr>
         <w:t xml:space="preserve">Move </w:t>
       </w:r>
-      <w:hyperlink r:id="rId8">
+      <w:hyperlink r:id="rId13">
         <w:r>
           <w:rPr>
             <w:rFonts w:ascii="Times" w:cs="Times" w:eastAsia="Times" w:hAnsi="Times"/>
@@ -2164,7 +3168,7 @@
         <w:keepLines w:val="1"/>
         <w:numPr>
           <w:ilvl w:val="1"/>
-          <w:numId w:val="36"/>
+          <w:numId w:val="39"/>
         </w:numPr>
         <w:spacing w:after="0" w:afterAutospacing="0" w:before="0" w:beforeAutospacing="0" w:lineRule="auto"/>
         <w:ind w:left="1440" w:hanging="360"/>
@@ -2190,7 +3194,7 @@
         <w:keepLines w:val="1"/>
         <w:numPr>
           <w:ilvl w:val="2"/>
-          <w:numId w:val="36"/>
+          <w:numId w:val="39"/>
         </w:numPr>
         <w:spacing w:after="0" w:afterAutospacing="0" w:before="0" w:beforeAutospacing="0" w:lineRule="auto"/>
         <w:ind w:left="2160" w:hanging="360"/>
@@ -2210,16 +3214,16 @@
           <wp:inline distB="114300" distT="114300" distL="114300" distR="114300">
             <wp:extent cx="4897167" cy="2629088"/>
             <wp:effectExtent b="0" l="0" r="0" t="0"/>
-            <wp:docPr id="1" name="image2.png"/>
+            <wp:docPr id="1" name="image1.png"/>
             <a:graphic>
               <a:graphicData uri="http://schemas.openxmlformats.org/drawingml/2006/picture">
                 <pic:pic>
                   <pic:nvPicPr>
-                    <pic:cNvPr id="0" name="image2.png"/>
+                    <pic:cNvPr id="0" name="image1.png"/>
                     <pic:cNvPicPr preferRelativeResize="0"/>
                   </pic:nvPicPr>
                   <pic:blipFill>
-                    <a:blip r:embed="rId9"/>
+                    <a:blip r:embed="rId14"/>
                     <a:srcRect b="0" l="0" r="0" t="0"/>
                     <a:stretch>
                       <a:fillRect/>
@@ -2251,7 +3255,7 @@
         <w:keepLines w:val="1"/>
         <w:numPr>
           <w:ilvl w:val="0"/>
-          <w:numId w:val="36"/>
+          <w:numId w:val="39"/>
         </w:numPr>
         <w:spacing w:after="0" w:afterAutospacing="0" w:before="0" w:beforeAutospacing="0" w:lineRule="auto"/>
         <w:ind w:left="720" w:hanging="360"/>
@@ -2270,7 +3274,7 @@
         </w:rPr>
         <w:t xml:space="preserve">On </w:t>
       </w:r>
-      <w:hyperlink r:id="rId10">
+      <w:hyperlink r:id="rId15">
         <w:r>
           <w:rPr>
             <w:rFonts w:ascii="Times" w:cs="Times" w:eastAsia="Times" w:hAnsi="Times"/>
@@ -2299,7 +3303,7 @@
         <w:keepLines w:val="1"/>
         <w:numPr>
           <w:ilvl w:val="1"/>
-          <w:numId w:val="36"/>
+          <w:numId w:val="39"/>
         </w:numPr>
         <w:spacing w:after="0" w:afterAutospacing="0" w:before="0" w:beforeAutospacing="0" w:lineRule="auto"/>
         <w:ind w:left="1440" w:hanging="360"/>
@@ -2311,8 +3315,12 @@
       </w:pPr>
       <w:r>
         <w:rPr>
-          <w:rtl w:val="0"/>
-        </w:rPr>
+          <w:rFonts w:ascii="Times" w:cs="Times" w:eastAsia="Times" w:hAnsi="Times"/>
+          <w:sz w:val="24"/>
+          <w:szCs w:val="24"/>
+          <w:rtl w:val="0"/>
+        </w:rPr>
+        <w:t xml:space="preserve">Remove checkin checkout subpages</w:t>
       </w:r>
     </w:p>
     <w:p>
@@ -2321,7 +3329,7 @@
         <w:keepLines w:val="1"/>
         <w:numPr>
           <w:ilvl w:val="1"/>
-          <w:numId w:val="36"/>
+          <w:numId w:val="39"/>
         </w:numPr>
         <w:spacing w:after="0" w:afterAutospacing="0" w:before="0" w:beforeAutospacing="0" w:lineRule="auto"/>
         <w:ind w:left="1440" w:hanging="360"/>
@@ -2338,7 +3346,7 @@
           <w:szCs w:val="24"/>
           <w:rtl w:val="0"/>
         </w:rPr>
-        <w:t xml:space="preserve">Remove checkin checkout subpages</w:t>
+        <w:t xml:space="preserve">Just add a status field to hotel queue items (e.g. pending, checked in, checked out, etc.)</w:t>
       </w:r>
     </w:p>
     <w:p>
@@ -2347,7 +3355,7 @@
         <w:keepLines w:val="1"/>
         <w:numPr>
           <w:ilvl w:val="1"/>
-          <w:numId w:val="36"/>
+          <w:numId w:val="39"/>
         </w:numPr>
         <w:spacing w:after="0" w:afterAutospacing="0" w:before="0" w:beforeAutospacing="0" w:lineRule="auto"/>
         <w:ind w:left="1440" w:hanging="360"/>
@@ -2364,7 +3372,7 @@
           <w:szCs w:val="24"/>
           <w:rtl w:val="0"/>
         </w:rPr>
-        <w:t xml:space="preserve">Just add a status field to hotel queue items (e.g. pending, checked in, checked out, etc.)</w:t>
+        <w:t xml:space="preserve">Remove checkin/checkout buttons on each list item</w:t>
       </w:r>
     </w:p>
     <w:p>
@@ -2373,7 +3381,7 @@
         <w:keepLines w:val="1"/>
         <w:numPr>
           <w:ilvl w:val="1"/>
-          <w:numId w:val="36"/>
+          <w:numId w:val="39"/>
         </w:numPr>
         <w:spacing w:after="0" w:afterAutospacing="0" w:before="0" w:beforeAutospacing="0" w:lineRule="auto"/>
         <w:ind w:left="1440" w:hanging="360"/>
@@ -2390,7 +3398,7 @@
           <w:szCs w:val="24"/>
           <w:rtl w:val="0"/>
         </w:rPr>
-        <w:t xml:space="preserve">Remove checkin/checkout buttons on each list item</w:t>
+        <w:t xml:space="preserve">Make it so that clicking on a pending list item opens the … view details to finalize hotel booking details</w:t>
       </w:r>
     </w:p>
     <w:p>
@@ -2399,7 +3407,7 @@
         <w:keepLines w:val="1"/>
         <w:numPr>
           <w:ilvl w:val="1"/>
-          <w:numId w:val="36"/>
+          <w:numId w:val="39"/>
         </w:numPr>
         <w:spacing w:after="0" w:afterAutospacing="0" w:before="0" w:beforeAutospacing="0" w:lineRule="auto"/>
         <w:ind w:left="1440" w:hanging="360"/>
@@ -2416,35 +3424,9 @@
           <w:szCs w:val="24"/>
           <w:rtl w:val="0"/>
         </w:rPr>
-        <w:t xml:space="preserve">Make it so that clicking on a pending list item opens the … view details to finalize hotel booking details</w:t>
-      </w:r>
-    </w:p>
-    <w:p>
-      <w:pPr>
-        <w:keepNext w:val="1"/>
-        <w:keepLines w:val="1"/>
-        <w:numPr>
-          <w:ilvl w:val="1"/>
-          <w:numId w:val="36"/>
-        </w:numPr>
-        <w:spacing w:after="0" w:afterAutospacing="0" w:before="0" w:beforeAutospacing="0" w:lineRule="auto"/>
-        <w:ind w:left="1440" w:hanging="360"/>
-        <w:rPr>
-          <w:rFonts w:ascii="Times" w:cs="Times" w:eastAsia="Times" w:hAnsi="Times"/>
-          <w:sz w:val="24"/>
-          <w:szCs w:val="24"/>
-        </w:rPr>
-      </w:pPr>
-      <w:r>
-        <w:rPr>
-          <w:rFonts w:ascii="Times" w:cs="Times" w:eastAsia="Times" w:hAnsi="Times"/>
-          <w:sz w:val="24"/>
-          <w:szCs w:val="24"/>
-          <w:rtl w:val="0"/>
-        </w:rPr>
         <w:t xml:space="preserve">Clicking on a checked in pet opens a custom </w:t>
       </w:r>
-      <w:hyperlink r:id="rId11">
+      <w:hyperlink r:id="rId16">
         <w:r>
           <w:rPr>
             <w:rFonts w:ascii="Times" w:cs="Times" w:eastAsia="Times" w:hAnsi="Times"/>
@@ -2473,7 +3455,7 @@
         <w:keepLines w:val="1"/>
         <w:numPr>
           <w:ilvl w:val="1"/>
-          <w:numId w:val="36"/>
+          <w:numId w:val="39"/>
         </w:numPr>
         <w:spacing w:after="0" w:afterAutospacing="0" w:before="0" w:beforeAutospacing="0" w:lineRule="auto"/>
         <w:ind w:left="1440" w:hanging="360"/>
@@ -2499,7 +3481,7 @@
         <w:keepLines w:val="1"/>
         <w:numPr>
           <w:ilvl w:val="1"/>
-          <w:numId w:val="36"/>
+          <w:numId w:val="39"/>
         </w:numPr>
         <w:spacing w:after="0" w:afterAutospacing="0" w:before="0" w:beforeAutospacing="0" w:lineRule="auto"/>
         <w:ind w:left="1440" w:hanging="360"/>
@@ -2519,16 +3501,16 @@
           <wp:inline distB="114300" distT="114300" distL="114300" distR="114300">
             <wp:extent cx="5370985" cy="2892069"/>
             <wp:effectExtent b="0" l="0" r="0" t="0"/>
-            <wp:docPr id="2" name="image1.png"/>
+            <wp:docPr id="2" name="image2.png"/>
             <a:graphic>
               <a:graphicData uri="http://schemas.openxmlformats.org/drawingml/2006/picture">
                 <pic:pic>
                   <pic:nvPicPr>
-                    <pic:cNvPr id="0" name="image1.png"/>
+                    <pic:cNvPr id="0" name="image2.png"/>
                     <pic:cNvPicPr preferRelativeResize="0"/>
                   </pic:nvPicPr>
                   <pic:blipFill>
-                    <a:blip r:embed="rId12"/>
+                    <a:blip r:embed="rId17"/>
                     <a:srcRect b="0" l="0" r="0" t="0"/>
                     <a:stretch>
                       <a:fillRect/>
@@ -2560,7 +3542,7 @@
         <w:keepLines w:val="1"/>
         <w:numPr>
           <w:ilvl w:val="0"/>
-          <w:numId w:val="36"/>
+          <w:numId w:val="39"/>
         </w:numPr>
         <w:spacing w:after="0" w:afterAutospacing="0" w:before="0" w:beforeAutospacing="0" w:lineRule="auto"/>
         <w:ind w:left="720" w:hanging="360"/>
@@ -2586,7 +3568,7 @@
         <w:keepLines w:val="1"/>
         <w:numPr>
           <w:ilvl w:val="1"/>
-          <w:numId w:val="36"/>
+          <w:numId w:val="39"/>
         </w:numPr>
         <w:spacing w:after="0" w:afterAutospacing="0" w:before="0" w:beforeAutospacing="0" w:lineRule="auto"/>
         <w:ind w:left="1440" w:hanging="360"/>
@@ -2612,10 +3594,166 @@
         <w:keepLines w:val="1"/>
         <w:numPr>
           <w:ilvl w:val="1"/>
-          <w:numId w:val="36"/>
+          <w:numId w:val="39"/>
+        </w:numPr>
+        <w:spacing w:after="0" w:afterAutospacing="0" w:before="0" w:beforeAutospacing="0" w:lineRule="auto"/>
+        <w:ind w:left="1440" w:hanging="360"/>
+        <w:rPr>
+          <w:rFonts w:ascii="Times" w:cs="Times" w:eastAsia="Times" w:hAnsi="Times"/>
+          <w:sz w:val="24"/>
+          <w:szCs w:val="24"/>
+        </w:rPr>
+      </w:pPr>
+      <w:r>
+        <w:rPr>
+          <w:rFonts w:ascii="Times" w:cs="Times" w:eastAsia="Times" w:hAnsi="Times"/>
+          <w:sz w:val="24"/>
+          <w:szCs w:val="24"/>
+          <w:rtl w:val="0"/>
+        </w:rPr>
+        <w:t xml:space="preserve">Available in the monthly schedule UI</w:t>
+      </w:r>
+    </w:p>
+    <w:p>
+      <w:pPr>
+        <w:keepNext w:val="1"/>
+        <w:keepLines w:val="1"/>
+        <w:numPr>
+          <w:ilvl w:val="0"/>
+          <w:numId w:val="39"/>
+        </w:numPr>
+        <w:spacing w:after="0" w:afterAutospacing="0" w:before="0" w:beforeAutospacing="0" w:lineRule="auto"/>
+        <w:ind w:left="720" w:hanging="360"/>
+        <w:rPr>
+          <w:rFonts w:ascii="Times" w:cs="Times" w:eastAsia="Times" w:hAnsi="Times"/>
+          <w:sz w:val="24"/>
+          <w:szCs w:val="24"/>
+        </w:rPr>
+      </w:pPr>
+      <w:r>
+        <w:rPr>
+          <w:rFonts w:ascii="Times" w:cs="Times" w:eastAsia="Times" w:hAnsi="Times"/>
+          <w:sz w:val="24"/>
+          <w:szCs w:val="24"/>
+          <w:rtl w:val="0"/>
+        </w:rPr>
+        <w:t xml:space="preserve">Add a way for staff to see their rest days, etc. assigned by supervisors and admins in monthly schedule</w:t>
+      </w:r>
+    </w:p>
+    <w:p>
+      <w:pPr>
+        <w:keepNext w:val="1"/>
+        <w:keepLines w:val="1"/>
+        <w:numPr>
+          <w:ilvl w:val="0"/>
+          <w:numId w:val="39"/>
+        </w:numPr>
+        <w:spacing w:after="0" w:afterAutospacing="0" w:before="0" w:beforeAutospacing="0" w:lineRule="auto"/>
+        <w:ind w:left="720" w:hanging="360"/>
+        <w:rPr>
+          <w:rFonts w:ascii="Times" w:cs="Times" w:eastAsia="Times" w:hAnsi="Times"/>
+          <w:sz w:val="24"/>
+          <w:szCs w:val="24"/>
+        </w:rPr>
+      </w:pPr>
+      <w:r>
+        <w:rPr>
+          <w:rFonts w:ascii="Times" w:cs="Times" w:eastAsia="Times" w:hAnsi="Times"/>
+          <w:sz w:val="24"/>
+          <w:szCs w:val="24"/>
+          <w:rtl w:val="0"/>
+        </w:rPr>
+        <w:t xml:space="preserve">Add missing unit test files for all files</w:t>
+      </w:r>
+    </w:p>
+    <w:p>
+      <w:pPr>
+        <w:keepNext w:val="1"/>
+        <w:keepLines w:val="1"/>
+        <w:numPr>
+          <w:ilvl w:val="0"/>
+          <w:numId w:val="39"/>
+        </w:numPr>
+        <w:spacing w:after="0" w:afterAutospacing="0" w:before="0" w:beforeAutospacing="0" w:lineRule="auto"/>
+        <w:ind w:left="720" w:hanging="360"/>
+        <w:rPr>
+          <w:rFonts w:ascii="Times" w:cs="Times" w:eastAsia="Times" w:hAnsi="Times"/>
+          <w:sz w:val="24"/>
+          <w:szCs w:val="24"/>
+        </w:rPr>
+      </w:pPr>
+      <w:r>
+        <w:rPr>
+          <w:rFonts w:ascii="Times" w:cs="Times" w:eastAsia="Times" w:hAnsi="Times"/>
+          <w:sz w:val="24"/>
+          <w:szCs w:val="24"/>
+          <w:rtl w:val="0"/>
+        </w:rPr>
+        <w:t xml:space="preserve">Ask Claude how to add mcp servers, recommended mcp servers for both dev and vault repos</w:t>
+      </w:r>
+    </w:p>
+    <w:p>
+      <w:pPr>
+        <w:keepNext w:val="1"/>
+        <w:keepLines w:val="1"/>
+        <w:numPr>
+          <w:ilvl w:val="0"/>
+          <w:numId w:val="39"/>
+        </w:numPr>
+        <w:spacing w:after="0" w:afterAutospacing="0" w:before="0" w:beforeAutospacing="0" w:lineRule="auto"/>
+        <w:ind w:left="720" w:hanging="360"/>
+        <w:rPr>
+          <w:rFonts w:ascii="Times" w:cs="Times" w:eastAsia="Times" w:hAnsi="Times"/>
+          <w:sz w:val="24"/>
+          <w:szCs w:val="24"/>
+        </w:rPr>
+      </w:pPr>
+      <w:r>
+        <w:rPr>
+          <w:rFonts w:ascii="Times" w:cs="Times" w:eastAsia="Times" w:hAnsi="Times"/>
+          <w:sz w:val="24"/>
+          <w:szCs w:val="24"/>
+          <w:rtl w:val="0"/>
+        </w:rPr>
+        <w:t xml:space="preserve">Determine what dependencies or number or files that will be touched when we overhaul booking queue status field to unconfirmed &gt; confirmed &gt; completed/cancelled/no-show</w:t>
+      </w:r>
+    </w:p>
+    <w:p>
+      <w:pPr>
+        <w:keepNext w:val="1"/>
+        <w:keepLines w:val="1"/>
+        <w:numPr>
+          <w:ilvl w:val="0"/>
+          <w:numId w:val="39"/>
+        </w:numPr>
+        <w:spacing w:after="0" w:afterAutospacing="0" w:before="0" w:beforeAutospacing="0" w:lineRule="auto"/>
+        <w:ind w:left="720" w:hanging="360"/>
+        <w:rPr>
+          <w:rFonts w:ascii="Times" w:cs="Times" w:eastAsia="Times" w:hAnsi="Times"/>
+          <w:sz w:val="24"/>
+          <w:szCs w:val="24"/>
+        </w:rPr>
+      </w:pPr>
+      <w:r>
+        <w:rPr>
+          <w:rFonts w:ascii="Times" w:cs="Times" w:eastAsia="Times" w:hAnsi="Times"/>
+          <w:sz w:val="24"/>
+          <w:szCs w:val="24"/>
+          <w:rtl w:val="0"/>
+        </w:rPr>
+        <w:t xml:space="preserve">At booking process &gt; payment step, allow customers/receptionist to choose whether to pay in full or downpayment when doing online bookings</w:t>
+      </w:r>
+    </w:p>
+    <w:p>
+      <w:pPr>
+        <w:keepNext w:val="1"/>
+        <w:keepLines w:val="1"/>
+        <w:numPr>
+          <w:ilvl w:val="0"/>
+          <w:numId w:val="39"/>
         </w:numPr>
         <w:spacing w:after="240" w:before="0" w:beforeAutospacing="0" w:lineRule="auto"/>
-        <w:ind w:left="1440" w:hanging="360"/>
+        <w:ind w:left="720" w:hanging="360"/>
         <w:rPr>
           <w:rFonts w:ascii="Times" w:cs="Times" w:eastAsia="Times" w:hAnsi="Times"/>
           <w:sz w:val="24"/>
@@ -2635,7 +3773,7 @@
           <w:szCs w:val="24"/>
           <w:rtl w:val="0"/>
         </w:rPr>
-        <w:t xml:space="preserve">Available in the monthly schedule UI</w:t>
+        <w:t xml:space="preserve">Confirm whether each payments queue row is linked to a transactions table, that is either downpayment, remaining balance payment or full payment</w:t>
       </w:r>
     </w:p>
     <w:p>
@@ -2668,7 +3806,7 @@
           <w:pgNumType w:start="1"/>
         </w:sectPr>
       </w:pPr>
-      <w:bookmarkStart w:colFirst="0" w:colLast="0" w:name="_59syje7ckxgi" w:id="3"/>
+      <w:bookmarkStart w:colFirst="0" w:colLast="0" w:name="_66ko5zdkvqmg" w:id="3"/>
       <w:bookmarkEnd w:id="3"/>
       <w:r>
         <w:rPr>
@@ -2701,7 +3839,7 @@
         <w:keepLines w:val="1"/>
         <w:numPr>
           <w:ilvl w:val="0"/>
-          <w:numId w:val="34"/>
+          <w:numId w:val="37"/>
         </w:numPr>
         <w:spacing w:after="0" w:afterAutospacing="0" w:before="240" w:lineRule="auto"/>
         <w:ind w:left="720" w:hanging="360"/>
@@ -2727,7 +3865,7 @@
         <w:keepLines w:val="1"/>
         <w:numPr>
           <w:ilvl w:val="1"/>
-          <w:numId w:val="34"/>
+          <w:numId w:val="37"/>
         </w:numPr>
         <w:spacing w:after="0" w:afterAutospacing="0" w:before="0" w:beforeAutospacing="0" w:lineRule="auto"/>
         <w:ind w:left="1440" w:hanging="360"/>
@@ -2753,7 +3891,7 @@
         <w:keepLines w:val="1"/>
         <w:numPr>
           <w:ilvl w:val="1"/>
-          <w:numId w:val="34"/>
+          <w:numId w:val="37"/>
         </w:numPr>
         <w:spacing w:after="0" w:afterAutospacing="0" w:before="0" w:beforeAutospacing="0" w:lineRule="auto"/>
         <w:ind w:left="1440" w:hanging="360"/>
@@ -2779,7 +3917,7 @@
         <w:keepLines w:val="1"/>
         <w:numPr>
           <w:ilvl w:val="1"/>
-          <w:numId w:val="34"/>
+          <w:numId w:val="37"/>
         </w:numPr>
         <w:spacing w:after="0" w:afterAutospacing="0" w:before="0" w:beforeAutospacing="0" w:lineRule="auto"/>
         <w:ind w:left="1440" w:hanging="360"/>
@@ -2805,7 +3943,7 @@
         <w:keepLines w:val="1"/>
         <w:numPr>
           <w:ilvl w:val="1"/>
-          <w:numId w:val="34"/>
+          <w:numId w:val="37"/>
         </w:numPr>
         <w:spacing w:after="0" w:afterAutospacing="0" w:before="0" w:beforeAutospacing="0" w:lineRule="auto"/>
         <w:ind w:left="1440" w:hanging="360"/>
@@ -2831,7 +3969,7 @@
         <w:keepLines w:val="1"/>
         <w:numPr>
           <w:ilvl w:val="1"/>
-          <w:numId w:val="34"/>
+          <w:numId w:val="37"/>
         </w:numPr>
         <w:spacing w:after="0" w:afterAutospacing="0" w:before="0" w:beforeAutospacing="0" w:lineRule="auto"/>
         <w:ind w:left="1440" w:hanging="360"/>
@@ -2857,7 +3995,7 @@
         <w:keepLines w:val="1"/>
         <w:numPr>
           <w:ilvl w:val="0"/>
-          <w:numId w:val="34"/>
+          <w:numId w:val="37"/>
         </w:numPr>
         <w:spacing w:after="0" w:afterAutospacing="0" w:before="0" w:beforeAutospacing="0" w:lineRule="auto"/>
         <w:ind w:left="720" w:hanging="360"/>
@@ -2868,14 +4006,91 @@
         </w:rPr>
       </w:pPr>
       <w:r>
-        <w:pict>
-          <v:rect style="width:0.0pt;height:1.5pt" o:hr="t" o:hrstd="t" o:hralign="center" fillcolor="#A0A0A0" stroked="f"/>
-        </w:pict>
-      </w:r>
-      <w:r>
-        <w:rPr>
-          <w:rtl w:val="0"/>
-        </w:rPr>
+        <w:rPr>
+          <w:rFonts w:ascii="Times" w:cs="Times" w:eastAsia="Times" w:hAnsi="Times"/>
+          <w:sz w:val="24"/>
+          <w:szCs w:val="24"/>
+          <w:rtl w:val="0"/>
+        </w:rPr>
+        <w:t xml:space="preserve">Change Resend to Brevo in code</w:t>
+      </w:r>
+    </w:p>
+    <w:p>
+      <w:pPr>
+        <w:keepNext w:val="1"/>
+        <w:keepLines w:val="1"/>
+        <w:numPr>
+          <w:ilvl w:val="1"/>
+          <w:numId w:val="37"/>
+        </w:numPr>
+        <w:spacing w:after="0" w:afterAutospacing="0" w:before="0" w:beforeAutospacing="0" w:lineRule="auto"/>
+        <w:ind w:left="1440" w:hanging="360"/>
+        <w:rPr>
+          <w:rFonts w:ascii="Times" w:cs="Times" w:eastAsia="Times" w:hAnsi="Times"/>
+          <w:sz w:val="24"/>
+          <w:szCs w:val="24"/>
+        </w:rPr>
+      </w:pPr>
+      <w:r>
+        <w:rPr>
+          <w:rFonts w:ascii="Times" w:cs="Times" w:eastAsia="Times" w:hAnsi="Times"/>
+          <w:sz w:val="24"/>
+          <w:szCs w:val="24"/>
+          <w:rtl w:val="0"/>
+        </w:rPr>
+        <w:t xml:space="preserve">Free email</w:t>
+      </w:r>
+    </w:p>
+    <w:p>
+      <w:pPr>
+        <w:keepNext w:val="1"/>
+        <w:keepLines w:val="1"/>
+        <w:numPr>
+          <w:ilvl w:val="1"/>
+          <w:numId w:val="37"/>
+        </w:numPr>
+        <w:spacing w:after="0" w:afterAutospacing="0" w:before="0" w:beforeAutospacing="0" w:lineRule="auto"/>
+        <w:ind w:left="1440" w:hanging="360"/>
+        <w:rPr>
+          <w:rFonts w:ascii="Times" w:cs="Times" w:eastAsia="Times" w:hAnsi="Times"/>
+          <w:sz w:val="24"/>
+          <w:szCs w:val="24"/>
+        </w:rPr>
+      </w:pPr>
+      <w:r>
+        <w:rPr>
+          <w:rFonts w:ascii="Times" w:cs="Times" w:eastAsia="Times" w:hAnsi="Times"/>
+          <w:sz w:val="24"/>
+          <w:szCs w:val="24"/>
+          <w:rtl w:val="0"/>
+        </w:rPr>
+        <w:t xml:space="preserve">No need for domain</w:t>
+      </w:r>
+    </w:p>
+    <w:p>
+      <w:pPr>
+        <w:keepNext w:val="1"/>
+        <w:keepLines w:val="1"/>
+        <w:numPr>
+          <w:ilvl w:val="1"/>
+          <w:numId w:val="37"/>
+        </w:numPr>
+        <w:spacing w:after="0" w:afterAutospacing="0" w:before="0" w:beforeAutospacing="0" w:lineRule="auto"/>
+        <w:ind w:left="1440" w:hanging="360"/>
+        <w:rPr>
+          <w:rFonts w:ascii="Times" w:cs="Times" w:eastAsia="Times" w:hAnsi="Times"/>
+          <w:sz w:val="24"/>
+          <w:szCs w:val="24"/>
+        </w:rPr>
+      </w:pPr>
+      <w:r>
+        <w:rPr>
+          <w:rFonts w:ascii="Times" w:cs="Times" w:eastAsia="Times" w:hAnsi="Times"/>
+          <w:sz w:val="24"/>
+          <w:szCs w:val="24"/>
+          <w:rtl w:val="0"/>
+        </w:rPr>
+        <w:t xml:space="preserve">create document in claude on how to setup step by step</w:t>
       </w:r>
     </w:p>
     <w:p>
@@ -2884,7 +4099,7 @@
         <w:keepLines w:val="1"/>
         <w:numPr>
           <w:ilvl w:val="0"/>
-          <w:numId w:val="34"/>
+          <w:numId w:val="37"/>
         </w:numPr>
         <w:spacing w:after="0" w:afterAutospacing="0" w:before="0" w:beforeAutospacing="0" w:lineRule="auto"/>
         <w:ind w:left="720" w:hanging="360"/>
@@ -2901,7 +4116,33 @@
           <w:szCs w:val="24"/>
           <w:rtl w:val="0"/>
         </w:rPr>
-        <w:t xml:space="preserve">Fix facebook signup</w:t>
+        <w:t xml:space="preserve">Try ollama integration in the system</w:t>
+      </w:r>
+    </w:p>
+    <w:p>
+      <w:pPr>
+        <w:keepNext w:val="1"/>
+        <w:keepLines w:val="1"/>
+        <w:numPr>
+          <w:ilvl w:val="0"/>
+          <w:numId w:val="37"/>
+        </w:numPr>
+        <w:spacing w:after="0" w:afterAutospacing="0" w:before="0" w:beforeAutospacing="0" w:lineRule="auto"/>
+        <w:ind w:left="720" w:hanging="360"/>
+        <w:rPr>
+          <w:rFonts w:ascii="Times" w:cs="Times" w:eastAsia="Times" w:hAnsi="Times"/>
+          <w:sz w:val="24"/>
+          <w:szCs w:val="24"/>
+        </w:rPr>
+      </w:pPr>
+      <w:r>
+        <w:rPr>
+          <w:rFonts w:ascii="Times" w:cs="Times" w:eastAsia="Times" w:hAnsi="Times"/>
+          <w:sz w:val="24"/>
+          <w:szCs w:val="24"/>
+          <w:rtl w:val="0"/>
+        </w:rPr>
+        <w:t xml:space="preserve">Add on screen tutorials for customer and each staff role</w:t>
       </w:r>
     </w:p>
     <w:p>
@@ -2910,7 +4151,7 @@
         <w:keepLines w:val="1"/>
         <w:numPr>
           <w:ilvl w:val="1"/>
-          <w:numId w:val="34"/>
+          <w:numId w:val="37"/>
         </w:numPr>
         <w:spacing w:after="0" w:afterAutospacing="0" w:before="0" w:beforeAutospacing="0" w:lineRule="auto"/>
         <w:ind w:left="1440" w:hanging="360"/>
@@ -2927,60 +4168,7 @@
           <w:szCs w:val="24"/>
           <w:rtl w:val="0"/>
         </w:rPr>
-        <w:t xml:space="preserve">Test in mom’s or james email</w:t>
-      </w:r>
-    </w:p>
-    <w:p>
-      <w:pPr>
-        <w:keepNext w:val="1"/>
-        <w:keepLines w:val="1"/>
-        <w:numPr>
-          <w:ilvl w:val="0"/>
-          <w:numId w:val="34"/>
-        </w:numPr>
-        <w:spacing w:after="0" w:afterAutospacing="0" w:before="0" w:beforeAutospacing="0" w:lineRule="auto"/>
-        <w:ind w:left="720" w:hanging="360"/>
-        <w:rPr>
-          <w:rFonts w:ascii="Times" w:cs="Times" w:eastAsia="Times" w:hAnsi="Times"/>
-          <w:sz w:val="24"/>
-          <w:szCs w:val="24"/>
-        </w:rPr>
-      </w:pPr>
-      <w:r>
-        <w:pict>
-          <v:rect style="width:0.0pt;height:1.5pt" o:hr="t" o:hrstd="t" o:hralign="center" fillcolor="#A0A0A0" stroked="f"/>
-        </w:pict>
-      </w:r>
-      <w:r>
-        <w:rPr>
-          <w:rtl w:val="0"/>
-        </w:rPr>
-      </w:r>
-    </w:p>
-    <w:p>
-      <w:pPr>
-        <w:keepNext w:val="1"/>
-        <w:keepLines w:val="1"/>
-        <w:numPr>
-          <w:ilvl w:val="0"/>
-          <w:numId w:val="34"/>
-        </w:numPr>
-        <w:spacing w:after="0" w:afterAutospacing="0" w:before="0" w:beforeAutospacing="0" w:lineRule="auto"/>
-        <w:ind w:left="720" w:hanging="360"/>
-        <w:rPr>
-          <w:rFonts w:ascii="Times" w:cs="Times" w:eastAsia="Times" w:hAnsi="Times"/>
-          <w:sz w:val="24"/>
-          <w:szCs w:val="24"/>
-        </w:rPr>
-      </w:pPr>
-      <w:r>
-        <w:rPr>
-          <w:rFonts w:ascii="Times" w:cs="Times" w:eastAsia="Times" w:hAnsi="Times"/>
-          <w:sz w:val="24"/>
-          <w:szCs w:val="24"/>
-          <w:rtl w:val="0"/>
-        </w:rPr>
-        <w:t xml:space="preserve">Change Resend to Brevo in code</w:t>
+        <w:t xml:space="preserve">Should dim entire screen except for next step UI</w:t>
       </w:r>
     </w:p>
     <w:p>
@@ -2989,7 +4177,7 @@
         <w:keepLines w:val="1"/>
         <w:numPr>
           <w:ilvl w:val="1"/>
-          <w:numId w:val="34"/>
+          <w:numId w:val="37"/>
         </w:numPr>
         <w:spacing w:after="0" w:afterAutospacing="0" w:before="0" w:beforeAutospacing="0" w:lineRule="auto"/>
         <w:ind w:left="1440" w:hanging="360"/>
@@ -3006,7 +4194,7 @@
           <w:szCs w:val="24"/>
           <w:rtl w:val="0"/>
         </w:rPr>
-        <w:t xml:space="preserve">Free email</w:t>
+        <w:t xml:space="preserve">Next, Previous and Skip buttons</w:t>
       </w:r>
     </w:p>
     <w:p>
@@ -3015,216 +4203,7 @@
         <w:keepLines w:val="1"/>
         <w:numPr>
           <w:ilvl w:val="1"/>
-          <w:numId w:val="34"/>
-        </w:numPr>
-        <w:spacing w:after="0" w:afterAutospacing="0" w:before="0" w:beforeAutospacing="0" w:lineRule="auto"/>
-        <w:ind w:left="1440" w:hanging="360"/>
-        <w:rPr>
-          <w:rFonts w:ascii="Times" w:cs="Times" w:eastAsia="Times" w:hAnsi="Times"/>
-          <w:sz w:val="24"/>
-          <w:szCs w:val="24"/>
-        </w:rPr>
-      </w:pPr>
-      <w:r>
-        <w:rPr>
-          <w:rFonts w:ascii="Times" w:cs="Times" w:eastAsia="Times" w:hAnsi="Times"/>
-          <w:sz w:val="24"/>
-          <w:szCs w:val="24"/>
-          <w:rtl w:val="0"/>
-        </w:rPr>
-        <w:t xml:space="preserve">No need for domain</w:t>
-      </w:r>
-    </w:p>
-    <w:p>
-      <w:pPr>
-        <w:keepNext w:val="1"/>
-        <w:keepLines w:val="1"/>
-        <w:numPr>
-          <w:ilvl w:val="1"/>
-          <w:numId w:val="34"/>
-        </w:numPr>
-        <w:spacing w:after="0" w:afterAutospacing="0" w:before="0" w:beforeAutospacing="0" w:lineRule="auto"/>
-        <w:ind w:left="1440" w:hanging="360"/>
-        <w:rPr>
-          <w:rFonts w:ascii="Times" w:cs="Times" w:eastAsia="Times" w:hAnsi="Times"/>
-          <w:sz w:val="24"/>
-          <w:szCs w:val="24"/>
-        </w:rPr>
-      </w:pPr>
-      <w:r>
-        <w:rPr>
-          <w:rFonts w:ascii="Times" w:cs="Times" w:eastAsia="Times" w:hAnsi="Times"/>
-          <w:sz w:val="24"/>
-          <w:szCs w:val="24"/>
-          <w:rtl w:val="0"/>
-        </w:rPr>
-        <w:t xml:space="preserve">create document in claude on how to setup step by step</w:t>
-      </w:r>
-    </w:p>
-    <w:p>
-      <w:pPr>
-        <w:keepNext w:val="1"/>
-        <w:keepLines w:val="1"/>
-        <w:numPr>
-          <w:ilvl w:val="0"/>
-          <w:numId w:val="34"/>
-        </w:numPr>
-        <w:spacing w:after="0" w:afterAutospacing="0" w:before="0" w:beforeAutospacing="0" w:lineRule="auto"/>
-        <w:ind w:left="720" w:hanging="360"/>
-        <w:rPr>
-          <w:rFonts w:ascii="Times" w:cs="Times" w:eastAsia="Times" w:hAnsi="Times"/>
-          <w:sz w:val="24"/>
-          <w:szCs w:val="24"/>
-        </w:rPr>
-      </w:pPr>
-      <w:r>
-        <w:pict>
-          <v:rect style="width:0.0pt;height:1.5pt" o:hr="t" o:hrstd="t" o:hralign="center" fillcolor="#A0A0A0" stroked="f"/>
-        </w:pict>
-      </w:r>
-      <w:r>
-        <w:rPr>
-          <w:rtl w:val="0"/>
-        </w:rPr>
-      </w:r>
-    </w:p>
-    <w:p>
-      <w:pPr>
-        <w:keepNext w:val="1"/>
-        <w:keepLines w:val="1"/>
-        <w:numPr>
-          <w:ilvl w:val="0"/>
-          <w:numId w:val="34"/>
-        </w:numPr>
-        <w:spacing w:after="0" w:afterAutospacing="0" w:before="0" w:beforeAutospacing="0" w:lineRule="auto"/>
-        <w:ind w:left="720" w:hanging="360"/>
-        <w:rPr>
-          <w:rFonts w:ascii="Times" w:cs="Times" w:eastAsia="Times" w:hAnsi="Times"/>
-          <w:sz w:val="24"/>
-          <w:szCs w:val="24"/>
-        </w:rPr>
-      </w:pPr>
-      <w:r>
-        <w:rPr>
-          <w:rFonts w:ascii="Times" w:cs="Times" w:eastAsia="Times" w:hAnsi="Times"/>
-          <w:sz w:val="24"/>
-          <w:szCs w:val="24"/>
-          <w:rtl w:val="0"/>
-        </w:rPr>
-        <w:t xml:space="preserve">Try ollama integration in the system</w:t>
-      </w:r>
-    </w:p>
-    <w:p>
-      <w:pPr>
-        <w:keepNext w:val="1"/>
-        <w:keepLines w:val="1"/>
-        <w:numPr>
-          <w:ilvl w:val="0"/>
-          <w:numId w:val="34"/>
-        </w:numPr>
-        <w:spacing w:after="0" w:afterAutospacing="0" w:before="0" w:beforeAutospacing="0" w:lineRule="auto"/>
-        <w:ind w:left="720" w:hanging="360"/>
-        <w:rPr>
-          <w:rFonts w:ascii="Times" w:cs="Times" w:eastAsia="Times" w:hAnsi="Times"/>
-          <w:sz w:val="24"/>
-          <w:szCs w:val="24"/>
-        </w:rPr>
-      </w:pPr>
-      <w:r>
-        <w:rPr>
-          <w:rFonts w:ascii="Times" w:cs="Times" w:eastAsia="Times" w:hAnsi="Times"/>
-          <w:sz w:val="24"/>
-          <w:szCs w:val="24"/>
-          <w:rtl w:val="0"/>
-        </w:rPr>
-        <w:t xml:space="preserve">Add on screen tutorials for customer and each staff role</w:t>
-      </w:r>
-    </w:p>
-    <w:p>
-      <w:pPr>
-        <w:keepNext w:val="1"/>
-        <w:keepLines w:val="1"/>
-        <w:numPr>
-          <w:ilvl w:val="1"/>
-          <w:numId w:val="34"/>
-        </w:numPr>
-        <w:spacing w:after="0" w:afterAutospacing="0" w:before="0" w:beforeAutospacing="0" w:lineRule="auto"/>
-        <w:ind w:left="1440" w:hanging="360"/>
-        <w:rPr>
-          <w:rFonts w:ascii="Times" w:cs="Times" w:eastAsia="Times" w:hAnsi="Times"/>
-          <w:sz w:val="24"/>
-          <w:szCs w:val="24"/>
-        </w:rPr>
-      </w:pPr>
-      <w:r>
-        <w:rPr>
-          <w:rFonts w:ascii="Times" w:cs="Times" w:eastAsia="Times" w:hAnsi="Times"/>
-          <w:sz w:val="24"/>
-          <w:szCs w:val="24"/>
-          <w:rtl w:val="0"/>
-        </w:rPr>
-        <w:t xml:space="preserve">Should dim entire screen except for next step UI</w:t>
-      </w:r>
-    </w:p>
-    <w:p>
-      <w:pPr>
-        <w:keepNext w:val="1"/>
-        <w:keepLines w:val="1"/>
-        <w:numPr>
-          <w:ilvl w:val="1"/>
-          <w:numId w:val="34"/>
-        </w:numPr>
-        <w:spacing w:after="0" w:afterAutospacing="0" w:before="0" w:beforeAutospacing="0" w:lineRule="auto"/>
-        <w:ind w:left="1440" w:hanging="360"/>
-        <w:rPr>
-          <w:rFonts w:ascii="Times" w:cs="Times" w:eastAsia="Times" w:hAnsi="Times"/>
-          <w:sz w:val="24"/>
-          <w:szCs w:val="24"/>
-        </w:rPr>
-      </w:pPr>
-      <w:r>
-        <w:rPr>
-          <w:rFonts w:ascii="Times" w:cs="Times" w:eastAsia="Times" w:hAnsi="Times"/>
-          <w:sz w:val="24"/>
-          <w:szCs w:val="24"/>
-          <w:rtl w:val="0"/>
-        </w:rPr>
-        <w:t xml:space="preserve">Next, Previous and Skip buttons</w:t>
-      </w:r>
-    </w:p>
-    <w:p>
-      <w:pPr>
-        <w:keepNext w:val="1"/>
-        <w:keepLines w:val="1"/>
-        <w:numPr>
-          <w:ilvl w:val="1"/>
-          <w:numId w:val="34"/>
-        </w:numPr>
-        <w:spacing w:after="0" w:afterAutospacing="0" w:before="0" w:beforeAutospacing="0" w:lineRule="auto"/>
-        <w:ind w:left="1440" w:hanging="360"/>
-        <w:rPr>
-          <w:rFonts w:ascii="Times" w:cs="Times" w:eastAsia="Times" w:hAnsi="Times"/>
-          <w:sz w:val="24"/>
-          <w:szCs w:val="24"/>
-        </w:rPr>
-      </w:pPr>
-      <w:r>
-        <w:rPr>
-          <w:rFonts w:ascii="Times" w:cs="Times" w:eastAsia="Times" w:hAnsi="Times"/>
-          <w:sz w:val="24"/>
-          <w:szCs w:val="24"/>
-          <w:rtl w:val="0"/>
-        </w:rPr>
-        <w:t xml:space="preserve">Can be activated again by interacting with a floating dog mascot (from landing page)</w:t>
-      </w:r>
-    </w:p>
-    <w:p>
-      <w:pPr>
-        <w:keepNext w:val="1"/>
-        <w:keepLines w:val="1"/>
-        <w:numPr>
-          <w:ilvl w:val="1"/>
-          <w:numId w:val="34"/>
+          <w:numId w:val="37"/>
         </w:numPr>
         <w:spacing w:after="240" w:before="0" w:beforeAutospacing="0" w:lineRule="auto"/>
         <w:ind w:left="1440" w:hanging="360"/>
@@ -3242,8 +4221,12 @@
       </w:pPr>
       <w:r>
         <w:rPr>
-          <w:rtl w:val="0"/>
-        </w:rPr>
+          <w:rFonts w:ascii="Times" w:cs="Times" w:eastAsia="Times" w:hAnsi="Times"/>
+          <w:sz w:val="24"/>
+          <w:szCs w:val="24"/>
+          <w:rtl w:val="0"/>
+        </w:rPr>
+        <w:t xml:space="preserve">Can be activated again by interacting with a floating dog mascot (from landing page)</w:t>
       </w:r>
     </w:p>
     <w:p>
@@ -3276,7 +4259,7 @@
           <w:pgNumType w:start="1"/>
         </w:sectPr>
       </w:pPr>
-      <w:bookmarkStart w:colFirst="0" w:colLast="0" w:name="_xf672d4kn9kv" w:id="4"/>
+      <w:bookmarkStart w:colFirst="0" w:colLast="0" w:name="_emz70zwxabre" w:id="4"/>
       <w:bookmarkEnd w:id="4"/>
       <w:r>
         <w:rPr>
@@ -4070,7 +5053,7 @@
       <w:pPr>
         <w:numPr>
           <w:ilvl w:val="0"/>
-          <w:numId w:val="7"/>
+          <w:numId w:val="9"/>
         </w:numPr>
         <w:spacing w:after="0" w:afterAutospacing="0" w:line="240" w:lineRule="auto"/>
         <w:ind w:left="720" w:hanging="360"/>
@@ -4084,6 +5067,381 @@
           <w:rtl w:val="0"/>
         </w:rPr>
         <w:t xml:space="preserve">Coordinate with the business owner (Sir Mike) to complete PayMongo's Business Verification / KYC requirements before continuing integration work.</w:t>
+      </w:r>
+    </w:p>
+    <w:p>
+      <w:pPr>
+        <w:numPr>
+          <w:ilvl w:val="0"/>
+          <w:numId w:val="9"/>
+        </w:numPr>
+        <w:spacing w:after="0" w:afterAutospacing="0" w:line="240" w:lineRule="auto"/>
+        <w:ind w:left="720" w:hanging="360"/>
+        <w:rPr>
+          <w:rFonts w:ascii="Calibri" w:cs="Calibri" w:eastAsia="Calibri" w:hAnsi="Calibri"/>
+        </w:rPr>
+      </w:pPr>
+      <w:r>
+        <w:rPr>
+          <w:rFonts w:ascii="Calibri" w:cs="Calibri" w:eastAsia="Calibri" w:hAnsi="Calibri"/>
+          <w:rtl w:val="0"/>
+        </w:rPr>
+        <w:t xml:space="preserve">Prepare and store the required verification documents (business permit, IDs, etc.) in the shared Google Drive per PayMongo's checklist.</w:t>
+      </w:r>
+    </w:p>
+    <w:p>
+      <w:pPr>
+        <w:numPr>
+          <w:ilvl w:val="0"/>
+          <w:numId w:val="9"/>
+        </w:numPr>
+        <w:spacing w:after="60" w:line="240" w:lineRule="auto"/>
+        <w:ind w:left="720" w:hanging="360"/>
+        <w:rPr>
+          <w:rFonts w:ascii="Calibri" w:cs="Calibri" w:eastAsia="Calibri" w:hAnsi="Calibri"/>
+        </w:rPr>
+      </w:pPr>
+      <w:r>
+        <w:rPr>
+          <w:rFonts w:ascii="Calibri" w:cs="Calibri" w:eastAsia="Calibri" w:hAnsi="Calibri"/>
+          <w:rtl w:val="0"/>
+        </w:rPr>
+        <w:t xml:space="preserve">Define a fallback plan/scope in case business verification is denied or delayed (e.g., cash-only or manual payment recording as an interim option).</w:t>
+      </w:r>
+    </w:p>
+    <w:p>
+      <w:pPr>
+        <w:spacing w:after="80" w:before="240" w:line="240" w:lineRule="auto"/>
+        <w:rPr>
+          <w:rFonts w:ascii="Calibri" w:cs="Calibri" w:eastAsia="Calibri" w:hAnsi="Calibri"/>
+        </w:rPr>
+      </w:pPr>
+      <w:r>
+        <w:rPr>
+          <w:rFonts w:ascii="Calibri" w:cs="Calibri" w:eastAsia="Calibri" w:hAnsi="Calibri"/>
+          <w:b w:val="1"/>
+          <w:bCs w:val="1"/>
+          <w:rtl w:val="0"/>
+        </w:rPr>
+        <w:t xml:space="preserve">On Facebook Login (Meta OAuth):</w:t>
+      </w:r>
+      <w:r>
+        <w:rPr>
+          <w:rtl w:val="0"/>
+        </w:rPr>
+      </w:r>
+    </w:p>
+    <w:p>
+      <w:pPr>
+        <w:numPr>
+          <w:ilvl w:val="0"/>
+          <w:numId w:val="10"/>
+        </w:numPr>
+        <w:spacing w:after="0" w:afterAutospacing="0" w:line="240" w:lineRule="auto"/>
+        <w:ind w:left="720" w:hanging="360"/>
+        <w:rPr>
+          <w:rFonts w:ascii="Calibri" w:cs="Calibri" w:eastAsia="Calibri" w:hAnsi="Calibri"/>
+        </w:rPr>
+      </w:pPr>
+      <w:r>
+        <w:rPr>
+          <w:rFonts w:ascii="Calibri" w:cs="Calibri" w:eastAsia="Calibri" w:hAnsi="Calibri"/>
+          <w:rtl w:val="0"/>
+        </w:rPr>
+        <w:t xml:space="preserve">Confirm with the business owner whether pursuing Meta Business Verification for Facebook Login is worth the added compliance overhead.</w:t>
+      </w:r>
+    </w:p>
+    <w:p>
+      <w:pPr>
+        <w:numPr>
+          <w:ilvl w:val="0"/>
+          <w:numId w:val="10"/>
+        </w:numPr>
+        <w:spacing w:after="60" w:line="240" w:lineRule="auto"/>
+        <w:ind w:left="720" w:hanging="360"/>
+        <w:rPr>
+          <w:rFonts w:ascii="Calibri" w:cs="Calibri" w:eastAsia="Calibri" w:hAnsi="Calibri"/>
+        </w:rPr>
+      </w:pPr>
+      <w:r>
+        <w:rPr>
+          <w:rFonts w:ascii="Calibri" w:cs="Calibri" w:eastAsia="Calibri" w:hAnsi="Calibri"/>
+          <w:rtl w:val="0"/>
+        </w:rPr>
+        <w:t xml:space="preserve">If deprioritized, update the proposal/scope documentation to reflect Google/Gmail OAuth as the primary third-party login method, with Facebook as optional/future work.</w:t>
+      </w:r>
+    </w:p>
+    <w:p>
+      <w:pPr>
+        <w:spacing w:after="80" w:before="240" w:line="240" w:lineRule="auto"/>
+        <w:rPr>
+          <w:rFonts w:ascii="Calibri" w:cs="Calibri" w:eastAsia="Calibri" w:hAnsi="Calibri"/>
+        </w:rPr>
+      </w:pPr>
+      <w:r>
+        <w:rPr>
+          <w:rFonts w:ascii="Calibri" w:cs="Calibri" w:eastAsia="Calibri" w:hAnsi="Calibri"/>
+          <w:b w:val="1"/>
+          <w:bCs w:val="1"/>
+          <w:rtl w:val="0"/>
+        </w:rPr>
+        <w:t xml:space="preserve">On admin settings → down payment configuration:</w:t>
+      </w:r>
+      <w:r>
+        <w:rPr>
+          <w:rtl w:val="0"/>
+        </w:rPr>
+      </w:r>
+    </w:p>
+    <w:p>
+      <w:pPr>
+        <w:numPr>
+          <w:ilvl w:val="0"/>
+          <w:numId w:val="23"/>
+        </w:numPr>
+        <w:spacing w:after="0" w:afterAutospacing="0" w:line="240" w:lineRule="auto"/>
+        <w:ind w:left="720" w:hanging="360"/>
+        <w:rPr>
+          <w:rFonts w:ascii="Calibri" w:cs="Calibri" w:eastAsia="Calibri" w:hAnsi="Calibri"/>
+        </w:rPr>
+      </w:pPr>
+      <w:r>
+        <w:rPr>
+          <w:rFonts w:ascii="Calibri" w:cs="Calibri" w:eastAsia="Calibri" w:hAnsi="Calibri"/>
+          <w:strike w:val="1"/>
+          <w:rtl w:val="0"/>
+        </w:rPr>
+        <w:t xml:space="preserve">Move the down payment toggle/config so it applies per transaction (all online bookings/services), not per individual service.</w:t>
+      </w:r>
+    </w:p>
+    <w:p>
+      <w:pPr>
+        <w:numPr>
+          <w:ilvl w:val="0"/>
+          <w:numId w:val="23"/>
+        </w:numPr>
+        <w:spacing w:after="60" w:line="240" w:lineRule="auto"/>
+        <w:ind w:left="720" w:hanging="360"/>
+        <w:rPr>
+          <w:rFonts w:ascii="Calibri" w:cs="Calibri" w:eastAsia="Calibri" w:hAnsi="Calibri"/>
+        </w:rPr>
+      </w:pPr>
+      <w:r>
+        <w:rPr>
+          <w:rFonts w:ascii="Calibri" w:cs="Calibri" w:eastAsia="Calibri" w:hAnsi="Calibri"/>
+          <w:rtl w:val="0"/>
+        </w:rPr>
+        <w:t xml:space="preserve">Re-test down payment enforcement across grooming, hotel, daycare, and vet booking types after the fix.</w:t>
+      </w:r>
+    </w:p>
+    <w:p>
+      <w:pPr>
+        <w:spacing w:after="80" w:before="240" w:line="240" w:lineRule="auto"/>
+        <w:rPr>
+          <w:rFonts w:ascii="Calibri" w:cs="Calibri" w:eastAsia="Calibri" w:hAnsi="Calibri"/>
+        </w:rPr>
+      </w:pPr>
+      <w:r>
+        <w:rPr>
+          <w:rFonts w:ascii="Calibri" w:cs="Calibri" w:eastAsia="Calibri" w:hAnsi="Calibri"/>
+          <w:b w:val="1"/>
+          <w:bCs w:val="1"/>
+          <w:rtl w:val="0"/>
+        </w:rPr>
+        <w:t xml:space="preserve">On staff/customer reschedule flow:</w:t>
+      </w:r>
+      <w:r>
+        <w:rPr>
+          <w:rtl w:val="0"/>
+        </w:rPr>
+      </w:r>
+    </w:p>
+    <w:p>
+      <w:pPr>
+        <w:numPr>
+          <w:ilvl w:val="0"/>
+          <w:numId w:val="26"/>
+        </w:numPr>
+        <w:spacing w:after="0" w:afterAutospacing="0" w:line="240" w:lineRule="auto"/>
+        <w:ind w:left="720" w:hanging="360"/>
+        <w:rPr>
+          <w:rFonts w:ascii="Calibri" w:cs="Calibri" w:eastAsia="Calibri" w:hAnsi="Calibri"/>
+        </w:rPr>
+      </w:pPr>
+      <w:r>
+        <w:rPr>
+          <w:rFonts w:ascii="Calibri" w:cs="Calibri" w:eastAsia="Calibri" w:hAnsi="Calibri"/>
+          <w:rtl w:val="0"/>
+        </w:rPr>
+        <w:t xml:space="preserve">Disable date options earlier than the booking's current effective date in the reschedule date picker.</w:t>
+      </w:r>
+    </w:p>
+    <w:p>
+      <w:pPr>
+        <w:numPr>
+          <w:ilvl w:val="0"/>
+          <w:numId w:val="26"/>
+        </w:numPr>
+        <w:spacing w:after="60" w:line="240" w:lineRule="auto"/>
+        <w:ind w:left="720" w:hanging="360"/>
+        <w:rPr>
+          <w:rFonts w:ascii="Calibri" w:cs="Calibri" w:eastAsia="Calibri" w:hAnsi="Calibri"/>
+        </w:rPr>
+      </w:pPr>
+      <w:r>
+        <w:rPr>
+          <w:rFonts w:ascii="Calibri" w:cs="Calibri" w:eastAsia="Calibri" w:hAnsi="Calibri"/>
+          <w:rtl w:val="0"/>
+        </w:rPr>
+        <w:t xml:space="preserve">Add a regression test: after moving a booking to a later date, confirm the previously available earlier dates are no longer selectable.</w:t>
+      </w:r>
+    </w:p>
+    <w:p>
+      <w:pPr>
+        <w:spacing w:after="80" w:before="240" w:line="240" w:lineRule="auto"/>
+        <w:rPr>
+          <w:rFonts w:ascii="Calibri" w:cs="Calibri" w:eastAsia="Calibri" w:hAnsi="Calibri"/>
+        </w:rPr>
+      </w:pPr>
+      <w:r>
+        <w:rPr>
+          <w:rFonts w:ascii="Calibri" w:cs="Calibri" w:eastAsia="Calibri" w:hAnsi="Calibri"/>
+          <w:b w:val="1"/>
+          <w:bCs w:val="1"/>
+          <w:rtl w:val="0"/>
+        </w:rPr>
+        <w:t xml:space="preserve">On multi-day (hotel) booking configuration:</w:t>
+      </w:r>
+      <w:r>
+        <w:rPr>
+          <w:rtl w:val="0"/>
+        </w:rPr>
+      </w:r>
+    </w:p>
+    <w:p>
+      <w:pPr>
+        <w:numPr>
+          <w:ilvl w:val="0"/>
+          <w:numId w:val="42"/>
+        </w:numPr>
+        <w:spacing w:after="0" w:afterAutospacing="0" w:line="240" w:lineRule="auto"/>
+        <w:ind w:left="720" w:hanging="360"/>
+        <w:rPr>
+          <w:rFonts w:ascii="Calibri" w:cs="Calibri" w:eastAsia="Calibri" w:hAnsi="Calibri"/>
+        </w:rPr>
+      </w:pPr>
+      <w:r>
+        <w:rPr>
+          <w:rFonts w:ascii="Calibri" w:cs="Calibri" w:eastAsia="Calibri" w:hAnsi="Calibri"/>
+          <w:strike w:val="1"/>
+          <w:rtl w:val="0"/>
+        </w:rPr>
+        <w:t xml:space="preserve">Investigate and fix the 3-day-minimum (or N-day) booking filter/configuration — verify it correctly applies date ranges instead of appearing to lock/pin schedules.</w:t>
+      </w:r>
+    </w:p>
+    <w:p>
+      <w:pPr>
+        <w:numPr>
+          <w:ilvl w:val="0"/>
+          <w:numId w:val="42"/>
+        </w:numPr>
+        <w:spacing w:after="60" w:line="240" w:lineRule="auto"/>
+        <w:ind w:left="720" w:hanging="360"/>
+        <w:rPr>
+          <w:rFonts w:ascii="Calibri" w:cs="Calibri" w:eastAsia="Calibri" w:hAnsi="Calibri"/>
+        </w:rPr>
+      </w:pPr>
+      <w:r>
+        <w:rPr>
+          <w:rFonts w:ascii="Calibri" w:cs="Calibri" w:eastAsia="Calibri" w:hAnsi="Calibri"/>
+          <w:rtl w:val="0"/>
+        </w:rPr>
+        <w:t xml:space="preserve">Add test cases covering multi-day ranges (e.g., 3 nights, 5 nights) to confirm no unintended schedule locking.</w:t>
+      </w:r>
+    </w:p>
+    <w:p>
+      <w:pPr>
+        <w:spacing w:after="80" w:before="240" w:line="240" w:lineRule="auto"/>
+        <w:rPr>
+          <w:rFonts w:ascii="Calibri" w:cs="Calibri" w:eastAsia="Calibri" w:hAnsi="Calibri"/>
+        </w:rPr>
+      </w:pPr>
+      <w:r>
+        <w:rPr>
+          <w:rFonts w:ascii="Calibri" w:cs="Calibri" w:eastAsia="Calibri" w:hAnsi="Calibri"/>
+          <w:b w:val="1"/>
+          <w:bCs w:val="1"/>
+          <w:rtl w:val="0"/>
+        </w:rPr>
+        <w:t xml:space="preserve">On Book a Service step (customer/staff booking flow):</w:t>
+      </w:r>
+      <w:r>
+        <w:rPr>
+          <w:rtl w:val="0"/>
+        </w:rPr>
+      </w:r>
+    </w:p>
+    <w:p>
+      <w:pPr>
+        <w:numPr>
+          <w:ilvl w:val="0"/>
+          <w:numId w:val="4"/>
+        </w:numPr>
+        <w:spacing w:after="0" w:afterAutospacing="0" w:line="240" w:lineRule="auto"/>
+        <w:ind w:left="720" w:hanging="360"/>
+        <w:rPr>
+          <w:rFonts w:ascii="Calibri" w:cs="Calibri" w:eastAsia="Calibri" w:hAnsi="Calibri"/>
+        </w:rPr>
+      </w:pPr>
+      <w:r>
+        <w:rPr>
+          <w:rFonts w:ascii="Calibri" w:cs="Calibri" w:eastAsia="Calibri" w:hAnsi="Calibri"/>
+          <w:strike w:val="1"/>
+          <w:rtl w:val="0"/>
+        </w:rPr>
+        <w:t xml:space="preserve">Fix the bug preventing a newly created and activated service type from appearing in the service selection list.</w:t>
+      </w:r>
+    </w:p>
+    <w:p>
+      <w:pPr>
+        <w:numPr>
+          <w:ilvl w:val="0"/>
+          <w:numId w:val="4"/>
+        </w:numPr>
+        <w:spacing w:after="60" w:line="240" w:lineRule="auto"/>
+        <w:ind w:left="720" w:hanging="360"/>
+        <w:rPr>
+          <w:rFonts w:ascii="Calibri" w:cs="Calibri" w:eastAsia="Calibri" w:hAnsi="Calibri"/>
+        </w:rPr>
+      </w:pPr>
+      <w:r>
+        <w:rPr>
+          <w:rFonts w:ascii="Calibri" w:cs="Calibri" w:eastAsia="Calibri" w:hAnsi="Calibri"/>
+          <w:rtl w:val="0"/>
+        </w:rPr>
+        <w:t xml:space="preserve">Add a QA checklist step: verify any new service is immediately visible/selectable in the booking flow once marked active.</w:t>
+      </w:r>
+    </w:p>
+    <w:p>
+      <w:pPr>
+        <w:spacing w:after="80" w:before="240" w:line="240" w:lineRule="auto"/>
+        <w:rPr>
+          <w:rFonts w:ascii="Calibri" w:cs="Calibri" w:eastAsia="Calibri" w:hAnsi="Calibri"/>
+        </w:rPr>
+      </w:pPr>
+      <w:r>
+        <w:rPr>
+          <w:rFonts w:ascii="Calibri" w:cs="Calibri" w:eastAsia="Calibri" w:hAnsi="Calibri"/>
+          <w:b w:val="1"/>
+          <w:bCs w:val="1"/>
+          <w:rtl w:val="0"/>
+        </w:rPr>
+        <w:t xml:space="preserve">On booking process — multi-pet / multi-branch support:</w:t>
+      </w:r>
+      <w:r>
+        <w:rPr>
+          <w:rtl w:val="0"/>
+        </w:rPr>
       </w:r>
     </w:p>
     <w:p>
@@ -4103,7 +5461,27 @@
           <w:rFonts w:ascii="Calibri" w:cs="Calibri" w:eastAsia="Calibri" w:hAnsi="Calibri"/>
           <w:rtl w:val="0"/>
         </w:rPr>
-        <w:t xml:space="preserve">Prepare and store the required verification documents (business permit, IDs, etc.) in the shared Google Drive per PayMongo's checklist.</w:t>
+        <w:t xml:space="preserve">Document the current one-pet-per-booking-session limitation as a known constraint if it will not be resolved within capstone scope.</w:t>
+      </w:r>
+    </w:p>
+    <w:p>
+      <w:pPr>
+        <w:numPr>
+          <w:ilvl w:val="0"/>
+          <w:numId w:val="7"/>
+        </w:numPr>
+        <w:spacing w:after="0" w:afterAutospacing="0" w:line="240" w:lineRule="auto"/>
+        <w:ind w:left="720" w:hanging="360"/>
+        <w:rPr>
+          <w:rFonts w:ascii="Calibri" w:cs="Calibri" w:eastAsia="Calibri" w:hAnsi="Calibri"/>
+        </w:rPr>
+      </w:pPr>
+      <w:r>
+        <w:rPr>
+          <w:rFonts w:ascii="Calibri" w:cs="Calibri" w:eastAsia="Calibri" w:hAnsi="Calibri"/>
+          <w:rtl w:val="0"/>
+        </w:rPr>
+        <w:t xml:space="preserve">If pursued, scope a design for handling multiple pets within one session as sequential per-pet bookings (not true simultaneous multi-select), reusing shared booking context (date range, branch) where applicable.</w:t>
       </w:r>
     </w:p>
     <w:p>
@@ -4123,7 +5501,7 @@
           <w:rFonts w:ascii="Calibri" w:cs="Calibri" w:eastAsia="Calibri" w:hAnsi="Calibri"/>
           <w:rtl w:val="0"/>
         </w:rPr>
-        <w:t xml:space="preserve">Define a fallback plan/scope in case business verification is denied or delayed (e.g., cash-only or manual payment recording as an interim option).</w:t>
+        <w:t xml:space="preserve">For hotel-type bookings specifically, resolve the cage-assignment limitation so multiple pets in one transaction can each be assigned a separate cage.</w:t>
       </w:r>
     </w:p>
     <w:p>
@@ -4140,7 +5518,7 @@
           <w:bCs w:val="1"/>
           <w:rtl w:val="0"/>
         </w:rPr>
-        <w:t xml:space="preserve">On Facebook Login (Meta OAuth):</w:t>
+        <w:t xml:space="preserve">On service/package selection UI (booking → services step):</w:t>
       </w:r>
       <w:r>
         <w:rPr>
@@ -4152,7 +5530,7 @@
       <w:pPr>
         <w:numPr>
           <w:ilvl w:val="0"/>
-          <w:numId w:val="8"/>
+          <w:numId w:val="11"/>
         </w:numPr>
         <w:spacing w:after="0" w:afterAutospacing="0" w:line="240" w:lineRule="auto"/>
         <w:ind w:left="720" w:hanging="360"/>
@@ -4165,14 +5543,34 @@
           <w:rFonts w:ascii="Calibri" w:cs="Calibri" w:eastAsia="Calibri" w:hAnsi="Calibri"/>
           <w:rtl w:val="0"/>
         </w:rPr>
-        <w:t xml:space="preserve">Confirm with the business owner whether pursuing Meta Business Verification for Facebook Login is worth the added compliance overhead.</w:t>
+        <w:t xml:space="preserve">When a service is disabled because it's already included in a selected package, show a label or tooltip naming that package (not just a greyed-out state).</w:t>
       </w:r>
     </w:p>
     <w:p>
       <w:pPr>
         <w:numPr>
           <w:ilvl w:val="0"/>
-          <w:numId w:val="8"/>
+          <w:numId w:val="11"/>
+        </w:numPr>
+        <w:spacing w:after="0" w:afterAutospacing="0" w:line="240" w:lineRule="auto"/>
+        <w:ind w:left="720" w:hanging="360"/>
+        <w:rPr>
+          <w:rFonts w:ascii="Calibri" w:cs="Calibri" w:eastAsia="Calibri" w:hAnsi="Calibri"/>
+        </w:rPr>
+      </w:pPr>
+      <w:r>
+        <w:rPr>
+          <w:rFonts w:ascii="Calibri" w:cs="Calibri" w:eastAsia="Calibri" w:hAnsi="Calibri"/>
+          <w:rtl w:val="0"/>
+        </w:rPr>
+        <w:t xml:space="preserve">Fix the running-total computation bug that occurs when a service overlaps between an individual selection and a package selection.</w:t>
+      </w:r>
+    </w:p>
+    <w:p>
+      <w:pPr>
+        <w:numPr>
+          <w:ilvl w:val="0"/>
+          <w:numId w:val="11"/>
         </w:numPr>
         <w:spacing w:after="60" w:line="240" w:lineRule="auto"/>
         <w:ind w:left="720" w:hanging="360"/>
@@ -4185,7 +5583,7 @@
           <w:rFonts w:ascii="Calibri" w:cs="Calibri" w:eastAsia="Calibri" w:hAnsi="Calibri"/>
           <w:rtl w:val="0"/>
         </w:rPr>
-        <w:t xml:space="preserve">If deprioritized, update the proposal/scope documentation to reflect Google/Gmail OAuth as the primary third-party login method, with Facebook as optional/future work.</w:t>
+        <w:t xml:space="preserve">Decide and document the intended UX order (individual service selection vs. package selection first) and apply it consistently across the booking flow.</w:t>
       </w:r>
     </w:p>
     <w:p>
@@ -4202,7 +5600,7 @@
           <w:bCs w:val="1"/>
           <w:rtl w:val="0"/>
         </w:rPr>
-        <w:t xml:space="preserve">On admin settings → down payment configuration:</w:t>
+        <w:t xml:space="preserve">On cancellation policy (admin settings → maintenance → policies):</w:t>
       </w:r>
       <w:r>
         <w:rPr>
@@ -4214,7 +5612,7 @@
       <w:pPr>
         <w:numPr>
           <w:ilvl w:val="0"/>
-          <w:numId w:val="20"/>
+          <w:numId w:val="25"/>
         </w:numPr>
         <w:spacing w:after="0" w:afterAutospacing="0" w:line="240" w:lineRule="auto"/>
         <w:ind w:left="720" w:hanging="360"/>
@@ -4225,17 +5623,36 @@
       <w:r>
         <w:rPr>
           <w:rFonts w:ascii="Calibri" w:cs="Calibri" w:eastAsia="Calibri" w:hAnsi="Calibri"/>
-          <w:strike w:val="1"/>
-          <w:rtl w:val="0"/>
-        </w:rPr>
-        <w:t xml:space="preserve">Move the down payment toggle/config so it applies per transaction (all online bookings/services), not per individual service.</w:t>
+          <w:rtl w:val="0"/>
+        </w:rPr>
+        <w:t xml:space="preserve">Add a configurable cancellation-to-credit conversion rate (default 100%, admin-adjustable, e.g. down to 50%) instead of a hardcoded full conversion.</w:t>
       </w:r>
     </w:p>
     <w:p>
       <w:pPr>
         <w:numPr>
           <w:ilvl w:val="0"/>
-          <w:numId w:val="20"/>
+          <w:numId w:val="25"/>
+        </w:numPr>
+        <w:spacing w:after="0" w:afterAutospacing="0" w:line="240" w:lineRule="auto"/>
+        <w:ind w:left="720" w:hanging="360"/>
+        <w:rPr>
+          <w:rFonts w:ascii="Calibri" w:cs="Calibri" w:eastAsia="Calibri" w:hAnsi="Calibri"/>
+        </w:rPr>
+      </w:pPr>
+      <w:r>
+        <w:rPr>
+          <w:rFonts w:ascii="Calibri" w:cs="Calibri" w:eastAsia="Calibri" w:hAnsi="Calibri"/>
+          <w:rtl w:val="0"/>
+        </w:rPr>
+        <w:t xml:space="preserve">Fix the bug where credits were not generated after a cancellation during testing — verify the down-payment-to-credit pipeline end-to-end.</w:t>
+      </w:r>
+    </w:p>
+    <w:p>
+      <w:pPr>
+        <w:numPr>
+          <w:ilvl w:val="0"/>
+          <w:numId w:val="25"/>
         </w:numPr>
         <w:spacing w:after="60" w:line="240" w:lineRule="auto"/>
         <w:ind w:left="720" w:hanging="360"/>
@@ -4248,7 +5665,7 @@
           <w:rFonts w:ascii="Calibri" w:cs="Calibri" w:eastAsia="Calibri" w:hAnsi="Calibri"/>
           <w:rtl w:val="0"/>
         </w:rPr>
-        <w:t xml:space="preserve">Re-test down payment enforcement across grooming, hotel, daycare, and vet booking types after the fix.</w:t>
+        <w:t xml:space="preserve">Re-verify that the reschedule flow correctly reflects updated booking status and resulting credit balance after a cancellation.</w:t>
       </w:r>
     </w:p>
     <w:p>
@@ -4265,7 +5682,7 @@
           <w:bCs w:val="1"/>
           <w:rtl w:val="0"/>
         </w:rPr>
-        <w:t xml:space="preserve">On staff/customer reschedule flow:</w:t>
+        <w:t xml:space="preserve">Deployment / test environment:</w:t>
       </w:r>
       <w:r>
         <w:rPr>
@@ -4277,7 +5694,7 @@
       <w:pPr>
         <w:numPr>
           <w:ilvl w:val="0"/>
-          <w:numId w:val="23"/>
+          <w:numId w:val="15"/>
         </w:numPr>
         <w:spacing w:after="0" w:afterAutospacing="0" w:line="240" w:lineRule="auto"/>
         <w:ind w:left="720" w:hanging="360"/>
@@ -4290,448 +5707,14 @@
           <w:rFonts w:ascii="Calibri" w:cs="Calibri" w:eastAsia="Calibri" w:hAnsi="Calibri"/>
           <w:rtl w:val="0"/>
         </w:rPr>
-        <w:t xml:space="preserve">Disable date options earlier than the booking's current effective date in the reschedule date picker.</w:t>
+        <w:t xml:space="preserve">Deploy the system to a live/staging environment (beyond localhost) to properly test payment provider integrations (PayMongo) and OAuth logins end-to-end.</w:t>
       </w:r>
     </w:p>
     <w:p>
       <w:pPr>
         <w:numPr>
           <w:ilvl w:val="0"/>
-          <w:numId w:val="23"/>
-        </w:numPr>
-        <w:spacing w:after="60" w:line="240" w:lineRule="auto"/>
-        <w:ind w:left="720" w:hanging="360"/>
-        <w:rPr>
-          <w:rFonts w:ascii="Calibri" w:cs="Calibri" w:eastAsia="Calibri" w:hAnsi="Calibri"/>
-        </w:rPr>
-      </w:pPr>
-      <w:r>
-        <w:rPr>
-          <w:rFonts w:ascii="Calibri" w:cs="Calibri" w:eastAsia="Calibri" w:hAnsi="Calibri"/>
-          <w:rtl w:val="0"/>
-        </w:rPr>
-        <w:t xml:space="preserve">Add a regression test: after moving a booking to a later date, confirm the previously available earlier dates are no longer selectable.</w:t>
-      </w:r>
-    </w:p>
-    <w:p>
-      <w:pPr>
-        <w:spacing w:after="80" w:before="240" w:line="240" w:lineRule="auto"/>
-        <w:rPr>
-          <w:rFonts w:ascii="Calibri" w:cs="Calibri" w:eastAsia="Calibri" w:hAnsi="Calibri"/>
-        </w:rPr>
-      </w:pPr>
-      <w:r>
-        <w:rPr>
-          <w:rFonts w:ascii="Calibri" w:cs="Calibri" w:eastAsia="Calibri" w:hAnsi="Calibri"/>
-          <w:b w:val="1"/>
-          <w:bCs w:val="1"/>
-          <w:rtl w:val="0"/>
-        </w:rPr>
-        <w:t xml:space="preserve">On multi-day (hotel) booking configuration:</w:t>
-      </w:r>
-      <w:r>
-        <w:rPr>
-          <w:rtl w:val="0"/>
-        </w:rPr>
-      </w:r>
-    </w:p>
-    <w:p>
-      <w:pPr>
-        <w:numPr>
-          <w:ilvl w:val="0"/>
-          <w:numId w:val="38"/>
-        </w:numPr>
-        <w:spacing w:after="0" w:afterAutospacing="0" w:line="240" w:lineRule="auto"/>
-        <w:ind w:left="720" w:hanging="360"/>
-        <w:rPr>
-          <w:rFonts w:ascii="Calibri" w:cs="Calibri" w:eastAsia="Calibri" w:hAnsi="Calibri"/>
-        </w:rPr>
-      </w:pPr>
-      <w:r>
-        <w:rPr>
-          <w:rFonts w:ascii="Calibri" w:cs="Calibri" w:eastAsia="Calibri" w:hAnsi="Calibri"/>
-          <w:strike w:val="1"/>
-          <w:rtl w:val="0"/>
-        </w:rPr>
-        <w:t xml:space="preserve">Investigate and fix the 3-day-minimum (or N-day) booking filter/configuration — verify it correctly applies date ranges instead of appearing to lock/pin schedules.</w:t>
-      </w:r>
-    </w:p>
-    <w:p>
-      <w:pPr>
-        <w:numPr>
-          <w:ilvl w:val="0"/>
-          <w:numId w:val="38"/>
-        </w:numPr>
-        <w:spacing w:after="60" w:line="240" w:lineRule="auto"/>
-        <w:ind w:left="720" w:hanging="360"/>
-        <w:rPr>
-          <w:rFonts w:ascii="Calibri" w:cs="Calibri" w:eastAsia="Calibri" w:hAnsi="Calibri"/>
-        </w:rPr>
-      </w:pPr>
-      <w:r>
-        <w:rPr>
-          <w:rFonts w:ascii="Calibri" w:cs="Calibri" w:eastAsia="Calibri" w:hAnsi="Calibri"/>
-          <w:rtl w:val="0"/>
-        </w:rPr>
-        <w:t xml:space="preserve">Add test cases covering multi-day ranges (e.g., 3 nights, 5 nights) to confirm no unintended schedule locking.</w:t>
-      </w:r>
-    </w:p>
-    <w:p>
-      <w:pPr>
-        <w:spacing w:after="80" w:before="240" w:line="240" w:lineRule="auto"/>
-        <w:rPr>
-          <w:rFonts w:ascii="Calibri" w:cs="Calibri" w:eastAsia="Calibri" w:hAnsi="Calibri"/>
-        </w:rPr>
-      </w:pPr>
-      <w:r>
-        <w:rPr>
-          <w:rFonts w:ascii="Calibri" w:cs="Calibri" w:eastAsia="Calibri" w:hAnsi="Calibri"/>
-          <w:b w:val="1"/>
-          <w:bCs w:val="1"/>
-          <w:rtl w:val="0"/>
-        </w:rPr>
-        <w:t xml:space="preserve">On Book a Service step (customer/staff booking flow):</w:t>
-      </w:r>
-      <w:r>
-        <w:rPr>
-          <w:rtl w:val="0"/>
-        </w:rPr>
-      </w:r>
-    </w:p>
-    <w:p>
-      <w:pPr>
-        <w:numPr>
-          <w:ilvl w:val="0"/>
-          <w:numId w:val="4"/>
-        </w:numPr>
-        <w:spacing w:after="0" w:afterAutospacing="0" w:line="240" w:lineRule="auto"/>
-        <w:ind w:left="720" w:hanging="360"/>
-        <w:rPr>
-          <w:rFonts w:ascii="Calibri" w:cs="Calibri" w:eastAsia="Calibri" w:hAnsi="Calibri"/>
-        </w:rPr>
-      </w:pPr>
-      <w:r>
-        <w:rPr>
-          <w:rFonts w:ascii="Calibri" w:cs="Calibri" w:eastAsia="Calibri" w:hAnsi="Calibri"/>
-          <w:strike w:val="1"/>
-          <w:rtl w:val="0"/>
-        </w:rPr>
-        <w:t xml:space="preserve">Fix the bug preventing a newly created and activated service type from appearing in the service selection list.</w:t>
-      </w:r>
-    </w:p>
-    <w:p>
-      <w:pPr>
-        <w:numPr>
-          <w:ilvl w:val="0"/>
-          <w:numId w:val="4"/>
-        </w:numPr>
-        <w:spacing w:after="60" w:line="240" w:lineRule="auto"/>
-        <w:ind w:left="720" w:hanging="360"/>
-        <w:rPr>
-          <w:rFonts w:ascii="Calibri" w:cs="Calibri" w:eastAsia="Calibri" w:hAnsi="Calibri"/>
-        </w:rPr>
-      </w:pPr>
-      <w:r>
-        <w:rPr>
-          <w:rFonts w:ascii="Calibri" w:cs="Calibri" w:eastAsia="Calibri" w:hAnsi="Calibri"/>
-          <w:rtl w:val="0"/>
-        </w:rPr>
-        <w:t xml:space="preserve">Add a QA checklist step: verify any new service is immediately visible/selectable in the booking flow once marked active.</w:t>
-      </w:r>
-    </w:p>
-    <w:p>
-      <w:pPr>
-        <w:spacing w:after="80" w:before="240" w:line="240" w:lineRule="auto"/>
-        <w:rPr>
-          <w:rFonts w:ascii="Calibri" w:cs="Calibri" w:eastAsia="Calibri" w:hAnsi="Calibri"/>
-        </w:rPr>
-      </w:pPr>
-      <w:r>
-        <w:rPr>
-          <w:rFonts w:ascii="Calibri" w:cs="Calibri" w:eastAsia="Calibri" w:hAnsi="Calibri"/>
-          <w:b w:val="1"/>
-          <w:bCs w:val="1"/>
-          <w:rtl w:val="0"/>
-        </w:rPr>
-        <w:t xml:space="preserve">On booking process — multi-pet / multi-branch support:</w:t>
-      </w:r>
-      <w:r>
-        <w:rPr>
-          <w:rtl w:val="0"/>
-        </w:rPr>
-      </w:r>
-    </w:p>
-    <w:p>
-      <w:pPr>
-        <w:numPr>
-          <w:ilvl w:val="0"/>
-          <w:numId w:val="6"/>
-        </w:numPr>
-        <w:spacing w:after="0" w:afterAutospacing="0" w:line="240" w:lineRule="auto"/>
-        <w:ind w:left="720" w:hanging="360"/>
-        <w:rPr>
-          <w:rFonts w:ascii="Calibri" w:cs="Calibri" w:eastAsia="Calibri" w:hAnsi="Calibri"/>
-        </w:rPr>
-      </w:pPr>
-      <w:r>
-        <w:rPr>
-          <w:rFonts w:ascii="Calibri" w:cs="Calibri" w:eastAsia="Calibri" w:hAnsi="Calibri"/>
-          <w:rtl w:val="0"/>
-        </w:rPr>
-        <w:t xml:space="preserve">Document the current one-pet-per-booking-session limitation as a known constraint if it will not be resolved within capstone scope.</w:t>
-      </w:r>
-    </w:p>
-    <w:p>
-      <w:pPr>
-        <w:numPr>
-          <w:ilvl w:val="0"/>
-          <w:numId w:val="6"/>
-        </w:numPr>
-        <w:spacing w:after="0" w:afterAutospacing="0" w:line="240" w:lineRule="auto"/>
-        <w:ind w:left="720" w:hanging="360"/>
-        <w:rPr>
-          <w:rFonts w:ascii="Calibri" w:cs="Calibri" w:eastAsia="Calibri" w:hAnsi="Calibri"/>
-        </w:rPr>
-      </w:pPr>
-      <w:r>
-        <w:rPr>
-          <w:rFonts w:ascii="Calibri" w:cs="Calibri" w:eastAsia="Calibri" w:hAnsi="Calibri"/>
-          <w:rtl w:val="0"/>
-        </w:rPr>
-        <w:t xml:space="preserve">If pursued, scope a design for handling multiple pets within one session as sequential per-pet bookings (not true simultaneous multi-select), reusing shared booking context (date range, branch) where applicable.</w:t>
-      </w:r>
-    </w:p>
-    <w:p>
-      <w:pPr>
-        <w:numPr>
-          <w:ilvl w:val="0"/>
-          <w:numId w:val="6"/>
-        </w:numPr>
-        <w:spacing w:after="60" w:line="240" w:lineRule="auto"/>
-        <w:ind w:left="720" w:hanging="360"/>
-        <w:rPr>
-          <w:rFonts w:ascii="Calibri" w:cs="Calibri" w:eastAsia="Calibri" w:hAnsi="Calibri"/>
-        </w:rPr>
-      </w:pPr>
-      <w:r>
-        <w:rPr>
-          <w:rFonts w:ascii="Calibri" w:cs="Calibri" w:eastAsia="Calibri" w:hAnsi="Calibri"/>
-          <w:rtl w:val="0"/>
-        </w:rPr>
-        <w:t xml:space="preserve">For hotel-type bookings specifically, resolve the cage-assignment limitation so multiple pets in one transaction can each be assigned a separate cage.</w:t>
-      </w:r>
-    </w:p>
-    <w:p>
-      <w:pPr>
-        <w:spacing w:after="80" w:before="240" w:line="240" w:lineRule="auto"/>
-        <w:rPr>
-          <w:rFonts w:ascii="Calibri" w:cs="Calibri" w:eastAsia="Calibri" w:hAnsi="Calibri"/>
-        </w:rPr>
-      </w:pPr>
-      <w:r>
-        <w:rPr>
-          <w:rFonts w:ascii="Calibri" w:cs="Calibri" w:eastAsia="Calibri" w:hAnsi="Calibri"/>
-          <w:b w:val="1"/>
-          <w:bCs w:val="1"/>
-          <w:rtl w:val="0"/>
-        </w:rPr>
-        <w:t xml:space="preserve">On service/package selection UI (booking → services step):</w:t>
-      </w:r>
-      <w:r>
-        <w:rPr>
-          <w:rtl w:val="0"/>
-        </w:rPr>
-      </w:r>
-    </w:p>
-    <w:p>
-      <w:pPr>
-        <w:numPr>
-          <w:ilvl w:val="0"/>
-          <w:numId w:val="9"/>
-        </w:numPr>
-        <w:spacing w:after="0" w:afterAutospacing="0" w:line="240" w:lineRule="auto"/>
-        <w:ind w:left="720" w:hanging="360"/>
-        <w:rPr>
-          <w:rFonts w:ascii="Calibri" w:cs="Calibri" w:eastAsia="Calibri" w:hAnsi="Calibri"/>
-        </w:rPr>
-      </w:pPr>
-      <w:r>
-        <w:rPr>
-          <w:rFonts w:ascii="Calibri" w:cs="Calibri" w:eastAsia="Calibri" w:hAnsi="Calibri"/>
-          <w:rtl w:val="0"/>
-        </w:rPr>
-        <w:t xml:space="preserve">When a service is disabled because it's already included in a selected package, show a label or tooltip naming that package (not just a greyed-out state).</w:t>
-      </w:r>
-    </w:p>
-    <w:p>
-      <w:pPr>
-        <w:numPr>
-          <w:ilvl w:val="0"/>
-          <w:numId w:val="9"/>
-        </w:numPr>
-        <w:spacing w:after="0" w:afterAutospacing="0" w:line="240" w:lineRule="auto"/>
-        <w:ind w:left="720" w:hanging="360"/>
-        <w:rPr>
-          <w:rFonts w:ascii="Calibri" w:cs="Calibri" w:eastAsia="Calibri" w:hAnsi="Calibri"/>
-        </w:rPr>
-      </w:pPr>
-      <w:r>
-        <w:rPr>
-          <w:rFonts w:ascii="Calibri" w:cs="Calibri" w:eastAsia="Calibri" w:hAnsi="Calibri"/>
-          <w:rtl w:val="0"/>
-        </w:rPr>
-        <w:t xml:space="preserve">Fix the running-total computation bug that occurs when a service overlaps between an individual selection and a package selection.</w:t>
-      </w:r>
-    </w:p>
-    <w:p>
-      <w:pPr>
-        <w:numPr>
-          <w:ilvl w:val="0"/>
-          <w:numId w:val="9"/>
-        </w:numPr>
-        <w:spacing w:after="60" w:line="240" w:lineRule="auto"/>
-        <w:ind w:left="720" w:hanging="360"/>
-        <w:rPr>
-          <w:rFonts w:ascii="Calibri" w:cs="Calibri" w:eastAsia="Calibri" w:hAnsi="Calibri"/>
-        </w:rPr>
-      </w:pPr>
-      <w:r>
-        <w:rPr>
-          <w:rFonts w:ascii="Calibri" w:cs="Calibri" w:eastAsia="Calibri" w:hAnsi="Calibri"/>
-          <w:rtl w:val="0"/>
-        </w:rPr>
-        <w:t xml:space="preserve">Decide and document the intended UX order (individual service selection vs. package selection first) and apply it consistently across the booking flow.</w:t>
-      </w:r>
-    </w:p>
-    <w:p>
-      <w:pPr>
-        <w:spacing w:after="80" w:before="240" w:line="240" w:lineRule="auto"/>
-        <w:rPr>
-          <w:rFonts w:ascii="Calibri" w:cs="Calibri" w:eastAsia="Calibri" w:hAnsi="Calibri"/>
-        </w:rPr>
-      </w:pPr>
-      <w:r>
-        <w:rPr>
-          <w:rFonts w:ascii="Calibri" w:cs="Calibri" w:eastAsia="Calibri" w:hAnsi="Calibri"/>
-          <w:b w:val="1"/>
-          <w:bCs w:val="1"/>
-          <w:rtl w:val="0"/>
-        </w:rPr>
-        <w:t xml:space="preserve">On cancellation policy (admin settings → maintenance → policies):</w:t>
-      </w:r>
-      <w:r>
-        <w:rPr>
-          <w:rtl w:val="0"/>
-        </w:rPr>
-      </w:r>
-    </w:p>
-    <w:p>
-      <w:pPr>
-        <w:numPr>
-          <w:ilvl w:val="0"/>
-          <w:numId w:val="22"/>
-        </w:numPr>
-        <w:spacing w:after="0" w:afterAutospacing="0" w:line="240" w:lineRule="auto"/>
-        <w:ind w:left="720" w:hanging="360"/>
-        <w:rPr>
-          <w:rFonts w:ascii="Calibri" w:cs="Calibri" w:eastAsia="Calibri" w:hAnsi="Calibri"/>
-        </w:rPr>
-      </w:pPr>
-      <w:r>
-        <w:rPr>
-          <w:rFonts w:ascii="Calibri" w:cs="Calibri" w:eastAsia="Calibri" w:hAnsi="Calibri"/>
-          <w:rtl w:val="0"/>
-        </w:rPr>
-        <w:t xml:space="preserve">Add a configurable cancellation-to-credit conversion rate (default 100%, admin-adjustable, e.g. down to 50%) instead of a hardcoded full conversion.</w:t>
-      </w:r>
-    </w:p>
-    <w:p>
-      <w:pPr>
-        <w:numPr>
-          <w:ilvl w:val="0"/>
-          <w:numId w:val="22"/>
-        </w:numPr>
-        <w:spacing w:after="0" w:afterAutospacing="0" w:line="240" w:lineRule="auto"/>
-        <w:ind w:left="720" w:hanging="360"/>
-        <w:rPr>
-          <w:rFonts w:ascii="Calibri" w:cs="Calibri" w:eastAsia="Calibri" w:hAnsi="Calibri"/>
-        </w:rPr>
-      </w:pPr>
-      <w:r>
-        <w:rPr>
-          <w:rFonts w:ascii="Calibri" w:cs="Calibri" w:eastAsia="Calibri" w:hAnsi="Calibri"/>
-          <w:rtl w:val="0"/>
-        </w:rPr>
-        <w:t xml:space="preserve">Fix the bug where credits were not generated after a cancellation during testing — verify the down-payment-to-credit pipeline end-to-end.</w:t>
-      </w:r>
-    </w:p>
-    <w:p>
-      <w:pPr>
-        <w:numPr>
-          <w:ilvl w:val="0"/>
-          <w:numId w:val="22"/>
-        </w:numPr>
-        <w:spacing w:after="60" w:line="240" w:lineRule="auto"/>
-        <w:ind w:left="720" w:hanging="360"/>
-        <w:rPr>
-          <w:rFonts w:ascii="Calibri" w:cs="Calibri" w:eastAsia="Calibri" w:hAnsi="Calibri"/>
-        </w:rPr>
-      </w:pPr>
-      <w:r>
-        <w:rPr>
-          <w:rFonts w:ascii="Calibri" w:cs="Calibri" w:eastAsia="Calibri" w:hAnsi="Calibri"/>
-          <w:rtl w:val="0"/>
-        </w:rPr>
-        <w:t xml:space="preserve">Re-verify that the reschedule flow correctly reflects updated booking status and resulting credit balance after a cancellation.</w:t>
-      </w:r>
-    </w:p>
-    <w:p>
-      <w:pPr>
-        <w:spacing w:after="80" w:before="240" w:line="240" w:lineRule="auto"/>
-        <w:rPr>
-          <w:rFonts w:ascii="Calibri" w:cs="Calibri" w:eastAsia="Calibri" w:hAnsi="Calibri"/>
-        </w:rPr>
-      </w:pPr>
-      <w:r>
-        <w:rPr>
-          <w:rFonts w:ascii="Calibri" w:cs="Calibri" w:eastAsia="Calibri" w:hAnsi="Calibri"/>
-          <w:b w:val="1"/>
-          <w:bCs w:val="1"/>
-          <w:rtl w:val="0"/>
-        </w:rPr>
-        <w:t xml:space="preserve">Deployment / test environment:</w:t>
-      </w:r>
-      <w:r>
-        <w:rPr>
-          <w:rtl w:val="0"/>
-        </w:rPr>
-      </w:r>
-    </w:p>
-    <w:p>
-      <w:pPr>
-        <w:numPr>
-          <w:ilvl w:val="0"/>
-          <w:numId w:val="13"/>
-        </w:numPr>
-        <w:spacing w:after="0" w:afterAutospacing="0" w:line="240" w:lineRule="auto"/>
-        <w:ind w:left="720" w:hanging="360"/>
-        <w:rPr>
-          <w:rFonts w:ascii="Calibri" w:cs="Calibri" w:eastAsia="Calibri" w:hAnsi="Calibri"/>
-        </w:rPr>
-      </w:pPr>
-      <w:r>
-        <w:rPr>
-          <w:rFonts w:ascii="Calibri" w:cs="Calibri" w:eastAsia="Calibri" w:hAnsi="Calibri"/>
-          <w:rtl w:val="0"/>
-        </w:rPr>
-        <w:t xml:space="preserve">Deploy the system to a live/staging environment (beyond localhost) to properly test payment provider integrations (PayMongo) and OAuth logins end-to-end.</w:t>
-      </w:r>
-    </w:p>
-    <w:p>
-      <w:pPr>
-        <w:numPr>
-          <w:ilvl w:val="0"/>
-          <w:numId w:val="13"/>
+          <w:numId w:val="15"/>
         </w:numPr>
         <w:spacing w:after="60" w:line="240" w:lineRule="auto"/>
         <w:ind w:left="720" w:hanging="360"/>
@@ -4789,7 +5772,7 @@
           <w:pgNumType w:start="1"/>
         </w:sectPr>
       </w:pPr>
-      <w:bookmarkStart w:colFirst="0" w:colLast="0" w:name="_h47rs5ppl103" w:id="5"/>
+      <w:bookmarkStart w:colFirst="0" w:colLast="0" w:name="_ymyiojswiipo" w:id="5"/>
       <w:bookmarkEnd w:id="5"/>
       <w:r>
         <w:rPr>
@@ -4874,7 +5857,7 @@
       <w:pPr>
         <w:numPr>
           <w:ilvl w:val="0"/>
-          <w:numId w:val="18"/>
+          <w:numId w:val="21"/>
         </w:numPr>
         <w:spacing w:after="0" w:afterAutospacing="0" w:before="240" w:lineRule="auto"/>
         <w:ind w:left="720" w:hanging="360"/>
@@ -4904,7 +5887,7 @@
       <w:pPr>
         <w:numPr>
           <w:ilvl w:val="0"/>
-          <w:numId w:val="18"/>
+          <w:numId w:val="21"/>
         </w:numPr>
         <w:spacing w:after="0" w:afterAutospacing="0" w:before="0" w:beforeAutospacing="0" w:lineRule="auto"/>
         <w:ind w:left="720" w:hanging="360"/>
@@ -4934,7 +5917,7 @@
       <w:pPr>
         <w:numPr>
           <w:ilvl w:val="0"/>
-          <w:numId w:val="18"/>
+          <w:numId w:val="21"/>
         </w:numPr>
         <w:spacing w:after="0" w:afterAutospacing="0" w:before="0" w:beforeAutospacing="0" w:lineRule="auto"/>
         <w:ind w:left="720" w:hanging="360"/>
@@ -4964,7 +5947,7 @@
       <w:pPr>
         <w:numPr>
           <w:ilvl w:val="0"/>
-          <w:numId w:val="18"/>
+          <w:numId w:val="21"/>
         </w:numPr>
         <w:spacing w:after="0" w:afterAutospacing="0" w:before="0" w:beforeAutospacing="0" w:lineRule="auto"/>
         <w:ind w:left="720" w:hanging="360"/>
@@ -4980,7 +5963,7 @@
       <w:pPr>
         <w:numPr>
           <w:ilvl w:val="1"/>
-          <w:numId w:val="18"/>
+          <w:numId w:val="21"/>
         </w:numPr>
         <w:spacing w:after="0" w:afterAutospacing="0" w:before="0" w:beforeAutospacing="0" w:lineRule="auto"/>
         <w:ind w:left="1440" w:hanging="360"/>
@@ -4996,7 +5979,7 @@
       <w:pPr>
         <w:numPr>
           <w:ilvl w:val="1"/>
-          <w:numId w:val="18"/>
+          <w:numId w:val="21"/>
         </w:numPr>
         <w:spacing w:after="240" w:before="0" w:beforeAutospacing="0" w:lineRule="auto"/>
         <w:ind w:left="1440" w:hanging="360"/>
@@ -5040,7 +6023,7 @@
       <w:pPr>
         <w:numPr>
           <w:ilvl w:val="0"/>
-          <w:numId w:val="12"/>
+          <w:numId w:val="14"/>
         </w:numPr>
         <w:spacing w:after="0" w:afterAutospacing="0" w:before="240" w:lineRule="auto"/>
         <w:ind w:left="720" w:hanging="360"/>
@@ -5084,7 +6067,7 @@
       <w:pPr>
         <w:numPr>
           <w:ilvl w:val="0"/>
-          <w:numId w:val="12"/>
+          <w:numId w:val="14"/>
         </w:numPr>
         <w:spacing w:after="0" w:afterAutospacing="0" w:before="0" w:beforeAutospacing="0" w:lineRule="auto"/>
         <w:ind w:left="720" w:hanging="360"/>
@@ -5100,7 +6083,7 @@
       <w:pPr>
         <w:numPr>
           <w:ilvl w:val="0"/>
-          <w:numId w:val="12"/>
+          <w:numId w:val="14"/>
         </w:numPr>
         <w:spacing w:after="240" w:before="0" w:beforeAutospacing="0" w:lineRule="auto"/>
         <w:ind w:left="720" w:hanging="360"/>
@@ -5144,1203 +6127,6 @@
       <w:pPr>
         <w:numPr>
           <w:ilvl w:val="0"/>
-          <w:numId w:val="40"/>
-        </w:numPr>
-        <w:spacing w:after="0" w:afterAutospacing="0" w:before="240" w:lineRule="auto"/>
-        <w:ind w:left="720" w:hanging="360"/>
-      </w:pPr>
-      <w:r>
-        <w:rPr>
-          <w:rtl w:val="0"/>
-        </w:rPr>
-        <w:t xml:space="preserve">Packages allow the selection of multiple services.</w:t>
-      </w:r>
-    </w:p>
-    <w:p>
-      <w:pPr>
-        <w:numPr>
-          <w:ilvl w:val="0"/>
-          <w:numId w:val="40"/>
-        </w:numPr>
-        <w:spacing w:after="0" w:afterAutospacing="0" w:before="0" w:beforeAutospacing="0" w:lineRule="auto"/>
-        <w:ind w:left="720" w:hanging="360"/>
-      </w:pPr>
-      <w:r>
-        <w:rPr>
-          <w:rtl w:val="0"/>
-        </w:rPr>
-        <w:t xml:space="preserve">A </w:t>
-      </w:r>
-      <w:r>
-        <w:rPr>
-          <w:b w:val="1"/>
-          <w:bCs w:val="1"/>
-          <w:rtl w:val="0"/>
-        </w:rPr>
-        <w:t xml:space="preserve">percentage discount</w:t>
-      </w:r>
-      <w:r>
-        <w:rPr>
-          <w:rtl w:val="0"/>
-        </w:rPr>
-        <w:t xml:space="preserve"> is applied depending on the package.</w:t>
-      </w:r>
-    </w:p>
-    <w:p>
-      <w:pPr>
-        <w:numPr>
-          <w:ilvl w:val="0"/>
-          <w:numId w:val="40"/>
-        </w:numPr>
-        <w:spacing w:after="0" w:afterAutospacing="0" w:before="0" w:beforeAutospacing="0" w:lineRule="auto"/>
-        <w:ind w:left="720" w:hanging="360"/>
-      </w:pPr>
-      <w:r>
-        <w:rPr>
-          <w:rtl w:val="0"/>
-        </w:rPr>
-        <w:t xml:space="preserve">Example discussed:</w:t>
-      </w:r>
-    </w:p>
-    <w:p>
-      <w:pPr>
-        <w:numPr>
-          <w:ilvl w:val="1"/>
-          <w:numId w:val="40"/>
-        </w:numPr>
-        <w:spacing w:after="0" w:afterAutospacing="0" w:before="0" w:beforeAutospacing="0" w:lineRule="auto"/>
-        <w:ind w:left="1440" w:hanging="360"/>
-      </w:pPr>
-      <w:r>
-        <w:rPr>
-          <w:rtl w:val="0"/>
-        </w:rPr>
-        <w:t xml:space="preserve">Original price: </w:t>
-      </w:r>
-      <w:r>
-        <w:rPr>
-          <w:b w:val="1"/>
-          <w:bCs w:val="1"/>
-          <w:rtl w:val="0"/>
-        </w:rPr>
-        <w:t xml:space="preserve">700</w:t>
-      </w:r>
-    </w:p>
-    <w:p>
-      <w:pPr>
-        <w:numPr>
-          <w:ilvl w:val="1"/>
-          <w:numId w:val="40"/>
-        </w:numPr>
-        <w:spacing w:after="0" w:afterAutospacing="0" w:before="0" w:beforeAutospacing="0" w:lineRule="auto"/>
-        <w:ind w:left="1440" w:hanging="360"/>
-      </w:pPr>
-      <w:r>
-        <w:rPr>
-          <w:rtl w:val="0"/>
-        </w:rPr>
-        <w:t xml:space="preserve">Discounted price: </w:t>
-      </w:r>
-      <w:r>
-        <w:rPr>
-          <w:b w:val="1"/>
-          <w:bCs w:val="1"/>
-          <w:rtl w:val="0"/>
-        </w:rPr>
-        <w:t xml:space="preserve">630</w:t>
-      </w:r>
-    </w:p>
-    <w:p>
-      <w:pPr>
-        <w:numPr>
-          <w:ilvl w:val="1"/>
-          <w:numId w:val="40"/>
-        </w:numPr>
-        <w:spacing w:after="0" w:afterAutospacing="0" w:before="0" w:beforeAutospacing="0" w:lineRule="auto"/>
-        <w:ind w:left="1440" w:hanging="360"/>
-      </w:pPr>
-      <w:r>
-        <w:rPr>
-          <w:rtl w:val="0"/>
-        </w:rPr>
-        <w:t xml:space="preserve">Package discount: </w:t>
-      </w:r>
-      <w:r>
-        <w:rPr>
-          <w:b w:val="1"/>
-          <w:bCs w:val="1"/>
-          <w:rtl w:val="0"/>
-        </w:rPr>
-        <w:t xml:space="preserve">10%</w:t>
-      </w:r>
-    </w:p>
-    <w:p>
-      <w:pPr>
-        <w:numPr>
-          <w:ilvl w:val="0"/>
-          <w:numId w:val="40"/>
-        </w:numPr>
-        <w:spacing w:after="240" w:before="0" w:beforeAutospacing="0" w:lineRule="auto"/>
-        <w:ind w:left="720" w:hanging="360"/>
-      </w:pPr>
-      <w:r>
-        <w:rPr>
-          <w:rtl w:val="0"/>
-        </w:rPr>
-        <w:t xml:space="preserve">Speaker 1 agreed that the package should communicate the discount more clearly.</w:t>
-      </w:r>
-    </w:p>
-    <w:p>
-      <w:pPr>
-        <w:pStyle w:val="Heading3"/>
-        <w:keepNext w:val="0"/>
-        <w:keepLines w:val="0"/>
-        <w:spacing w:before="280" w:lineRule="auto"/>
-        <w:rPr>
-          <w:b w:val="1"/>
-          <w:bCs w:val="1"/>
-          <w:color w:val="000000"/>
-          <w:sz w:val="26"/>
-          <w:szCs w:val="26"/>
-        </w:rPr>
-      </w:pPr>
-      <w:bookmarkStart w:colFirst="0" w:colLast="0" w:name="_3n0ko1dvks3v" w:id="9"/>
-      <w:bookmarkEnd w:id="9"/>
-      <w:r>
-        <w:rPr>
-          <w:b w:val="1"/>
-          <w:bCs w:val="1"/>
-          <w:color w:val="000000"/>
-          <w:sz w:val="26"/>
-          <w:szCs w:val="26"/>
-          <w:rtl w:val="0"/>
-        </w:rPr>
-        <w:t xml:space="preserve">4. Receptionist Role</w:t>
-      </w:r>
-    </w:p>
-    <w:p>
-      <w:pPr>
-        <w:spacing w:after="240" w:before="240" w:lineRule="auto"/>
-        <w:rPr/>
-      </w:pPr>
-      <w:r>
-        <w:rPr>
-          <w:rtl w:val="0"/>
-        </w:rPr>
-        <w:t xml:space="preserve">The receptionist's </w:t>
-      </w:r>
-      <w:r>
-        <w:rPr>
-          <w:b w:val="1"/>
-          <w:bCs w:val="1"/>
-          <w:rtl w:val="0"/>
-        </w:rPr>
-        <w:t xml:space="preserve">main responsibility is handling bookings</w:t>
-      </w:r>
-      <w:r>
-        <w:rPr>
-          <w:rtl w:val="0"/>
-        </w:rPr>
-        <w:t xml:space="preserve">.</w:t>
-      </w:r>
-    </w:p>
-    <w:p>
-      <w:pPr>
-        <w:spacing w:after="240" w:before="240" w:lineRule="auto"/>
-        <w:rPr/>
-      </w:pPr>
-      <w:r>
-        <w:rPr>
-          <w:rtl w:val="0"/>
-        </w:rPr>
-        <w:t xml:space="preserve">The receptionist can:</w:t>
-      </w:r>
-    </w:p>
-    <w:p>
-      <w:pPr>
-        <w:numPr>
-          <w:ilvl w:val="0"/>
-          <w:numId w:val="3"/>
-        </w:numPr>
-        <w:spacing w:after="0" w:afterAutospacing="0" w:before="240" w:lineRule="auto"/>
-        <w:ind w:left="720" w:hanging="360"/>
-      </w:pPr>
-      <w:r>
-        <w:rPr>
-          <w:rtl w:val="0"/>
-        </w:rPr>
-        <w:t xml:space="preserve">Create bookings for </w:t>
-      </w:r>
-      <w:r>
-        <w:rPr>
-          <w:b w:val="1"/>
-          <w:bCs w:val="1"/>
-          <w:rtl w:val="0"/>
-        </w:rPr>
-        <w:t xml:space="preserve">walk-in customers</w:t>
-      </w:r>
-      <w:r>
-        <w:rPr>
-          <w:rtl w:val="0"/>
-        </w:rPr>
-        <w:t xml:space="preserve">.</w:t>
-      </w:r>
-    </w:p>
-    <w:p>
-      <w:pPr>
-        <w:numPr>
-          <w:ilvl w:val="0"/>
-          <w:numId w:val="3"/>
-        </w:numPr>
-        <w:spacing w:after="0" w:afterAutospacing="0" w:before="0" w:beforeAutospacing="0" w:lineRule="auto"/>
-        <w:ind w:left="720" w:hanging="360"/>
-      </w:pPr>
-      <w:r>
-        <w:rPr>
-          <w:rtl w:val="0"/>
-        </w:rPr>
-        <w:t xml:space="preserve">Create bookings for </w:t>
-      </w:r>
-      <w:r>
-        <w:rPr>
-          <w:b w:val="1"/>
-          <w:bCs w:val="1"/>
-          <w:rtl w:val="0"/>
-        </w:rPr>
-        <w:t xml:space="preserve">existing customers</w:t>
-      </w:r>
-      <w:r>
-        <w:rPr>
-          <w:rtl w:val="0"/>
-        </w:rPr>
-        <w:t xml:space="preserve">.</w:t>
-      </w:r>
-    </w:p>
-    <w:p>
-      <w:pPr>
-        <w:numPr>
-          <w:ilvl w:val="0"/>
-          <w:numId w:val="3"/>
-        </w:numPr>
-        <w:spacing w:after="0" w:afterAutospacing="0" w:before="0" w:beforeAutospacing="0" w:lineRule="auto"/>
-        <w:ind w:left="720" w:hanging="360"/>
-      </w:pPr>
-      <w:r>
-        <w:rPr>
-          <w:rtl w:val="0"/>
-        </w:rPr>
-        <w:t xml:space="preserve">Handle bookings made by customers themselves.</w:t>
-      </w:r>
-    </w:p>
-    <w:p>
-      <w:pPr>
-        <w:numPr>
-          <w:ilvl w:val="0"/>
-          <w:numId w:val="3"/>
-        </w:numPr>
-        <w:spacing w:after="240" w:before="0" w:beforeAutospacing="0" w:lineRule="auto"/>
-        <w:ind w:left="720" w:hanging="360"/>
-      </w:pPr>
-      <w:r>
-        <w:rPr>
-          <w:rtl w:val="0"/>
-        </w:rPr>
-        <w:t xml:space="preserve">Record the pet's </w:t>
-      </w:r>
-      <w:r>
-        <w:rPr>
-          <w:b w:val="1"/>
-          <w:bCs w:val="1"/>
-          <w:rtl w:val="0"/>
-        </w:rPr>
-        <w:t xml:space="preserve">actual weight</w:t>
-      </w:r>
-      <w:r>
-        <w:rPr>
-          <w:rtl w:val="0"/>
-        </w:rPr>
-        <w:t xml:space="preserve"> during the assessment process.</w:t>
-      </w:r>
-    </w:p>
-    <w:p>
-      <w:pPr>
-        <w:pStyle w:val="Heading3"/>
-        <w:keepNext w:val="0"/>
-        <w:keepLines w:val="0"/>
-        <w:spacing w:before="280" w:lineRule="auto"/>
-        <w:rPr>
-          <w:b w:val="1"/>
-          <w:bCs w:val="1"/>
-          <w:color w:val="000000"/>
-          <w:sz w:val="26"/>
-          <w:szCs w:val="26"/>
-        </w:rPr>
-      </w:pPr>
-      <w:bookmarkStart w:colFirst="0" w:colLast="0" w:name="_a7p0zpduv46r" w:id="10"/>
-      <w:bookmarkEnd w:id="10"/>
-      <w:r>
-        <w:rPr>
-          <w:b w:val="1"/>
-          <w:bCs w:val="1"/>
-          <w:color w:val="000000"/>
-          <w:sz w:val="26"/>
-          <w:szCs w:val="26"/>
-          <w:rtl w:val="0"/>
-        </w:rPr>
-        <w:t xml:space="preserve">5. Pet Assessment</w:t>
-      </w:r>
-    </w:p>
-    <w:p>
-      <w:pPr>
-        <w:numPr>
-          <w:ilvl w:val="0"/>
-          <w:numId w:val="15"/>
-        </w:numPr>
-        <w:spacing w:after="0" w:afterAutospacing="0" w:before="240" w:lineRule="auto"/>
-        <w:ind w:left="720" w:hanging="360"/>
-      </w:pPr>
-      <w:r>
-        <w:rPr>
-          <w:rtl w:val="0"/>
-        </w:rPr>
-        <w:t xml:space="preserve">A pet that has </w:t>
-      </w:r>
-      <w:r>
-        <w:rPr>
-          <w:b w:val="1"/>
-          <w:bCs w:val="1"/>
-          <w:rtl w:val="0"/>
-        </w:rPr>
-        <w:t xml:space="preserve">not yet been assessed</w:t>
-      </w:r>
-      <w:r>
-        <w:rPr>
-          <w:rtl w:val="0"/>
-        </w:rPr>
-        <w:t xml:space="preserve"> does not have:</w:t>
-      </w:r>
-    </w:p>
-    <w:p>
-      <w:pPr>
-        <w:numPr>
-          <w:ilvl w:val="1"/>
-          <w:numId w:val="15"/>
-        </w:numPr>
-        <w:spacing w:after="0" w:afterAutospacing="0" w:before="0" w:beforeAutospacing="0" w:lineRule="auto"/>
-        <w:ind w:left="1440" w:hanging="360"/>
-      </w:pPr>
-      <w:r>
-        <w:rPr>
-          <w:rtl w:val="0"/>
-        </w:rPr>
-        <w:t xml:space="preserve">Weight</w:t>
-      </w:r>
-    </w:p>
-    <w:p>
-      <w:pPr>
-        <w:numPr>
-          <w:ilvl w:val="1"/>
-          <w:numId w:val="15"/>
-        </w:numPr>
-        <w:spacing w:after="0" w:afterAutospacing="0" w:before="0" w:beforeAutospacing="0" w:lineRule="auto"/>
-        <w:ind w:left="1440" w:hanging="360"/>
-      </w:pPr>
-      <w:r>
-        <w:rPr>
-          <w:rtl w:val="0"/>
-        </w:rPr>
-        <w:t xml:space="preserve">Coat size/type</w:t>
-      </w:r>
-    </w:p>
-    <w:p>
-      <w:pPr>
-        <w:numPr>
-          <w:ilvl w:val="1"/>
-          <w:numId w:val="15"/>
-        </w:numPr>
-        <w:spacing w:after="0" w:afterAutospacing="0" w:before="0" w:beforeAutospacing="0" w:lineRule="auto"/>
-        <w:ind w:left="1440" w:hanging="360"/>
-      </w:pPr>
-      <w:r>
-        <w:rPr>
-          <w:rtl w:val="0"/>
-        </w:rPr>
-        <w:t xml:space="preserve">Other assessment information</w:t>
-      </w:r>
-    </w:p>
-    <w:p>
-      <w:pPr>
-        <w:numPr>
-          <w:ilvl w:val="0"/>
-          <w:numId w:val="15"/>
-        </w:numPr>
-        <w:spacing w:after="0" w:afterAutospacing="0" w:before="0" w:beforeAutospacing="0" w:lineRule="auto"/>
-        <w:ind w:left="720" w:hanging="360"/>
-      </w:pPr>
-      <w:r>
-        <w:rPr>
-          <w:rtl w:val="0"/>
-        </w:rPr>
-        <w:t xml:space="preserve">The pet's assessment affects the </w:t>
-      </w:r>
-      <w:r>
-        <w:rPr>
-          <w:b w:val="1"/>
-          <w:bCs w:val="1"/>
-          <w:rtl w:val="0"/>
-        </w:rPr>
-        <w:t xml:space="preserve">price of services</w:t>
-      </w:r>
-      <w:r>
-        <w:rPr>
-          <w:rtl w:val="0"/>
-        </w:rPr>
-        <w:t xml:space="preserve">.</w:t>
-      </w:r>
-    </w:p>
-    <w:p>
-      <w:pPr>
-        <w:numPr>
-          <w:ilvl w:val="0"/>
-          <w:numId w:val="15"/>
-        </w:numPr>
-        <w:spacing w:after="0" w:afterAutospacing="0" w:before="0" w:beforeAutospacing="0" w:lineRule="auto"/>
-        <w:ind w:left="720" w:hanging="360"/>
-      </w:pPr>
-      <w:r>
-        <w:rPr>
-          <w:rtl w:val="0"/>
-        </w:rPr>
-        <w:t xml:space="preserve">Weight is measured </w:t>
-      </w:r>
-      <w:r>
-        <w:rPr>
-          <w:b w:val="1"/>
-          <w:bCs w:val="1"/>
-          <w:rtl w:val="0"/>
-        </w:rPr>
-        <w:t xml:space="preserve">on-site</w:t>
-      </w:r>
-      <w:r>
-        <w:rPr>
-          <w:rtl w:val="0"/>
-        </w:rPr>
-        <w:t xml:space="preserve"> by the receptionist/staff.</w:t>
-      </w:r>
-    </w:p>
-    <w:p>
-      <w:pPr>
-        <w:numPr>
-          <w:ilvl w:val="0"/>
-          <w:numId w:val="15"/>
-        </w:numPr>
-        <w:spacing w:after="240" w:before="0" w:beforeAutospacing="0" w:lineRule="auto"/>
-        <w:ind w:left="720" w:hanging="360"/>
-      </w:pPr>
-      <w:r>
-        <w:rPr>
-          <w:rtl w:val="0"/>
-        </w:rPr>
-        <w:t xml:space="preserve">The assessment is essentially used to determine the pet's relevant characteristics and pricing.</w:t>
-      </w:r>
-    </w:p>
-    <w:p>
-      <w:pPr>
-        <w:pStyle w:val="Heading3"/>
-        <w:keepNext w:val="0"/>
-        <w:keepLines w:val="0"/>
-        <w:spacing w:before="280" w:lineRule="auto"/>
-        <w:rPr>
-          <w:b w:val="1"/>
-          <w:bCs w:val="1"/>
-          <w:color w:val="000000"/>
-          <w:sz w:val="26"/>
-          <w:szCs w:val="26"/>
-        </w:rPr>
-      </w:pPr>
-      <w:bookmarkStart w:colFirst="0" w:colLast="0" w:name="_ftx8tfenl803" w:id="11"/>
-      <w:bookmarkEnd w:id="11"/>
-      <w:r>
-        <w:rPr>
-          <w:b w:val="1"/>
-          <w:bCs w:val="1"/>
-          <w:color w:val="000000"/>
-          <w:sz w:val="26"/>
-          <w:szCs w:val="26"/>
-          <w:rtl w:val="0"/>
-        </w:rPr>
-        <w:t xml:space="preserve">6. Assessment / "Miscellaneous" Service</w:t>
-      </w:r>
-    </w:p>
-    <w:p>
-      <w:pPr>
-        <w:numPr>
-          <w:ilvl w:val="0"/>
-          <w:numId w:val="31"/>
-        </w:numPr>
-        <w:spacing w:after="0" w:afterAutospacing="0" w:before="240" w:lineRule="auto"/>
-        <w:ind w:left="720" w:hanging="360"/>
-      </w:pPr>
-      <w:r>
-        <w:rPr>
-          <w:rtl w:val="0"/>
-        </w:rPr>
-        <w:t xml:space="preserve">The current </w:t>
-      </w:r>
-      <w:r>
-        <w:rPr>
-          <w:b w:val="1"/>
-          <w:bCs w:val="1"/>
-          <w:rtl w:val="0"/>
-        </w:rPr>
-        <w:t xml:space="preserve">Miscellaneous (MISC)</w:t>
-      </w:r>
-      <w:r>
-        <w:rPr>
-          <w:rtl w:val="0"/>
-        </w:rPr>
-        <w:t xml:space="preserve"> category is being used for pets that have not yet been assessed.</w:t>
-      </w:r>
-    </w:p>
-    <w:p>
-      <w:pPr>
-        <w:numPr>
-          <w:ilvl w:val="0"/>
-          <w:numId w:val="31"/>
-        </w:numPr>
-        <w:spacing w:after="0" w:afterAutospacing="0" w:before="0" w:beforeAutospacing="0" w:lineRule="auto"/>
-        <w:ind w:left="720" w:hanging="360"/>
-      </w:pPr>
-      <w:r>
-        <w:rPr>
-          <w:rtl w:val="0"/>
-        </w:rPr>
-        <w:t xml:space="preserve">Speaker 1 explained that MISC is essentially a </w:t>
-      </w:r>
-      <w:r>
-        <w:rPr>
-          <w:b w:val="1"/>
-          <w:bCs w:val="1"/>
-          <w:rtl w:val="0"/>
-        </w:rPr>
-        <w:t xml:space="preserve">category</w:t>
-      </w:r>
-      <w:r>
-        <w:rPr>
-          <w:rtl w:val="0"/>
-        </w:rPr>
-        <w:t xml:space="preserve">.</w:t>
-      </w:r>
-    </w:p>
-    <w:p>
-      <w:pPr>
-        <w:numPr>
-          <w:ilvl w:val="0"/>
-          <w:numId w:val="31"/>
-        </w:numPr>
-        <w:spacing w:after="0" w:afterAutospacing="0" w:before="0" w:beforeAutospacing="0" w:lineRule="auto"/>
-        <w:ind w:left="720" w:hanging="360"/>
-      </w:pPr>
-      <w:r>
-        <w:rPr>
-          <w:rtl w:val="0"/>
-        </w:rPr>
-        <w:t xml:space="preserve">Once the pet has been assessed, services such as:</w:t>
-      </w:r>
-    </w:p>
-    <w:p>
-      <w:pPr>
-        <w:numPr>
-          <w:ilvl w:val="1"/>
-          <w:numId w:val="31"/>
-        </w:numPr>
-        <w:spacing w:after="0" w:afterAutospacing="0" w:before="0" w:beforeAutospacing="0" w:lineRule="auto"/>
-        <w:ind w:left="1440" w:hanging="360"/>
-      </w:pPr>
-      <w:r>
-        <w:rPr>
-          <w:rtl w:val="0"/>
-        </w:rPr>
-        <w:t xml:space="preserve">Grooming</w:t>
-      </w:r>
-    </w:p>
-    <w:p>
-      <w:pPr>
-        <w:numPr>
-          <w:ilvl w:val="1"/>
-          <w:numId w:val="31"/>
-        </w:numPr>
-        <w:spacing w:after="0" w:afterAutospacing="0" w:before="0" w:beforeAutospacing="0" w:lineRule="auto"/>
-        <w:ind w:left="1440" w:hanging="360"/>
-      </w:pPr>
-      <w:r>
-        <w:rPr>
-          <w:rtl w:val="0"/>
-        </w:rPr>
-        <w:t xml:space="preserve">Pet hotel</w:t>
-      </w:r>
-    </w:p>
-    <w:p>
-      <w:pPr>
-        <w:numPr>
-          <w:ilvl w:val="1"/>
-          <w:numId w:val="31"/>
-        </w:numPr>
-        <w:spacing w:after="0" w:afterAutospacing="0" w:before="0" w:beforeAutospacing="0" w:lineRule="auto"/>
-        <w:ind w:left="1440" w:hanging="360"/>
-      </w:pPr>
-      <w:r>
-        <w:rPr>
-          <w:rtl w:val="0"/>
-        </w:rPr>
-        <w:t xml:space="preserve">Daycare</w:t>
-        <w:br w:type="textWrapping"/>
-        <w:t xml:space="preserve"> can become available.</w:t>
-      </w:r>
-    </w:p>
-    <w:p>
-      <w:pPr>
-        <w:numPr>
-          <w:ilvl w:val="0"/>
-          <w:numId w:val="31"/>
-        </w:numPr>
-        <w:spacing w:after="240" w:before="0" w:beforeAutospacing="0" w:lineRule="auto"/>
-        <w:ind w:left="720" w:hanging="360"/>
-      </w:pPr>
-      <w:r>
-        <w:rPr>
-          <w:rtl w:val="0"/>
-        </w:rPr>
-        <w:t xml:space="preserve">Speaker 1 suggested renaming </w:t>
-      </w:r>
-      <w:r>
-        <w:rPr>
-          <w:rFonts w:ascii="Arial Unicode MS" w:cs="Arial Unicode MS" w:eastAsia="Arial Unicode MS" w:hAnsi="Arial Unicode MS"/>
-          <w:b w:val="1"/>
-          <w:bCs w:val="1"/>
-          <w:rtl w:val="0"/>
-        </w:rPr>
-        <w:t xml:space="preserve">"Miscellaneous" → "Assessment Types"</w:t>
-      </w:r>
-      <w:r>
-        <w:rPr>
-          <w:rtl w:val="0"/>
-        </w:rPr>
-        <w:t xml:space="preserve"> because "Miscellaneous" is confusing and too broad.</w:t>
-      </w:r>
-    </w:p>
-    <w:p>
-      <w:pPr>
-        <w:pStyle w:val="Heading3"/>
-        <w:keepNext w:val="0"/>
-        <w:keepLines w:val="0"/>
-        <w:spacing w:before="280" w:lineRule="auto"/>
-        <w:rPr>
-          <w:b w:val="1"/>
-          <w:bCs w:val="1"/>
-          <w:color w:val="000000"/>
-          <w:sz w:val="26"/>
-          <w:szCs w:val="26"/>
-        </w:rPr>
-      </w:pPr>
-      <w:bookmarkStart w:colFirst="0" w:colLast="0" w:name="_yeshd84igy6a" w:id="12"/>
-      <w:bookmarkEnd w:id="12"/>
-      <w:r>
-        <w:rPr>
-          <w:b w:val="1"/>
-          <w:bCs w:val="1"/>
-          <w:color w:val="000000"/>
-          <w:sz w:val="26"/>
-          <w:szCs w:val="26"/>
-          <w:rtl w:val="0"/>
-        </w:rPr>
-        <w:t xml:space="preserve">7. Service Pricing</w:t>
-      </w:r>
-    </w:p>
-    <w:p>
-      <w:pPr>
-        <w:numPr>
-          <w:ilvl w:val="0"/>
-          <w:numId w:val="28"/>
-        </w:numPr>
-        <w:spacing w:after="0" w:afterAutospacing="0" w:before="240" w:lineRule="auto"/>
-        <w:ind w:left="720" w:hanging="360"/>
-      </w:pPr>
-      <w:r>
-        <w:rPr>
-          <w:rtl w:val="0"/>
-        </w:rPr>
-        <w:t xml:space="preserve">The </w:t>
-      </w:r>
-      <w:r>
-        <w:rPr>
-          <w:b w:val="1"/>
-          <w:bCs w:val="1"/>
-          <w:rtl w:val="0"/>
-        </w:rPr>
-        <w:t xml:space="preserve">admin</w:t>
-      </w:r>
-      <w:r>
-        <w:rPr>
-          <w:rtl w:val="0"/>
-        </w:rPr>
-        <w:t xml:space="preserve"> configures the price when creating a service.</w:t>
-      </w:r>
-    </w:p>
-    <w:p>
-      <w:pPr>
-        <w:numPr>
-          <w:ilvl w:val="0"/>
-          <w:numId w:val="28"/>
-        </w:numPr>
-        <w:spacing w:after="0" w:afterAutospacing="0" w:before="0" w:beforeAutospacing="0" w:lineRule="auto"/>
-        <w:ind w:left="720" w:hanging="360"/>
-      </w:pPr>
-      <w:r>
-        <w:rPr>
-          <w:rtl w:val="0"/>
-        </w:rPr>
-        <w:t xml:space="preserve">The receptionist </w:t>
-      </w:r>
-      <w:r>
-        <w:rPr>
-          <w:b w:val="1"/>
-          <w:bCs w:val="1"/>
-          <w:rtl w:val="0"/>
-        </w:rPr>
-        <w:t xml:space="preserve">does not edit service prices during booking</w:t>
-      </w:r>
-      <w:r>
-        <w:rPr>
-          <w:rtl w:val="0"/>
-        </w:rPr>
-        <w:t xml:space="preserve">.</w:t>
-      </w:r>
-    </w:p>
-    <w:p>
-      <w:pPr>
-        <w:numPr>
-          <w:ilvl w:val="0"/>
-          <w:numId w:val="28"/>
-        </w:numPr>
-        <w:spacing w:after="240" w:before="0" w:beforeAutospacing="0" w:lineRule="auto"/>
-        <w:ind w:left="720" w:hanging="360"/>
-      </w:pPr>
-      <w:r>
-        <w:rPr>
-          <w:rtl w:val="0"/>
-        </w:rPr>
-        <w:t xml:space="preserve">Service pricing is determined by the service configuration and, where applicable, pet characteristics such as weight/coating.</w:t>
-      </w:r>
-    </w:p>
-    <w:p>
-      <w:pPr>
-        <w:pStyle w:val="Heading3"/>
-        <w:keepNext w:val="0"/>
-        <w:keepLines w:val="0"/>
-        <w:spacing w:before="280" w:lineRule="auto"/>
-        <w:rPr>
-          <w:b w:val="1"/>
-          <w:bCs w:val="1"/>
-          <w:color w:val="000000"/>
-          <w:sz w:val="26"/>
-          <w:szCs w:val="26"/>
-        </w:rPr>
-      </w:pPr>
-      <w:bookmarkStart w:colFirst="0" w:colLast="0" w:name="_ui6r7wf47bmb" w:id="13"/>
-      <w:bookmarkEnd w:id="13"/>
-      <w:r>
-        <w:rPr>
-          <w:b w:val="1"/>
-          <w:bCs w:val="1"/>
-          <w:color w:val="000000"/>
-          <w:sz w:val="26"/>
-          <w:szCs w:val="26"/>
-          <w:rtl w:val="0"/>
-        </w:rPr>
-        <w:t xml:space="preserve">8. Service Configuration</w:t>
-      </w:r>
-    </w:p>
-    <w:p>
-      <w:pPr>
-        <w:spacing w:after="240" w:before="240" w:lineRule="auto"/>
-        <w:rPr/>
-      </w:pPr>
-      <w:r>
-        <w:rPr>
-          <w:rtl w:val="0"/>
-        </w:rPr>
-        <w:t xml:space="preserve">Admin can configure:</w:t>
-      </w:r>
-    </w:p>
-    <w:p>
-      <w:pPr>
-        <w:numPr>
-          <w:ilvl w:val="0"/>
-          <w:numId w:val="33"/>
-        </w:numPr>
-        <w:spacing w:after="0" w:afterAutospacing="0" w:before="240" w:lineRule="auto"/>
-        <w:ind w:left="720" w:hanging="360"/>
-      </w:pPr>
-      <w:r>
-        <w:rPr>
-          <w:rtl w:val="0"/>
-        </w:rPr>
-        <w:t xml:space="preserve">Service name</w:t>
-      </w:r>
-    </w:p>
-    <w:p>
-      <w:pPr>
-        <w:numPr>
-          <w:ilvl w:val="0"/>
-          <w:numId w:val="33"/>
-        </w:numPr>
-        <w:spacing w:after="0" w:afterAutospacing="0" w:before="0" w:beforeAutospacing="0" w:lineRule="auto"/>
-        <w:ind w:left="720" w:hanging="360"/>
-      </w:pPr>
-      <w:r>
-        <w:rPr>
-          <w:rtl w:val="0"/>
-        </w:rPr>
-        <w:t xml:space="preserve">Base price</w:t>
-      </w:r>
-    </w:p>
-    <w:p>
-      <w:pPr>
-        <w:numPr>
-          <w:ilvl w:val="0"/>
-          <w:numId w:val="33"/>
-        </w:numPr>
-        <w:spacing w:after="0" w:afterAutospacing="0" w:before="0" w:beforeAutospacing="0" w:lineRule="auto"/>
-        <w:ind w:left="720" w:hanging="360"/>
-      </w:pPr>
-      <w:r>
-        <w:rPr>
-          <w:rtl w:val="0"/>
-        </w:rPr>
-        <w:t xml:space="preserve">Branch availability</w:t>
-      </w:r>
-    </w:p>
-    <w:p>
-      <w:pPr>
-        <w:numPr>
-          <w:ilvl w:val="0"/>
-          <w:numId w:val="33"/>
-        </w:numPr>
-        <w:spacing w:after="0" w:afterAutospacing="0" w:before="0" w:beforeAutospacing="0" w:lineRule="auto"/>
-        <w:ind w:left="720" w:hanging="360"/>
-      </w:pPr>
-      <w:r>
-        <w:rPr>
-          <w:rtl w:val="0"/>
-        </w:rPr>
-        <w:t xml:space="preserve">Staff picker</w:t>
-      </w:r>
-    </w:p>
-    <w:p>
-      <w:pPr>
-        <w:numPr>
-          <w:ilvl w:val="0"/>
-          <w:numId w:val="33"/>
-        </w:numPr>
-        <w:spacing w:after="0" w:afterAutospacing="0" w:before="0" w:beforeAutospacing="0" w:lineRule="auto"/>
-        <w:ind w:left="720" w:hanging="360"/>
-      </w:pPr>
-      <w:r>
-        <w:rPr>
-          <w:rtl w:val="0"/>
-        </w:rPr>
-        <w:t xml:space="preserve">Cage picker</w:t>
-      </w:r>
-    </w:p>
-    <w:p>
-      <w:pPr>
-        <w:numPr>
-          <w:ilvl w:val="0"/>
-          <w:numId w:val="33"/>
-        </w:numPr>
-        <w:spacing w:after="240" w:before="0" w:beforeAutospacing="0" w:lineRule="auto"/>
-        <w:ind w:left="720" w:hanging="360"/>
-      </w:pPr>
-      <w:r>
-        <w:rPr>
-          <w:rtl w:val="0"/>
-        </w:rPr>
-        <w:t xml:space="preserve">Other service-related settings</w:t>
-      </w:r>
-    </w:p>
-    <w:p>
-      <w:pPr>
-        <w:spacing w:after="240" w:before="240" w:lineRule="auto"/>
-        <w:rPr/>
-      </w:pPr>
-      <w:r>
-        <w:rPr>
-          <w:rtl w:val="0"/>
-        </w:rPr>
-        <w:t xml:space="preserve">Speaker 1 explained that the </w:t>
-      </w:r>
-      <w:r>
-        <w:rPr>
-          <w:b w:val="1"/>
-          <w:bCs w:val="1"/>
-          <w:rtl w:val="0"/>
-        </w:rPr>
-        <w:t xml:space="preserve">staff picker is based on staff roles and availability</w:t>
-      </w:r>
-      <w:r>
-        <w:rPr>
-          <w:rtl w:val="0"/>
-        </w:rPr>
-        <w:t xml:space="preserve"> at the selected time.</w:t>
-      </w:r>
-    </w:p>
-    <w:p>
-      <w:pPr>
-        <w:pStyle w:val="Heading3"/>
-        <w:keepNext w:val="0"/>
-        <w:keepLines w:val="0"/>
-        <w:spacing w:before="280" w:lineRule="auto"/>
-        <w:rPr>
-          <w:b w:val="1"/>
-          <w:bCs w:val="1"/>
-          <w:color w:val="000000"/>
-          <w:sz w:val="26"/>
-          <w:szCs w:val="26"/>
-        </w:rPr>
-      </w:pPr>
-      <w:bookmarkStart w:colFirst="0" w:colLast="0" w:name="_iwa6yvngs9yr" w:id="14"/>
-      <w:bookmarkEnd w:id="14"/>
-      <w:r>
-        <w:rPr>
-          <w:b w:val="1"/>
-          <w:bCs w:val="1"/>
-          <w:color w:val="000000"/>
-          <w:sz w:val="26"/>
-          <w:szCs w:val="26"/>
-          <w:rtl w:val="0"/>
-        </w:rPr>
-        <w:t xml:space="preserve">9. Cage System</w:t>
-      </w:r>
-    </w:p>
-    <w:p>
-      <w:pPr>
-        <w:numPr>
-          <w:ilvl w:val="0"/>
-          <w:numId w:val="10"/>
-        </w:numPr>
-        <w:spacing w:after="0" w:afterAutospacing="0" w:before="240" w:lineRule="auto"/>
-        <w:ind w:left="720" w:hanging="360"/>
-      </w:pPr>
-      <w:r>
-        <w:rPr>
-          <w:rtl w:val="0"/>
-        </w:rPr>
-        <w:t xml:space="preserve">Speaker 1 implemented a </w:t>
-      </w:r>
-      <w:r>
-        <w:rPr>
-          <w:b w:val="1"/>
-          <w:bCs w:val="1"/>
-          <w:rtl w:val="0"/>
-        </w:rPr>
-        <w:t xml:space="preserve">cage picker</w:t>
-      </w:r>
-      <w:r>
-        <w:rPr>
-          <w:rtl w:val="0"/>
-        </w:rPr>
-        <w:t xml:space="preserve">.</w:t>
-      </w:r>
-    </w:p>
-    <w:p>
-      <w:pPr>
-        <w:numPr>
-          <w:ilvl w:val="0"/>
-          <w:numId w:val="10"/>
-        </w:numPr>
-        <w:spacing w:after="0" w:afterAutospacing="0" w:before="0" w:beforeAutospacing="0" w:lineRule="auto"/>
-        <w:ind w:left="720" w:hanging="360"/>
-      </w:pPr>
-      <w:r>
-        <w:rPr>
-          <w:rtl w:val="0"/>
-        </w:rPr>
-        <w:t xml:space="preserve">Cages can have different sizes, such as:</w:t>
-      </w:r>
-    </w:p>
-    <w:p>
-      <w:pPr>
-        <w:numPr>
-          <w:ilvl w:val="1"/>
-          <w:numId w:val="10"/>
-        </w:numPr>
-        <w:spacing w:after="0" w:afterAutospacing="0" w:before="0" w:beforeAutospacing="0" w:lineRule="auto"/>
-        <w:ind w:left="1440" w:hanging="360"/>
-      </w:pPr>
-      <w:r>
-        <w:rPr>
-          <w:rtl w:val="0"/>
-        </w:rPr>
-        <w:t xml:space="preserve">Small</w:t>
-      </w:r>
-    </w:p>
-    <w:p>
-      <w:pPr>
-        <w:numPr>
-          <w:ilvl w:val="1"/>
-          <w:numId w:val="10"/>
-        </w:numPr>
-        <w:spacing w:after="0" w:afterAutospacing="0" w:before="0" w:beforeAutospacing="0" w:lineRule="auto"/>
-        <w:ind w:left="1440" w:hanging="360"/>
-      </w:pPr>
-      <w:r>
-        <w:rPr>
-          <w:rtl w:val="0"/>
-        </w:rPr>
-        <w:t xml:space="preserve">Medium</w:t>
-      </w:r>
-    </w:p>
-    <w:p>
-      <w:pPr>
-        <w:numPr>
-          <w:ilvl w:val="1"/>
-          <w:numId w:val="10"/>
-        </w:numPr>
-        <w:spacing w:after="0" w:afterAutospacing="0" w:before="0" w:beforeAutospacing="0" w:lineRule="auto"/>
-        <w:ind w:left="1440" w:hanging="360"/>
-      </w:pPr>
-      <w:r>
-        <w:rPr>
-          <w:rtl w:val="0"/>
-        </w:rPr>
-        <w:t xml:space="preserve">Large</w:t>
-      </w:r>
-    </w:p>
-    <w:p>
-      <w:pPr>
-        <w:numPr>
-          <w:ilvl w:val="0"/>
-          <w:numId w:val="10"/>
-        </w:numPr>
-        <w:spacing w:after="0" w:afterAutospacing="0" w:before="0" w:beforeAutospacing="0" w:lineRule="auto"/>
-        <w:ind w:left="720" w:hanging="360"/>
-      </w:pPr>
-      <w:r>
-        <w:rPr>
-          <w:rtl w:val="0"/>
-        </w:rPr>
-        <w:t xml:space="preserve">Cage assignment can depend on the pet's </w:t>
-      </w:r>
-      <w:r>
-        <w:rPr>
-          <w:b w:val="1"/>
-          <w:bCs w:val="1"/>
-          <w:rtl w:val="0"/>
-        </w:rPr>
-        <w:t xml:space="preserve">weight class</w:t>
-      </w:r>
-      <w:r>
-        <w:rPr>
-          <w:rtl w:val="0"/>
-        </w:rPr>
-        <w:t xml:space="preserve">.</w:t>
-      </w:r>
-    </w:p>
-    <w:p>
-      <w:pPr>
-        <w:numPr>
-          <w:ilvl w:val="0"/>
-          <w:numId w:val="10"/>
-        </w:numPr>
-        <w:spacing w:after="0" w:afterAutospacing="0" w:before="0" w:beforeAutospacing="0" w:lineRule="auto"/>
-        <w:ind w:left="720" w:hanging="360"/>
-      </w:pPr>
-      <w:r>
-        <w:rPr>
-          <w:rtl w:val="0"/>
-        </w:rPr>
-        <w:t xml:space="preserve">Speaker 1 suggested using cage selection primarily for </w:t>
-      </w:r>
-      <w:r>
-        <w:rPr>
-          <w:b w:val="1"/>
-          <w:bCs w:val="1"/>
-          <w:rtl w:val="0"/>
-        </w:rPr>
-        <w:t xml:space="preserve">monitoring</w:t>
-      </w:r>
-      <w:r>
-        <w:rPr>
-          <w:rtl w:val="0"/>
-        </w:rPr>
-        <w:t xml:space="preserve">, rather than payment.</w:t>
-      </w:r>
-    </w:p>
-    <w:p>
-      <w:pPr>
-        <w:numPr>
-          <w:ilvl w:val="0"/>
-          <w:numId w:val="10"/>
-        </w:numPr>
-        <w:spacing w:after="0" w:afterAutospacing="0" w:before="0" w:beforeAutospacing="0" w:lineRule="auto"/>
-        <w:ind w:left="720" w:hanging="360"/>
-      </w:pPr>
-      <w:r>
-        <w:rPr>
-          <w:rtl w:val="0"/>
-        </w:rPr>
-        <w:t xml:space="preserve">The system should be able to identify which pet is assigned to a specific cage.</w:t>
-      </w:r>
-    </w:p>
-    <w:p>
-      <w:pPr>
-        <w:numPr>
-          <w:ilvl w:val="0"/>
-          <w:numId w:val="10"/>
-        </w:numPr>
-        <w:spacing w:after="240" w:before="0" w:beforeAutospacing="0" w:lineRule="auto"/>
-        <w:ind w:left="720" w:hanging="360"/>
-      </w:pPr>
-      <w:r>
-        <w:rPr>
-          <w:rtl w:val="0"/>
-        </w:rPr>
-        <w:t xml:space="preserve">Cage configuration can potentially be mapped to service types.</w:t>
-      </w:r>
-    </w:p>
-    <w:p>
-      <w:pPr>
-        <w:pStyle w:val="Heading3"/>
-        <w:keepNext w:val="0"/>
-        <w:keepLines w:val="0"/>
-        <w:spacing w:before="280" w:lineRule="auto"/>
-        <w:rPr>
-          <w:b w:val="1"/>
-          <w:bCs w:val="1"/>
-          <w:color w:val="000000"/>
-          <w:sz w:val="26"/>
-          <w:szCs w:val="26"/>
-        </w:rPr>
-      </w:pPr>
-      <w:bookmarkStart w:colFirst="0" w:colLast="0" w:name="_uh99gs2vp2kv" w:id="15"/>
-      <w:bookmarkEnd w:id="15"/>
-      <w:r>
-        <w:rPr>
-          <w:b w:val="1"/>
-          <w:bCs w:val="1"/>
-          <w:color w:val="000000"/>
-          <w:sz w:val="26"/>
-          <w:szCs w:val="26"/>
-          <w:rtl w:val="0"/>
-        </w:rPr>
-        <w:t xml:space="preserve">10. Staff Picker</w:t>
-      </w:r>
-    </w:p>
-    <w:p>
-      <w:pPr>
-        <w:numPr>
-          <w:ilvl w:val="0"/>
           <w:numId w:val="44"/>
         </w:numPr>
         <w:spacing w:after="0" w:afterAutospacing="0" w:before="240" w:lineRule="auto"/>
@@ -6350,21 +6136,7 @@
         <w:rPr>
           <w:rtl w:val="0"/>
         </w:rPr>
-        <w:t xml:space="preserve">A service can have </w:t>
-      </w:r>
-      <w:r>
-        <w:rPr>
-          <w:b w:val="1"/>
-          <w:bCs w:val="1"/>
-          <w:rtl w:val="0"/>
-        </w:rPr>
-        <w:t xml:space="preserve">Staff Picker Enabled</w:t>
-      </w:r>
-      <w:r>
-        <w:rPr>
-          <w:rtl w:val="0"/>
-        </w:rPr>
-        <w:t xml:space="preserve">.</w:t>
+        <w:t xml:space="preserve">Packages allow the selection of multiple services.</w:t>
       </w:r>
     </w:p>
     <w:p>
@@ -6380,7 +6152,37 @@
         <w:rPr>
           <w:rtl w:val="0"/>
         </w:rPr>
-        <w:t xml:space="preserve">Staff selection is based on:</w:t>
+        <w:t xml:space="preserve">A </w:t>
+      </w:r>
+      <w:r>
+        <w:rPr>
+          <w:b w:val="1"/>
+          <w:bCs w:val="1"/>
+          <w:rtl w:val="0"/>
+        </w:rPr>
+        <w:t xml:space="preserve">percentage discount</w:t>
+      </w:r>
+      <w:r>
+        <w:rPr>
+          <w:rtl w:val="0"/>
+        </w:rPr>
+        <w:t xml:space="preserve"> is applied depending on the package.</w:t>
+      </w:r>
+    </w:p>
+    <w:p>
+      <w:pPr>
+        <w:numPr>
+          <w:ilvl w:val="0"/>
+          <w:numId w:val="44"/>
+        </w:numPr>
+        <w:spacing w:after="0" w:afterAutospacing="0" w:before="0" w:beforeAutospacing="0" w:lineRule="auto"/>
+        <w:ind w:left="720" w:hanging="360"/>
+      </w:pPr>
+      <w:r>
+        <w:rPr>
+          <w:rtl w:val="0"/>
+        </w:rPr>
+        <w:t xml:space="preserve">Example discussed:</w:t>
       </w:r>
     </w:p>
     <w:p>
@@ -6396,7 +6198,15 @@
         <w:rPr>
           <w:rtl w:val="0"/>
         </w:rPr>
-        <w:t xml:space="preserve">Staff role</w:t>
+        <w:t xml:space="preserve">Original price: </w:t>
+      </w:r>
+      <w:r>
+        <w:rPr>
+          <w:b w:val="1"/>
+          <w:bCs w:val="1"/>
+          <w:rtl w:val="0"/>
+        </w:rPr>
+        <w:t xml:space="preserve">700</w:t>
       </w:r>
     </w:p>
     <w:p>
@@ -6412,7 +6222,39 @@
         <w:rPr>
           <w:rtl w:val="0"/>
         </w:rPr>
-        <w:t xml:space="preserve">Staff availability at the selected time</w:t>
+        <w:t xml:space="preserve">Discounted price: </w:t>
+      </w:r>
+      <w:r>
+        <w:rPr>
+          <w:b w:val="1"/>
+          <w:bCs w:val="1"/>
+          <w:rtl w:val="0"/>
+        </w:rPr>
+        <w:t xml:space="preserve">630</w:t>
+      </w:r>
+    </w:p>
+    <w:p>
+      <w:pPr>
+        <w:numPr>
+          <w:ilvl w:val="1"/>
+          <w:numId w:val="44"/>
+        </w:numPr>
+        <w:spacing w:after="0" w:afterAutospacing="0" w:before="0" w:beforeAutospacing="0" w:lineRule="auto"/>
+        <w:ind w:left="1440" w:hanging="360"/>
+      </w:pPr>
+      <w:r>
+        <w:rPr>
+          <w:rtl w:val="0"/>
+        </w:rPr>
+        <w:t xml:space="preserve">Package discount: </w:t>
+      </w:r>
+      <w:r>
+        <w:rPr>
+          <w:b w:val="1"/>
+          <w:bCs w:val="1"/>
+          <w:rtl w:val="0"/>
+        </w:rPr>
+        <w:t xml:space="preserve">10%</w:t>
       </w:r>
     </w:p>
     <w:p>
@@ -6428,7 +6270,7 @@
         <w:rPr>
           <w:rtl w:val="0"/>
         </w:rPr>
-        <w:t xml:space="preserve">This allows the system to determine which staff members can handle a particular service.</w:t>
+        <w:t xml:space="preserve">Speaker 1 agreed that the package should communicate the discount more clearly.</w:t>
       </w:r>
     </w:p>
     <w:p>
@@ -6445,8 +6287,8 @@
           <w:szCs w:val="26"/>
         </w:rPr>
       </w:pPr>
-      <w:bookmarkStart w:colFirst="0" w:colLast="0" w:name="_ki55nfya7vvf" w:id="16"/>
-      <w:bookmarkEnd w:id="16"/>
+      <w:bookmarkStart w:colFirst="0" w:colLast="0" w:name="_3n0ko1dvks3v" w:id="9"/>
+      <w:bookmarkEnd w:id="9"/>
       <w:r>
         <w:rPr>
           <w:b w:val="1"/>
@@ -6456,14 +6298,52 @@
           <w:szCs w:val="26"/>
           <w:rtl w:val="0"/>
         </w:rPr>
-        <w:t xml:space="preserve">11. Walk-in Booking</w:t>
+        <w:t xml:space="preserve">4. Receptionist Role</w:t>
+      </w:r>
+    </w:p>
+    <w:p>
+      <w:pPr>
+        <w:spacing w:after="240" w:before="240" w:lineRule="auto"/>
+        <w:rPr/>
+      </w:pPr>
+      <w:r>
+        <w:rPr>
+          <w:rtl w:val="0"/>
+        </w:rPr>
+        <w:t xml:space="preserve">The receptionist's </w:t>
+      </w:r>
+      <w:r>
+        <w:rPr>
+          <w:b w:val="1"/>
+          <w:bCs w:val="1"/>
+          <w:rtl w:val="0"/>
+        </w:rPr>
+        <w:t xml:space="preserve">main responsibility is handling bookings</w:t>
+      </w:r>
+      <w:r>
+        <w:rPr>
+          <w:rtl w:val="0"/>
+        </w:rPr>
+        <w:t xml:space="preserve">.</w:t>
+      </w:r>
+    </w:p>
+    <w:p>
+      <w:pPr>
+        <w:spacing w:after="240" w:before="240" w:lineRule="auto"/>
+        <w:rPr/>
+      </w:pPr>
+      <w:r>
+        <w:rPr>
+          <w:rtl w:val="0"/>
+        </w:rPr>
+        <w:t xml:space="preserve">The receptionist can:</w:t>
       </w:r>
     </w:p>
     <w:p>
       <w:pPr>
         <w:numPr>
           <w:ilvl w:val="0"/>
-          <w:numId w:val="19"/>
+          <w:numId w:val="3"/>
         </w:numPr>
         <w:spacing w:after="0" w:afterAutospacing="0" w:before="240" w:lineRule="auto"/>
         <w:ind w:left="720" w:hanging="360"/>
@@ -6472,7 +6352,7 @@
         <w:rPr>
           <w:rtl w:val="0"/>
         </w:rPr>
-        <w:t xml:space="preserve">At this point, the system </w:t>
+        <w:t xml:space="preserve">Create bookings for </w:t>
       </w:r>
       <w:r>
         <w:rPr>
@@ -6480,7 +6360,7 @@
           <w:bCs w:val="1"/>
           <w:rtl w:val="0"/>
         </w:rPr>
-        <w:t xml:space="preserve">does not yet have a proper walk-in function</w:t>
+        <w:t xml:space="preserve">walk-in customers</w:t>
       </w:r>
       <w:r>
         <w:rPr>
@@ -6493,7 +6373,7 @@
       <w:pPr>
         <w:numPr>
           <w:ilvl w:val="0"/>
-          <w:numId w:val="19"/>
+          <w:numId w:val="3"/>
         </w:numPr>
         <w:spacing w:after="0" w:afterAutospacing="0" w:before="0" w:beforeAutospacing="0" w:lineRule="auto"/>
         <w:ind w:left="720" w:hanging="360"/>
@@ -6502,14 +6382,28 @@
         <w:rPr>
           <w:rtl w:val="0"/>
         </w:rPr>
-        <w:t xml:space="preserve">Speaker 1 confirmed that walk-in handling still needs to be implemented.</w:t>
+        <w:t xml:space="preserve">Create bookings for </w:t>
+      </w:r>
+      <w:r>
+        <w:rPr>
+          <w:b w:val="1"/>
+          <w:bCs w:val="1"/>
+          <w:rtl w:val="0"/>
+        </w:rPr>
+        <w:t xml:space="preserve">existing customers</w:t>
+      </w:r>
+      <w:r>
+        <w:rPr>
+          <w:rtl w:val="0"/>
+        </w:rPr>
+        <w:t xml:space="preserve">.</w:t>
       </w:r>
     </w:p>
     <w:p>
       <w:pPr>
         <w:numPr>
           <w:ilvl w:val="0"/>
-          <w:numId w:val="19"/>
+          <w:numId w:val="3"/>
         </w:numPr>
         <w:spacing w:after="0" w:afterAutospacing="0" w:before="0" w:beforeAutospacing="0" w:lineRule="auto"/>
         <w:ind w:left="720" w:hanging="360"/>
@@ -6518,14 +6412,14 @@
         <w:rPr>
           <w:rtl w:val="0"/>
         </w:rPr>
-        <w:t xml:space="preserve">The intended process is that the receptionist manages registration for a walk-in customer.</w:t>
+        <w:t xml:space="preserve">Handle bookings made by customers themselves.</w:t>
       </w:r>
     </w:p>
     <w:p>
       <w:pPr>
         <w:numPr>
           <w:ilvl w:val="0"/>
-          <w:numId w:val="19"/>
+          <w:numId w:val="3"/>
         </w:numPr>
         <w:spacing w:after="240" w:before="0" w:beforeAutospacing="0" w:lineRule="auto"/>
         <w:ind w:left="720" w:hanging="360"/>
@@ -6534,7 +6428,7 @@
         <w:rPr>
           <w:rtl w:val="0"/>
         </w:rPr>
-        <w:t xml:space="preserve">Walk-in registration should happen </w:t>
+        <w:t xml:space="preserve">Record the pet's </w:t>
       </w:r>
       <w:r>
         <w:rPr>
@@ -6542,13 +6436,13 @@
           <w:bCs w:val="1"/>
           <w:rtl w:val="0"/>
         </w:rPr>
-        <w:t xml:space="preserve">on the day/time of service</w:t>
-      </w:r>
-      <w:r>
-        <w:rPr>
-          <w:rtl w:val="0"/>
-        </w:rPr>
-        <w:t xml:space="preserve">, rather than requiring a future appointment.</w:t>
+        <w:t xml:space="preserve">actual weight</w:t>
+      </w:r>
+      <w:r>
+        <w:rPr>
+          <w:rtl w:val="0"/>
+        </w:rPr>
+        <w:t xml:space="preserve"> during the assessment process.</w:t>
       </w:r>
     </w:p>
     <w:p>
@@ -6565,8 +6459,8 @@
           <w:szCs w:val="26"/>
         </w:rPr>
       </w:pPr>
-      <w:bookmarkStart w:colFirst="0" w:colLast="0" w:name="_tf6mwrxwhwgi" w:id="17"/>
-      <w:bookmarkEnd w:id="17"/>
+      <w:bookmarkStart w:colFirst="0" w:colLast="0" w:name="_a7p0zpduv46r" w:id="10"/>
+      <w:bookmarkEnd w:id="10"/>
       <w:r>
         <w:rPr>
           <w:b w:val="1"/>
@@ -6576,14 +6470,14 @@
           <w:szCs w:val="26"/>
           <w:rtl w:val="0"/>
         </w:rPr>
-        <w:t xml:space="preserve">12. Customer &amp; Pets</w:t>
+        <w:t xml:space="preserve">5. Pet Assessment</w:t>
       </w:r>
     </w:p>
     <w:p>
       <w:pPr>
         <w:numPr>
           <w:ilvl w:val="0"/>
-          <w:numId w:val="5"/>
+          <w:numId w:val="17"/>
         </w:numPr>
         <w:spacing w:after="0" w:afterAutospacing="0" w:before="240" w:lineRule="auto"/>
         <w:ind w:left="720" w:hanging="360"/>
@@ -6592,7 +6486,7 @@
         <w:rPr>
           <w:rtl w:val="0"/>
         </w:rPr>
-        <w:t xml:space="preserve">Customers can have </w:t>
+        <w:t xml:space="preserve">A pet that has </w:t>
       </w:r>
       <w:r>
         <w:rPr>
@@ -6600,20 +6494,68 @@
           <w:bCs w:val="1"/>
           <w:rtl w:val="0"/>
         </w:rPr>
-        <w:t xml:space="preserve">multiple registered pets</w:t>
-      </w:r>
-      <w:r>
-        <w:rPr>
-          <w:rtl w:val="0"/>
-        </w:rPr>
-        <w:t xml:space="preserve">.</w:t>
+        <w:t xml:space="preserve">not yet been assessed</w:t>
+      </w:r>
+      <w:r>
+        <w:rPr>
+          <w:rtl w:val="0"/>
+        </w:rPr>
+        <w:t xml:space="preserve"> does not have:</w:t>
+      </w:r>
+    </w:p>
+    <w:p>
+      <w:pPr>
+        <w:numPr>
+          <w:ilvl w:val="1"/>
+          <w:numId w:val="17"/>
+        </w:numPr>
+        <w:spacing w:after="0" w:afterAutospacing="0" w:before="0" w:beforeAutospacing="0" w:lineRule="auto"/>
+        <w:ind w:left="1440" w:hanging="360"/>
+      </w:pPr>
+      <w:r>
+        <w:rPr>
+          <w:rtl w:val="0"/>
+        </w:rPr>
+        <w:t xml:space="preserve">Weight</w:t>
+      </w:r>
+    </w:p>
+    <w:p>
+      <w:pPr>
+        <w:numPr>
+          <w:ilvl w:val="1"/>
+          <w:numId w:val="17"/>
+        </w:numPr>
+        <w:spacing w:after="0" w:afterAutospacing="0" w:before="0" w:beforeAutospacing="0" w:lineRule="auto"/>
+        <w:ind w:left="1440" w:hanging="360"/>
+      </w:pPr>
+      <w:r>
+        <w:rPr>
+          <w:rtl w:val="0"/>
+        </w:rPr>
+        <w:t xml:space="preserve">Coat size/type</w:t>
+      </w:r>
+    </w:p>
+    <w:p>
+      <w:pPr>
+        <w:numPr>
+          <w:ilvl w:val="1"/>
+          <w:numId w:val="17"/>
+        </w:numPr>
+        <w:spacing w:after="0" w:afterAutospacing="0" w:before="0" w:beforeAutospacing="0" w:lineRule="auto"/>
+        <w:ind w:left="1440" w:hanging="360"/>
+      </w:pPr>
+      <w:r>
+        <w:rPr>
+          <w:rtl w:val="0"/>
+        </w:rPr>
+        <w:t xml:space="preserve">Other assessment information</w:t>
       </w:r>
     </w:p>
     <w:p>
       <w:pPr>
         <w:numPr>
           <w:ilvl w:val="0"/>
-          <w:numId w:val="5"/>
+          <w:numId w:val="17"/>
         </w:numPr>
         <w:spacing w:after="0" w:afterAutospacing="0" w:before="0" w:beforeAutospacing="0" w:lineRule="auto"/>
         <w:ind w:left="720" w:hanging="360"/>
@@ -6622,7 +6564,7 @@
         <w:rPr>
           <w:rtl w:val="0"/>
         </w:rPr>
-        <w:t xml:space="preserve">Currently, the system handles services </w:t>
+        <w:t xml:space="preserve">The pet's assessment affects the </w:t>
       </w:r>
       <w:r>
         <w:rPr>
@@ -6630,7 +6572,7 @@
           <w:bCs w:val="1"/>
           <w:rtl w:val="0"/>
         </w:rPr>
-        <w:t xml:space="preserve">one pet at a time</w:t>
+        <w:t xml:space="preserve">price of services</w:t>
       </w:r>
       <w:r>
         <w:rPr>
@@ -6643,7 +6585,7 @@
       <w:pPr>
         <w:numPr>
           <w:ilvl w:val="0"/>
-          <w:numId w:val="5"/>
+          <w:numId w:val="17"/>
         </w:numPr>
         <w:spacing w:after="0" w:afterAutospacing="0" w:before="0" w:beforeAutospacing="0" w:lineRule="auto"/>
         <w:ind w:left="720" w:hanging="360"/>
@@ -6652,14 +6594,1055 @@
         <w:rPr>
           <w:rtl w:val="0"/>
         </w:rPr>
-        <w:t xml:space="preserve">Speaker 1 confirmed that multiple pets cannot currently be selected together for a service.</w:t>
+        <w:t xml:space="preserve">Weight is measured </w:t>
+      </w:r>
+      <w:r>
+        <w:rPr>
+          <w:b w:val="1"/>
+          <w:bCs w:val="1"/>
+          <w:rtl w:val="0"/>
+        </w:rPr>
+        <w:t xml:space="preserve">on-site</w:t>
+      </w:r>
+      <w:r>
+        <w:rPr>
+          <w:rtl w:val="0"/>
+        </w:rPr>
+        <w:t xml:space="preserve"> by the receptionist/staff.</w:t>
       </w:r>
     </w:p>
     <w:p>
       <w:pPr>
         <w:numPr>
           <w:ilvl w:val="0"/>
-          <w:numId w:val="5"/>
+          <w:numId w:val="17"/>
+        </w:numPr>
+        <w:spacing w:after="240" w:before="0" w:beforeAutospacing="0" w:lineRule="auto"/>
+        <w:ind w:left="720" w:hanging="360"/>
+      </w:pPr>
+      <w:r>
+        <w:rPr>
+          <w:rtl w:val="0"/>
+        </w:rPr>
+        <w:t xml:space="preserve">The assessment is essentially used to determine the pet's relevant characteristics and pricing.</w:t>
+      </w:r>
+    </w:p>
+    <w:p>
+      <w:pPr>
+        <w:pStyle w:val="Heading3"/>
+        <w:keepNext w:val="0"/>
+        <w:keepLines w:val="0"/>
+        <w:spacing w:before="280" w:lineRule="auto"/>
+        <w:rPr>
+          <w:b w:val="1"/>
+          <w:bCs w:val="1"/>
+          <w:color w:val="000000"/>
+          <w:sz w:val="26"/>
+          <w:szCs w:val="26"/>
+        </w:rPr>
+      </w:pPr>
+      <w:bookmarkStart w:colFirst="0" w:colLast="0" w:name="_ftx8tfenl803" w:id="11"/>
+      <w:bookmarkEnd w:id="11"/>
+      <w:r>
+        <w:rPr>
+          <w:b w:val="1"/>
+          <w:bCs w:val="1"/>
+          <w:color w:val="000000"/>
+          <w:sz w:val="26"/>
+          <w:szCs w:val="26"/>
+          <w:rtl w:val="0"/>
+        </w:rPr>
+        <w:t xml:space="preserve">6. Assessment / "Miscellaneous" Service</w:t>
+      </w:r>
+    </w:p>
+    <w:p>
+      <w:pPr>
+        <w:numPr>
+          <w:ilvl w:val="0"/>
+          <w:numId w:val="34"/>
+        </w:numPr>
+        <w:spacing w:after="0" w:afterAutospacing="0" w:before="240" w:lineRule="auto"/>
+        <w:ind w:left="720" w:hanging="360"/>
+      </w:pPr>
+      <w:r>
+        <w:rPr>
+          <w:rtl w:val="0"/>
+        </w:rPr>
+        <w:t xml:space="preserve">The current </w:t>
+      </w:r>
+      <w:r>
+        <w:rPr>
+          <w:b w:val="1"/>
+          <w:bCs w:val="1"/>
+          <w:rtl w:val="0"/>
+        </w:rPr>
+        <w:t xml:space="preserve">Miscellaneous (MISC)</w:t>
+      </w:r>
+      <w:r>
+        <w:rPr>
+          <w:rtl w:val="0"/>
+        </w:rPr>
+        <w:t xml:space="preserve"> category is being used for pets that have not yet been assessed.</w:t>
+      </w:r>
+    </w:p>
+    <w:p>
+      <w:pPr>
+        <w:numPr>
+          <w:ilvl w:val="0"/>
+          <w:numId w:val="34"/>
+        </w:numPr>
+        <w:spacing w:after="0" w:afterAutospacing="0" w:before="0" w:beforeAutospacing="0" w:lineRule="auto"/>
+        <w:ind w:left="720" w:hanging="360"/>
+      </w:pPr>
+      <w:r>
+        <w:rPr>
+          <w:rtl w:val="0"/>
+        </w:rPr>
+        <w:t xml:space="preserve">Speaker 1 explained that MISC is essentially a </w:t>
+      </w:r>
+      <w:r>
+        <w:rPr>
+          <w:b w:val="1"/>
+          <w:bCs w:val="1"/>
+          <w:rtl w:val="0"/>
+        </w:rPr>
+        <w:t xml:space="preserve">category</w:t>
+      </w:r>
+      <w:r>
+        <w:rPr>
+          <w:rtl w:val="0"/>
+        </w:rPr>
+        <w:t xml:space="preserve">.</w:t>
+      </w:r>
+    </w:p>
+    <w:p>
+      <w:pPr>
+        <w:numPr>
+          <w:ilvl w:val="0"/>
+          <w:numId w:val="34"/>
+        </w:numPr>
+        <w:spacing w:after="0" w:afterAutospacing="0" w:before="0" w:beforeAutospacing="0" w:lineRule="auto"/>
+        <w:ind w:left="720" w:hanging="360"/>
+      </w:pPr>
+      <w:r>
+        <w:rPr>
+          <w:rtl w:val="0"/>
+        </w:rPr>
+        <w:t xml:space="preserve">Once the pet has been assessed, services such as:</w:t>
+      </w:r>
+    </w:p>
+    <w:p>
+      <w:pPr>
+        <w:numPr>
+          <w:ilvl w:val="1"/>
+          <w:numId w:val="34"/>
+        </w:numPr>
+        <w:spacing w:after="0" w:afterAutospacing="0" w:before="0" w:beforeAutospacing="0" w:lineRule="auto"/>
+        <w:ind w:left="1440" w:hanging="360"/>
+      </w:pPr>
+      <w:r>
+        <w:rPr>
+          <w:rtl w:val="0"/>
+        </w:rPr>
+        <w:t xml:space="preserve">Grooming</w:t>
+      </w:r>
+    </w:p>
+    <w:p>
+      <w:pPr>
+        <w:numPr>
+          <w:ilvl w:val="1"/>
+          <w:numId w:val="34"/>
+        </w:numPr>
+        <w:spacing w:after="0" w:afterAutospacing="0" w:before="0" w:beforeAutospacing="0" w:lineRule="auto"/>
+        <w:ind w:left="1440" w:hanging="360"/>
+      </w:pPr>
+      <w:r>
+        <w:rPr>
+          <w:rtl w:val="0"/>
+        </w:rPr>
+        <w:t xml:space="preserve">Pet hotel</w:t>
+      </w:r>
+    </w:p>
+    <w:p>
+      <w:pPr>
+        <w:numPr>
+          <w:ilvl w:val="1"/>
+          <w:numId w:val="34"/>
+        </w:numPr>
+        <w:spacing w:after="0" w:afterAutospacing="0" w:before="0" w:beforeAutospacing="0" w:lineRule="auto"/>
+        <w:ind w:left="1440" w:hanging="360"/>
+      </w:pPr>
+      <w:r>
+        <w:rPr>
+          <w:rtl w:val="0"/>
+        </w:rPr>
+        <w:t xml:space="preserve">Daycare</w:t>
+        <w:br w:type="textWrapping"/>
+        <w:t xml:space="preserve"> can become available.</w:t>
+      </w:r>
+    </w:p>
+    <w:p>
+      <w:pPr>
+        <w:numPr>
+          <w:ilvl w:val="0"/>
+          <w:numId w:val="34"/>
+        </w:numPr>
+        <w:spacing w:after="240" w:before="0" w:beforeAutospacing="0" w:lineRule="auto"/>
+        <w:ind w:left="720" w:hanging="360"/>
+      </w:pPr>
+      <w:r>
+        <w:rPr>
+          <w:rtl w:val="0"/>
+        </w:rPr>
+        <w:t xml:space="preserve">Speaker 1 suggested renaming </w:t>
+      </w:r>
+      <w:r>
+        <w:rPr>
+          <w:rFonts w:ascii="Arial Unicode MS" w:cs="Arial Unicode MS" w:eastAsia="Arial Unicode MS" w:hAnsi="Arial Unicode MS"/>
+          <w:b w:val="1"/>
+          <w:bCs w:val="1"/>
+          <w:rtl w:val="0"/>
+        </w:rPr>
+        <w:t xml:space="preserve">"Miscellaneous" → "Assessment Types"</w:t>
+      </w:r>
+      <w:r>
+        <w:rPr>
+          <w:rtl w:val="0"/>
+        </w:rPr>
+        <w:t xml:space="preserve"> because "Miscellaneous" is confusing and too broad.</w:t>
+      </w:r>
+    </w:p>
+    <w:p>
+      <w:pPr>
+        <w:pStyle w:val="Heading3"/>
+        <w:keepNext w:val="0"/>
+        <w:keepLines w:val="0"/>
+        <w:spacing w:before="280" w:lineRule="auto"/>
+        <w:rPr>
+          <w:b w:val="1"/>
+          <w:bCs w:val="1"/>
+          <w:color w:val="000000"/>
+          <w:sz w:val="26"/>
+          <w:szCs w:val="26"/>
+        </w:rPr>
+      </w:pPr>
+      <w:bookmarkStart w:colFirst="0" w:colLast="0" w:name="_yeshd84igy6a" w:id="12"/>
+      <w:bookmarkEnd w:id="12"/>
+      <w:r>
+        <w:rPr>
+          <w:b w:val="1"/>
+          <w:bCs w:val="1"/>
+          <w:color w:val="000000"/>
+          <w:sz w:val="26"/>
+          <w:szCs w:val="26"/>
+          <w:rtl w:val="0"/>
+        </w:rPr>
+        <w:t xml:space="preserve">7. Service Pricing</w:t>
+      </w:r>
+    </w:p>
+    <w:p>
+      <w:pPr>
+        <w:numPr>
+          <w:ilvl w:val="0"/>
+          <w:numId w:val="31"/>
+        </w:numPr>
+        <w:spacing w:after="0" w:afterAutospacing="0" w:before="240" w:lineRule="auto"/>
+        <w:ind w:left="720" w:hanging="360"/>
+      </w:pPr>
+      <w:r>
+        <w:rPr>
+          <w:rtl w:val="0"/>
+        </w:rPr>
+        <w:t xml:space="preserve">The </w:t>
+      </w:r>
+      <w:r>
+        <w:rPr>
+          <w:b w:val="1"/>
+          <w:bCs w:val="1"/>
+          <w:rtl w:val="0"/>
+        </w:rPr>
+        <w:t xml:space="preserve">admin</w:t>
+      </w:r>
+      <w:r>
+        <w:rPr>
+          <w:rtl w:val="0"/>
+        </w:rPr>
+        <w:t xml:space="preserve"> configures the price when creating a service.</w:t>
+      </w:r>
+    </w:p>
+    <w:p>
+      <w:pPr>
+        <w:numPr>
+          <w:ilvl w:val="0"/>
+          <w:numId w:val="31"/>
+        </w:numPr>
+        <w:spacing w:after="0" w:afterAutospacing="0" w:before="0" w:beforeAutospacing="0" w:lineRule="auto"/>
+        <w:ind w:left="720" w:hanging="360"/>
+      </w:pPr>
+      <w:r>
+        <w:rPr>
+          <w:rtl w:val="0"/>
+        </w:rPr>
+        <w:t xml:space="preserve">The receptionist </w:t>
+      </w:r>
+      <w:r>
+        <w:rPr>
+          <w:b w:val="1"/>
+          <w:bCs w:val="1"/>
+          <w:rtl w:val="0"/>
+        </w:rPr>
+        <w:t xml:space="preserve">does not edit service prices during booking</w:t>
+      </w:r>
+      <w:r>
+        <w:rPr>
+          <w:rtl w:val="0"/>
+        </w:rPr>
+        <w:t xml:space="preserve">.</w:t>
+      </w:r>
+    </w:p>
+    <w:p>
+      <w:pPr>
+        <w:numPr>
+          <w:ilvl w:val="0"/>
+          <w:numId w:val="31"/>
+        </w:numPr>
+        <w:spacing w:after="240" w:before="0" w:beforeAutospacing="0" w:lineRule="auto"/>
+        <w:ind w:left="720" w:hanging="360"/>
+      </w:pPr>
+      <w:r>
+        <w:rPr>
+          <w:rtl w:val="0"/>
+        </w:rPr>
+        <w:t xml:space="preserve">Service pricing is determined by the service configuration and, where applicable, pet characteristics such as weight/coating.</w:t>
+      </w:r>
+    </w:p>
+    <w:p>
+      <w:pPr>
+        <w:pStyle w:val="Heading3"/>
+        <w:keepNext w:val="0"/>
+        <w:keepLines w:val="0"/>
+        <w:spacing w:before="280" w:lineRule="auto"/>
+        <w:rPr>
+          <w:b w:val="1"/>
+          <w:bCs w:val="1"/>
+          <w:color w:val="000000"/>
+          <w:sz w:val="26"/>
+          <w:szCs w:val="26"/>
+        </w:rPr>
+      </w:pPr>
+      <w:bookmarkStart w:colFirst="0" w:colLast="0" w:name="_ui6r7wf47bmb" w:id="13"/>
+      <w:bookmarkEnd w:id="13"/>
+      <w:r>
+        <w:rPr>
+          <w:b w:val="1"/>
+          <w:bCs w:val="1"/>
+          <w:color w:val="000000"/>
+          <w:sz w:val="26"/>
+          <w:szCs w:val="26"/>
+          <w:rtl w:val="0"/>
+        </w:rPr>
+        <w:t xml:space="preserve">8. Service Configuration</w:t>
+      </w:r>
+    </w:p>
+    <w:p>
+      <w:pPr>
+        <w:spacing w:after="240" w:before="240" w:lineRule="auto"/>
+        <w:rPr/>
+      </w:pPr>
+      <w:r>
+        <w:rPr>
+          <w:rtl w:val="0"/>
+        </w:rPr>
+        <w:t xml:space="preserve">Admin can configure:</w:t>
+      </w:r>
+    </w:p>
+    <w:p>
+      <w:pPr>
+        <w:numPr>
+          <w:ilvl w:val="0"/>
+          <w:numId w:val="36"/>
+        </w:numPr>
+        <w:spacing w:after="0" w:afterAutospacing="0" w:before="240" w:lineRule="auto"/>
+        <w:ind w:left="720" w:hanging="360"/>
+      </w:pPr>
+      <w:r>
+        <w:rPr>
+          <w:rtl w:val="0"/>
+        </w:rPr>
+        <w:t xml:space="preserve">Service name</w:t>
+      </w:r>
+    </w:p>
+    <w:p>
+      <w:pPr>
+        <w:numPr>
+          <w:ilvl w:val="0"/>
+          <w:numId w:val="36"/>
+        </w:numPr>
+        <w:spacing w:after="0" w:afterAutospacing="0" w:before="0" w:beforeAutospacing="0" w:lineRule="auto"/>
+        <w:ind w:left="720" w:hanging="360"/>
+      </w:pPr>
+      <w:r>
+        <w:rPr>
+          <w:rtl w:val="0"/>
+        </w:rPr>
+        <w:t xml:space="preserve">Base price</w:t>
+      </w:r>
+    </w:p>
+    <w:p>
+      <w:pPr>
+        <w:numPr>
+          <w:ilvl w:val="0"/>
+          <w:numId w:val="36"/>
+        </w:numPr>
+        <w:spacing w:after="0" w:afterAutospacing="0" w:before="0" w:beforeAutospacing="0" w:lineRule="auto"/>
+        <w:ind w:left="720" w:hanging="360"/>
+      </w:pPr>
+      <w:r>
+        <w:rPr>
+          <w:rtl w:val="0"/>
+        </w:rPr>
+        <w:t xml:space="preserve">Branch availability</w:t>
+      </w:r>
+    </w:p>
+    <w:p>
+      <w:pPr>
+        <w:numPr>
+          <w:ilvl w:val="0"/>
+          <w:numId w:val="36"/>
+        </w:numPr>
+        <w:spacing w:after="0" w:afterAutospacing="0" w:before="0" w:beforeAutospacing="0" w:lineRule="auto"/>
+        <w:ind w:left="720" w:hanging="360"/>
+      </w:pPr>
+      <w:r>
+        <w:rPr>
+          <w:rtl w:val="0"/>
+        </w:rPr>
+        <w:t xml:space="preserve">Staff picker</w:t>
+      </w:r>
+    </w:p>
+    <w:p>
+      <w:pPr>
+        <w:numPr>
+          <w:ilvl w:val="0"/>
+          <w:numId w:val="36"/>
+        </w:numPr>
+        <w:spacing w:after="0" w:afterAutospacing="0" w:before="0" w:beforeAutospacing="0" w:lineRule="auto"/>
+        <w:ind w:left="720" w:hanging="360"/>
+      </w:pPr>
+      <w:r>
+        <w:rPr>
+          <w:rtl w:val="0"/>
+        </w:rPr>
+        <w:t xml:space="preserve">Cage picker</w:t>
+      </w:r>
+    </w:p>
+    <w:p>
+      <w:pPr>
+        <w:numPr>
+          <w:ilvl w:val="0"/>
+          <w:numId w:val="36"/>
+        </w:numPr>
+        <w:spacing w:after="240" w:before="0" w:beforeAutospacing="0" w:lineRule="auto"/>
+        <w:ind w:left="720" w:hanging="360"/>
+      </w:pPr>
+      <w:r>
+        <w:rPr>
+          <w:rtl w:val="0"/>
+        </w:rPr>
+        <w:t xml:space="preserve">Other service-related settings</w:t>
+      </w:r>
+    </w:p>
+    <w:p>
+      <w:pPr>
+        <w:spacing w:after="240" w:before="240" w:lineRule="auto"/>
+        <w:rPr/>
+      </w:pPr>
+      <w:r>
+        <w:rPr>
+          <w:rtl w:val="0"/>
+        </w:rPr>
+        <w:t xml:space="preserve">Speaker 1 explained that the </w:t>
+      </w:r>
+      <w:r>
+        <w:rPr>
+          <w:b w:val="1"/>
+          <w:bCs w:val="1"/>
+          <w:rtl w:val="0"/>
+        </w:rPr>
+        <w:t xml:space="preserve">staff picker is based on staff roles and availability</w:t>
+      </w:r>
+      <w:r>
+        <w:rPr>
+          <w:rtl w:val="0"/>
+        </w:rPr>
+        <w:t xml:space="preserve"> at the selected time.</w:t>
+      </w:r>
+    </w:p>
+    <w:p>
+      <w:pPr>
+        <w:pStyle w:val="Heading3"/>
+        <w:keepNext w:val="0"/>
+        <w:keepLines w:val="0"/>
+        <w:spacing w:before="280" w:lineRule="auto"/>
+        <w:rPr>
+          <w:b w:val="1"/>
+          <w:bCs w:val="1"/>
+          <w:color w:val="000000"/>
+          <w:sz w:val="26"/>
+          <w:szCs w:val="26"/>
+        </w:rPr>
+      </w:pPr>
+      <w:bookmarkStart w:colFirst="0" w:colLast="0" w:name="_iwa6yvngs9yr" w:id="14"/>
+      <w:bookmarkEnd w:id="14"/>
+      <w:r>
+        <w:rPr>
+          <w:b w:val="1"/>
+          <w:bCs w:val="1"/>
+          <w:color w:val="000000"/>
+          <w:sz w:val="26"/>
+          <w:szCs w:val="26"/>
+          <w:rtl w:val="0"/>
+        </w:rPr>
+        <w:t xml:space="preserve">9. Cage System</w:t>
+      </w:r>
+    </w:p>
+    <w:p>
+      <w:pPr>
+        <w:numPr>
+          <w:ilvl w:val="0"/>
+          <w:numId w:val="12"/>
+        </w:numPr>
+        <w:spacing w:after="0" w:afterAutospacing="0" w:before="240" w:lineRule="auto"/>
+        <w:ind w:left="720" w:hanging="360"/>
+      </w:pPr>
+      <w:r>
+        <w:rPr>
+          <w:rtl w:val="0"/>
+        </w:rPr>
+        <w:t xml:space="preserve">Speaker 1 implemented a </w:t>
+      </w:r>
+      <w:r>
+        <w:rPr>
+          <w:b w:val="1"/>
+          <w:bCs w:val="1"/>
+          <w:rtl w:val="0"/>
+        </w:rPr>
+        <w:t xml:space="preserve">cage picker</w:t>
+      </w:r>
+      <w:r>
+        <w:rPr>
+          <w:rtl w:val="0"/>
+        </w:rPr>
+        <w:t xml:space="preserve">.</w:t>
+      </w:r>
+    </w:p>
+    <w:p>
+      <w:pPr>
+        <w:numPr>
+          <w:ilvl w:val="0"/>
+          <w:numId w:val="12"/>
+        </w:numPr>
+        <w:spacing w:after="0" w:afterAutospacing="0" w:before="0" w:beforeAutospacing="0" w:lineRule="auto"/>
+        <w:ind w:left="720" w:hanging="360"/>
+      </w:pPr>
+      <w:r>
+        <w:rPr>
+          <w:rtl w:val="0"/>
+        </w:rPr>
+        <w:t xml:space="preserve">Cages can have different sizes, such as:</w:t>
+      </w:r>
+    </w:p>
+    <w:p>
+      <w:pPr>
+        <w:numPr>
+          <w:ilvl w:val="1"/>
+          <w:numId w:val="12"/>
+        </w:numPr>
+        <w:spacing w:after="0" w:afterAutospacing="0" w:before="0" w:beforeAutospacing="0" w:lineRule="auto"/>
+        <w:ind w:left="1440" w:hanging="360"/>
+      </w:pPr>
+      <w:r>
+        <w:rPr>
+          <w:rtl w:val="0"/>
+        </w:rPr>
+        <w:t xml:space="preserve">Small</w:t>
+      </w:r>
+    </w:p>
+    <w:p>
+      <w:pPr>
+        <w:numPr>
+          <w:ilvl w:val="1"/>
+          <w:numId w:val="12"/>
+        </w:numPr>
+        <w:spacing w:after="0" w:afterAutospacing="0" w:before="0" w:beforeAutospacing="0" w:lineRule="auto"/>
+        <w:ind w:left="1440" w:hanging="360"/>
+      </w:pPr>
+      <w:r>
+        <w:rPr>
+          <w:rtl w:val="0"/>
+        </w:rPr>
+        <w:t xml:space="preserve">Medium</w:t>
+      </w:r>
+    </w:p>
+    <w:p>
+      <w:pPr>
+        <w:numPr>
+          <w:ilvl w:val="1"/>
+          <w:numId w:val="12"/>
+        </w:numPr>
+        <w:spacing w:after="0" w:afterAutospacing="0" w:before="0" w:beforeAutospacing="0" w:lineRule="auto"/>
+        <w:ind w:left="1440" w:hanging="360"/>
+      </w:pPr>
+      <w:r>
+        <w:rPr>
+          <w:rtl w:val="0"/>
+        </w:rPr>
+        <w:t xml:space="preserve">Large</w:t>
+      </w:r>
+    </w:p>
+    <w:p>
+      <w:pPr>
+        <w:numPr>
+          <w:ilvl w:val="0"/>
+          <w:numId w:val="12"/>
+        </w:numPr>
+        <w:spacing w:after="0" w:afterAutospacing="0" w:before="0" w:beforeAutospacing="0" w:lineRule="auto"/>
+        <w:ind w:left="720" w:hanging="360"/>
+      </w:pPr>
+      <w:r>
+        <w:rPr>
+          <w:rtl w:val="0"/>
+        </w:rPr>
+        <w:t xml:space="preserve">Cage assignment can depend on the pet's </w:t>
+      </w:r>
+      <w:r>
+        <w:rPr>
+          <w:b w:val="1"/>
+          <w:bCs w:val="1"/>
+          <w:rtl w:val="0"/>
+        </w:rPr>
+        <w:t xml:space="preserve">weight class</w:t>
+      </w:r>
+      <w:r>
+        <w:rPr>
+          <w:rtl w:val="0"/>
+        </w:rPr>
+        <w:t xml:space="preserve">.</w:t>
+      </w:r>
+    </w:p>
+    <w:p>
+      <w:pPr>
+        <w:numPr>
+          <w:ilvl w:val="0"/>
+          <w:numId w:val="12"/>
+        </w:numPr>
+        <w:spacing w:after="0" w:afterAutospacing="0" w:before="0" w:beforeAutospacing="0" w:lineRule="auto"/>
+        <w:ind w:left="720" w:hanging="360"/>
+      </w:pPr>
+      <w:r>
+        <w:rPr>
+          <w:rtl w:val="0"/>
+        </w:rPr>
+        <w:t xml:space="preserve">Speaker 1 suggested using cage selection primarily for </w:t>
+      </w:r>
+      <w:r>
+        <w:rPr>
+          <w:b w:val="1"/>
+          <w:bCs w:val="1"/>
+          <w:rtl w:val="0"/>
+        </w:rPr>
+        <w:t xml:space="preserve">monitoring</w:t>
+      </w:r>
+      <w:r>
+        <w:rPr>
+          <w:rtl w:val="0"/>
+        </w:rPr>
+        <w:t xml:space="preserve">, rather than payment.</w:t>
+      </w:r>
+    </w:p>
+    <w:p>
+      <w:pPr>
+        <w:numPr>
+          <w:ilvl w:val="0"/>
+          <w:numId w:val="12"/>
+        </w:numPr>
+        <w:spacing w:after="0" w:afterAutospacing="0" w:before="0" w:beforeAutospacing="0" w:lineRule="auto"/>
+        <w:ind w:left="720" w:hanging="360"/>
+      </w:pPr>
+      <w:r>
+        <w:rPr>
+          <w:rtl w:val="0"/>
+        </w:rPr>
+        <w:t xml:space="preserve">The system should be able to identify which pet is assigned to a specific cage.</w:t>
+      </w:r>
+    </w:p>
+    <w:p>
+      <w:pPr>
+        <w:numPr>
+          <w:ilvl w:val="0"/>
+          <w:numId w:val="12"/>
+        </w:numPr>
+        <w:spacing w:after="240" w:before="0" w:beforeAutospacing="0" w:lineRule="auto"/>
+        <w:ind w:left="720" w:hanging="360"/>
+      </w:pPr>
+      <w:r>
+        <w:rPr>
+          <w:rtl w:val="0"/>
+        </w:rPr>
+        <w:t xml:space="preserve">Cage configuration can potentially be mapped to service types.</w:t>
+      </w:r>
+    </w:p>
+    <w:p>
+      <w:pPr>
+        <w:pStyle w:val="Heading3"/>
+        <w:keepNext w:val="0"/>
+        <w:keepLines w:val="0"/>
+        <w:spacing w:before="280" w:lineRule="auto"/>
+        <w:rPr>
+          <w:b w:val="1"/>
+          <w:bCs w:val="1"/>
+          <w:color w:val="000000"/>
+          <w:sz w:val="26"/>
+          <w:szCs w:val="26"/>
+        </w:rPr>
+      </w:pPr>
+      <w:bookmarkStart w:colFirst="0" w:colLast="0" w:name="_uh99gs2vp2kv" w:id="15"/>
+      <w:bookmarkEnd w:id="15"/>
+      <w:r>
+        <w:rPr>
+          <w:b w:val="1"/>
+          <w:bCs w:val="1"/>
+          <w:color w:val="000000"/>
+          <w:sz w:val="26"/>
+          <w:szCs w:val="26"/>
+          <w:rtl w:val="0"/>
+        </w:rPr>
+        <w:t xml:space="preserve">10. Staff Picker</w:t>
+      </w:r>
+    </w:p>
+    <w:p>
+      <w:pPr>
+        <w:numPr>
+          <w:ilvl w:val="0"/>
+          <w:numId w:val="48"/>
+        </w:numPr>
+        <w:spacing w:after="0" w:afterAutospacing="0" w:before="240" w:lineRule="auto"/>
+        <w:ind w:left="720" w:hanging="360"/>
+      </w:pPr>
+      <w:r>
+        <w:rPr>
+          <w:rtl w:val="0"/>
+        </w:rPr>
+        <w:t xml:space="preserve">A service can have </w:t>
+      </w:r>
+      <w:r>
+        <w:rPr>
+          <w:b w:val="1"/>
+          <w:bCs w:val="1"/>
+          <w:rtl w:val="0"/>
+        </w:rPr>
+        <w:t xml:space="preserve">Staff Picker Enabled</w:t>
+      </w:r>
+      <w:r>
+        <w:rPr>
+          <w:rtl w:val="0"/>
+        </w:rPr>
+        <w:t xml:space="preserve">.</w:t>
+      </w:r>
+    </w:p>
+    <w:p>
+      <w:pPr>
+        <w:numPr>
+          <w:ilvl w:val="0"/>
+          <w:numId w:val="48"/>
+        </w:numPr>
+        <w:spacing w:after="0" w:afterAutospacing="0" w:before="0" w:beforeAutospacing="0" w:lineRule="auto"/>
+        <w:ind w:left="720" w:hanging="360"/>
+      </w:pPr>
+      <w:r>
+        <w:rPr>
+          <w:rtl w:val="0"/>
+        </w:rPr>
+        <w:t xml:space="preserve">Staff selection is based on:</w:t>
+      </w:r>
+    </w:p>
+    <w:p>
+      <w:pPr>
+        <w:numPr>
+          <w:ilvl w:val="1"/>
+          <w:numId w:val="48"/>
+        </w:numPr>
+        <w:spacing w:after="0" w:afterAutospacing="0" w:before="0" w:beforeAutospacing="0" w:lineRule="auto"/>
+        <w:ind w:left="1440" w:hanging="360"/>
+      </w:pPr>
+      <w:r>
+        <w:rPr>
+          <w:rtl w:val="0"/>
+        </w:rPr>
+        <w:t xml:space="preserve">Staff role</w:t>
+      </w:r>
+    </w:p>
+    <w:p>
+      <w:pPr>
+        <w:numPr>
+          <w:ilvl w:val="1"/>
+          <w:numId w:val="48"/>
+        </w:numPr>
+        <w:spacing w:after="0" w:afterAutospacing="0" w:before="0" w:beforeAutospacing="0" w:lineRule="auto"/>
+        <w:ind w:left="1440" w:hanging="360"/>
+      </w:pPr>
+      <w:r>
+        <w:rPr>
+          <w:rtl w:val="0"/>
+        </w:rPr>
+        <w:t xml:space="preserve">Staff availability at the selected time</w:t>
+      </w:r>
+    </w:p>
+    <w:p>
+      <w:pPr>
+        <w:numPr>
+          <w:ilvl w:val="0"/>
+          <w:numId w:val="48"/>
+        </w:numPr>
+        <w:spacing w:after="240" w:before="0" w:beforeAutospacing="0" w:lineRule="auto"/>
+        <w:ind w:left="720" w:hanging="360"/>
+      </w:pPr>
+      <w:r>
+        <w:rPr>
+          <w:rtl w:val="0"/>
+        </w:rPr>
+        <w:t xml:space="preserve">This allows the system to determine which staff members can handle a particular service.</w:t>
+      </w:r>
+    </w:p>
+    <w:p>
+      <w:pPr>
+        <w:pStyle w:val="Heading3"/>
+        <w:keepNext w:val="0"/>
+        <w:keepLines w:val="0"/>
+        <w:spacing w:before="280" w:lineRule="auto"/>
+        <w:rPr>
+          <w:b w:val="1"/>
+          <w:bCs w:val="1"/>
+          <w:color w:val="000000"/>
+          <w:sz w:val="26"/>
+          <w:szCs w:val="26"/>
+        </w:rPr>
+      </w:pPr>
+      <w:bookmarkStart w:colFirst="0" w:colLast="0" w:name="_ki55nfya7vvf" w:id="16"/>
+      <w:bookmarkEnd w:id="16"/>
+      <w:r>
+        <w:rPr>
+          <w:b w:val="1"/>
+          <w:bCs w:val="1"/>
+          <w:color w:val="000000"/>
+          <w:sz w:val="26"/>
+          <w:szCs w:val="26"/>
+          <w:rtl w:val="0"/>
+        </w:rPr>
+        <w:t xml:space="preserve">11. Walk-in Booking</w:t>
+      </w:r>
+    </w:p>
+    <w:p>
+      <w:pPr>
+        <w:numPr>
+          <w:ilvl w:val="0"/>
+          <w:numId w:val="22"/>
+        </w:numPr>
+        <w:spacing w:after="0" w:afterAutospacing="0" w:before="240" w:lineRule="auto"/>
+        <w:ind w:left="720" w:hanging="360"/>
+      </w:pPr>
+      <w:r>
+        <w:rPr>
+          <w:rtl w:val="0"/>
+        </w:rPr>
+        <w:t xml:space="preserve">At this point, the system </w:t>
+      </w:r>
+      <w:r>
+        <w:rPr>
+          <w:b w:val="1"/>
+          <w:bCs w:val="1"/>
+          <w:rtl w:val="0"/>
+        </w:rPr>
+        <w:t xml:space="preserve">does not yet have a proper walk-in function</w:t>
+      </w:r>
+      <w:r>
+        <w:rPr>
+          <w:rtl w:val="0"/>
+        </w:rPr>
+        <w:t xml:space="preserve">.</w:t>
+      </w:r>
+    </w:p>
+    <w:p>
+      <w:pPr>
+        <w:numPr>
+          <w:ilvl w:val="0"/>
+          <w:numId w:val="22"/>
+        </w:numPr>
+        <w:spacing w:after="0" w:afterAutospacing="0" w:before="0" w:beforeAutospacing="0" w:lineRule="auto"/>
+        <w:ind w:left="720" w:hanging="360"/>
+      </w:pPr>
+      <w:r>
+        <w:rPr>
+          <w:rtl w:val="0"/>
+        </w:rPr>
+        <w:t xml:space="preserve">Speaker 1 confirmed that walk-in handling still needs to be implemented.</w:t>
+      </w:r>
+    </w:p>
+    <w:p>
+      <w:pPr>
+        <w:numPr>
+          <w:ilvl w:val="0"/>
+          <w:numId w:val="22"/>
+        </w:numPr>
+        <w:spacing w:after="0" w:afterAutospacing="0" w:before="0" w:beforeAutospacing="0" w:lineRule="auto"/>
+        <w:ind w:left="720" w:hanging="360"/>
+      </w:pPr>
+      <w:r>
+        <w:rPr>
+          <w:rtl w:val="0"/>
+        </w:rPr>
+        <w:t xml:space="preserve">The intended process is that the receptionist manages registration for a walk-in customer.</w:t>
+      </w:r>
+    </w:p>
+    <w:p>
+      <w:pPr>
+        <w:numPr>
+          <w:ilvl w:val="0"/>
+          <w:numId w:val="22"/>
+        </w:numPr>
+        <w:spacing w:after="240" w:before="0" w:beforeAutospacing="0" w:lineRule="auto"/>
+        <w:ind w:left="720" w:hanging="360"/>
+      </w:pPr>
+      <w:r>
+        <w:rPr>
+          <w:rtl w:val="0"/>
+        </w:rPr>
+        <w:t xml:space="preserve">Walk-in registration should happen </w:t>
+      </w:r>
+      <w:r>
+        <w:rPr>
+          <w:b w:val="1"/>
+          <w:bCs w:val="1"/>
+          <w:rtl w:val="0"/>
+        </w:rPr>
+        <w:t xml:space="preserve">on the day/time of service</w:t>
+      </w:r>
+      <w:r>
+        <w:rPr>
+          <w:rtl w:val="0"/>
+        </w:rPr>
+        <w:t xml:space="preserve">, rather than requiring a future appointment.</w:t>
+      </w:r>
+    </w:p>
+    <w:p>
+      <w:pPr>
+        <w:pStyle w:val="Heading3"/>
+        <w:keepNext w:val="0"/>
+        <w:keepLines w:val="0"/>
+        <w:spacing w:before="280" w:lineRule="auto"/>
+        <w:rPr>
+          <w:b w:val="1"/>
+          <w:bCs w:val="1"/>
+          <w:color w:val="000000"/>
+          <w:sz w:val="26"/>
+          <w:szCs w:val="26"/>
+        </w:rPr>
+      </w:pPr>
+      <w:bookmarkStart w:colFirst="0" w:colLast="0" w:name="_tf6mwrxwhwgi" w:id="17"/>
+      <w:bookmarkEnd w:id="17"/>
+      <w:r>
+        <w:rPr>
+          <w:b w:val="1"/>
+          <w:bCs w:val="1"/>
+          <w:color w:val="000000"/>
+          <w:sz w:val="26"/>
+          <w:szCs w:val="26"/>
+          <w:rtl w:val="0"/>
+        </w:rPr>
+        <w:t xml:space="preserve">12. Customer &amp; Pets</w:t>
+      </w:r>
+    </w:p>
+    <w:p>
+      <w:pPr>
+        <w:numPr>
+          <w:ilvl w:val="0"/>
+          <w:numId w:val="6"/>
+        </w:numPr>
+        <w:spacing w:after="0" w:afterAutospacing="0" w:before="240" w:lineRule="auto"/>
+        <w:ind w:left="720" w:hanging="360"/>
+      </w:pPr>
+      <w:r>
+        <w:rPr>
+          <w:rtl w:val="0"/>
+        </w:rPr>
+        <w:t xml:space="preserve">Customers can have </w:t>
+      </w:r>
+      <w:r>
+        <w:rPr>
+          <w:b w:val="1"/>
+          <w:bCs w:val="1"/>
+          <w:rtl w:val="0"/>
+        </w:rPr>
+        <w:t xml:space="preserve">multiple registered pets</w:t>
+      </w:r>
+      <w:r>
+        <w:rPr>
+          <w:rtl w:val="0"/>
+        </w:rPr>
+        <w:t xml:space="preserve">.</w:t>
+      </w:r>
+    </w:p>
+    <w:p>
+      <w:pPr>
+        <w:numPr>
+          <w:ilvl w:val="0"/>
+          <w:numId w:val="6"/>
+        </w:numPr>
+        <w:spacing w:after="0" w:afterAutospacing="0" w:before="0" w:beforeAutospacing="0" w:lineRule="auto"/>
+        <w:ind w:left="720" w:hanging="360"/>
+      </w:pPr>
+      <w:r>
+        <w:rPr>
+          <w:rtl w:val="0"/>
+        </w:rPr>
+        <w:t xml:space="preserve">Currently, the system handles services </w:t>
+      </w:r>
+      <w:r>
+        <w:rPr>
+          <w:b w:val="1"/>
+          <w:bCs w:val="1"/>
+          <w:rtl w:val="0"/>
+        </w:rPr>
+        <w:t xml:space="preserve">one pet at a time</w:t>
+      </w:r>
+      <w:r>
+        <w:rPr>
+          <w:rtl w:val="0"/>
+        </w:rPr>
+        <w:t xml:space="preserve">.</w:t>
+      </w:r>
+    </w:p>
+    <w:p>
+      <w:pPr>
+        <w:numPr>
+          <w:ilvl w:val="0"/>
+          <w:numId w:val="6"/>
+        </w:numPr>
+        <w:spacing w:after="0" w:afterAutospacing="0" w:before="0" w:beforeAutospacing="0" w:lineRule="auto"/>
+        <w:ind w:left="720" w:hanging="360"/>
+      </w:pPr>
+      <w:r>
+        <w:rPr>
+          <w:rtl w:val="0"/>
+        </w:rPr>
+        <w:t xml:space="preserve">Speaker 1 confirmed that multiple pets cannot currently be selected together for a service.</w:t>
+      </w:r>
+    </w:p>
+    <w:p>
+      <w:pPr>
+        <w:numPr>
+          <w:ilvl w:val="0"/>
+          <w:numId w:val="6"/>
         </w:numPr>
         <w:spacing w:after="240" w:before="0" w:beforeAutospacing="0" w:lineRule="auto"/>
         <w:ind w:left="720" w:hanging="360"/>
@@ -6727,7 +7710,7 @@
           <w:pgNumType w:start="1"/>
         </w:sectPr>
       </w:pPr>
-      <w:bookmarkStart w:colFirst="0" w:colLast="0" w:name="_heh3vzd7y3w5" w:id="18"/>
+      <w:bookmarkStart w:colFirst="0" w:colLast="0" w:name="_obby7zw5xwpy" w:id="18"/>
       <w:bookmarkEnd w:id="18"/>
       <w:r>
         <w:rPr>
@@ -8017,7 +9000,7 @@
           <w:szCs w:val="32"/>
         </w:rPr>
       </w:pPr>
-      <w:bookmarkStart w:colFirst="0" w:colLast="0" w:name="_4pvvtbu6www8" w:id="19"/>
+      <w:bookmarkStart w:colFirst="0" w:colLast="0" w:name="_l32jvv94thds" w:id="19"/>
       <w:bookmarkEnd w:id="19"/>
       <w:r>
         <w:rPr>
@@ -8071,7 +9054,7 @@
       <w:pPr>
         <w:numPr>
           <w:ilvl w:val="0"/>
-          <w:numId w:val="25"/>
+          <w:numId w:val="28"/>
         </w:numPr>
         <w:spacing w:after="0" w:afterAutospacing="0" w:line="240" w:lineRule="auto"/>
         <w:ind w:left="720" w:hanging="360"/>
@@ -8091,7 +9074,7 @@
       <w:pPr>
         <w:numPr>
           <w:ilvl w:val="0"/>
-          <w:numId w:val="25"/>
+          <w:numId w:val="28"/>
         </w:numPr>
         <w:spacing w:after="0" w:afterAutospacing="0" w:line="240" w:lineRule="auto"/>
         <w:ind w:left="720" w:hanging="360"/>
@@ -8111,7 +9094,7 @@
       <w:pPr>
         <w:numPr>
           <w:ilvl w:val="0"/>
-          <w:numId w:val="25"/>
+          <w:numId w:val="28"/>
         </w:numPr>
         <w:spacing w:after="0" w:afterAutospacing="0" w:line="240" w:lineRule="auto"/>
         <w:ind w:left="720" w:hanging="360"/>
@@ -8131,7 +9114,7 @@
       <w:pPr>
         <w:numPr>
           <w:ilvl w:val="0"/>
-          <w:numId w:val="25"/>
+          <w:numId w:val="28"/>
         </w:numPr>
         <w:spacing w:after="0" w:afterAutospacing="0" w:line="240" w:lineRule="auto"/>
         <w:ind w:left="720" w:hanging="360"/>
@@ -8151,7 +9134,7 @@
       <w:pPr>
         <w:numPr>
           <w:ilvl w:val="0"/>
-          <w:numId w:val="25"/>
+          <w:numId w:val="28"/>
         </w:numPr>
         <w:spacing w:after="0" w:afterAutospacing="0" w:line="240" w:lineRule="auto"/>
         <w:ind w:left="720" w:hanging="360"/>
@@ -8171,7 +9154,7 @@
       <w:pPr>
         <w:numPr>
           <w:ilvl w:val="0"/>
-          <w:numId w:val="25"/>
+          <w:numId w:val="28"/>
         </w:numPr>
         <w:spacing w:after="60" w:line="240" w:lineRule="auto"/>
         <w:ind w:left="720" w:hanging="360"/>
@@ -8223,6 +9206,132 @@
           <w:rtl w:val="0"/>
         </w:rPr>
         <w:t xml:space="preserve">Add an explicit confirmation dialog ('Are you sure you want to cancel this booking?') before a cancellation is executed.</w:t>
+      </w:r>
+    </w:p>
+    <w:p>
+      <w:pPr>
+        <w:numPr>
+          <w:ilvl w:val="0"/>
+          <w:numId w:val="30"/>
+        </w:numPr>
+        <w:spacing w:after="60" w:line="240" w:lineRule="auto"/>
+        <w:ind w:left="720" w:hanging="360"/>
+        <w:rPr>
+          <w:rFonts w:ascii="Calibri" w:cs="Calibri" w:eastAsia="Calibri" w:hAnsi="Calibri"/>
+        </w:rPr>
+      </w:pPr>
+      <w:r>
+        <w:rPr>
+          <w:rFonts w:ascii="Calibri" w:cs="Calibri" w:eastAsia="Calibri" w:hAnsi="Calibri"/>
+          <w:rtl w:val="0"/>
+        </w:rPr>
+        <w:t xml:space="preserve">Add on-screen copy in the cancellation flow disclosing that payment (full or down) is non-refundable but will be converted into account credit for use on a future visit.</w:t>
+      </w:r>
+    </w:p>
+    <w:p>
+      <w:pPr>
+        <w:spacing w:after="80" w:before="240" w:line="240" w:lineRule="auto"/>
+        <w:rPr>
+          <w:rFonts w:ascii="Calibri" w:cs="Calibri" w:eastAsia="Calibri" w:hAnsi="Calibri"/>
+        </w:rPr>
+      </w:pPr>
+      <w:r>
+        <w:rPr>
+          <w:rFonts w:ascii="Calibri" w:cs="Calibri" w:eastAsia="Calibri" w:hAnsi="Calibri"/>
+          <w:b w:val="1"/>
+          <w:bCs w:val="1"/>
+          <w:rtl w:val="0"/>
+        </w:rPr>
+        <w:t xml:space="preserve">On notifications:</w:t>
+      </w:r>
+      <w:r>
+        <w:rPr>
+          <w:rtl w:val="0"/>
+        </w:rPr>
+      </w:r>
+    </w:p>
+    <w:p>
+      <w:pPr>
+        <w:numPr>
+          <w:ilvl w:val="0"/>
+          <w:numId w:val="41"/>
+        </w:numPr>
+        <w:spacing w:after="60" w:line="240" w:lineRule="auto"/>
+        <w:ind w:left="720" w:hanging="360"/>
+        <w:rPr>
+          <w:rFonts w:ascii="Calibri" w:cs="Calibri" w:eastAsia="Calibri" w:hAnsi="Calibri"/>
+        </w:rPr>
+      </w:pPr>
+      <w:r>
+        <w:rPr>
+          <w:rFonts w:ascii="Calibri" w:cs="Calibri" w:eastAsia="Calibri" w:hAnsi="Calibri"/>
+          <w:rtl w:val="0"/>
+        </w:rPr>
+        <w:t xml:space="preserve">Implement email booking-confirmation notifications via the email API (currently not wired in — only in-browser notifications work today).</w:t>
+      </w:r>
+    </w:p>
+    <w:p>
+      <w:pPr>
+        <w:spacing w:after="80" w:before="240" w:line="240" w:lineRule="auto"/>
+        <w:rPr>
+          <w:rFonts w:ascii="Calibri" w:cs="Calibri" w:eastAsia="Calibri" w:hAnsi="Calibri"/>
+        </w:rPr>
+      </w:pPr>
+      <w:r>
+        <w:rPr>
+          <w:rFonts w:ascii="Calibri" w:cs="Calibri" w:eastAsia="Calibri" w:hAnsi="Calibri"/>
+          <w:b w:val="1"/>
+          <w:bCs w:val="1"/>
+          <w:rtl w:val="0"/>
+        </w:rPr>
+        <w:t xml:space="preserve">On reporting:</w:t>
+      </w:r>
+      <w:r>
+        <w:rPr>
+          <w:rtl w:val="0"/>
+        </w:rPr>
+      </w:r>
+    </w:p>
+    <w:p>
+      <w:pPr>
+        <w:numPr>
+          <w:ilvl w:val="0"/>
+          <w:numId w:val="35"/>
+        </w:numPr>
+        <w:spacing w:after="60" w:line="240" w:lineRule="auto"/>
+        <w:ind w:left="720" w:hanging="360"/>
+        <w:rPr>
+          <w:rFonts w:ascii="Calibri" w:cs="Calibri" w:eastAsia="Calibri" w:hAnsi="Calibri"/>
+        </w:rPr>
+      </w:pPr>
+      <w:r>
+        <w:rPr>
+          <w:rFonts w:ascii="Calibri" w:cs="Calibri" w:eastAsia="Calibri" w:hAnsi="Calibri"/>
+          <w:rtl w:val="0"/>
+        </w:rPr>
+        <w:t xml:space="preserve">Build the Daily Sales Report (DSR) module — currently missing entirely — covering transactions across branches and payment methods per the proposal's objectives.</w:t>
+      </w:r>
+    </w:p>
+    <w:p>
+      <w:pPr>
+        <w:spacing w:after="80" w:before="240" w:line="240" w:lineRule="auto"/>
+        <w:rPr>
+          <w:rFonts w:ascii="Calibri" w:cs="Calibri" w:eastAsia="Calibri" w:hAnsi="Calibri"/>
+        </w:rPr>
+      </w:pPr>
+      <w:r>
+        <w:rPr>
+          <w:rFonts w:ascii="Calibri" w:cs="Calibri" w:eastAsia="Calibri" w:hAnsi="Calibri"/>
+          <w:b w:val="1"/>
+          <w:bCs w:val="1"/>
+          <w:rtl w:val="0"/>
+        </w:rPr>
+        <w:t xml:space="preserve">On booking status/payment logic:</w:t>
+      </w:r>
+      <w:r>
+        <w:rPr>
+          <w:rtl w:val="0"/>
+        </w:rPr>
       </w:r>
     </w:p>
     <w:p>
@@ -8242,7 +9351,7 @@
           <w:rFonts w:ascii="Calibri" w:cs="Calibri" w:eastAsia="Calibri" w:hAnsi="Calibri"/>
           <w:rtl w:val="0"/>
         </w:rPr>
-        <w:t xml:space="preserve">Add on-screen copy in the cancellation flow disclosing that payment (full or down) is non-refundable but will be converted into account credit for use on a future visit.</w:t>
+        <w:t xml:space="preserve">Fix the booking flow so status accurately reflects an unpaid booking instead of assuming payment success when no real payment confirmation exists.</w:t>
       </w:r>
     </w:p>
     <w:p>
@@ -8259,7 +9368,7 @@
           <w:bCs w:val="1"/>
           <w:rtl w:val="0"/>
         </w:rPr>
-        <w:t xml:space="preserve">On notifications:</w:t>
+        <w:t xml:space="preserve">On payment provider scope (defense contingency):</w:t>
       </w:r>
       <w:r>
         <w:rPr>
@@ -8271,7 +9380,27 @@
       <w:pPr>
         <w:numPr>
           <w:ilvl w:val="0"/>
-          <w:numId w:val="37"/>
+          <w:numId w:val="16"/>
+        </w:numPr>
+        <w:spacing w:after="0" w:afterAutospacing="0" w:line="240" w:lineRule="auto"/>
+        <w:ind w:left="720" w:hanging="360"/>
+        <w:rPr>
+          <w:rFonts w:ascii="Calibri" w:cs="Calibri" w:eastAsia="Calibri" w:hAnsi="Calibri"/>
+        </w:rPr>
+      </w:pPr>
+      <w:r>
+        <w:rPr>
+          <w:rFonts w:ascii="Calibri" w:cs="Calibri" w:eastAsia="Calibri" w:hAnsi="Calibri"/>
+          <w:rtl w:val="0"/>
+        </w:rPr>
+        <w:t xml:space="preserve">Implement a placeholder 'payment type' selector (label only, no live processing) to stand in for PayMongo during the thesis defense.</w:t>
+      </w:r>
+    </w:p>
+    <w:p>
+      <w:pPr>
+        <w:numPr>
+          <w:ilvl w:val="0"/>
+          <w:numId w:val="16"/>
         </w:numPr>
         <w:spacing w:after="60" w:line="240" w:lineRule="auto"/>
         <w:ind w:left="720" w:hanging="360"/>
@@ -8284,7 +9413,7 @@
           <w:rFonts w:ascii="Calibri" w:cs="Calibri" w:eastAsia="Calibri" w:hAnsi="Calibri"/>
           <w:rtl w:val="0"/>
         </w:rPr>
-        <w:t xml:space="preserve">Implement email booking-confirmation notifications via the email API (currently not wired in — only in-browser notifications work today).</w:t>
+        <w:t xml:space="preserve">Document this contingency explicitly in the capstone paper's scope section: live PayMongo setup to be completed post-deployment, pending the owner's approval, prior to system turnover.</w:t>
       </w:r>
     </w:p>
     <w:p>
@@ -8301,7 +9430,7 @@
           <w:bCs w:val="1"/>
           <w:rtl w:val="0"/>
         </w:rPr>
-        <w:t xml:space="preserve">On reporting:</w:t>
+        <w:t xml:space="preserve">On third-party login:</w:t>
       </w:r>
       <w:r>
         <w:rPr>
@@ -8313,7 +9442,7 @@
       <w:pPr>
         <w:numPr>
           <w:ilvl w:val="0"/>
-          <w:numId w:val="32"/>
+          <w:numId w:val="33"/>
         </w:numPr>
         <w:spacing w:after="60" w:line="240" w:lineRule="auto"/>
         <w:ind w:left="720" w:hanging="360"/>
@@ -8326,7 +9455,7 @@
           <w:rFonts w:ascii="Calibri" w:cs="Calibri" w:eastAsia="Calibri" w:hAnsi="Calibri"/>
           <w:rtl w:val="0"/>
         </w:rPr>
-        <w:t xml:space="preserve">Build the Daily Sales Report (DSR) module — currently missing entirely — covering transactions across branches and payment methods per the proposal's objectives.</w:t>
+        <w:t xml:space="preserve">Remove Facebook Login from the login options; keep Google OAuth and email/password login as the supported methods.</w:t>
       </w:r>
     </w:p>
     <w:p>
@@ -8343,7 +9472,7 @@
           <w:bCs w:val="1"/>
           <w:rtl w:val="0"/>
         </w:rPr>
-        <w:t xml:space="preserve">On booking status/payment logic:</w:t>
+        <w:t xml:space="preserve">On website content &amp; verification coordination:</w:t>
       </w:r>
       <w:r>
         <w:rPr>
@@ -8355,7 +9484,27 @@
       <w:pPr>
         <w:numPr>
           <w:ilvl w:val="0"/>
-          <w:numId w:val="24"/>
+          <w:numId w:val="49"/>
+        </w:numPr>
+        <w:spacing w:after="0" w:afterAutospacing="0" w:line="240" w:lineRule="auto"/>
+        <w:ind w:left="720" w:hanging="360"/>
+        <w:rPr>
+          <w:rFonts w:ascii="Calibri" w:cs="Calibri" w:eastAsia="Calibri" w:hAnsi="Calibri"/>
+        </w:rPr>
+      </w:pPr>
+      <w:r>
+        <w:rPr>
+          <w:rFonts w:ascii="Calibri" w:cs="Calibri" w:eastAsia="Calibri" w:hAnsi="Calibri"/>
+          <w:rtl w:val="0"/>
+        </w:rPr>
+        <w:t xml:space="preserve">Keep AI-generated placeholder images in place until professional photos are provided; track as a pending content item rather than a bug.</w:t>
+      </w:r>
+    </w:p>
+    <w:p>
+      <w:pPr>
+        <w:numPr>
+          <w:ilvl w:val="0"/>
+          <w:numId w:val="49"/>
         </w:numPr>
         <w:spacing w:after="60" w:line="240" w:lineRule="auto"/>
         <w:ind w:left="720" w:hanging="360"/>
@@ -8368,7 +9517,7 @@
           <w:rFonts w:ascii="Calibri" w:cs="Calibri" w:eastAsia="Calibri" w:hAnsi="Calibri"/>
           <w:rtl w:val="0"/>
         </w:rPr>
-        <w:t xml:space="preserve">Fix the booking flow so status accurately reflects an unpaid booking instead of assuming payment success when no real payment confirmation exists.</w:t>
+        <w:t xml:space="preserve">Coordinate remaining business-verification requirements with the COO (owner's spouse), since some required information falls outside what Sir Mike alone can provide.</w:t>
       </w:r>
     </w:p>
     <w:p>
@@ -8385,7 +9534,7 @@
           <w:bCs w:val="1"/>
           <w:rtl w:val="0"/>
         </w:rPr>
-        <w:t xml:space="preserve">On payment provider scope (defense contingency):</w:t>
+        <w:t xml:space="preserve">On deployment:</w:t>
       </w:r>
       <w:r>
         <w:rPr>
@@ -8397,7 +9546,91 @@
       <w:pPr>
         <w:numPr>
           <w:ilvl w:val="0"/>
-          <w:numId w:val="14"/>
+          <w:numId w:val="1"/>
+        </w:numPr>
+        <w:spacing w:after="60" w:line="240" w:lineRule="auto"/>
+        <w:ind w:left="720" w:hanging="360"/>
+        <w:rPr>
+          <w:rFonts w:ascii="Calibri" w:cs="Calibri" w:eastAsia="Calibri" w:hAnsi="Calibri"/>
+        </w:rPr>
+      </w:pPr>
+      <w:r>
+        <w:rPr>
+          <w:rFonts w:ascii="Calibri" w:cs="Calibri" w:eastAsia="Calibri" w:hAnsi="Calibri"/>
+          <w:rtl w:val="0"/>
+        </w:rPr>
+        <w:t xml:space="preserve">Merge outstanding local changes and redeploy to the live environment so environment-only bugs can be caught before further testing/defense.</w:t>
+      </w:r>
+    </w:p>
+    <w:p>
+      <w:pPr>
+        <w:spacing w:after="80" w:before="240" w:line="240" w:lineRule="auto"/>
+        <w:rPr>
+          <w:rFonts w:ascii="Calibri" w:cs="Calibri" w:eastAsia="Calibri" w:hAnsi="Calibri"/>
+        </w:rPr>
+      </w:pPr>
+      <w:r>
+        <w:rPr>
+          <w:rFonts w:ascii="Calibri" w:cs="Calibri" w:eastAsia="Calibri" w:hAnsi="Calibri"/>
+          <w:b w:val="1"/>
+          <w:bCs w:val="1"/>
+          <w:rtl w:val="0"/>
+        </w:rPr>
+        <w:t xml:space="preserve">On packages (booking → services step):</w:t>
+      </w:r>
+      <w:r>
+        <w:rPr>
+          <w:rtl w:val="0"/>
+        </w:rPr>
+      </w:r>
+    </w:p>
+    <w:p>
+      <w:pPr>
+        <w:numPr>
+          <w:ilvl w:val="0"/>
+          <w:numId w:val="38"/>
+        </w:numPr>
+        <w:spacing w:after="60" w:line="240" w:lineRule="auto"/>
+        <w:ind w:left="720" w:hanging="360"/>
+        <w:rPr>
+          <w:rFonts w:ascii="Calibri" w:cs="Calibri" w:eastAsia="Calibri" w:hAnsi="Calibri"/>
+        </w:rPr>
+      </w:pPr>
+      <w:r>
+        <w:rPr>
+          <w:rFonts w:ascii="Calibri" w:cs="Calibri" w:eastAsia="Calibri" w:hAnsi="Calibri"/>
+          <w:rtl w:val="0"/>
+        </w:rPr>
+        <w:t xml:space="preserve">Add clear discount messaging on package cards/detail views (e.g., 'Save 10% vs. booking individually') so the savings versus individual pricing are obvious to the customer.</w:t>
+      </w:r>
+    </w:p>
+    <w:p>
+      <w:pPr>
+        <w:spacing w:after="80" w:before="240" w:line="240" w:lineRule="auto"/>
+        <w:rPr>
+          <w:rFonts w:ascii="Calibri" w:cs="Calibri" w:eastAsia="Calibri" w:hAnsi="Calibri"/>
+        </w:rPr>
+      </w:pPr>
+      <w:r>
+        <w:rPr>
+          <w:rFonts w:ascii="Calibri" w:cs="Calibri" w:eastAsia="Calibri" w:hAnsi="Calibri"/>
+          <w:b w:val="1"/>
+          <w:bCs w:val="1"/>
+          <w:rtl w:val="0"/>
+        </w:rPr>
+        <w:t xml:space="preserve">On receptionist / walk-in workflow:</w:t>
+      </w:r>
+      <w:r>
+        <w:rPr>
+          <w:rtl w:val="0"/>
+        </w:rPr>
+      </w:r>
+    </w:p>
+    <w:p>
+      <w:pPr>
+        <w:numPr>
+          <w:ilvl w:val="0"/>
+          <w:numId w:val="2"/>
         </w:numPr>
         <w:spacing w:after="0" w:afterAutospacing="0" w:line="240" w:lineRule="auto"/>
         <w:ind w:left="720" w:hanging="360"/>
@@ -8410,14 +9643,14 @@
           <w:rFonts w:ascii="Calibri" w:cs="Calibri" w:eastAsia="Calibri" w:hAnsi="Calibri"/>
           <w:rtl w:val="0"/>
         </w:rPr>
-        <w:t xml:space="preserve">Implement a placeholder 'payment type' selector (label only, no live processing) to stand in for PayMongo during the thesis defense.</w:t>
+        <w:t xml:space="preserve">Build a dedicated walk-in booking flow: same-day, on-site registration for walk-in customers, distinct from the future-appointment booking flow.</w:t>
       </w:r>
     </w:p>
     <w:p>
       <w:pPr>
         <w:numPr>
           <w:ilvl w:val="0"/>
-          <w:numId w:val="14"/>
+          <w:numId w:val="2"/>
         </w:numPr>
         <w:spacing w:after="60" w:line="240" w:lineRule="auto"/>
         <w:ind w:left="720" w:hanging="360"/>
@@ -8430,7 +9663,7 @@
           <w:rFonts w:ascii="Calibri" w:cs="Calibri" w:eastAsia="Calibri" w:hAnsi="Calibri"/>
           <w:rtl w:val="0"/>
         </w:rPr>
-        <w:t xml:space="preserve">Document this contingency explicitly in the capstone paper's scope section: live PayMongo setup to be completed post-deployment, pending the owner's approval, prior to system turnover.</w:t>
+        <w:t xml:space="preserve">Ensure the receptionist can record a pet's actual weight and coat type on-site during assessment, updating the pet's profile and any pricing inputs that depend on it.</w:t>
       </w:r>
     </w:p>
     <w:p>
@@ -8447,49 +9680,7 @@
           <w:bCs w:val="1"/>
           <w:rtl w:val="0"/>
         </w:rPr>
-        <w:t xml:space="preserve">On third-party login:</w:t>
-      </w:r>
-      <w:r>
-        <w:rPr>
-          <w:rtl w:val="0"/>
-        </w:rPr>
-      </w:r>
-    </w:p>
-    <w:p>
-      <w:pPr>
-        <w:numPr>
-          <w:ilvl w:val="0"/>
-          <w:numId w:val="30"/>
-        </w:numPr>
-        <w:spacing w:after="60" w:line="240" w:lineRule="auto"/>
-        <w:ind w:left="720" w:hanging="360"/>
-        <w:rPr>
-          <w:rFonts w:ascii="Calibri" w:cs="Calibri" w:eastAsia="Calibri" w:hAnsi="Calibri"/>
-        </w:rPr>
-      </w:pPr>
-      <w:r>
-        <w:rPr>
-          <w:rFonts w:ascii="Calibri" w:cs="Calibri" w:eastAsia="Calibri" w:hAnsi="Calibri"/>
-          <w:rtl w:val="0"/>
-        </w:rPr>
-        <w:t xml:space="preserve">Remove Facebook Login from the login options; keep Google OAuth and email/password login as the supported methods.</w:t>
-      </w:r>
-    </w:p>
-    <w:p>
-      <w:pPr>
-        <w:spacing w:after="80" w:before="240" w:line="240" w:lineRule="auto"/>
-        <w:rPr>
-          <w:rFonts w:ascii="Calibri" w:cs="Calibri" w:eastAsia="Calibri" w:hAnsi="Calibri"/>
-        </w:rPr>
-      </w:pPr>
-      <w:r>
-        <w:rPr>
-          <w:rFonts w:ascii="Calibri" w:cs="Calibri" w:eastAsia="Calibri" w:hAnsi="Calibri"/>
-          <w:b w:val="1"/>
-          <w:bCs w:val="1"/>
-          <w:rtl w:val="0"/>
-        </w:rPr>
-        <w:t xml:space="preserve">On website content &amp; verification coordination:</w:t>
+        <w:t xml:space="preserve">On assessment / service categorization:</w:t>
       </w:r>
       <w:r>
         <w:rPr>
@@ -8514,7 +9705,7 @@
           <w:rFonts w:ascii="Calibri" w:cs="Calibri" w:eastAsia="Calibri" w:hAnsi="Calibri"/>
           <w:rtl w:val="0"/>
         </w:rPr>
-        <w:t xml:space="preserve">Keep AI-generated placeholder images in place until professional photos are provided; track as a pending content item rather than a bug.</w:t>
+        <w:t xml:space="preserve">Rename the 'Miscellaneous' (MISC) service category to 'Assessment Types' for clarity.</w:t>
       </w:r>
     </w:p>
     <w:p>
@@ -8534,7 +9725,7 @@
           <w:rFonts w:ascii="Calibri" w:cs="Calibri" w:eastAsia="Calibri" w:hAnsi="Calibri"/>
           <w:rtl w:val="0"/>
         </w:rPr>
-        <w:t xml:space="preserve">Coordinate remaining business-verification requirements with the COO (owner's spouse), since some required information falls outside what Sir Mike alone can provide.</w:t>
+        <w:t xml:space="preserve">Fix the bug where the Assessment/MISC category does not appear in service type search results, which currently blocks the assessment booking path for unassessed pets.</w:t>
       </w:r>
     </w:p>
     <w:p>
@@ -8551,7 +9742,7 @@
           <w:bCs w:val="1"/>
           <w:rtl w:val="0"/>
         </w:rPr>
-        <w:t xml:space="preserve">On deployment:</w:t>
+        <w:t xml:space="preserve">On cage assignment:</w:t>
       </w:r>
       <w:r>
         <w:rPr>
@@ -8563,7 +9754,27 @@
       <w:pPr>
         <w:numPr>
           <w:ilvl w:val="0"/>
-          <w:numId w:val="1"/>
+          <w:numId w:val="46"/>
+        </w:numPr>
+        <w:spacing w:after="0" w:afterAutospacing="0" w:line="240" w:lineRule="auto"/>
+        <w:ind w:left="720" w:hanging="360"/>
+        <w:rPr>
+          <w:rFonts w:ascii="Calibri" w:cs="Calibri" w:eastAsia="Calibri" w:hAnsi="Calibri"/>
+        </w:rPr>
+      </w:pPr>
+      <w:r>
+        <w:rPr>
+          <w:rFonts w:ascii="Calibri" w:cs="Calibri" w:eastAsia="Calibri" w:hAnsi="Calibri"/>
+          <w:rtl w:val="0"/>
+        </w:rPr>
+        <w:t xml:space="preserve">Remove the cage picker from the customer-facing booking flow; restrict cage assignment to receptionist/staff only.</w:t>
+      </w:r>
+    </w:p>
+    <w:p>
+      <w:pPr>
+        <w:numPr>
+          <w:ilvl w:val="0"/>
+          <w:numId w:val="46"/>
         </w:numPr>
         <w:spacing w:after="60" w:line="240" w:lineRule="auto"/>
         <w:ind w:left="720" w:hanging="360"/>
@@ -8576,7 +9787,7 @@
           <w:rFonts w:ascii="Calibri" w:cs="Calibri" w:eastAsia="Calibri" w:hAnsi="Calibri"/>
           <w:rtl w:val="0"/>
         </w:rPr>
-        <w:t xml:space="preserve">Merge outstanding local changes and redeploy to the live environment so environment-only bugs can be caught before further testing/defense.</w:t>
+        <w:t xml:space="preserve">Keep cage assignment purely for monitoring/tracking, with no effect on service pricing.</w:t>
       </w:r>
     </w:p>
     <w:p>
@@ -8593,7 +9804,7 @@
           <w:bCs w:val="1"/>
           <w:rtl w:val="0"/>
         </w:rPr>
-        <w:t xml:space="preserve">On packages (booking → services step):</w:t>
+        <w:t xml:space="preserve">On multi-pet booking:</w:t>
       </w:r>
       <w:r>
         <w:rPr>
@@ -8605,235 +9816,7 @@
       <w:pPr>
         <w:numPr>
           <w:ilvl w:val="0"/>
-          <w:numId w:val="35"/>
-        </w:numPr>
-        <w:spacing w:after="60" w:line="240" w:lineRule="auto"/>
-        <w:ind w:left="720" w:hanging="360"/>
-        <w:rPr>
-          <w:rFonts w:ascii="Calibri" w:cs="Calibri" w:eastAsia="Calibri" w:hAnsi="Calibri"/>
-        </w:rPr>
-      </w:pPr>
-      <w:r>
-        <w:rPr>
-          <w:rFonts w:ascii="Calibri" w:cs="Calibri" w:eastAsia="Calibri" w:hAnsi="Calibri"/>
-          <w:rtl w:val="0"/>
-        </w:rPr>
-        <w:t xml:space="preserve">Add clear discount messaging on package cards/detail views (e.g., 'Save 10% vs. booking individually') so the savings versus individual pricing are obvious to the customer.</w:t>
-      </w:r>
-    </w:p>
-    <w:p>
-      <w:pPr>
-        <w:spacing w:after="80" w:before="240" w:line="240" w:lineRule="auto"/>
-        <w:rPr>
-          <w:rFonts w:ascii="Calibri" w:cs="Calibri" w:eastAsia="Calibri" w:hAnsi="Calibri"/>
-        </w:rPr>
-      </w:pPr>
-      <w:r>
-        <w:rPr>
-          <w:rFonts w:ascii="Calibri" w:cs="Calibri" w:eastAsia="Calibri" w:hAnsi="Calibri"/>
-          <w:b w:val="1"/>
-          <w:bCs w:val="1"/>
-          <w:rtl w:val="0"/>
-        </w:rPr>
-        <w:t xml:space="preserve">On receptionist / walk-in workflow:</w:t>
-      </w:r>
-      <w:r>
-        <w:rPr>
-          <w:rtl w:val="0"/>
-        </w:rPr>
-      </w:r>
-    </w:p>
-    <w:p>
-      <w:pPr>
-        <w:numPr>
-          <w:ilvl w:val="0"/>
-          <w:numId w:val="2"/>
-        </w:numPr>
-        <w:spacing w:after="0" w:afterAutospacing="0" w:line="240" w:lineRule="auto"/>
-        <w:ind w:left="720" w:hanging="360"/>
-        <w:rPr>
-          <w:rFonts w:ascii="Calibri" w:cs="Calibri" w:eastAsia="Calibri" w:hAnsi="Calibri"/>
-        </w:rPr>
-      </w:pPr>
-      <w:r>
-        <w:rPr>
-          <w:rFonts w:ascii="Calibri" w:cs="Calibri" w:eastAsia="Calibri" w:hAnsi="Calibri"/>
-          <w:rtl w:val="0"/>
-        </w:rPr>
-        <w:t xml:space="preserve">Build a dedicated walk-in booking flow: same-day, on-site registration for walk-in customers, distinct from the future-appointment booking flow.</w:t>
-      </w:r>
-    </w:p>
-    <w:p>
-      <w:pPr>
-        <w:numPr>
-          <w:ilvl w:val="0"/>
-          <w:numId w:val="2"/>
-        </w:numPr>
-        <w:spacing w:after="60" w:line="240" w:lineRule="auto"/>
-        <w:ind w:left="720" w:hanging="360"/>
-        <w:rPr>
-          <w:rFonts w:ascii="Calibri" w:cs="Calibri" w:eastAsia="Calibri" w:hAnsi="Calibri"/>
-        </w:rPr>
-      </w:pPr>
-      <w:r>
-        <w:rPr>
-          <w:rFonts w:ascii="Calibri" w:cs="Calibri" w:eastAsia="Calibri" w:hAnsi="Calibri"/>
-          <w:rtl w:val="0"/>
-        </w:rPr>
-        <w:t xml:space="preserve">Ensure the receptionist can record a pet's actual weight and coat type on-site during assessment, updating the pet's profile and any pricing inputs that depend on it.</w:t>
-      </w:r>
-    </w:p>
-    <w:p>
-      <w:pPr>
-        <w:spacing w:after="80" w:before="240" w:line="240" w:lineRule="auto"/>
-        <w:rPr>
-          <w:rFonts w:ascii="Calibri" w:cs="Calibri" w:eastAsia="Calibri" w:hAnsi="Calibri"/>
-        </w:rPr>
-      </w:pPr>
-      <w:r>
-        <w:rPr>
-          <w:rFonts w:ascii="Calibri" w:cs="Calibri" w:eastAsia="Calibri" w:hAnsi="Calibri"/>
-          <w:b w:val="1"/>
-          <w:bCs w:val="1"/>
-          <w:rtl w:val="0"/>
-        </w:rPr>
-        <w:t xml:space="preserve">On assessment / service categorization:</w:t>
-      </w:r>
-      <w:r>
-        <w:rPr>
-          <w:rtl w:val="0"/>
-        </w:rPr>
-      </w:r>
-    </w:p>
-    <w:p>
-      <w:pPr>
-        <w:numPr>
-          <w:ilvl w:val="0"/>
-          <w:numId w:val="41"/>
-        </w:numPr>
-        <w:spacing w:after="0" w:afterAutospacing="0" w:line="240" w:lineRule="auto"/>
-        <w:ind w:left="720" w:hanging="360"/>
-        <w:rPr>
-          <w:rFonts w:ascii="Calibri" w:cs="Calibri" w:eastAsia="Calibri" w:hAnsi="Calibri"/>
-        </w:rPr>
-      </w:pPr>
-      <w:r>
-        <w:rPr>
-          <w:rFonts w:ascii="Calibri" w:cs="Calibri" w:eastAsia="Calibri" w:hAnsi="Calibri"/>
-          <w:rtl w:val="0"/>
-        </w:rPr>
-        <w:t xml:space="preserve">Rename the 'Miscellaneous' (MISC) service category to 'Assessment Types' for clarity.</w:t>
-      </w:r>
-    </w:p>
-    <w:p>
-      <w:pPr>
-        <w:numPr>
-          <w:ilvl w:val="0"/>
-          <w:numId w:val="41"/>
-        </w:numPr>
-        <w:spacing w:after="60" w:line="240" w:lineRule="auto"/>
-        <w:ind w:left="720" w:hanging="360"/>
-        <w:rPr>
-          <w:rFonts w:ascii="Calibri" w:cs="Calibri" w:eastAsia="Calibri" w:hAnsi="Calibri"/>
-        </w:rPr>
-      </w:pPr>
-      <w:r>
-        <w:rPr>
-          <w:rFonts w:ascii="Calibri" w:cs="Calibri" w:eastAsia="Calibri" w:hAnsi="Calibri"/>
-          <w:rtl w:val="0"/>
-        </w:rPr>
-        <w:t xml:space="preserve">Fix the bug where the Assessment/MISC category does not appear in service type search results, which currently blocks the assessment booking path for unassessed pets.</w:t>
-      </w:r>
-    </w:p>
-    <w:p>
-      <w:pPr>
-        <w:spacing w:after="80" w:before="240" w:line="240" w:lineRule="auto"/>
-        <w:rPr>
-          <w:rFonts w:ascii="Calibri" w:cs="Calibri" w:eastAsia="Calibri" w:hAnsi="Calibri"/>
-        </w:rPr>
-      </w:pPr>
-      <w:r>
-        <w:rPr>
-          <w:rFonts w:ascii="Calibri" w:cs="Calibri" w:eastAsia="Calibri" w:hAnsi="Calibri"/>
-          <w:b w:val="1"/>
-          <w:bCs w:val="1"/>
-          <w:rtl w:val="0"/>
-        </w:rPr>
-        <w:t xml:space="preserve">On cage assignment:</w:t>
-      </w:r>
-      <w:r>
-        <w:rPr>
-          <w:rtl w:val="0"/>
-        </w:rPr>
-      </w:r>
-    </w:p>
-    <w:p>
-      <w:pPr>
-        <w:numPr>
-          <w:ilvl w:val="0"/>
-          <w:numId w:val="42"/>
-        </w:numPr>
-        <w:spacing w:after="0" w:afterAutospacing="0" w:line="240" w:lineRule="auto"/>
-        <w:ind w:left="720" w:hanging="360"/>
-        <w:rPr>
-          <w:rFonts w:ascii="Calibri" w:cs="Calibri" w:eastAsia="Calibri" w:hAnsi="Calibri"/>
-        </w:rPr>
-      </w:pPr>
-      <w:r>
-        <w:rPr>
-          <w:rFonts w:ascii="Calibri" w:cs="Calibri" w:eastAsia="Calibri" w:hAnsi="Calibri"/>
-          <w:rtl w:val="0"/>
-        </w:rPr>
-        <w:t xml:space="preserve">Remove the cage picker from the customer-facing booking flow; restrict cage assignment to receptionist/staff only.</w:t>
-      </w:r>
-    </w:p>
-    <w:p>
-      <w:pPr>
-        <w:numPr>
-          <w:ilvl w:val="0"/>
-          <w:numId w:val="42"/>
-        </w:numPr>
-        <w:spacing w:after="60" w:line="240" w:lineRule="auto"/>
-        <w:ind w:left="720" w:hanging="360"/>
-        <w:rPr>
-          <w:rFonts w:ascii="Calibri" w:cs="Calibri" w:eastAsia="Calibri" w:hAnsi="Calibri"/>
-        </w:rPr>
-      </w:pPr>
-      <w:r>
-        <w:rPr>
-          <w:rFonts w:ascii="Calibri" w:cs="Calibri" w:eastAsia="Calibri" w:hAnsi="Calibri"/>
-          <w:rtl w:val="0"/>
-        </w:rPr>
-        <w:t xml:space="preserve">Keep cage assignment purely for monitoring/tracking, with no effect on service pricing.</w:t>
-      </w:r>
-    </w:p>
-    <w:p>
-      <w:pPr>
-        <w:spacing w:after="80" w:before="240" w:line="240" w:lineRule="auto"/>
-        <w:rPr>
-          <w:rFonts w:ascii="Calibri" w:cs="Calibri" w:eastAsia="Calibri" w:hAnsi="Calibri"/>
-        </w:rPr>
-      </w:pPr>
-      <w:r>
-        <w:rPr>
-          <w:rFonts w:ascii="Calibri" w:cs="Calibri" w:eastAsia="Calibri" w:hAnsi="Calibri"/>
-          <w:b w:val="1"/>
-          <w:bCs w:val="1"/>
-          <w:rtl w:val="0"/>
-        </w:rPr>
-        <w:t xml:space="preserve">On multi-pet booking:</w:t>
-      </w:r>
-      <w:r>
-        <w:rPr>
-          <w:rtl w:val="0"/>
-        </w:rPr>
-      </w:r>
-    </w:p>
-    <w:p>
-      <w:pPr>
-        <w:numPr>
-          <w:ilvl w:val="0"/>
-          <w:numId w:val="17"/>
+          <w:numId w:val="19"/>
         </w:numPr>
         <w:spacing w:after="60" w:line="240" w:lineRule="auto"/>
         <w:ind w:left="720" w:hanging="360"/>
@@ -9437,7 +10420,7 @@
     <w:lvl w:ilvl="1">
       <w:start w:val="1"/>
       <w:numFmt w:val="bullet"/>
-      <w:lvlText w:val="●"/>
+      <w:lvlText w:val="○"/>
       <w:lvlJc w:val="left"/>
       <w:pPr>
         <w:ind w:left="1440" w:hanging="360"/>
@@ -9449,7 +10432,7 @@
     <w:lvl w:ilvl="2">
       <w:start w:val="1"/>
       <w:numFmt w:val="bullet"/>
-      <w:lvlText w:val="●"/>
+      <w:lvlText w:val="■"/>
       <w:lvlJc w:val="left"/>
       <w:pPr>
         <w:ind w:left="2160" w:hanging="360"/>
@@ -9473,7 +10456,7 @@
     <w:lvl w:ilvl="4">
       <w:start w:val="1"/>
       <w:numFmt w:val="bullet"/>
-      <w:lvlText w:val="●"/>
+      <w:lvlText w:val="○"/>
       <w:lvlJc w:val="left"/>
       <w:pPr>
         <w:ind w:left="3600" w:hanging="360"/>
@@ -9485,7 +10468,7 @@
     <w:lvl w:ilvl="5">
       <w:start w:val="1"/>
       <w:numFmt w:val="bullet"/>
-      <w:lvlText w:val="●"/>
+      <w:lvlText w:val="■"/>
       <w:lvlJc w:val="left"/>
       <w:pPr>
         <w:ind w:left="4320" w:hanging="360"/>
@@ -9509,7 +10492,7 @@
     <w:lvl w:ilvl="7">
       <w:start w:val="1"/>
       <w:numFmt w:val="bullet"/>
-      <w:lvlText w:val="●"/>
+      <w:lvlText w:val="○"/>
       <w:lvlJc w:val="left"/>
       <w:pPr>
         <w:ind w:left="5760" w:hanging="360"/>
@@ -9521,7 +10504,7 @@
     <w:lvl w:ilvl="8">
       <w:start w:val="1"/>
       <w:numFmt w:val="bullet"/>
-      <w:lvlText w:val="●"/>
+      <w:lvlText w:val="■"/>
       <w:lvlJc w:val="left"/>
       <w:pPr>
         <w:ind w:left="6480" w:hanging="360"/>
@@ -9657,7 +10640,7 @@
     <w:lvl w:ilvl="1">
       <w:start w:val="1"/>
       <w:numFmt w:val="bullet"/>
-      <w:lvlText w:val="●"/>
+      <w:lvlText w:val="○"/>
       <w:lvlJc w:val="left"/>
       <w:pPr>
         <w:ind w:left="1440" w:hanging="360"/>
@@ -9669,7 +10652,7 @@
     <w:lvl w:ilvl="2">
       <w:start w:val="1"/>
       <w:numFmt w:val="bullet"/>
-      <w:lvlText w:val="●"/>
+      <w:lvlText w:val="■"/>
       <w:lvlJc w:val="left"/>
       <w:pPr>
         <w:ind w:left="2160" w:hanging="360"/>
@@ -9693,7 +10676,7 @@
     <w:lvl w:ilvl="4">
       <w:start w:val="1"/>
       <w:numFmt w:val="bullet"/>
-      <w:lvlText w:val="●"/>
+      <w:lvlText w:val="○"/>
       <w:lvlJc w:val="left"/>
       <w:pPr>
         <w:ind w:left="3600" w:hanging="360"/>
@@ -9705,7 +10688,7 @@
     <w:lvl w:ilvl="5">
       <w:start w:val="1"/>
       <w:numFmt w:val="bullet"/>
-      <w:lvlText w:val="●"/>
+      <w:lvlText w:val="■"/>
       <w:lvlJc w:val="left"/>
       <w:pPr>
         <w:ind w:left="4320" w:hanging="360"/>
@@ -9729,7 +10712,7 @@
     <w:lvl w:ilvl="7">
       <w:start w:val="1"/>
       <w:numFmt w:val="bullet"/>
-      <w:lvlText w:val="●"/>
+      <w:lvlText w:val="○"/>
       <w:lvlJc w:val="left"/>
       <w:pPr>
         <w:ind w:left="5760" w:hanging="360"/>
@@ -9741,7 +10724,7 @@
     <w:lvl w:ilvl="8">
       <w:start w:val="1"/>
       <w:numFmt w:val="bullet"/>
-      <w:lvlText w:val="●"/>
+      <w:lvlText w:val="■"/>
       <w:lvlJc w:val="left"/>
       <w:pPr>
         <w:ind w:left="6480" w:hanging="360"/>
@@ -9877,7 +10860,7 @@
     <w:lvl w:ilvl="1">
       <w:start w:val="1"/>
       <w:numFmt w:val="bullet"/>
-      <w:lvlText w:val="○"/>
+      <w:lvlText w:val="●"/>
       <w:lvlJc w:val="left"/>
       <w:pPr>
         <w:ind w:left="1440" w:hanging="360"/>
@@ -9889,7 +10872,7 @@
     <w:lvl w:ilvl="2">
       <w:start w:val="1"/>
       <w:numFmt w:val="bullet"/>
-      <w:lvlText w:val="■"/>
+      <w:lvlText w:val="●"/>
       <w:lvlJc w:val="left"/>
       <w:pPr>
         <w:ind w:left="2160" w:hanging="360"/>
@@ -9913,7 +10896,7 @@
     <w:lvl w:ilvl="4">
       <w:start w:val="1"/>
       <w:numFmt w:val="bullet"/>
-      <w:lvlText w:val="○"/>
+      <w:lvlText w:val="●"/>
       <w:lvlJc w:val="left"/>
       <w:pPr>
         <w:ind w:left="3600" w:hanging="360"/>
@@ -9925,7 +10908,7 @@
     <w:lvl w:ilvl="5">
       <w:start w:val="1"/>
       <w:numFmt w:val="bullet"/>
-      <w:lvlText w:val="■"/>
+      <w:lvlText w:val="●"/>
       <w:lvlJc w:val="left"/>
       <w:pPr>
         <w:ind w:left="4320" w:hanging="360"/>
@@ -9949,7 +10932,7 @@
     <w:lvl w:ilvl="7">
       <w:start w:val="1"/>
       <w:numFmt w:val="bullet"/>
-      <w:lvlText w:val="○"/>
+      <w:lvlText w:val="●"/>
       <w:lvlJc w:val="left"/>
       <w:pPr>
         <w:ind w:left="5760" w:hanging="360"/>
@@ -9961,7 +10944,7 @@
     <w:lvl w:ilvl="8">
       <w:start w:val="1"/>
       <w:numFmt w:val="bullet"/>
-      <w:lvlText w:val="■"/>
+      <w:lvlText w:val="●"/>
       <w:lvlJc w:val="left"/>
       <w:pPr>
         <w:ind w:left="6480" w:hanging="360"/>
@@ -9987,7 +10970,7 @@
     <w:lvl w:ilvl="1">
       <w:start w:val="1"/>
       <w:numFmt w:val="bullet"/>
-      <w:lvlText w:val="○"/>
+      <w:lvlText w:val="●"/>
       <w:lvlJc w:val="left"/>
       <w:pPr>
         <w:ind w:left="1440" w:hanging="360"/>
@@ -9999,7 +10982,7 @@
     <w:lvl w:ilvl="2">
       <w:start w:val="1"/>
       <w:numFmt w:val="bullet"/>
-      <w:lvlText w:val="■"/>
+      <w:lvlText w:val="●"/>
       <w:lvlJc w:val="left"/>
       <w:pPr>
         <w:ind w:left="2160" w:hanging="360"/>
@@ -10023,7 +11006,7 @@
     <w:lvl w:ilvl="4">
       <w:start w:val="1"/>
       <w:numFmt w:val="bullet"/>
-      <w:lvlText w:val="○"/>
+      <w:lvlText w:val="●"/>
       <w:lvlJc w:val="left"/>
       <w:pPr>
         <w:ind w:left="3600" w:hanging="360"/>
@@ -10035,7 +11018,7 @@
     <w:lvl w:ilvl="5">
       <w:start w:val="1"/>
       <w:numFmt w:val="bullet"/>
-      <w:lvlText w:val="■"/>
+      <w:lvlText w:val="●"/>
       <w:lvlJc w:val="left"/>
       <w:pPr>
         <w:ind w:left="4320" w:hanging="360"/>
@@ -10059,7 +11042,7 @@
     <w:lvl w:ilvl="7">
       <w:start w:val="1"/>
       <w:numFmt w:val="bullet"/>
-      <w:lvlText w:val="○"/>
+      <w:lvlText w:val="●"/>
       <w:lvlJc w:val="left"/>
       <w:pPr>
         <w:ind w:left="5760" w:hanging="360"/>
@@ -10071,7 +11054,7 @@
     <w:lvl w:ilvl="8">
       <w:start w:val="1"/>
       <w:numFmt w:val="bullet"/>
-      <w:lvlText w:val="■"/>
+      <w:lvlText w:val="●"/>
       <w:lvlJc w:val="left"/>
       <w:pPr>
         <w:ind w:left="6480" w:hanging="360"/>
@@ -10207,7 +11190,7 @@
     <w:lvl w:ilvl="1">
       <w:start w:val="1"/>
       <w:numFmt w:val="bullet"/>
-      <w:lvlText w:val="●"/>
+      <w:lvlText w:val="○"/>
       <w:lvlJc w:val="left"/>
       <w:pPr>
         <w:ind w:left="1440" w:hanging="360"/>
@@ -10219,7 +11202,7 @@
     <w:lvl w:ilvl="2">
       <w:start w:val="1"/>
       <w:numFmt w:val="bullet"/>
-      <w:lvlText w:val="●"/>
+      <w:lvlText w:val="■"/>
       <w:lvlJc w:val="left"/>
       <w:pPr>
         <w:ind w:left="2160" w:hanging="360"/>
@@ -10243,7 +11226,7 @@
     <w:lvl w:ilvl="4">
       <w:start w:val="1"/>
       <w:numFmt w:val="bullet"/>
-      <w:lvlText w:val="●"/>
+      <w:lvlText w:val="○"/>
       <w:lvlJc w:val="left"/>
       <w:pPr>
         <w:ind w:left="3600" w:hanging="360"/>
@@ -10255,7 +11238,7 @@
     <w:lvl w:ilvl="5">
       <w:start w:val="1"/>
       <w:numFmt w:val="bullet"/>
-      <w:lvlText w:val="●"/>
+      <w:lvlText w:val="■"/>
       <w:lvlJc w:val="left"/>
       <w:pPr>
         <w:ind w:left="4320" w:hanging="360"/>
@@ -10279,7 +11262,7 @@
     <w:lvl w:ilvl="7">
       <w:start w:val="1"/>
       <w:numFmt w:val="bullet"/>
-      <w:lvlText w:val="●"/>
+      <w:lvlText w:val="○"/>
       <w:lvlJc w:val="left"/>
       <w:pPr>
         <w:ind w:left="5760" w:hanging="360"/>
@@ -10291,7 +11274,7 @@
     <w:lvl w:ilvl="8">
       <w:start w:val="1"/>
       <w:numFmt w:val="bullet"/>
-      <w:lvlText w:val="●"/>
+      <w:lvlText w:val="■"/>
       <w:lvlJc w:val="left"/>
       <w:pPr>
         <w:ind w:left="6480" w:hanging="360"/>
@@ -10317,7 +11300,7 @@
     <w:lvl w:ilvl="1">
       <w:start w:val="1"/>
       <w:numFmt w:val="bullet"/>
-      <w:lvlText w:val="●"/>
+      <w:lvlText w:val="○"/>
       <w:lvlJc w:val="left"/>
       <w:pPr>
         <w:ind w:left="1440" w:hanging="360"/>
@@ -10329,7 +11312,7 @@
     <w:lvl w:ilvl="2">
       <w:start w:val="1"/>
       <w:numFmt w:val="bullet"/>
-      <w:lvlText w:val="●"/>
+      <w:lvlText w:val="■"/>
       <w:lvlJc w:val="left"/>
       <w:pPr>
         <w:ind w:left="2160" w:hanging="360"/>
@@ -10353,7 +11336,7 @@
     <w:lvl w:ilvl="4">
       <w:start w:val="1"/>
       <w:numFmt w:val="bullet"/>
-      <w:lvlText w:val="●"/>
+      <w:lvlText w:val="○"/>
       <w:lvlJc w:val="left"/>
       <w:pPr>
         <w:ind w:left="3600" w:hanging="360"/>
@@ -10365,7 +11348,7 @@
     <w:lvl w:ilvl="5">
       <w:start w:val="1"/>
       <w:numFmt w:val="bullet"/>
-      <w:lvlText w:val="●"/>
+      <w:lvlText w:val="■"/>
       <w:lvlJc w:val="left"/>
       <w:pPr>
         <w:ind w:left="4320" w:hanging="360"/>
@@ -10389,7 +11372,7 @@
     <w:lvl w:ilvl="7">
       <w:start w:val="1"/>
       <w:numFmt w:val="bullet"/>
-      <w:lvlText w:val="●"/>
+      <w:lvlText w:val="○"/>
       <w:lvlJc w:val="left"/>
       <w:pPr>
         <w:ind w:left="5760" w:hanging="360"/>
@@ -10401,7 +11384,7 @@
     <w:lvl w:ilvl="8">
       <w:start w:val="1"/>
       <w:numFmt w:val="bullet"/>
-      <w:lvlText w:val="●"/>
+      <w:lvlText w:val="■"/>
       <w:lvlJc w:val="left"/>
       <w:pPr>
         <w:ind w:left="6480" w:hanging="360"/>
@@ -10427,7 +11410,7 @@
     <w:lvl w:ilvl="1">
       <w:start w:val="1"/>
       <w:numFmt w:val="bullet"/>
-      <w:lvlText w:val="○"/>
+      <w:lvlText w:val="●"/>
       <w:lvlJc w:val="left"/>
       <w:pPr>
         <w:ind w:left="1440" w:hanging="360"/>
@@ -10439,7 +11422,7 @@
     <w:lvl w:ilvl="2">
       <w:start w:val="1"/>
       <w:numFmt w:val="bullet"/>
-      <w:lvlText w:val="■"/>
+      <w:lvlText w:val="●"/>
       <w:lvlJc w:val="left"/>
       <w:pPr>
         <w:ind w:left="2160" w:hanging="360"/>
@@ -10463,7 +11446,7 @@
     <w:lvl w:ilvl="4">
       <w:start w:val="1"/>
       <w:numFmt w:val="bullet"/>
-      <w:lvlText w:val="○"/>
+      <w:lvlText w:val="●"/>
       <w:lvlJc w:val="left"/>
       <w:pPr>
         <w:ind w:left="3600" w:hanging="360"/>
@@ -10475,7 +11458,7 @@
     <w:lvl w:ilvl="5">
       <w:start w:val="1"/>
       <w:numFmt w:val="bullet"/>
-      <w:lvlText w:val="■"/>
+      <w:lvlText w:val="●"/>
       <w:lvlJc w:val="left"/>
       <w:pPr>
         <w:ind w:left="4320" w:hanging="360"/>
@@ -10499,7 +11482,7 @@
     <w:lvl w:ilvl="7">
       <w:start w:val="1"/>
       <w:numFmt w:val="bullet"/>
-      <w:lvlText w:val="○"/>
+      <w:lvlText w:val="●"/>
       <w:lvlJc w:val="left"/>
       <w:pPr>
         <w:ind w:left="5760" w:hanging="360"/>
@@ -10511,7 +11494,7 @@
     <w:lvl w:ilvl="8">
       <w:start w:val="1"/>
       <w:numFmt w:val="bullet"/>
-      <w:lvlText w:val="■"/>
+      <w:lvlText w:val="●"/>
       <w:lvlJc w:val="left"/>
       <w:pPr>
         <w:ind w:left="6480" w:hanging="360"/>
@@ -10537,7 +11520,7 @@
     <w:lvl w:ilvl="1">
       <w:start w:val="1"/>
       <w:numFmt w:val="bullet"/>
-      <w:lvlText w:val="○"/>
+      <w:lvlText w:val="●"/>
       <w:lvlJc w:val="left"/>
       <w:pPr>
         <w:ind w:left="1440" w:hanging="360"/>
@@ -10549,7 +11532,7 @@
     <w:lvl w:ilvl="2">
       <w:start w:val="1"/>
       <w:numFmt w:val="bullet"/>
-      <w:lvlText w:val="■"/>
+      <w:lvlText w:val="●"/>
       <w:lvlJc w:val="left"/>
       <w:pPr>
         <w:ind w:left="2160" w:hanging="360"/>
@@ -10573,7 +11556,7 @@
     <w:lvl w:ilvl="4">
       <w:start w:val="1"/>
       <w:numFmt w:val="bullet"/>
-      <w:lvlText w:val="○"/>
+      <w:lvlText w:val="●"/>
       <w:lvlJc w:val="left"/>
       <w:pPr>
         <w:ind w:left="3600" w:hanging="360"/>
@@ -10585,7 +11568,7 @@
     <w:lvl w:ilvl="5">
       <w:start w:val="1"/>
       <w:numFmt w:val="bullet"/>
-      <w:lvlText w:val="■"/>
+      <w:lvlText w:val="●"/>
       <w:lvlJc w:val="left"/>
       <w:pPr>
         <w:ind w:left="4320" w:hanging="360"/>
@@ -10609,7 +11592,7 @@
     <w:lvl w:ilvl="7">
       <w:start w:val="1"/>
       <w:numFmt w:val="bullet"/>
-      <w:lvlText w:val="○"/>
+      <w:lvlText w:val="●"/>
       <w:lvlJc w:val="left"/>
       <w:pPr>
         <w:ind w:left="5760" w:hanging="360"/>
@@ -10621,7 +11604,7 @@
     <w:lvl w:ilvl="8">
       <w:start w:val="1"/>
       <w:numFmt w:val="bullet"/>
-      <w:lvlText w:val="■"/>
+      <w:lvlText w:val="●"/>
       <w:lvlJc w:val="left"/>
       <w:pPr>
         <w:ind w:left="6480" w:hanging="360"/>
@@ -10647,7 +11630,7 @@
     <w:lvl w:ilvl="1">
       <w:start w:val="1"/>
       <w:numFmt w:val="bullet"/>
-      <w:lvlText w:val="●"/>
+      <w:lvlText w:val="○"/>
       <w:lvlJc w:val="left"/>
       <w:pPr>
         <w:ind w:left="1440" w:hanging="360"/>
@@ -10659,7 +11642,7 @@
     <w:lvl w:ilvl="2">
       <w:start w:val="1"/>
       <w:numFmt w:val="bullet"/>
-      <w:lvlText w:val="●"/>
+      <w:lvlText w:val="■"/>
       <w:lvlJc w:val="left"/>
       <w:pPr>
         <w:ind w:left="2160" w:hanging="360"/>
@@ -10683,7 +11666,7 @@
     <w:lvl w:ilvl="4">
       <w:start w:val="1"/>
       <w:numFmt w:val="bullet"/>
-      <w:lvlText w:val="●"/>
+      <w:lvlText w:val="○"/>
       <w:lvlJc w:val="left"/>
       <w:pPr>
         <w:ind w:left="3600" w:hanging="360"/>
@@ -10695,7 +11678,7 @@
     <w:lvl w:ilvl="5">
       <w:start w:val="1"/>
       <w:numFmt w:val="bullet"/>
-      <w:lvlText w:val="●"/>
+      <w:lvlText w:val="■"/>
       <w:lvlJc w:val="left"/>
       <w:pPr>
         <w:ind w:left="4320" w:hanging="360"/>
@@ -10719,7 +11702,7 @@
     <w:lvl w:ilvl="7">
       <w:start w:val="1"/>
       <w:numFmt w:val="bullet"/>
-      <w:lvlText w:val="●"/>
+      <w:lvlText w:val="○"/>
       <w:lvlJc w:val="left"/>
       <w:pPr>
         <w:ind w:left="5760" w:hanging="360"/>
@@ -10731,7 +11714,7 @@
     <w:lvl w:ilvl="8">
       <w:start w:val="1"/>
       <w:numFmt w:val="bullet"/>
-      <w:lvlText w:val="●"/>
+      <w:lvlText w:val="■"/>
       <w:lvlJc w:val="left"/>
       <w:pPr>
         <w:ind w:left="6480" w:hanging="360"/>
@@ -10867,7 +11850,7 @@
     <w:lvl w:ilvl="1">
       <w:start w:val="1"/>
       <w:numFmt w:val="bullet"/>
-      <w:lvlText w:val="○"/>
+      <w:lvlText w:val="●"/>
       <w:lvlJc w:val="left"/>
       <w:pPr>
         <w:ind w:left="1440" w:hanging="360"/>
@@ -10879,7 +11862,7 @@
     <w:lvl w:ilvl="2">
       <w:start w:val="1"/>
       <w:numFmt w:val="bullet"/>
-      <w:lvlText w:val="■"/>
+      <w:lvlText w:val="●"/>
       <w:lvlJc w:val="left"/>
       <w:pPr>
         <w:ind w:left="2160" w:hanging="360"/>
@@ -10903,7 +11886,7 @@
     <w:lvl w:ilvl="4">
       <w:start w:val="1"/>
       <w:numFmt w:val="bullet"/>
-      <w:lvlText w:val="○"/>
+      <w:lvlText w:val="●"/>
       <w:lvlJc w:val="left"/>
       <w:pPr>
         <w:ind w:left="3600" w:hanging="360"/>
@@ -10915,7 +11898,7 @@
     <w:lvl w:ilvl="5">
       <w:start w:val="1"/>
       <w:numFmt w:val="bullet"/>
-      <w:lvlText w:val="■"/>
+      <w:lvlText w:val="●"/>
       <w:lvlJc w:val="left"/>
       <w:pPr>
         <w:ind w:left="4320" w:hanging="360"/>
@@ -10939,7 +11922,7 @@
     <w:lvl w:ilvl="7">
       <w:start w:val="1"/>
       <w:numFmt w:val="bullet"/>
-      <w:lvlText w:val="○"/>
+      <w:lvlText w:val="●"/>
       <w:lvlJc w:val="left"/>
       <w:pPr>
         <w:ind w:left="5760" w:hanging="360"/>
@@ -10951,7 +11934,7 @@
     <w:lvl w:ilvl="8">
       <w:start w:val="1"/>
       <w:numFmt w:val="bullet"/>
-      <w:lvlText w:val="■"/>
+      <w:lvlText w:val="●"/>
       <w:lvlJc w:val="left"/>
       <w:pPr>
         <w:ind w:left="6480" w:hanging="360"/>
@@ -10977,7 +11960,7 @@
     <w:lvl w:ilvl="1">
       <w:start w:val="1"/>
       <w:numFmt w:val="bullet"/>
-      <w:lvlText w:val="●"/>
+      <w:lvlText w:val="○"/>
       <w:lvlJc w:val="left"/>
       <w:pPr>
         <w:ind w:left="1440" w:hanging="360"/>
@@ -10989,7 +11972,7 @@
     <w:lvl w:ilvl="2">
       <w:start w:val="1"/>
       <w:numFmt w:val="bullet"/>
-      <w:lvlText w:val="●"/>
+      <w:lvlText w:val="■"/>
       <w:lvlJc w:val="left"/>
       <w:pPr>
         <w:ind w:left="2160" w:hanging="360"/>
@@ -11013,7 +11996,7 @@
     <w:lvl w:ilvl="4">
       <w:start w:val="1"/>
       <w:numFmt w:val="bullet"/>
-      <w:lvlText w:val="●"/>
+      <w:lvlText w:val="○"/>
       <w:lvlJc w:val="left"/>
       <w:pPr>
         <w:ind w:left="3600" w:hanging="360"/>
@@ -11025,7 +12008,7 @@
     <w:lvl w:ilvl="5">
       <w:start w:val="1"/>
       <w:numFmt w:val="bullet"/>
-      <w:lvlText w:val="●"/>
+      <w:lvlText w:val="■"/>
       <w:lvlJc w:val="left"/>
       <w:pPr>
         <w:ind w:left="4320" w:hanging="360"/>
@@ -11049,7 +12032,7 @@
     <w:lvl w:ilvl="7">
       <w:start w:val="1"/>
       <w:numFmt w:val="bullet"/>
-      <w:lvlText w:val="●"/>
+      <w:lvlText w:val="○"/>
       <w:lvlJc w:val="left"/>
       <w:pPr>
         <w:ind w:left="5760" w:hanging="360"/>
@@ -11061,7 +12044,7 @@
     <w:lvl w:ilvl="8">
       <w:start w:val="1"/>
       <w:numFmt w:val="bullet"/>
-      <w:lvlText w:val="●"/>
+      <w:lvlText w:val="■"/>
       <w:lvlJc w:val="left"/>
       <w:pPr>
         <w:ind w:left="6480" w:hanging="360"/>
@@ -11197,7 +12180,7 @@
     <w:lvl w:ilvl="1">
       <w:start w:val="1"/>
       <w:numFmt w:val="bullet"/>
-      <w:lvlText w:val="●"/>
+      <w:lvlText w:val="○"/>
       <w:lvlJc w:val="left"/>
       <w:pPr>
         <w:ind w:left="1440" w:hanging="360"/>
@@ -11209,7 +12192,7 @@
     <w:lvl w:ilvl="2">
       <w:start w:val="1"/>
       <w:numFmt w:val="bullet"/>
-      <w:lvlText w:val="●"/>
+      <w:lvlText w:val="■"/>
       <w:lvlJc w:val="left"/>
       <w:pPr>
         <w:ind w:left="2160" w:hanging="360"/>
@@ -11233,7 +12216,7 @@
     <w:lvl w:ilvl="4">
       <w:start w:val="1"/>
       <w:numFmt w:val="bullet"/>
-      <w:lvlText w:val="●"/>
+      <w:lvlText w:val="○"/>
       <w:lvlJc w:val="left"/>
       <w:pPr>
         <w:ind w:left="3600" w:hanging="360"/>
@@ -11245,7 +12228,7 @@
     <w:lvl w:ilvl="5">
       <w:start w:val="1"/>
       <w:numFmt w:val="bullet"/>
-      <w:lvlText w:val="●"/>
+      <w:lvlText w:val="■"/>
       <w:lvlJc w:val="left"/>
       <w:pPr>
         <w:ind w:left="4320" w:hanging="360"/>
@@ -11269,7 +12252,7 @@
     <w:lvl w:ilvl="7">
       <w:start w:val="1"/>
       <w:numFmt w:val="bullet"/>
-      <w:lvlText w:val="●"/>
+      <w:lvlText w:val="○"/>
       <w:lvlJc w:val="left"/>
       <w:pPr>
         <w:ind w:left="5760" w:hanging="360"/>
@@ -11281,7 +12264,7 @@
     <w:lvl w:ilvl="8">
       <w:start w:val="1"/>
       <w:numFmt w:val="bullet"/>
-      <w:lvlText w:val="●"/>
+      <w:lvlText w:val="■"/>
       <w:lvlJc w:val="left"/>
       <w:pPr>
         <w:ind w:left="6480" w:hanging="360"/>
@@ -11417,7 +12400,7 @@
     <w:lvl w:ilvl="1">
       <w:start w:val="1"/>
       <w:numFmt w:val="bullet"/>
-      <w:lvlText w:val="●"/>
+      <w:lvlText w:val="○"/>
       <w:lvlJc w:val="left"/>
       <w:pPr>
         <w:ind w:left="1440" w:hanging="360"/>
@@ -11429,7 +12412,7 @@
     <w:lvl w:ilvl="2">
       <w:start w:val="1"/>
       <w:numFmt w:val="bullet"/>
-      <w:lvlText w:val="●"/>
+      <w:lvlText w:val="■"/>
       <w:lvlJc w:val="left"/>
       <w:pPr>
         <w:ind w:left="2160" w:hanging="360"/>
@@ -11453,7 +12436,7 @@
     <w:lvl w:ilvl="4">
       <w:start w:val="1"/>
       <w:numFmt w:val="bullet"/>
-      <w:lvlText w:val="●"/>
+      <w:lvlText w:val="○"/>
       <w:lvlJc w:val="left"/>
       <w:pPr>
         <w:ind w:left="3600" w:hanging="360"/>
@@ -11465,7 +12448,7 @@
     <w:lvl w:ilvl="5">
       <w:start w:val="1"/>
       <w:numFmt w:val="bullet"/>
-      <w:lvlText w:val="●"/>
+      <w:lvlText w:val="■"/>
       <w:lvlJc w:val="left"/>
       <w:pPr>
         <w:ind w:left="4320" w:hanging="360"/>
@@ -11489,7 +12472,7 @@
     <w:lvl w:ilvl="7">
       <w:start w:val="1"/>
       <w:numFmt w:val="bullet"/>
-      <w:lvlText w:val="●"/>
+      <w:lvlText w:val="○"/>
       <w:lvlJc w:val="left"/>
       <w:pPr>
         <w:ind w:left="5760" w:hanging="360"/>
@@ -11501,7 +12484,7 @@
     <w:lvl w:ilvl="8">
       <w:start w:val="1"/>
       <w:numFmt w:val="bullet"/>
-      <w:lvlText w:val="●"/>
+      <w:lvlText w:val="■"/>
       <w:lvlJc w:val="left"/>
       <w:pPr>
         <w:ind w:left="6480" w:hanging="360"/>
@@ -11637,7 +12620,7 @@
     <w:lvl w:ilvl="1">
       <w:start w:val="1"/>
       <w:numFmt w:val="bullet"/>
-      <w:lvlText w:val="○"/>
+      <w:lvlText w:val="●"/>
       <w:lvlJc w:val="left"/>
       <w:pPr>
         <w:ind w:left="1440" w:hanging="360"/>
@@ -11649,7 +12632,7 @@
     <w:lvl w:ilvl="2">
       <w:start w:val="1"/>
       <w:numFmt w:val="bullet"/>
-      <w:lvlText w:val="■"/>
+      <w:lvlText w:val="●"/>
       <w:lvlJc w:val="left"/>
       <w:pPr>
         <w:ind w:left="2160" w:hanging="360"/>
@@ -11673,7 +12656,7 @@
     <w:lvl w:ilvl="4">
       <w:start w:val="1"/>
       <w:numFmt w:val="bullet"/>
-      <w:lvlText w:val="○"/>
+      <w:lvlText w:val="●"/>
       <w:lvlJc w:val="left"/>
       <w:pPr>
         <w:ind w:left="3600" w:hanging="360"/>
@@ -11685,7 +12668,7 @@
     <w:lvl w:ilvl="5">
       <w:start w:val="1"/>
       <w:numFmt w:val="bullet"/>
-      <w:lvlText w:val="■"/>
+      <w:lvlText w:val="●"/>
       <w:lvlJc w:val="left"/>
       <w:pPr>
         <w:ind w:left="4320" w:hanging="360"/>
@@ -11709,7 +12692,7 @@
     <w:lvl w:ilvl="7">
       <w:start w:val="1"/>
       <w:numFmt w:val="bullet"/>
-      <w:lvlText w:val="○"/>
+      <w:lvlText w:val="●"/>
       <w:lvlJc w:val="left"/>
       <w:pPr>
         <w:ind w:left="5760" w:hanging="360"/>
@@ -11721,7 +12704,7 @@
     <w:lvl w:ilvl="8">
       <w:start w:val="1"/>
       <w:numFmt w:val="bullet"/>
-      <w:lvlText w:val="■"/>
+      <w:lvlText w:val="●"/>
       <w:lvlJc w:val="left"/>
       <w:pPr>
         <w:ind w:left="6480" w:hanging="360"/>
@@ -11857,7 +12840,7 @@
     <w:lvl w:ilvl="1">
       <w:start w:val="1"/>
       <w:numFmt w:val="bullet"/>
-      <w:lvlText w:val="○"/>
+      <w:lvlText w:val="●"/>
       <w:lvlJc w:val="left"/>
       <w:pPr>
         <w:ind w:left="1440" w:hanging="360"/>
@@ -11869,7 +12852,7 @@
     <w:lvl w:ilvl="2">
       <w:start w:val="1"/>
       <w:numFmt w:val="bullet"/>
-      <w:lvlText w:val="■"/>
+      <w:lvlText w:val="●"/>
       <w:lvlJc w:val="left"/>
       <w:pPr>
         <w:ind w:left="2160" w:hanging="360"/>
@@ -11893,7 +12876,7 @@
     <w:lvl w:ilvl="4">
       <w:start w:val="1"/>
       <w:numFmt w:val="bullet"/>
-      <w:lvlText w:val="○"/>
+      <w:lvlText w:val="●"/>
       <w:lvlJc w:val="left"/>
       <w:pPr>
         <w:ind w:left="3600" w:hanging="360"/>
@@ -11905,7 +12888,7 @@
     <w:lvl w:ilvl="5">
       <w:start w:val="1"/>
       <w:numFmt w:val="bullet"/>
-      <w:lvlText w:val="■"/>
+      <w:lvlText w:val="●"/>
       <w:lvlJc w:val="left"/>
       <w:pPr>
         <w:ind w:left="4320" w:hanging="360"/>
@@ -11929,7 +12912,7 @@
     <w:lvl w:ilvl="7">
       <w:start w:val="1"/>
       <w:numFmt w:val="bullet"/>
-      <w:lvlText w:val="○"/>
+      <w:lvlText w:val="●"/>
       <w:lvlJc w:val="left"/>
       <w:pPr>
         <w:ind w:left="5760" w:hanging="360"/>
@@ -11941,7 +12924,7 @@
     <w:lvl w:ilvl="8">
       <w:start w:val="1"/>
       <w:numFmt w:val="bullet"/>
-      <w:lvlText w:val="■"/>
+      <w:lvlText w:val="●"/>
       <w:lvlJc w:val="left"/>
       <w:pPr>
         <w:ind w:left="6480" w:hanging="360"/>
@@ -12297,7 +13280,7 @@
     <w:lvl w:ilvl="1">
       <w:start w:val="1"/>
       <w:numFmt w:val="bullet"/>
-      <w:lvlText w:val="●"/>
+      <w:lvlText w:val="○"/>
       <w:lvlJc w:val="left"/>
       <w:pPr>
         <w:ind w:left="1440" w:hanging="360"/>
@@ -12309,7 +13292,7 @@
     <w:lvl w:ilvl="2">
       <w:start w:val="1"/>
       <w:numFmt w:val="bullet"/>
-      <w:lvlText w:val="●"/>
+      <w:lvlText w:val="■"/>
       <w:lvlJc w:val="left"/>
       <w:pPr>
         <w:ind w:left="2160" w:hanging="360"/>
@@ -12333,7 +13316,7 @@
     <w:lvl w:ilvl="4">
       <w:start w:val="1"/>
       <w:numFmt w:val="bullet"/>
-      <w:lvlText w:val="●"/>
+      <w:lvlText w:val="○"/>
       <w:lvlJc w:val="left"/>
       <w:pPr>
         <w:ind w:left="3600" w:hanging="360"/>
@@ -12345,7 +13328,7 @@
     <w:lvl w:ilvl="5">
       <w:start w:val="1"/>
       <w:numFmt w:val="bullet"/>
-      <w:lvlText w:val="●"/>
+      <w:lvlText w:val="■"/>
       <w:lvlJc w:val="left"/>
       <w:pPr>
         <w:ind w:left="4320" w:hanging="360"/>
@@ -12369,7 +13352,7 @@
     <w:lvl w:ilvl="7">
       <w:start w:val="1"/>
       <w:numFmt w:val="bullet"/>
-      <w:lvlText w:val="●"/>
+      <w:lvlText w:val="○"/>
       <w:lvlJc w:val="left"/>
       <w:pPr>
         <w:ind w:left="5760" w:hanging="360"/>
@@ -12381,7 +13364,7 @@
     <w:lvl w:ilvl="8">
       <w:start w:val="1"/>
       <w:numFmt w:val="bullet"/>
-      <w:lvlText w:val="●"/>
+      <w:lvlText w:val="■"/>
       <w:lvlJc w:val="left"/>
       <w:pPr>
         <w:ind w:left="6480" w:hanging="360"/>
@@ -12407,7 +13390,7 @@
     <w:lvl w:ilvl="1">
       <w:start w:val="1"/>
       <w:numFmt w:val="bullet"/>
-      <w:lvlText w:val="○"/>
+      <w:lvlText w:val="●"/>
       <w:lvlJc w:val="left"/>
       <w:pPr>
         <w:ind w:left="1440" w:hanging="360"/>
@@ -12419,7 +13402,7 @@
     <w:lvl w:ilvl="2">
       <w:start w:val="1"/>
       <w:numFmt w:val="bullet"/>
-      <w:lvlText w:val="■"/>
+      <w:lvlText w:val="●"/>
       <w:lvlJc w:val="left"/>
       <w:pPr>
         <w:ind w:left="2160" w:hanging="360"/>
@@ -12443,7 +13426,7 @@
     <w:lvl w:ilvl="4">
       <w:start w:val="1"/>
       <w:numFmt w:val="bullet"/>
-      <w:lvlText w:val="○"/>
+      <w:lvlText w:val="●"/>
       <w:lvlJc w:val="left"/>
       <w:pPr>
         <w:ind w:left="3600" w:hanging="360"/>
@@ -12455,7 +13438,7 @@
     <w:lvl w:ilvl="5">
       <w:start w:val="1"/>
       <w:numFmt w:val="bullet"/>
-      <w:lvlText w:val="■"/>
+      <w:lvlText w:val="●"/>
       <w:lvlJc w:val="left"/>
       <w:pPr>
         <w:ind w:left="4320" w:hanging="360"/>
@@ -12479,7 +13462,7 @@
     <w:lvl w:ilvl="7">
       <w:start w:val="1"/>
       <w:numFmt w:val="bullet"/>
-      <w:lvlText w:val="○"/>
+      <w:lvlText w:val="●"/>
       <w:lvlJc w:val="left"/>
       <w:pPr>
         <w:ind w:left="5760" w:hanging="360"/>
@@ -12491,7 +13474,7 @@
     <w:lvl w:ilvl="8">
       <w:start w:val="1"/>
       <w:numFmt w:val="bullet"/>
-      <w:lvlText w:val="■"/>
+      <w:lvlText w:val="●"/>
       <w:lvlJc w:val="left"/>
       <w:pPr>
         <w:ind w:left="6480" w:hanging="360"/>
@@ -12847,7 +13830,7 @@
     <w:lvl w:ilvl="1">
       <w:start w:val="1"/>
       <w:numFmt w:val="bullet"/>
-      <w:lvlText w:val="●"/>
+      <w:lvlText w:val="○"/>
       <w:lvlJc w:val="left"/>
       <w:pPr>
         <w:ind w:left="1440" w:hanging="360"/>
@@ -12859,7 +13842,7 @@
     <w:lvl w:ilvl="2">
       <w:start w:val="1"/>
       <w:numFmt w:val="bullet"/>
-      <w:lvlText w:val="●"/>
+      <w:lvlText w:val="■"/>
       <w:lvlJc w:val="left"/>
       <w:pPr>
         <w:ind w:left="2160" w:hanging="360"/>
@@ -12883,7 +13866,7 @@
     <w:lvl w:ilvl="4">
       <w:start w:val="1"/>
       <w:numFmt w:val="bullet"/>
-      <w:lvlText w:val="●"/>
+      <w:lvlText w:val="○"/>
       <w:lvlJc w:val="left"/>
       <w:pPr>
         <w:ind w:left="3600" w:hanging="360"/>
@@ -12895,7 +13878,7 @@
     <w:lvl w:ilvl="5">
       <w:start w:val="1"/>
       <w:numFmt w:val="bullet"/>
-      <w:lvlText w:val="●"/>
+      <w:lvlText w:val="■"/>
       <w:lvlJc w:val="left"/>
       <w:pPr>
         <w:ind w:left="4320" w:hanging="360"/>
@@ -12919,7 +13902,7 @@
     <w:lvl w:ilvl="7">
       <w:start w:val="1"/>
       <w:numFmt w:val="bullet"/>
-      <w:lvlText w:val="●"/>
+      <w:lvlText w:val="○"/>
       <w:lvlJc w:val="left"/>
       <w:pPr>
         <w:ind w:left="5760" w:hanging="360"/>
@@ -12931,7 +13914,7 @@
     <w:lvl w:ilvl="8">
       <w:start w:val="1"/>
       <w:numFmt w:val="bullet"/>
-      <w:lvlText w:val="●"/>
+      <w:lvlText w:val="■"/>
       <w:lvlJc w:val="left"/>
       <w:pPr>
         <w:ind w:left="6480" w:hanging="360"/>
@@ -13712,6 +14695,446 @@
     </w:lvl>
   </w:abstractNum>
   <w:abstractNum w:abstractNumId="45">
+    <w:lvl w:ilvl="0">
+      <w:start w:val="1"/>
+      <w:numFmt w:val="bullet"/>
+      <w:lvlText w:val="●"/>
+      <w:lvlJc w:val="left"/>
+      <w:pPr>
+        <w:ind w:left="720" w:hanging="360"/>
+      </w:pPr>
+      <w:rPr>
+        <w:u w:val="none"/>
+      </w:rPr>
+    </w:lvl>
+    <w:lvl w:ilvl="1">
+      <w:start w:val="1"/>
+      <w:numFmt w:val="bullet"/>
+      <w:lvlText w:val="●"/>
+      <w:lvlJc w:val="left"/>
+      <w:pPr>
+        <w:ind w:left="1440" w:hanging="360"/>
+      </w:pPr>
+      <w:rPr>
+        <w:u w:val="none"/>
+      </w:rPr>
+    </w:lvl>
+    <w:lvl w:ilvl="2">
+      <w:start w:val="1"/>
+      <w:numFmt w:val="bullet"/>
+      <w:lvlText w:val="●"/>
+      <w:lvlJc w:val="left"/>
+      <w:pPr>
+        <w:ind w:left="2160" w:hanging="360"/>
+      </w:pPr>
+      <w:rPr>
+        <w:u w:val="none"/>
+      </w:rPr>
+    </w:lvl>
+    <w:lvl w:ilvl="3">
+      <w:start w:val="1"/>
+      <w:numFmt w:val="bullet"/>
+      <w:lvlText w:val="●"/>
+      <w:lvlJc w:val="left"/>
+      <w:pPr>
+        <w:ind w:left="2880" w:hanging="360"/>
+      </w:pPr>
+      <w:rPr>
+        <w:u w:val="none"/>
+      </w:rPr>
+    </w:lvl>
+    <w:lvl w:ilvl="4">
+      <w:start w:val="1"/>
+      <w:numFmt w:val="bullet"/>
+      <w:lvlText w:val="●"/>
+      <w:lvlJc w:val="left"/>
+      <w:pPr>
+        <w:ind w:left="3600" w:hanging="360"/>
+      </w:pPr>
+      <w:rPr>
+        <w:u w:val="none"/>
+      </w:rPr>
+    </w:lvl>
+    <w:lvl w:ilvl="5">
+      <w:start w:val="1"/>
+      <w:numFmt w:val="bullet"/>
+      <w:lvlText w:val="●"/>
+      <w:lvlJc w:val="left"/>
+      <w:pPr>
+        <w:ind w:left="4320" w:hanging="360"/>
+      </w:pPr>
+      <w:rPr>
+        <w:u w:val="none"/>
+      </w:rPr>
+    </w:lvl>
+    <w:lvl w:ilvl="6">
+      <w:start w:val="1"/>
+      <w:numFmt w:val="bullet"/>
+      <w:lvlText w:val="●"/>
+      <w:lvlJc w:val="left"/>
+      <w:pPr>
+        <w:ind w:left="5040" w:hanging="360"/>
+      </w:pPr>
+      <w:rPr>
+        <w:u w:val="none"/>
+      </w:rPr>
+    </w:lvl>
+    <w:lvl w:ilvl="7">
+      <w:start w:val="1"/>
+      <w:numFmt w:val="bullet"/>
+      <w:lvlText w:val="●"/>
+      <w:lvlJc w:val="left"/>
+      <w:pPr>
+        <w:ind w:left="5760" w:hanging="360"/>
+      </w:pPr>
+      <w:rPr>
+        <w:u w:val="none"/>
+      </w:rPr>
+    </w:lvl>
+    <w:lvl w:ilvl="8">
+      <w:start w:val="1"/>
+      <w:numFmt w:val="bullet"/>
+      <w:lvlText w:val="●"/>
+      <w:lvlJc w:val="left"/>
+      <w:pPr>
+        <w:ind w:left="6480" w:hanging="360"/>
+      </w:pPr>
+      <w:rPr>
+        <w:u w:val="none"/>
+      </w:rPr>
+    </w:lvl>
+  </w:abstractNum>
+  <w:abstractNum w:abstractNumId="46">
+    <w:lvl w:ilvl="0">
+      <w:start w:val="1"/>
+      <w:numFmt w:val="bullet"/>
+      <w:lvlText w:val="●"/>
+      <w:lvlJc w:val="left"/>
+      <w:pPr>
+        <w:ind w:left="720" w:hanging="360"/>
+      </w:pPr>
+      <w:rPr>
+        <w:u w:val="none"/>
+      </w:rPr>
+    </w:lvl>
+    <w:lvl w:ilvl="1">
+      <w:start w:val="1"/>
+      <w:numFmt w:val="bullet"/>
+      <w:lvlText w:val="●"/>
+      <w:lvlJc w:val="left"/>
+      <w:pPr>
+        <w:ind w:left="1440" w:hanging="360"/>
+      </w:pPr>
+      <w:rPr>
+        <w:u w:val="none"/>
+      </w:rPr>
+    </w:lvl>
+    <w:lvl w:ilvl="2">
+      <w:start w:val="1"/>
+      <w:numFmt w:val="bullet"/>
+      <w:lvlText w:val="●"/>
+      <w:lvlJc w:val="left"/>
+      <w:pPr>
+        <w:ind w:left="2160" w:hanging="360"/>
+      </w:pPr>
+      <w:rPr>
+        <w:u w:val="none"/>
+      </w:rPr>
+    </w:lvl>
+    <w:lvl w:ilvl="3">
+      <w:start w:val="1"/>
+      <w:numFmt w:val="bullet"/>
+      <w:lvlText w:val="●"/>
+      <w:lvlJc w:val="left"/>
+      <w:pPr>
+        <w:ind w:left="2880" w:hanging="360"/>
+      </w:pPr>
+      <w:rPr>
+        <w:u w:val="none"/>
+      </w:rPr>
+    </w:lvl>
+    <w:lvl w:ilvl="4">
+      <w:start w:val="1"/>
+      <w:numFmt w:val="bullet"/>
+      <w:lvlText w:val="●"/>
+      <w:lvlJc w:val="left"/>
+      <w:pPr>
+        <w:ind w:left="3600" w:hanging="360"/>
+      </w:pPr>
+      <w:rPr>
+        <w:u w:val="none"/>
+      </w:rPr>
+    </w:lvl>
+    <w:lvl w:ilvl="5">
+      <w:start w:val="1"/>
+      <w:numFmt w:val="bullet"/>
+      <w:lvlText w:val="●"/>
+      <w:lvlJc w:val="left"/>
+      <w:pPr>
+        <w:ind w:left="4320" w:hanging="360"/>
+      </w:pPr>
+      <w:rPr>
+        <w:u w:val="none"/>
+      </w:rPr>
+    </w:lvl>
+    <w:lvl w:ilvl="6">
+      <w:start w:val="1"/>
+      <w:numFmt w:val="bullet"/>
+      <w:lvlText w:val="●"/>
+      <w:lvlJc w:val="left"/>
+      <w:pPr>
+        <w:ind w:left="5040" w:hanging="360"/>
+      </w:pPr>
+      <w:rPr>
+        <w:u w:val="none"/>
+      </w:rPr>
+    </w:lvl>
+    <w:lvl w:ilvl="7">
+      <w:start w:val="1"/>
+      <w:numFmt w:val="bullet"/>
+      <w:lvlText w:val="●"/>
+      <w:lvlJc w:val="left"/>
+      <w:pPr>
+        <w:ind w:left="5760" w:hanging="360"/>
+      </w:pPr>
+      <w:rPr>
+        <w:u w:val="none"/>
+      </w:rPr>
+    </w:lvl>
+    <w:lvl w:ilvl="8">
+      <w:start w:val="1"/>
+      <w:numFmt w:val="bullet"/>
+      <w:lvlText w:val="●"/>
+      <w:lvlJc w:val="left"/>
+      <w:pPr>
+        <w:ind w:left="6480" w:hanging="360"/>
+      </w:pPr>
+      <w:rPr>
+        <w:u w:val="none"/>
+      </w:rPr>
+    </w:lvl>
+  </w:abstractNum>
+  <w:abstractNum w:abstractNumId="47">
+    <w:lvl w:ilvl="0">
+      <w:start w:val="1"/>
+      <w:numFmt w:val="bullet"/>
+      <w:lvlText w:val="●"/>
+      <w:lvlJc w:val="left"/>
+      <w:pPr>
+        <w:ind w:left="720" w:hanging="360"/>
+      </w:pPr>
+      <w:rPr>
+        <w:u w:val="none"/>
+      </w:rPr>
+    </w:lvl>
+    <w:lvl w:ilvl="1">
+      <w:start w:val="1"/>
+      <w:numFmt w:val="bullet"/>
+      <w:lvlText w:val="○"/>
+      <w:lvlJc w:val="left"/>
+      <w:pPr>
+        <w:ind w:left="1440" w:hanging="360"/>
+      </w:pPr>
+      <w:rPr>
+        <w:u w:val="none"/>
+      </w:rPr>
+    </w:lvl>
+    <w:lvl w:ilvl="2">
+      <w:start w:val="1"/>
+      <w:numFmt w:val="bullet"/>
+      <w:lvlText w:val="■"/>
+      <w:lvlJc w:val="left"/>
+      <w:pPr>
+        <w:ind w:left="2160" w:hanging="360"/>
+      </w:pPr>
+      <w:rPr>
+        <w:u w:val="none"/>
+      </w:rPr>
+    </w:lvl>
+    <w:lvl w:ilvl="3">
+      <w:start w:val="1"/>
+      <w:numFmt w:val="bullet"/>
+      <w:lvlText w:val="●"/>
+      <w:lvlJc w:val="left"/>
+      <w:pPr>
+        <w:ind w:left="2880" w:hanging="360"/>
+      </w:pPr>
+      <w:rPr>
+        <w:u w:val="none"/>
+      </w:rPr>
+    </w:lvl>
+    <w:lvl w:ilvl="4">
+      <w:start w:val="1"/>
+      <w:numFmt w:val="bullet"/>
+      <w:lvlText w:val="○"/>
+      <w:lvlJc w:val="left"/>
+      <w:pPr>
+        <w:ind w:left="3600" w:hanging="360"/>
+      </w:pPr>
+      <w:rPr>
+        <w:u w:val="none"/>
+      </w:rPr>
+    </w:lvl>
+    <w:lvl w:ilvl="5">
+      <w:start w:val="1"/>
+      <w:numFmt w:val="bullet"/>
+      <w:lvlText w:val="■"/>
+      <w:lvlJc w:val="left"/>
+      <w:pPr>
+        <w:ind w:left="4320" w:hanging="360"/>
+      </w:pPr>
+      <w:rPr>
+        <w:u w:val="none"/>
+      </w:rPr>
+    </w:lvl>
+    <w:lvl w:ilvl="6">
+      <w:start w:val="1"/>
+      <w:numFmt w:val="bullet"/>
+      <w:lvlText w:val="●"/>
+      <w:lvlJc w:val="left"/>
+      <w:pPr>
+        <w:ind w:left="5040" w:hanging="360"/>
+      </w:pPr>
+      <w:rPr>
+        <w:u w:val="none"/>
+      </w:rPr>
+    </w:lvl>
+    <w:lvl w:ilvl="7">
+      <w:start w:val="1"/>
+      <w:numFmt w:val="bullet"/>
+      <w:lvlText w:val="○"/>
+      <w:lvlJc w:val="left"/>
+      <w:pPr>
+        <w:ind w:left="5760" w:hanging="360"/>
+      </w:pPr>
+      <w:rPr>
+        <w:u w:val="none"/>
+      </w:rPr>
+    </w:lvl>
+    <w:lvl w:ilvl="8">
+      <w:start w:val="1"/>
+      <w:numFmt w:val="bullet"/>
+      <w:lvlText w:val="■"/>
+      <w:lvlJc w:val="left"/>
+      <w:pPr>
+        <w:ind w:left="6480" w:hanging="360"/>
+      </w:pPr>
+      <w:rPr>
+        <w:u w:val="none"/>
+      </w:rPr>
+    </w:lvl>
+  </w:abstractNum>
+  <w:abstractNum w:abstractNumId="48">
+    <w:lvl w:ilvl="0">
+      <w:start w:val="1"/>
+      <w:numFmt w:val="bullet"/>
+      <w:lvlText w:val="●"/>
+      <w:lvlJc w:val="left"/>
+      <w:pPr>
+        <w:ind w:left="720" w:hanging="360"/>
+      </w:pPr>
+      <w:rPr>
+        <w:u w:val="none"/>
+      </w:rPr>
+    </w:lvl>
+    <w:lvl w:ilvl="1">
+      <w:start w:val="1"/>
+      <w:numFmt w:val="bullet"/>
+      <w:lvlText w:val="○"/>
+      <w:lvlJc w:val="left"/>
+      <w:pPr>
+        <w:ind w:left="1440" w:hanging="360"/>
+      </w:pPr>
+      <w:rPr>
+        <w:u w:val="none"/>
+      </w:rPr>
+    </w:lvl>
+    <w:lvl w:ilvl="2">
+      <w:start w:val="1"/>
+      <w:numFmt w:val="bullet"/>
+      <w:lvlText w:val="■"/>
+      <w:lvlJc w:val="left"/>
+      <w:pPr>
+        <w:ind w:left="2160" w:hanging="360"/>
+      </w:pPr>
+      <w:rPr>
+        <w:u w:val="none"/>
+      </w:rPr>
+    </w:lvl>
+    <w:lvl w:ilvl="3">
+      <w:start w:val="1"/>
+      <w:numFmt w:val="bullet"/>
+      <w:lvlText w:val="●"/>
+      <w:lvlJc w:val="left"/>
+      <w:pPr>
+        <w:ind w:left="2880" w:hanging="360"/>
+      </w:pPr>
+      <w:rPr>
+        <w:u w:val="none"/>
+      </w:rPr>
+    </w:lvl>
+    <w:lvl w:ilvl="4">
+      <w:start w:val="1"/>
+      <w:numFmt w:val="bullet"/>
+      <w:lvlText w:val="○"/>
+      <w:lvlJc w:val="left"/>
+      <w:pPr>
+        <w:ind w:left="3600" w:hanging="360"/>
+      </w:pPr>
+      <w:rPr>
+        <w:u w:val="none"/>
+      </w:rPr>
+    </w:lvl>
+    <w:lvl w:ilvl="5">
+      <w:start w:val="1"/>
+      <w:numFmt w:val="bullet"/>
+      <w:lvlText w:val="■"/>
+      <w:lvlJc w:val="left"/>
+      <w:pPr>
+        <w:ind w:left="4320" w:hanging="360"/>
+      </w:pPr>
+      <w:rPr>
+        <w:u w:val="none"/>
+      </w:rPr>
+    </w:lvl>
+    <w:lvl w:ilvl="6">
+      <w:start w:val="1"/>
+      <w:numFmt w:val="bullet"/>
+      <w:lvlText w:val="●"/>
+      <w:lvlJc w:val="left"/>
+      <w:pPr>
+        <w:ind w:left="5040" w:hanging="360"/>
+      </w:pPr>
+      <w:rPr>
+        <w:u w:val="none"/>
+      </w:rPr>
+    </w:lvl>
+    <w:lvl w:ilvl="7">
+      <w:start w:val="1"/>
+      <w:numFmt w:val="bullet"/>
+      <w:lvlText w:val="○"/>
+      <w:lvlJc w:val="left"/>
+      <w:pPr>
+        <w:ind w:left="5760" w:hanging="360"/>
+      </w:pPr>
+      <w:rPr>
+        <w:u w:val="none"/>
+      </w:rPr>
+    </w:lvl>
+    <w:lvl w:ilvl="8">
+      <w:start w:val="1"/>
+      <w:numFmt w:val="bullet"/>
+      <w:lvlText w:val="■"/>
+      <w:lvlJc w:val="left"/>
+      <w:pPr>
+        <w:ind w:left="6480" w:hanging="360"/>
+      </w:pPr>
+      <w:rPr>
+        <w:u w:val="none"/>
+      </w:rPr>
+    </w:lvl>
+  </w:abstractNum>
+  <w:abstractNum w:abstractNumId="49">
     <w:lvl w:ilvl="0">
       <w:start w:val="1"/>
       <w:numFmt w:val="bullet"/>
@@ -13955,6 +15378,18 @@
   </w:num>
   <w:num w:numId="45">
     <w:abstractNumId w:val="45"/>
+  </w:num>
+  <w:num w:numId="46">
+    <w:abstractNumId w:val="46"/>
+  </w:num>
+  <w:num w:numId="47">
+    <w:abstractNumId w:val="47"/>
+  </w:num>
+  <w:num w:numId="48">
+    <w:abstractNumId w:val="48"/>
+  </w:num>
+  <w:num w:numId="49">
+    <w:abstractNumId w:val="49"/>
   </w:num>
 </w:numbering>
 </file>
